--- a/files/Aerenson_CV.docx
+++ b/files/Aerenson_CV.docx
@@ -1743,7 +1743,7 @@
     </w:p>
     <w:p>
       <w:r>
-        <w:t>In review:</w:t>
+        <w:t>In prep:</w:t>
       </w:r>
     </w:p>
     <w:p>
@@ -1761,14 +1761,17 @@
         <w:t>Aerenson, T</w:t>
       </w:r>
       <w:r>
-        <w:t xml:space="preserve">., McCoy, D., Elsaesser, G., Wu, J., Nugent, J., Brown, H., Zelinka, M., Burrows, S., Mikkelson, A.: Does it matter that we simulate clouds at the wrong time of day? </w:t>
-      </w:r>
-      <w:r>
-        <w:rPr>
-          <w:i/>
-          <w:iCs/>
-        </w:rPr>
-        <w:t>Science Advances</w:t>
+        <w:t>., Barahona, D., McCoy, D.: Bias in spaceborne cloud droplet number concentration retrieval and new alternatives.</w:t>
+      </w:r>
+      <w:r>
+        <w:t xml:space="preserve"> </w:t>
+      </w:r>
+      <w:r>
+        <w:rPr>
+          <w:i/>
+          <w:iCs/>
+        </w:rPr>
+        <w:t>JGR: Atmospheres</w:t>
       </w:r>
     </w:p>
     <w:p>
@@ -1780,6 +1783,11 @@
       </w:pPr>
     </w:p>
     <w:p>
+      <w:r>
+        <w:t>In review:</w:t>
+      </w:r>
+    </w:p>
+    <w:p>
       <w:pPr>
         <w:rPr>
           <w:i/>
@@ -1794,43 +1802,27 @@
         <w:t>Aerenson, T</w:t>
       </w:r>
       <w:r>
-        <w:t>., McCoy, D., Elsaesser, G.</w:t>
-      </w:r>
-      <w:r>
-        <w:t>, Wu, J.</w:t>
-      </w:r>
-      <w:r>
-        <w:t xml:space="preserve">: </w:t>
-      </w:r>
-      <w:r>
-        <w:t>Drivers of</w:t>
+        <w:t xml:space="preserve">., McCoy, D., Elsaesser, G., Wu, J., Nugent, J., Brown, H., Zelinka, M., Burrows, S., Mikkelson, A.: </w:t>
+      </w:r>
+      <w:r>
+        <w:t>Global models predict clouds at the wrong time of day: does it matter for radiation and climate?</w:t>
       </w:r>
       <w:r>
         <w:t xml:space="preserve"> </w:t>
       </w:r>
       <w:r>
-        <w:t xml:space="preserve">Model Spread </w:t>
-      </w:r>
-      <w:r>
-        <w:t>in</w:t>
-      </w:r>
-      <w:r>
-        <w:t xml:space="preserve"> Snowpack Changes Across</w:t>
-      </w:r>
-      <w:r>
-        <w:t xml:space="preserve"> the American Mountain West. </w:t>
-      </w:r>
-      <w:r>
-        <w:rPr>
-          <w:i/>
-          <w:iCs/>
-        </w:rPr>
-        <w:t>Journal of Climate</w:t>
-      </w:r>
-    </w:p>
-    <w:p>
-      <w:pPr>
-        <w:rPr>
+        <w:rPr>
+          <w:i/>
+          <w:iCs/>
+        </w:rPr>
+        <w:t>Science Advances</w:t>
+      </w:r>
+    </w:p>
+    <w:p>
+      <w:pPr>
+        <w:rPr>
+          <w:i/>
+          <w:iCs/>
           <w:sz w:val="10"/>
           <w:szCs w:val="10"/>
         </w:rPr>
@@ -1843,48 +1835,46 @@
           <w:iCs/>
         </w:rPr>
       </w:pPr>
+      <w:r>
+        <w:t xml:space="preserve">Song, C., McCoy, D., </w:t>
+      </w:r>
       <w:proofErr w:type="spellStart"/>
       <w:r>
-        <w:t>Werapitiya</w:t>
+        <w:t>Molod</w:t>
       </w:r>
       <w:proofErr w:type="spellEnd"/>
       <w:r>
-        <w:t xml:space="preserve">, G., McCoy, D., Elsaesser, G., Wu, J., Gettelman, A., </w:t>
+        <w:t xml:space="preserve">, A., Barahona, D., </w:t>
+      </w:r>
+      <w:r>
+        <w:rPr>
+          <w:b/>
+          <w:bCs/>
+        </w:rPr>
+        <w:t>Aerenson, T.</w:t>
+      </w:r>
+      <w:r>
+        <w:t xml:space="preserve">: Signatures of aerosol-cloud interactions in </w:t>
       </w:r>
       <w:proofErr w:type="spellStart"/>
       <w:r>
-        <w:t>Eidhammer</w:t>
+        <w:t>GiOcean</w:t>
       </w:r>
       <w:proofErr w:type="spellEnd"/>
       <w:r>
-        <w:t xml:space="preserve">, T., </w:t>
-      </w:r>
-      <w:r>
-        <w:rPr>
-          <w:b/>
-          <w:bCs/>
-        </w:rPr>
-        <w:t>Aerenson, T.</w:t>
-      </w:r>
-      <w:r>
-        <w:t>, Song, C.: Climate Model Extratropical Cloud Feedback Constrained by Cloud Sources and Sinks in Cyclones</w:t>
-      </w:r>
-      <w:r>
-        <w:t xml:space="preserve">. </w:t>
-      </w:r>
-      <w:r>
-        <w:rPr>
-          <w:i/>
-          <w:iCs/>
-        </w:rPr>
-        <w:t>Journal of Climate</w:t>
-      </w:r>
-    </w:p>
-    <w:p>
-      <w:pPr>
-        <w:rPr>
-          <w:i/>
-          <w:iCs/>
+        <w:t xml:space="preserve">: A coupled global reanalysis with two-moment cloud microphysics. </w:t>
+      </w:r>
+      <w:r>
+        <w:rPr>
+          <w:i/>
+          <w:iCs/>
+        </w:rPr>
+        <w:t>ACP</w:t>
+      </w:r>
+    </w:p>
+    <w:p>
+      <w:pPr>
+        <w:rPr>
           <w:sz w:val="10"/>
           <w:szCs w:val="10"/>
         </w:rPr>
@@ -1897,6 +1887,61 @@
           <w:iCs/>
         </w:rPr>
       </w:pPr>
+      <w:proofErr w:type="spellStart"/>
+      <w:r>
+        <w:lastRenderedPageBreak/>
+        <w:t>Werapitiya</w:t>
+      </w:r>
+      <w:proofErr w:type="spellEnd"/>
+      <w:r>
+        <w:t xml:space="preserve">, G., McCoy, D., Elsaesser, G., Wu, J., Gettelman, A., </w:t>
+      </w:r>
+      <w:proofErr w:type="spellStart"/>
+      <w:r>
+        <w:t>Eidhammer</w:t>
+      </w:r>
+      <w:proofErr w:type="spellEnd"/>
+      <w:r>
+        <w:t xml:space="preserve">, T., </w:t>
+      </w:r>
+      <w:r>
+        <w:rPr>
+          <w:b/>
+          <w:bCs/>
+        </w:rPr>
+        <w:t>Aerenson, T.</w:t>
+      </w:r>
+      <w:r>
+        <w:t>, Song, C.: Climate Model Extratropical Cloud Feedback Constrained by Cloud Sources and Sinks in Cyclones</w:t>
+      </w:r>
+      <w:r>
+        <w:t xml:space="preserve">. </w:t>
+      </w:r>
+      <w:r>
+        <w:rPr>
+          <w:i/>
+          <w:iCs/>
+        </w:rPr>
+        <w:t>Journal of Climate</w:t>
+      </w:r>
+    </w:p>
+    <w:p>
+      <w:pPr>
+        <w:rPr>
+          <w:i/>
+          <w:iCs/>
+          <w:sz w:val="10"/>
+          <w:szCs w:val="10"/>
+        </w:rPr>
+      </w:pPr>
+    </w:p>
+    <w:p>
+      <w:pPr>
+        <w:rPr>
+          <w:i/>
+          <w:iCs/>
+        </w:rPr>
+      </w:pPr>
       <w:r>
         <w:t xml:space="preserve">Nugent, J., Brown, H., Kirby, A., McCoy, D., Allen, G., </w:t>
       </w:r>
@@ -1932,11 +1977,7 @@
       </w:r>
       <w:proofErr w:type="spellEnd"/>
       <w:r>
-        <w:t xml:space="preserve">, J., Qian, Y., Xie, S., Zelinka, M., Zhang, D., Zhang, </w:t>
-      </w:r>
-      <w:r>
-        <w:lastRenderedPageBreak/>
-        <w:t xml:space="preserve">G., Zhang, K.: Overview of the Nephele Perturbed Parameter Ensemble for aerosol-cloud interactions hosted in E3SMv3. </w:t>
+        <w:t xml:space="preserve">, J., Qian, Y., Xie, S., Zelinka, M., Zhang, D., Zhang, G., Zhang, K.: Overview of the Nephele Perturbed Parameter Ensemble for aerosol-cloud interactions hosted in E3SMv3. </w:t>
       </w:r>
       <w:r>
         <w:rPr>
@@ -1944,6 +1985,52 @@
           <w:iCs/>
         </w:rPr>
         <w:t>JAMES</w:t>
+      </w:r>
+    </w:p>
+    <w:p>
+      <w:pPr>
+        <w:rPr>
+          <w:sz w:val="10"/>
+          <w:szCs w:val="10"/>
+        </w:rPr>
+      </w:pPr>
+    </w:p>
+    <w:p>
+      <w:pPr>
+        <w:rPr>
+          <w:sz w:val="10"/>
+          <w:szCs w:val="10"/>
+        </w:rPr>
+      </w:pPr>
+    </w:p>
+    <w:p>
+      <w:r>
+        <w:t>In press:</w:t>
+      </w:r>
+    </w:p>
+    <w:p>
+      <w:pPr>
+        <w:rPr>
+          <w:i/>
+          <w:iCs/>
+        </w:rPr>
+      </w:pPr>
+      <w:r>
+        <w:rPr>
+          <w:b/>
+          <w:bCs/>
+        </w:rPr>
+        <w:t>Aerenson, T</w:t>
+      </w:r>
+      <w:r>
+        <w:t xml:space="preserve">., McCoy, D., Elsaesser, G., Wu, J.: Drivers of Model Spread in Snowpack Changes Across the American Mountain West. </w:t>
+      </w:r>
+      <w:r>
+        <w:rPr>
+          <w:i/>
+          <w:iCs/>
+        </w:rPr>
+        <w:t>Journal of Climate</w:t>
       </w:r>
     </w:p>
     <w:p>
@@ -2580,21 +2667,8 @@
         <w:rPr>
           <w:bdr w:val="none" w:sz="0" w:space="0" w:color="auto" w:frame="1"/>
         </w:rPr>
-        <w:t>Title: Snow Energetics and SWE in the SnowEx Campaigns and Models (</w:t>
-      </w:r>
-      <w:proofErr w:type="spellStart"/>
-      <w:r>
-        <w:rPr>
-          <w:bdr w:val="none" w:sz="0" w:space="0" w:color="auto" w:frame="1"/>
-        </w:rPr>
-        <w:t>SESSCaM</w:t>
-      </w:r>
-      <w:proofErr w:type="spellEnd"/>
-      <w:r>
-        <w:rPr>
-          <w:bdr w:val="none" w:sz="0" w:space="0" w:color="auto" w:frame="1"/>
-        </w:rPr>
-        <w:t>)</w:t>
+        <w:lastRenderedPageBreak/>
+        <w:t>Title: Snow Energetics and SWE in the SnowEx Campaigns and Models (SESSCaM)</w:t>
       </w:r>
     </w:p>
     <w:p>
@@ -2742,49 +2816,27 @@
         <w:rPr>
           <w:i/>
           <w:iCs/>
-          <w:color w:val="111111"/>
-          <w:sz w:val="22"/>
-          <w:szCs w:val="22"/>
-          <w:shd w:val="clear" w:color="auto" w:fill="FDFDFD"/>
-        </w:rPr>
-      </w:pPr>
-      <w:r>
-        <w:rPr>
-          <w:color w:val="111111"/>
-          <w:sz w:val="22"/>
-          <w:szCs w:val="22"/>
-          <w:shd w:val="clear" w:color="auto" w:fill="FDFDFD"/>
-        </w:rPr>
-        <w:t xml:space="preserve">Aerenson, T., R. Marchand, T. Ackerman 2024: “MISR Observed Trends in Cloud Top Height and Constraints on High Cloud Altitude </w:t>
-      </w:r>
-      <w:proofErr w:type="gramStart"/>
-      <w:r>
-        <w:rPr>
-          <w:color w:val="111111"/>
-          <w:sz w:val="22"/>
-          <w:szCs w:val="22"/>
-          <w:shd w:val="clear" w:color="auto" w:fill="FDFDFD"/>
-        </w:rPr>
-        <w:t>Feedbacks</w:t>
-      </w:r>
-      <w:proofErr w:type="gramEnd"/>
-      <w:r>
-        <w:rPr>
-          <w:color w:val="111111"/>
-          <w:sz w:val="22"/>
-          <w:szCs w:val="22"/>
-          <w:shd w:val="clear" w:color="auto" w:fill="FDFDFD"/>
-        </w:rPr>
-        <w:t xml:space="preserve">” AGU Fall Meeting: Terra: 25 Years of the Earth Observing System Flagship Observatory, Washington, DC. </w:t>
-      </w:r>
-      <w:r>
-        <w:rPr>
-          <w:i/>
-          <w:iCs/>
-          <w:color w:val="111111"/>
-          <w:sz w:val="22"/>
-          <w:szCs w:val="22"/>
-          <w:shd w:val="clear" w:color="auto" w:fill="FDFDFD"/>
+        </w:rPr>
+      </w:pPr>
+      <w:r>
+        <w:t>Aerenson, T.,</w:t>
+      </w:r>
+      <w:r>
+        <w:t xml:space="preserve"> </w:t>
+      </w:r>
+      <w:r>
+        <w:t>D. McCoy, G. Elsaesser, J. Wu, J. Nugent, H. Brown, M. Zelinka, S. Burrows</w:t>
+      </w:r>
+      <w:r>
+        <w:t xml:space="preserve"> 2025</w:t>
+      </w:r>
+      <w:r>
+        <w:t xml:space="preserve">: “Are we simulating clouds at the wrong time of day?” Gordon Research Conference on Radiation and Climate, Lewiston, ME. </w:t>
+      </w:r>
+      <w:r>
+        <w:rPr>
+          <w:i/>
+          <w:iCs/>
         </w:rPr>
         <w:t>Poster</w:t>
       </w:r>
@@ -2792,43 +2844,50 @@
     <w:p>
       <w:pPr>
         <w:rPr>
-          <w:color w:val="111111"/>
+          <w:i/>
+          <w:iCs/>
           <w:sz w:val="10"/>
           <w:szCs w:val="10"/>
-          <w:shd w:val="clear" w:color="auto" w:fill="FDFDFD"/>
-        </w:rPr>
-      </w:pPr>
-    </w:p>
-    <w:p>
-      <w:pPr>
-        <w:rPr>
-          <w:i/>
-          <w:iCs/>
-          <w:color w:val="111111"/>
-          <w:sz w:val="22"/>
-          <w:szCs w:val="22"/>
-          <w:shd w:val="clear" w:color="auto" w:fill="FDFDFD"/>
-        </w:rPr>
-      </w:pPr>
-      <w:r>
-        <w:rPr>
-          <w:color w:val="111111"/>
-          <w:sz w:val="22"/>
-          <w:szCs w:val="22"/>
-          <w:shd w:val="clear" w:color="auto" w:fill="FDFDFD"/>
-        </w:rPr>
-        <w:t xml:space="preserve">Aerenson, T., D. McCoy, G. Elsaesser 2024: “Causes of Model Spread in Predictions of Hydroclimate in the Mountain West” AGU Fall Meeting: Hydroclimate and Extremes in the Western United States in a Changing Climate, Washington, DC. </w:t>
-      </w:r>
-      <w:r>
-        <w:rPr>
-          <w:i/>
-          <w:iCs/>
-          <w:color w:val="111111"/>
-          <w:sz w:val="22"/>
-          <w:szCs w:val="22"/>
-          <w:shd w:val="clear" w:color="auto" w:fill="FDFDFD"/>
-        </w:rPr>
-        <w:t>Poster</w:t>
+        </w:rPr>
+      </w:pPr>
+    </w:p>
+    <w:p>
+      <w:pPr>
+        <w:rPr>
+          <w:i/>
+          <w:iCs/>
+        </w:rPr>
+      </w:pPr>
+      <w:r>
+        <w:t>Aerenson, T.,</w:t>
+      </w:r>
+      <w:r>
+        <w:t xml:space="preserve"> D. McCoy, G. Elsaesser, J. Wu, J. Nugent, H. Brown, M. Zelinka, S. Burrows</w:t>
+      </w:r>
+      <w:r>
+        <w:t xml:space="preserve"> 2025</w:t>
+      </w:r>
+      <w:r>
+        <w:t xml:space="preserve">: “Are we simulating clouds at the wrong time of day?” Gordon Research </w:t>
+      </w:r>
+      <w:r>
+        <w:t>Seminar</w:t>
+      </w:r>
+      <w:r>
+        <w:t xml:space="preserve"> on Radiation and Climate, Lewiston, ME</w:t>
+      </w:r>
+      <w:r>
+        <w:t>.</w:t>
+      </w:r>
+      <w:r>
+        <w:t xml:space="preserve"> </w:t>
+      </w:r>
+      <w:r>
+        <w:rPr>
+          <w:i/>
+          <w:iCs/>
+        </w:rPr>
+        <w:t>Oral</w:t>
       </w:r>
     </w:p>
     <w:p>
@@ -2844,20 +2903,123 @@
     <w:p>
       <w:pPr>
         <w:rPr>
-          <w:color w:val="111111"/>
-          <w:sz w:val="22"/>
-          <w:szCs w:val="22"/>
-          <w:shd w:val="clear" w:color="auto" w:fill="FDFDFD"/>
-        </w:rPr>
-      </w:pPr>
-      <w:r>
-        <w:rPr>
-          <w:color w:val="111111"/>
-          <w:sz w:val="22"/>
-          <w:szCs w:val="22"/>
-          <w:shd w:val="clear" w:color="auto" w:fill="FDFDFD"/>
-        </w:rPr>
-        <w:lastRenderedPageBreak/>
+          <w:i/>
+          <w:iCs/>
+          <w:color w:val="111111"/>
+          <w:sz w:val="22"/>
+          <w:szCs w:val="22"/>
+          <w:shd w:val="clear" w:color="auto" w:fill="FDFDFD"/>
+        </w:rPr>
+      </w:pPr>
+      <w:r>
+        <w:rPr>
+          <w:color w:val="111111"/>
+          <w:sz w:val="22"/>
+          <w:szCs w:val="22"/>
+          <w:shd w:val="clear" w:color="auto" w:fill="FDFDFD"/>
+        </w:rPr>
+        <w:t xml:space="preserve">Aerenson, T., R. Marchand, T. Ackerman 2024: “MISR Observed Trends in Cloud Top Height and Constraints on High Cloud Altitude </w:t>
+      </w:r>
+      <w:proofErr w:type="gramStart"/>
+      <w:r>
+        <w:rPr>
+          <w:color w:val="111111"/>
+          <w:sz w:val="22"/>
+          <w:szCs w:val="22"/>
+          <w:shd w:val="clear" w:color="auto" w:fill="FDFDFD"/>
+        </w:rPr>
+        <w:t>Feedbacks</w:t>
+      </w:r>
+      <w:proofErr w:type="gramEnd"/>
+      <w:r>
+        <w:rPr>
+          <w:color w:val="111111"/>
+          <w:sz w:val="22"/>
+          <w:szCs w:val="22"/>
+          <w:shd w:val="clear" w:color="auto" w:fill="FDFDFD"/>
+        </w:rPr>
+        <w:t xml:space="preserve">” AGU Fall Meeting: Terra: 25 Years of the Earth Observing System Flagship Observatory, Washington, DC. </w:t>
+      </w:r>
+      <w:r>
+        <w:rPr>
+          <w:i/>
+          <w:iCs/>
+          <w:color w:val="111111"/>
+          <w:sz w:val="22"/>
+          <w:szCs w:val="22"/>
+          <w:shd w:val="clear" w:color="auto" w:fill="FDFDFD"/>
+        </w:rPr>
+        <w:t>Poster</w:t>
+      </w:r>
+    </w:p>
+    <w:p>
+      <w:pPr>
+        <w:rPr>
+          <w:color w:val="111111"/>
+          <w:sz w:val="10"/>
+          <w:szCs w:val="10"/>
+          <w:shd w:val="clear" w:color="auto" w:fill="FDFDFD"/>
+        </w:rPr>
+      </w:pPr>
+    </w:p>
+    <w:p>
+      <w:pPr>
+        <w:rPr>
+          <w:i/>
+          <w:iCs/>
+          <w:color w:val="111111"/>
+          <w:sz w:val="22"/>
+          <w:szCs w:val="22"/>
+          <w:shd w:val="clear" w:color="auto" w:fill="FDFDFD"/>
+        </w:rPr>
+      </w:pPr>
+      <w:r>
+        <w:rPr>
+          <w:color w:val="111111"/>
+          <w:sz w:val="22"/>
+          <w:szCs w:val="22"/>
+          <w:shd w:val="clear" w:color="auto" w:fill="FDFDFD"/>
+        </w:rPr>
+        <w:t xml:space="preserve">Aerenson, T., D. McCoy, G. Elsaesser 2024: “Causes of Model Spread in Predictions of Hydroclimate in the Mountain West” AGU Fall Meeting: Hydroclimate and Extremes in the Western United States in a Changing Climate, Washington, DC. </w:t>
+      </w:r>
+      <w:r>
+        <w:rPr>
+          <w:i/>
+          <w:iCs/>
+          <w:color w:val="111111"/>
+          <w:sz w:val="22"/>
+          <w:szCs w:val="22"/>
+          <w:shd w:val="clear" w:color="auto" w:fill="FDFDFD"/>
+        </w:rPr>
+        <w:t>Poster</w:t>
+      </w:r>
+    </w:p>
+    <w:p>
+      <w:pPr>
+        <w:rPr>
+          <w:color w:val="111111"/>
+          <w:sz w:val="10"/>
+          <w:szCs w:val="10"/>
+          <w:shd w:val="clear" w:color="auto" w:fill="FDFDFD"/>
+        </w:rPr>
+      </w:pPr>
+    </w:p>
+    <w:p>
+      <w:pPr>
+        <w:rPr>
+          <w:color w:val="111111"/>
+          <w:sz w:val="22"/>
+          <w:szCs w:val="22"/>
+          <w:shd w:val="clear" w:color="auto" w:fill="FDFDFD"/>
+        </w:rPr>
+      </w:pPr>
+      <w:r>
+        <w:rPr>
+          <w:color w:val="111111"/>
+          <w:sz w:val="22"/>
+          <w:szCs w:val="22"/>
+          <w:shd w:val="clear" w:color="auto" w:fill="FDFDFD"/>
+        </w:rPr>
         <w:t xml:space="preserve">Aerenson, T., D. McCoy 2024: “How Much Does the Cloud Diurnal Cycle Impact SWCRE?” Micro2Macro Origins of Climate Change Uncertainty Workshop, Laramie, WY. </w:t>
       </w:r>
       <w:r>
@@ -4575,7 +4737,6 @@
           <w:i/>
           <w:iCs/>
         </w:rPr>
-        <w:lastRenderedPageBreak/>
         <w:t xml:space="preserve">Postdoc Representative, </w:t>
       </w:r>
       <w:proofErr w:type="spellStart"/>
@@ -4692,6 +4853,140 @@
           <w:iCs/>
         </w:rPr>
         <w:t>Oct 2024 – Present</w:t>
+      </w:r>
+    </w:p>
+    <w:p>
+      <w:pPr>
+        <w:rPr>
+          <w:b/>
+          <w:bCs/>
+        </w:rPr>
+      </w:pPr>
+      <w:r>
+        <w:rPr>
+          <w:i/>
+          <w:iCs/>
+        </w:rPr>
+        <w:t>Strategic Planning Committee Member,</w:t>
+      </w:r>
+      <w:r>
+        <w:t xml:space="preserve"> </w:t>
+      </w:r>
+      <w:proofErr w:type="spellStart"/>
+      <w:r>
+        <w:rPr>
+          <w:b/>
+          <w:bCs/>
+        </w:rPr>
+        <w:t>UWyo</w:t>
+      </w:r>
+      <w:proofErr w:type="spellEnd"/>
+      <w:r>
+        <w:rPr>
+          <w:b/>
+          <w:bCs/>
+        </w:rPr>
+        <w:t xml:space="preserve"> Department of Atmospheric Science, Laramie, WY.</w:t>
+      </w:r>
+    </w:p>
+    <w:p>
+      <w:pPr>
+        <w:rPr>
+          <w:i/>
+          <w:iCs/>
+        </w:rPr>
+      </w:pPr>
+      <w:r>
+        <w:rPr>
+          <w:b/>
+          <w:bCs/>
+        </w:rPr>
+        <w:tab/>
+      </w:r>
+      <w:r>
+        <w:rPr>
+          <w:b/>
+          <w:bCs/>
+        </w:rPr>
+        <w:tab/>
+      </w:r>
+      <w:r>
+        <w:rPr>
+          <w:b/>
+          <w:bCs/>
+        </w:rPr>
+        <w:tab/>
+      </w:r>
+      <w:r>
+        <w:rPr>
+          <w:b/>
+          <w:bCs/>
+        </w:rPr>
+        <w:tab/>
+      </w:r>
+      <w:r>
+        <w:rPr>
+          <w:b/>
+          <w:bCs/>
+        </w:rPr>
+        <w:tab/>
+      </w:r>
+      <w:r>
+        <w:rPr>
+          <w:b/>
+          <w:bCs/>
+        </w:rPr>
+        <w:tab/>
+      </w:r>
+      <w:r>
+        <w:rPr>
+          <w:b/>
+          <w:bCs/>
+        </w:rPr>
+        <w:tab/>
+      </w:r>
+      <w:r>
+        <w:rPr>
+          <w:b/>
+          <w:bCs/>
+        </w:rPr>
+        <w:tab/>
+      </w:r>
+      <w:r>
+        <w:rPr>
+          <w:b/>
+          <w:bCs/>
+        </w:rPr>
+        <w:tab/>
+      </w:r>
+      <w:r>
+        <w:rPr>
+          <w:b/>
+          <w:bCs/>
+        </w:rPr>
+        <w:tab/>
+      </w:r>
+      <w:r>
+        <w:rPr>
+          <w:b/>
+          <w:bCs/>
+        </w:rPr>
+        <w:tab/>
+        <w:t xml:space="preserve">    </w:t>
+      </w:r>
+      <w:r>
+        <w:rPr>
+          <w:b/>
+          <w:bCs/>
+        </w:rPr>
+        <w:t xml:space="preserve">      </w:t>
+      </w:r>
+      <w:r>
+        <w:rPr>
+          <w:i/>
+          <w:iCs/>
+        </w:rPr>
+        <w:t>May – Sep 2025</w:t>
       </w:r>
     </w:p>
     <w:p>
@@ -5127,7 +5422,7 @@
           <w:i/>
           <w:iCs/>
         </w:rPr>
-        <w:t>, Earth and Space Science, Nature: Communications Earth and Environment, Earth and Space Science, Geophysical Research Letters (GRL)</w:t>
+        <w:t>, Earth and Space Science, Nature: Communications Earth and Environment, Geophysical Research Letters (GRL)</w:t>
       </w:r>
       <w:r>
         <w:rPr>
@@ -8342,7 +8637,7 @@
     <w:charset w:val="00"/>
     <w:family w:val="modern"/>
     <w:pitch w:val="fixed"/>
-    <w:sig w:usb0="E0002AFF" w:usb1="C0007843" w:usb2="00000009" w:usb3="00000000" w:csb0="000001FF" w:csb1="00000000"/>
+    <w:sig w:usb0="E0002EFF" w:usb1="C0007843" w:usb2="00000009" w:usb3="00000000" w:csb0="000001FF" w:csb1="00000000"/>
   </w:font>
   <w:font w:name="Wingdings">
     <w:panose1 w:val="05000000000000000000"/>
@@ -8356,7 +8651,7 @@
     <w:charset w:val="00"/>
     <w:family w:val="swiss"/>
     <w:pitch w:val="variable"/>
-    <w:sig w:usb0="E0002AFF" w:usb1="C000247B" w:usb2="00000009" w:usb3="00000000" w:csb0="000001FF" w:csb1="00000000"/>
+    <w:sig w:usb0="E4002EFF" w:usb1="C000247B" w:usb2="00000009" w:usb3="00000000" w:csb0="000001FF" w:csb1="00000000"/>
   </w:font>
   <w:font w:name="Calibri Light">
     <w:panose1 w:val="020F0302020204030204"/>
@@ -8407,6 +8702,7 @@
     <w:rsid w:val="002330D6"/>
     <w:rsid w:val="002857F1"/>
     <w:rsid w:val="002D3DFB"/>
+    <w:rsid w:val="002F3822"/>
     <w:rsid w:val="002F575D"/>
     <w:rsid w:val="00330CB3"/>
     <w:rsid w:val="003614B5"/>
@@ -8417,6 +8713,7 @@
     <w:rsid w:val="005461A6"/>
     <w:rsid w:val="005E70CB"/>
     <w:rsid w:val="00655D39"/>
+    <w:rsid w:val="006D731B"/>
     <w:rsid w:val="00761B7F"/>
     <w:rsid w:val="007C116D"/>
     <w:rsid w:val="008221E4"/>
@@ -8426,11 +8723,11 @@
     <w:rsid w:val="008977AA"/>
     <w:rsid w:val="00976733"/>
     <w:rsid w:val="009D7E29"/>
-    <w:rsid w:val="00B520F4"/>
     <w:rsid w:val="00B72738"/>
     <w:rsid w:val="00CC6BE3"/>
     <w:rsid w:val="00CF1004"/>
     <w:rsid w:val="00D461E0"/>
+    <w:rsid w:val="00DA32A9"/>
     <w:rsid w:val="00DF0F3B"/>
     <w:rsid w:val="00E341C6"/>
     <w:rsid w:val="00E42133"/>

--- a/files/Aerenson_CV.docx
+++ b/files/Aerenson_CV.docx
@@ -1802,7 +1802,13 @@
         <w:t>Aerenson, T</w:t>
       </w:r>
       <w:r>
-        <w:t xml:space="preserve">., McCoy, D., Elsaesser, G., Wu, J., Nugent, J., Brown, H., Zelinka, M., Burrows, S., Mikkelson, A.: </w:t>
+        <w:t>., McCoy, D., Elsaesser, G., Wu, J., Nugent, J., Brown, H.,</w:t>
+      </w:r>
+      <w:r>
+        <w:t xml:space="preserve"> Mikkelson, A.,</w:t>
+      </w:r>
+      <w:r>
+        <w:t xml:space="preserve"> Zelinka, M., </w:t>
       </w:r>
       <w:r>
         <w:t>Global models predict clouds at the wrong time of day: does it matter for radiation and climate?</w:t>
@@ -8713,7 +8719,6 @@
     <w:rsid w:val="005461A6"/>
     <w:rsid w:val="005E70CB"/>
     <w:rsid w:val="00655D39"/>
-    <w:rsid w:val="006D731B"/>
     <w:rsid w:val="00761B7F"/>
     <w:rsid w:val="007C116D"/>
     <w:rsid w:val="008221E4"/>
@@ -8722,6 +8727,7 @@
     <w:rsid w:val="0087045F"/>
     <w:rsid w:val="008977AA"/>
     <w:rsid w:val="00976733"/>
+    <w:rsid w:val="009D39CB"/>
     <w:rsid w:val="009D7E29"/>
     <w:rsid w:val="00B72738"/>
     <w:rsid w:val="00CC6BE3"/>

--- a/files/Aerenson_CV.docx
+++ b/files/Aerenson_CV.docx
@@ -2002,63 +2002,57 @@
       </w:pPr>
     </w:p>
     <w:p>
+      <w:r>
+        <w:t>Published:</w:t>
+      </w:r>
+    </w:p>
+    <w:p>
+      <w:r>
+        <w:rPr>
+          <w:b/>
+          <w:bCs/>
+        </w:rPr>
+        <w:t>Aerenson, T.,</w:t>
+      </w:r>
+      <w:r>
+        <w:t xml:space="preserve"> McCoy, D., Elsaesser, G., &amp; Wu, J. (2025). Drivers of Model Spread in Snowpack Changes Across the American Mountain West. </w:t>
+      </w:r>
+      <w:r>
+        <w:rPr>
+          <w:i/>
+          <w:iCs/>
+        </w:rPr>
+        <w:t>Journal of Climate</w:t>
+      </w:r>
+      <w:r>
+        <w:t xml:space="preserve">, </w:t>
+      </w:r>
+      <w:r>
+        <w:rPr>
+          <w:i/>
+          <w:iCs/>
+        </w:rPr>
+        <w:t>1</w:t>
+      </w:r>
+      <w:r>
+        <w:t>(</w:t>
+      </w:r>
+      <w:proofErr w:type="spellStart"/>
+      <w:r>
+        <w:t>aop</w:t>
+      </w:r>
+      <w:proofErr w:type="spellEnd"/>
+      <w:r>
+        <w:t>). https://doi.org/10.1175/JCLI-D-25-0103.1</w:t>
+      </w:r>
+    </w:p>
+    <w:p>
       <w:pPr>
         <w:rPr>
           <w:sz w:val="10"/>
           <w:szCs w:val="10"/>
         </w:rPr>
       </w:pPr>
-    </w:p>
-    <w:p>
-      <w:r>
-        <w:t>In press:</w:t>
-      </w:r>
-    </w:p>
-    <w:p>
-      <w:pPr>
-        <w:rPr>
-          <w:i/>
-          <w:iCs/>
-        </w:rPr>
-      </w:pPr>
-      <w:r>
-        <w:rPr>
-          <w:b/>
-          <w:bCs/>
-        </w:rPr>
-        <w:t>Aerenson, T</w:t>
-      </w:r>
-      <w:r>
-        <w:t xml:space="preserve">., McCoy, D., Elsaesser, G., Wu, J.: Drivers of Model Spread in Snowpack Changes Across the American Mountain West. </w:t>
-      </w:r>
-      <w:r>
-        <w:rPr>
-          <w:i/>
-          <w:iCs/>
-        </w:rPr>
-        <w:t>Journal of Climate</w:t>
-      </w:r>
-    </w:p>
-    <w:p>
-      <w:pPr>
-        <w:rPr>
-          <w:sz w:val="10"/>
-          <w:szCs w:val="10"/>
-        </w:rPr>
-      </w:pPr>
-    </w:p>
-    <w:p>
-      <w:pPr>
-        <w:rPr>
-          <w:sz w:val="10"/>
-          <w:szCs w:val="10"/>
-        </w:rPr>
-      </w:pPr>
-    </w:p>
-    <w:p>
-      <w:r>
-        <w:t>Published:</w:t>
-      </w:r>
     </w:p>
     <w:p>
       <w:r>
@@ -2673,20 +2667,20 @@
         <w:rPr>
           <w:bdr w:val="none" w:sz="0" w:space="0" w:color="auto" w:frame="1"/>
         </w:rPr>
+        <w:t>Title: Snow Energetics and SWE in the SnowEx Campaigns and Models (SESSCaM)</w:t>
+      </w:r>
+    </w:p>
+    <w:p>
+      <w:pPr>
+        <w:rPr>
+          <w:bdr w:val="none" w:sz="0" w:space="0" w:color="auto" w:frame="1"/>
+        </w:rPr>
+      </w:pPr>
+      <w:r>
+        <w:rPr>
+          <w:bdr w:val="none" w:sz="0" w:space="0" w:color="auto" w:frame="1"/>
+        </w:rPr>
         <w:lastRenderedPageBreak/>
-        <w:t>Title: Snow Energetics and SWE in the SnowEx Campaigns and Models (SESSCaM)</w:t>
-      </w:r>
-    </w:p>
-    <w:p>
-      <w:pPr>
-        <w:rPr>
-          <w:bdr w:val="none" w:sz="0" w:space="0" w:color="auto" w:frame="1"/>
-        </w:rPr>
-      </w:pPr>
-      <w:r>
-        <w:rPr>
-          <w:bdr w:val="none" w:sz="0" w:space="0" w:color="auto" w:frame="1"/>
-        </w:rPr>
         <w:t>Amount Requested: $730,813</w:t>
       </w:r>
     </w:p>
@@ -2828,10 +2822,7 @@
         <w:t>Aerenson, T.,</w:t>
       </w:r>
       <w:r>
-        <w:t xml:space="preserve"> </w:t>
-      </w:r>
-      <w:r>
-        <w:t>D. McCoy, G. Elsaesser, J. Wu, J. Nugent, H. Brown, M. Zelinka, S. Burrows</w:t>
+        <w:t xml:space="preserve"> D. McCoy, G. Elsaesser, J. Wu, J. Nugent, H. Brown, M. Zelinka, S. Burrows</w:t>
       </w:r>
       <w:r>
         <w:t xml:space="preserve"> 2025</w:t>
@@ -2874,19 +2865,7 @@
         <w:t xml:space="preserve"> 2025</w:t>
       </w:r>
       <w:r>
-        <w:t xml:space="preserve">: “Are we simulating clouds at the wrong time of day?” Gordon Research </w:t>
-      </w:r>
-      <w:r>
-        <w:t>Seminar</w:t>
-      </w:r>
-      <w:r>
-        <w:t xml:space="preserve"> on Radiation and Climate, Lewiston, ME</w:t>
-      </w:r>
-      <w:r>
-        <w:t>.</w:t>
-      </w:r>
-      <w:r>
-        <w:t xml:space="preserve"> </w:t>
+        <w:t xml:space="preserve">: “Are we simulating clouds at the wrong time of day?” Gordon Research Seminar on Radiation and Climate, Lewiston, ME. </w:t>
       </w:r>
       <w:r>
         <w:rPr>
@@ -4116,6 +4095,7 @@
           <w:szCs w:val="22"/>
           <w:shd w:val="clear" w:color="auto" w:fill="FDFDFD"/>
         </w:rPr>
+        <w:lastRenderedPageBreak/>
         <w:t>Aerenson</w:t>
       </w:r>
       <w:r>
@@ -4978,14 +4958,7 @@
           <w:bCs/>
         </w:rPr>
         <w:tab/>
-        <w:t xml:space="preserve">    </w:t>
-      </w:r>
-      <w:r>
-        <w:rPr>
-          <w:b/>
-          <w:bCs/>
-        </w:rPr>
-        <w:t xml:space="preserve">      </w:t>
+        <w:t xml:space="preserve">          </w:t>
       </w:r>
       <w:r>
         <w:rPr>
@@ -8725,6 +8698,7 @@
     <w:rsid w:val="00833F63"/>
     <w:rsid w:val="0086214E"/>
     <w:rsid w:val="0087045F"/>
+    <w:rsid w:val="008942DA"/>
     <w:rsid w:val="008977AA"/>
     <w:rsid w:val="00976733"/>
     <w:rsid w:val="009D39CB"/>
@@ -8733,6 +8707,7 @@
     <w:rsid w:val="00CC6BE3"/>
     <w:rsid w:val="00CF1004"/>
     <w:rsid w:val="00D461E0"/>
+    <w:rsid w:val="00D64792"/>
     <w:rsid w:val="00DA32A9"/>
     <w:rsid w:val="00DF0F3B"/>
     <w:rsid w:val="00E341C6"/>

--- a/files/Aerenson_CV.docx
+++ b/files/Aerenson_CV.docx
@@ -1734,8 +1734,6 @@
     <w:p>
       <w:pPr>
         <w:rPr>
-          <w:i/>
-          <w:iCs/>
           <w:sz w:val="10"/>
           <w:szCs w:val="10"/>
         </w:rPr>
@@ -1743,7 +1741,7 @@
     </w:p>
     <w:p>
       <w:r>
-        <w:t>In prep:</w:t>
+        <w:t>In review:</w:t>
       </w:r>
     </w:p>
     <w:p>
@@ -1761,10 +1759,7 @@
         <w:t>Aerenson, T</w:t>
       </w:r>
       <w:r>
-        <w:t>., Barahona, D., McCoy, D.: Bias in spaceborne cloud droplet number concentration retrieval and new alternatives.</w:t>
-      </w:r>
-      <w:r>
-        <w:t xml:space="preserve"> </w:t>
+        <w:t xml:space="preserve">., Barahona, D., McCoy, D.: Bias in spaceborne cloud droplet number concentration retrieval and new alternatives. </w:t>
       </w:r>
       <w:r>
         <w:rPr>
@@ -1783,11 +1778,6 @@
       </w:pPr>
     </w:p>
     <w:p>
-      <w:r>
-        <w:t>In review:</w:t>
-      </w:r>
-    </w:p>
-    <w:p>
       <w:pPr>
         <w:rPr>
           <w:i/>
@@ -1895,7 +1885,6 @@
       </w:pPr>
       <w:proofErr w:type="spellStart"/>
       <w:r>
-        <w:lastRenderedPageBreak/>
         <w:t>Werapitiya</w:t>
       </w:r>
       <w:proofErr w:type="spellEnd"/>
@@ -1949,6 +1938,7 @@
         </w:rPr>
       </w:pPr>
       <w:r>
+        <w:lastRenderedPageBreak/>
         <w:t xml:space="preserve">Nugent, J., Brown, H., Kirby, A., McCoy, D., Allen, G., </w:t>
       </w:r>
       <w:r>
@@ -2680,7 +2670,6 @@
         <w:rPr>
           <w:bdr w:val="none" w:sz="0" w:space="0" w:color="auto" w:frame="1"/>
         </w:rPr>
-        <w:lastRenderedPageBreak/>
         <w:t>Amount Requested: $730,813</w:t>
       </w:r>
     </w:p>
@@ -2819,6 +2808,7 @@
         </w:rPr>
       </w:pPr>
       <w:r>
+        <w:lastRenderedPageBreak/>
         <w:t>Aerenson, T.,</w:t>
       </w:r>
       <w:r>
@@ -4095,7 +4085,6 @@
           <w:szCs w:val="22"/>
           <w:shd w:val="clear" w:color="auto" w:fill="FDFDFD"/>
         </w:rPr>
-        <w:lastRenderedPageBreak/>
         <w:t>Aerenson</w:t>
       </w:r>
       <w:r>
@@ -4205,6 +4194,7 @@
           <w:szCs w:val="22"/>
           <w:shd w:val="clear" w:color="auto" w:fill="FDFDFD"/>
         </w:rPr>
+        <w:lastRenderedPageBreak/>
         <w:t>Aerenson</w:t>
       </w:r>
       <w:r>
@@ -8630,14 +8620,14 @@
     <w:charset w:val="00"/>
     <w:family w:val="swiss"/>
     <w:pitch w:val="variable"/>
-    <w:sig w:usb0="E4002EFF" w:usb1="C000247B" w:usb2="00000009" w:usb3="00000000" w:csb0="000001FF" w:csb1="00000000"/>
+    <w:sig w:usb0="E0002AFF" w:usb1="C000ACFF" w:usb2="00000009" w:usb3="00000000" w:csb0="000001FF" w:csb1="00000000"/>
   </w:font>
   <w:font w:name="Calibri Light">
     <w:panose1 w:val="020F0302020204030204"/>
     <w:charset w:val="00"/>
     <w:family w:val="swiss"/>
     <w:pitch w:val="variable"/>
-    <w:sig w:usb0="E0002AFF" w:usb1="C000247B" w:usb2="00000009" w:usb3="00000000" w:csb0="000001FF" w:csb1="00000000"/>
+    <w:sig w:usb0="E4002EFF" w:usb1="C000247B" w:usb2="00000009" w:usb3="00000000" w:csb0="000001FF" w:csb1="00000000"/>
   </w:font>
   <w:font w:name="Aptos">
     <w:panose1 w:val="020B0004020202020204"/>
@@ -8693,6 +8683,7 @@
     <w:rsid w:val="005E70CB"/>
     <w:rsid w:val="00655D39"/>
     <w:rsid w:val="00761B7F"/>
+    <w:rsid w:val="00772464"/>
     <w:rsid w:val="007C116D"/>
     <w:rsid w:val="008221E4"/>
     <w:rsid w:val="00833F63"/>
@@ -8706,6 +8697,7 @@
     <w:rsid w:val="00B72738"/>
     <w:rsid w:val="00CC6BE3"/>
     <w:rsid w:val="00CF1004"/>
+    <w:rsid w:val="00D45128"/>
     <w:rsid w:val="00D461E0"/>
     <w:rsid w:val="00D64792"/>
     <w:rsid w:val="00DA32A9"/>

--- a/files/Aerenson_CV.docx
+++ b/files/Aerenson_CV.docx
@@ -761,6 +761,150 @@
           <w:i/>
           <w:iCs/>
         </w:rPr>
+        <w:t>Associate Research Scientist</w:t>
+      </w:r>
+      <w:r>
+        <w:t xml:space="preserve"> </w:t>
+      </w:r>
+      <w:r>
+        <w:rPr>
+          <w:b/>
+          <w:bCs/>
+        </w:rPr>
+        <w:t xml:space="preserve">U Wyoming Department of Atmospheric Science, Laramie WY        </w:t>
+      </w:r>
+    </w:p>
+    <w:p>
+      <w:pPr>
+        <w:tabs>
+          <w:tab w:val="left" w:pos="4180"/>
+        </w:tabs>
+        <w:rPr>
+          <w:i/>
+          <w:iCs/>
+        </w:rPr>
+      </w:pPr>
+      <w:r>
+        <w:rPr>
+          <w:b/>
+          <w:bCs/>
+        </w:rPr>
+        <w:tab/>
+      </w:r>
+      <w:r>
+        <w:rPr>
+          <w:b/>
+          <w:bCs/>
+        </w:rPr>
+        <w:tab/>
+      </w:r>
+      <w:r>
+        <w:rPr>
+          <w:b/>
+          <w:bCs/>
+        </w:rPr>
+        <w:tab/>
+      </w:r>
+      <w:r>
+        <w:rPr>
+          <w:b/>
+          <w:bCs/>
+        </w:rPr>
+        <w:tab/>
+      </w:r>
+      <w:r>
+        <w:rPr>
+          <w:b/>
+          <w:bCs/>
+        </w:rPr>
+        <w:tab/>
+      </w:r>
+      <w:r>
+        <w:rPr>
+          <w:b/>
+          <w:bCs/>
+        </w:rPr>
+        <w:tab/>
+      </w:r>
+      <w:r>
+        <w:rPr>
+          <w:b/>
+          <w:bCs/>
+        </w:rPr>
+        <w:tab/>
+        <w:t xml:space="preserve">     </w:t>
+      </w:r>
+      <w:r>
+        <w:rPr>
+          <w:b/>
+          <w:bCs/>
+        </w:rPr>
+        <w:t xml:space="preserve">  </w:t>
+      </w:r>
+      <w:r>
+        <w:rPr>
+          <w:i/>
+          <w:iCs/>
+        </w:rPr>
+        <w:t>Oct</w:t>
+      </w:r>
+      <w:r>
+        <w:rPr>
+          <w:i/>
+          <w:iCs/>
+        </w:rPr>
+        <w:t xml:space="preserve"> 202</w:t>
+      </w:r>
+      <w:r>
+        <w:rPr>
+          <w:i/>
+          <w:iCs/>
+        </w:rPr>
+        <w:t>5</w:t>
+      </w:r>
+      <w:r>
+        <w:rPr>
+          <w:i/>
+          <w:iCs/>
+        </w:rPr>
+        <w:t>-</w:t>
+      </w:r>
+      <w:r>
+        <w:rPr>
+          <w:i/>
+          <w:iCs/>
+        </w:rPr>
+        <w:t>Present</w:t>
+      </w:r>
+    </w:p>
+    <w:p>
+      <w:pPr>
+        <w:tabs>
+          <w:tab w:val="left" w:pos="4180"/>
+        </w:tabs>
+        <w:rPr>
+          <w:i/>
+          <w:iCs/>
+          <w:sz w:val="10"/>
+          <w:szCs w:val="10"/>
+        </w:rPr>
+      </w:pPr>
+    </w:p>
+    <w:p>
+      <w:pPr>
+        <w:tabs>
+          <w:tab w:val="left" w:pos="4180"/>
+        </w:tabs>
+        <w:rPr>
+          <w:b/>
+          <w:bCs/>
+        </w:rPr>
+      </w:pPr>
+      <w:r>
+        <w:rPr>
+          <w:i/>
+          <w:iCs/>
+        </w:rPr>
         <w:t>Postdoctoral Scholar</w:t>
       </w:r>
       <w:r>
@@ -832,14 +976,28 @@
           <w:bCs/>
         </w:rPr>
         <w:tab/>
-        <w:t xml:space="preserve">       </w:t>
-      </w:r>
-      <w:r>
-        <w:rPr>
-          <w:i/>
-          <w:iCs/>
-        </w:rPr>
-        <w:t>Jan 2024-Present</w:t>
+        <w:t xml:space="preserve">     </w:t>
+      </w:r>
+      <w:r>
+        <w:rPr>
+          <w:i/>
+          <w:iCs/>
+        </w:rPr>
+        <w:t>Jan 2024-</w:t>
+      </w:r>
+      <w:r>
+        <w:rPr>
+          <w:i/>
+          <w:iCs/>
+        </w:rPr>
+        <w:t>Oct</w:t>
+      </w:r>
+      <w:r>
+        <w:rPr>
+          <w:i/>
+          <w:iCs/>
+        </w:rPr>
+        <w:t xml:space="preserve"> 2025</w:t>
       </w:r>
     </w:p>
     <w:p>
@@ -1311,48 +1469,42 @@
         </w:rPr>
         <w:t xml:space="preserve">Guest Lecturer, </w:t>
       </w:r>
-      <w:r>
-        <w:rPr>
-          <w:b/>
-          <w:bCs/>
-        </w:rPr>
-        <w:t>University of Wyoming, Laramie WY</w:t>
-      </w:r>
-      <w:r>
-        <w:rPr>
-          <w:b/>
-          <w:bCs/>
-        </w:rPr>
-        <w:tab/>
-      </w:r>
-      <w:r>
-        <w:rPr>
-          <w:b/>
-          <w:bCs/>
-        </w:rPr>
-        <w:tab/>
-      </w:r>
-      <w:r>
-        <w:rPr>
-          <w:b/>
-          <w:bCs/>
-        </w:rPr>
-        <w:tab/>
-      </w:r>
-      <w:r>
-        <w:rPr>
-          <w:b/>
-          <w:bCs/>
-        </w:rPr>
-        <w:tab/>
-      </w:r>
-      <w:r>
-        <w:rPr>
-          <w:b/>
-          <w:bCs/>
-        </w:rPr>
-        <w:tab/>
-        <w:t xml:space="preserve">         </w:t>
+      <w:proofErr w:type="spellStart"/>
+      <w:r>
+        <w:rPr>
+          <w:b/>
+          <w:bCs/>
+        </w:rPr>
+        <w:t>UWyo</w:t>
+      </w:r>
+      <w:proofErr w:type="spellEnd"/>
+      <w:r>
+        <w:rPr>
+          <w:b/>
+          <w:bCs/>
+        </w:rPr>
+        <w:t xml:space="preserve"> Department of Atmospheric Science</w:t>
+      </w:r>
+      <w:r>
+        <w:rPr>
+          <w:b/>
+          <w:bCs/>
+        </w:rPr>
+        <w:t>, Laramie WY</w:t>
+      </w:r>
+      <w:r>
+        <w:rPr>
+          <w:b/>
+          <w:bCs/>
+        </w:rPr>
+        <w:tab/>
+      </w:r>
+      <w:r>
+        <w:rPr>
+          <w:b/>
+          <w:bCs/>
+        </w:rPr>
+        <w:t xml:space="preserve">       </w:t>
       </w:r>
       <w:r>
         <w:rPr>
@@ -1360,6 +1512,13 @@
           <w:iCs/>
         </w:rPr>
         <w:t>Oct 2024</w:t>
+      </w:r>
+      <w:r>
+        <w:rPr>
+          <w:i/>
+          <w:iCs/>
+        </w:rPr>
+        <w:t>-Present</w:t>
       </w:r>
     </w:p>
     <w:p>
@@ -1399,6 +1558,33 @@
     <w:p>
       <w:pPr>
         <w:pStyle w:val="ListParagraph"/>
+        <w:numPr>
+          <w:ilvl w:val="0"/>
+          <w:numId w:val="16"/>
+        </w:numPr>
+        <w:tabs>
+          <w:tab w:val="left" w:pos="4180"/>
+        </w:tabs>
+        <w:rPr>
+          <w:b/>
+          <w:bCs/>
+          <w:i/>
+          <w:iCs/>
+          <w:sz w:val="22"/>
+          <w:szCs w:val="22"/>
+        </w:rPr>
+      </w:pPr>
+      <w:r>
+        <w:rPr>
+          <w:sz w:val="22"/>
+          <w:szCs w:val="22"/>
+        </w:rPr>
+        <w:t>ATSC 5040: Global Physical Climatology</w:t>
+      </w:r>
+    </w:p>
+    <w:p>
+      <w:pPr>
+        <w:pStyle w:val="ListParagraph"/>
         <w:tabs>
           <w:tab w:val="left" w:pos="4180"/>
         </w:tabs>
@@ -1741,43 +1927,77 @@
     </w:p>
     <w:p>
       <w:r>
-        <w:t>In review:</w:t>
-      </w:r>
-    </w:p>
-    <w:p>
-      <w:pPr>
-        <w:rPr>
-          <w:i/>
-          <w:iCs/>
-        </w:rPr>
-      </w:pPr>
-      <w:r>
-        <w:rPr>
-          <w:b/>
-          <w:bCs/>
-        </w:rPr>
-        <w:t>Aerenson, T</w:t>
-      </w:r>
-      <w:r>
-        <w:t xml:space="preserve">., Barahona, D., McCoy, D.: Bias in spaceborne cloud droplet number concentration retrieval and new alternatives. </w:t>
-      </w:r>
-      <w:r>
-        <w:rPr>
-          <w:i/>
-          <w:iCs/>
-        </w:rPr>
-        <w:t>JGR: Atmospheres</w:t>
-      </w:r>
-    </w:p>
-    <w:p>
-      <w:pPr>
-        <w:rPr>
+        <w:t>In prep:</w:t>
+      </w:r>
+    </w:p>
+    <w:p>
+      <w:pPr>
+        <w:rPr>
+          <w:i/>
+          <w:iCs/>
+          <w:sz w:val="22"/>
+          <w:szCs w:val="22"/>
+        </w:rPr>
+      </w:pPr>
+      <w:proofErr w:type="spellStart"/>
+      <w:r>
+        <w:t>Werapitiya</w:t>
+      </w:r>
+      <w:proofErr w:type="spellEnd"/>
+      <w:r>
+        <w:t xml:space="preserve">, G., McCoy, D., </w:t>
+      </w:r>
+      <w:r>
+        <w:rPr>
+          <w:b/>
+          <w:bCs/>
+        </w:rPr>
+        <w:t>Aerenson, T.</w:t>
+      </w:r>
+      <w:r>
+        <w:t xml:space="preserve">, </w:t>
+      </w:r>
+      <w:proofErr w:type="spellStart"/>
+      <w:r>
+        <w:t>Eidhammer</w:t>
+      </w:r>
+      <w:proofErr w:type="spellEnd"/>
+      <w:r>
+        <w:t xml:space="preserve">, T., Elsaesser, G., Gettelman, A., Song, C., Zelinka, M.: </w:t>
+      </w:r>
+      <w:r>
+        <w:rPr>
+          <w:sz w:val="22"/>
+          <w:szCs w:val="22"/>
+        </w:rPr>
+        <w:t xml:space="preserve">Global cloud feedback constrained by precipitation efficiency and the hydrological cycle. </w:t>
+      </w:r>
+      <w:r>
+        <w:rPr>
+          <w:i/>
+          <w:iCs/>
+          <w:sz w:val="22"/>
+          <w:szCs w:val="22"/>
+        </w:rPr>
+        <w:t>PNAS</w:t>
+      </w:r>
+    </w:p>
+    <w:p>
+      <w:pPr>
+        <w:rPr>
+          <w:i/>
+          <w:iCs/>
           <w:sz w:val="10"/>
           <w:szCs w:val="10"/>
         </w:rPr>
       </w:pPr>
     </w:p>
     <w:p>
+      <w:r>
+        <w:t>In review:</w:t>
+      </w:r>
+    </w:p>
+    <w:p>
       <w:pPr>
         <w:rPr>
           <w:i/>
@@ -1792,33 +2012,19 @@
         <w:t>Aerenson, T</w:t>
       </w:r>
       <w:r>
-        <w:t>., McCoy, D., Elsaesser, G., Wu, J., Nugent, J., Brown, H.,</w:t>
-      </w:r>
-      <w:r>
-        <w:t xml:space="preserve"> Mikkelson, A.,</w:t>
-      </w:r>
-      <w:r>
-        <w:t xml:space="preserve"> Zelinka, M., </w:t>
-      </w:r>
-      <w:r>
-        <w:t>Global models predict clouds at the wrong time of day: does it matter for radiation and climate?</w:t>
-      </w:r>
-      <w:r>
-        <w:t xml:space="preserve"> </w:t>
-      </w:r>
-      <w:r>
-        <w:rPr>
-          <w:i/>
-          <w:iCs/>
-        </w:rPr>
-        <w:t>Science Advances</w:t>
-      </w:r>
-    </w:p>
-    <w:p>
-      <w:pPr>
-        <w:rPr>
-          <w:i/>
-          <w:iCs/>
+        <w:t xml:space="preserve">., Barahona, D., McCoy, D.: Bias in spaceborne cloud droplet number concentration retrieval and new alternatives. </w:t>
+      </w:r>
+      <w:r>
+        <w:rPr>
+          <w:i/>
+          <w:iCs/>
+        </w:rPr>
+        <w:t>JGR: Atmospheres</w:t>
+      </w:r>
+    </w:p>
+    <w:p>
+      <w:pPr>
+        <w:rPr>
           <w:sz w:val="10"/>
           <w:szCs w:val="10"/>
         </w:rPr>
@@ -1832,45 +2038,41 @@
         </w:rPr>
       </w:pPr>
       <w:r>
-        <w:t xml:space="preserve">Song, C., McCoy, D., </w:t>
-      </w:r>
-      <w:proofErr w:type="spellStart"/>
-      <w:r>
-        <w:t>Molod</w:t>
-      </w:r>
-      <w:proofErr w:type="spellEnd"/>
-      <w:r>
-        <w:t xml:space="preserve">, A., Barahona, D., </w:t>
-      </w:r>
-      <w:r>
-        <w:rPr>
-          <w:b/>
-          <w:bCs/>
-        </w:rPr>
-        <w:t>Aerenson, T.</w:t>
-      </w:r>
-      <w:r>
-        <w:t xml:space="preserve">: Signatures of aerosol-cloud interactions in </w:t>
-      </w:r>
-      <w:proofErr w:type="spellStart"/>
-      <w:r>
-        <w:t>GiOcean</w:t>
-      </w:r>
-      <w:proofErr w:type="spellEnd"/>
-      <w:r>
-        <w:t xml:space="preserve">: A coupled global reanalysis with two-moment cloud microphysics. </w:t>
-      </w:r>
-      <w:r>
-        <w:rPr>
-          <w:i/>
-          <w:iCs/>
-        </w:rPr>
-        <w:t>ACP</w:t>
-      </w:r>
-    </w:p>
-    <w:p>
-      <w:pPr>
-        <w:rPr>
+        <w:rPr>
+          <w:b/>
+          <w:bCs/>
+        </w:rPr>
+        <w:lastRenderedPageBreak/>
+        <w:t>Aerenson, T</w:t>
+      </w:r>
+      <w:r>
+        <w:t>., McCoy, D., Elsaesser, G., Wu, J., Nugent, J., Brown, H.,</w:t>
+      </w:r>
+      <w:r>
+        <w:t xml:space="preserve"> Mikkelson, A.,</w:t>
+      </w:r>
+      <w:r>
+        <w:t xml:space="preserve"> Zelinka, M., </w:t>
+      </w:r>
+      <w:r>
+        <w:t>Global models predict clouds at the wrong time of day: does it matter for radiation and climate?</w:t>
+      </w:r>
+      <w:r>
+        <w:t xml:space="preserve"> </w:t>
+      </w:r>
+      <w:r>
+        <w:rPr>
+          <w:i/>
+          <w:iCs/>
+        </w:rPr>
+        <w:t>Science Advances</w:t>
+      </w:r>
+    </w:p>
+    <w:p>
+      <w:pPr>
+        <w:rPr>
+          <w:i/>
+          <w:iCs/>
           <w:sz w:val="10"/>
           <w:szCs w:val="10"/>
         </w:rPr>
@@ -1883,48 +2085,46 @@
           <w:iCs/>
         </w:rPr>
       </w:pPr>
+      <w:r>
+        <w:t xml:space="preserve">Song, C., McCoy, D., </w:t>
+      </w:r>
       <w:proofErr w:type="spellStart"/>
       <w:r>
-        <w:t>Werapitiya</w:t>
+        <w:t>Molod</w:t>
       </w:r>
       <w:proofErr w:type="spellEnd"/>
       <w:r>
-        <w:t xml:space="preserve">, G., McCoy, D., Elsaesser, G., Wu, J., Gettelman, A., </w:t>
+        <w:t xml:space="preserve">, A., Barahona, D., </w:t>
+      </w:r>
+      <w:r>
+        <w:rPr>
+          <w:b/>
+          <w:bCs/>
+        </w:rPr>
+        <w:t>Aerenson, T.</w:t>
+      </w:r>
+      <w:r>
+        <w:t xml:space="preserve">: Signatures of aerosol-cloud interactions in </w:t>
       </w:r>
       <w:proofErr w:type="spellStart"/>
       <w:r>
-        <w:t>Eidhammer</w:t>
+        <w:t>GiOcean</w:t>
       </w:r>
       <w:proofErr w:type="spellEnd"/>
       <w:r>
-        <w:t xml:space="preserve">, T., </w:t>
-      </w:r>
-      <w:r>
-        <w:rPr>
-          <w:b/>
-          <w:bCs/>
-        </w:rPr>
-        <w:t>Aerenson, T.</w:t>
-      </w:r>
-      <w:r>
-        <w:t>, Song, C.: Climate Model Extratropical Cloud Feedback Constrained by Cloud Sources and Sinks in Cyclones</w:t>
-      </w:r>
-      <w:r>
-        <w:t xml:space="preserve">. </w:t>
-      </w:r>
-      <w:r>
-        <w:rPr>
-          <w:i/>
-          <w:iCs/>
-        </w:rPr>
-        <w:t>Journal of Climate</w:t>
-      </w:r>
-    </w:p>
-    <w:p>
-      <w:pPr>
-        <w:rPr>
-          <w:i/>
-          <w:iCs/>
+        <w:t xml:space="preserve">: A coupled global reanalysis with two-moment cloud microphysics. </w:t>
+      </w:r>
+      <w:r>
+        <w:rPr>
+          <w:i/>
+          <w:iCs/>
+        </w:rPr>
+        <w:t>ACP</w:t>
+      </w:r>
+    </w:p>
+    <w:p>
+      <w:pPr>
+        <w:rPr>
           <w:sz w:val="10"/>
           <w:szCs w:val="10"/>
         </w:rPr>
@@ -1937,66 +2137,63 @@
           <w:iCs/>
         </w:rPr>
       </w:pPr>
-      <w:r>
-        <w:lastRenderedPageBreak/>
-        <w:t xml:space="preserve">Nugent, J., Brown, H., Kirby, A., McCoy, D., Allen, G., </w:t>
-      </w:r>
-      <w:r>
-        <w:rPr>
-          <w:b/>
-          <w:bCs/>
-        </w:rPr>
-        <w:t>Aerenson, T.,</w:t>
-      </w:r>
-      <w:r>
-        <w:t xml:space="preserve"> Burrows, S., Caulton, D., Fan, J., Feng, Y., Gettelman, A., Griswold, J., Leung, L., </w:t>
-      </w:r>
       <w:proofErr w:type="spellStart"/>
       <w:r>
-        <w:t>Muelmenstaedt</w:t>
+        <w:t>Werapitiya</w:t>
       </w:r>
       <w:proofErr w:type="spellEnd"/>
       <w:r>
-        <w:t xml:space="preserve">, J., Mahfouz, N., Ovchinnikov, </w:t>
-      </w:r>
-      <w:proofErr w:type="gramStart"/>
-      <w:r>
-        <w:t>M,.</w:t>
-      </w:r>
-      <w:proofErr w:type="gramEnd"/>
-      <w:r>
-        <w:t xml:space="preserve"> Jones, D., Shan, Y., Song, X., Silber, I., </w:t>
+        <w:t xml:space="preserve">, G., McCoy, D., Elsaesser, G., Wu, J., Gettelman, A., </w:t>
       </w:r>
       <w:proofErr w:type="spellStart"/>
       <w:r>
-        <w:t>Shpund</w:t>
+        <w:t>Eidhammer</w:t>
       </w:r>
       <w:proofErr w:type="spellEnd"/>
       <w:r>
-        <w:t xml:space="preserve">, J., Qian, Y., Xie, S., Zelinka, M., Zhang, D., Zhang, G., Zhang, K.: Overview of the Nephele Perturbed Parameter Ensemble for aerosol-cloud interactions hosted in E3SMv3. </w:t>
-      </w:r>
-      <w:r>
-        <w:rPr>
-          <w:i/>
-          <w:iCs/>
-        </w:rPr>
-        <w:t>JAMES</w:t>
-      </w:r>
-    </w:p>
-    <w:p>
-      <w:pPr>
-        <w:rPr>
+        <w:t xml:space="preserve">, T., </w:t>
+      </w:r>
+      <w:r>
+        <w:rPr>
+          <w:b/>
+          <w:bCs/>
+        </w:rPr>
+        <w:t>Aerenson, T.</w:t>
+      </w:r>
+      <w:r>
+        <w:t>, Song, C.: Climate Model Extratropical Cloud Feedback Constrained by Cloud Sources and Sinks in Cyclones</w:t>
+      </w:r>
+      <w:r>
+        <w:t xml:space="preserve">. </w:t>
+      </w:r>
+      <w:r>
+        <w:rPr>
+          <w:i/>
+          <w:iCs/>
+        </w:rPr>
+        <w:t>Journal of Climate</w:t>
+      </w:r>
+    </w:p>
+    <w:p>
+      <w:pPr>
+        <w:rPr>
+          <w:i/>
+          <w:iCs/>
           <w:sz w:val="10"/>
           <w:szCs w:val="10"/>
         </w:rPr>
       </w:pPr>
     </w:p>
     <w:p>
-      <w:r>
-        <w:t>Published:</w:t>
-      </w:r>
-    </w:p>
-    <w:p>
+      <w:pPr>
+        <w:rPr>
+          <w:i/>
+          <w:iCs/>
+        </w:rPr>
+      </w:pPr>
+      <w:r>
+        <w:t xml:space="preserve">Nugent, J., Brown, H., Kirby, A., McCoy, D., Allen, G., </w:t>
+      </w:r>
       <w:r>
         <w:rPr>
           <w:b/>
@@ -2005,35 +2202,38 @@
         <w:t>Aerenson, T.,</w:t>
       </w:r>
       <w:r>
-        <w:t xml:space="preserve"> McCoy, D., Elsaesser, G., &amp; Wu, J. (2025). Drivers of Model Spread in Snowpack Changes Across the American Mountain West. </w:t>
-      </w:r>
-      <w:r>
-        <w:rPr>
-          <w:i/>
-          <w:iCs/>
-        </w:rPr>
-        <w:t>Journal of Climate</w:t>
-      </w:r>
-      <w:r>
-        <w:t xml:space="preserve">, </w:t>
-      </w:r>
-      <w:r>
-        <w:rPr>
-          <w:i/>
-          <w:iCs/>
-        </w:rPr>
-        <w:t>1</w:t>
-      </w:r>
-      <w:r>
-        <w:t>(</w:t>
+        <w:t xml:space="preserve"> Burrows, S., Caulton, D., Fan, J., Feng, Y., Gettelman, A., Griswold, J., Leung, L., </w:t>
       </w:r>
       <w:proofErr w:type="spellStart"/>
       <w:r>
-        <w:t>aop</w:t>
+        <w:t>Muelmenstaedt</w:t>
       </w:r>
       <w:proofErr w:type="spellEnd"/>
       <w:r>
-        <w:t>). https://doi.org/10.1175/JCLI-D-25-0103.1</w:t>
+        <w:t xml:space="preserve">, J., Mahfouz, N., Ovchinnikov, </w:t>
+      </w:r>
+      <w:proofErr w:type="gramStart"/>
+      <w:r>
+        <w:t>M,.</w:t>
+      </w:r>
+      <w:proofErr w:type="gramEnd"/>
+      <w:r>
+        <w:t xml:space="preserve"> Jones, D., Shan, Y., Song, X., Silber, I., </w:t>
+      </w:r>
+      <w:proofErr w:type="spellStart"/>
+      <w:r>
+        <w:t>Shpund</w:t>
+      </w:r>
+      <w:proofErr w:type="spellEnd"/>
+      <w:r>
+        <w:t xml:space="preserve">, J., Qian, Y., Xie, S., Zelinka, M., Zhang, D., Zhang, G., Zhang, K.: Overview of the Nephele Perturbed Parameter Ensemble for aerosol-cloud interactions hosted in E3SMv3. </w:t>
+      </w:r>
+      <w:r>
+        <w:rPr>
+          <w:i/>
+          <w:iCs/>
+        </w:rPr>
+        <w:t>JAMES</w:t>
       </w:r>
     </w:p>
     <w:p>
@@ -2046,6 +2246,11 @@
     </w:p>
     <w:p>
       <w:r>
+        <w:t>Published:</w:t>
+      </w:r>
+    </w:p>
+    <w:p>
+      <w:r>
         <w:rPr>
           <w:b/>
           <w:bCs/>
@@ -2053,22 +2258,14 @@
         <w:t>Aerenson, T.,</w:t>
       </w:r>
       <w:r>
-        <w:t xml:space="preserve"> &amp; Marchand, R. (2025). How Do Differences in the Simulation of Present-Day Clouds Affect Cloud </w:t>
-      </w:r>
-      <w:proofErr w:type="gramStart"/>
-      <w:r>
-        <w:t>Feedbacks</w:t>
-      </w:r>
-      <w:proofErr w:type="gramEnd"/>
-      <w:r>
-        <w:t xml:space="preserve">? </w:t>
-      </w:r>
-      <w:r>
-        <w:rPr>
-          <w:i/>
-          <w:iCs/>
-        </w:rPr>
-        <w:t>Journal of Geophysical Research: Atmospheres</w:t>
+        <w:t xml:space="preserve"> McCoy, D., Elsaesser, G., &amp; Wu, J. (2025). Drivers of Model Spread in Snowpack Changes Across the American Mountain West. </w:t>
+      </w:r>
+      <w:r>
+        <w:rPr>
+          <w:i/>
+          <w:iCs/>
+        </w:rPr>
+        <w:t>Journal of Climate</w:t>
       </w:r>
       <w:r>
         <w:t xml:space="preserve">, </w:t>
@@ -2078,10 +2275,18 @@
           <w:i/>
           <w:iCs/>
         </w:rPr>
-        <w:t>130</w:t>
-      </w:r>
-      <w:r>
-        <w:t>(12), e2025JD044020. https://doi.org/10.1029/2025JD044020</w:t>
+        <w:t>1</w:t>
+      </w:r>
+      <w:r>
+        <w:t>(</w:t>
+      </w:r>
+      <w:proofErr w:type="spellStart"/>
+      <w:r>
+        <w:t>aop</w:t>
+      </w:r>
+      <w:proofErr w:type="spellEnd"/>
+      <w:r>
+        <w:t>). https://doi.org/10.1175/JCLI-D-25-0103.1</w:t>
       </w:r>
     </w:p>
     <w:p>
@@ -2101,7 +2306,15 @@
         <w:t>Aerenson, T.,</w:t>
       </w:r>
       <w:r>
-        <w:t xml:space="preserve"> Marchand, R., &amp; Zhou, C. (2024). Cloud Responses to Abrupt Solar and CO2 Forcing: 2. Adjustment to Forcing in Coupled Models. </w:t>
+        <w:t xml:space="preserve"> &amp; Marchand, R. (2025). How Do Differences in the Simulation of Present-Day Clouds Affect Cloud </w:t>
+      </w:r>
+      <w:proofErr w:type="gramStart"/>
+      <w:r>
+        <w:t>Feedbacks</w:t>
+      </w:r>
+      <w:proofErr w:type="gramEnd"/>
+      <w:r>
+        <w:t xml:space="preserve">? </w:t>
       </w:r>
       <w:r>
         <w:rPr>
@@ -2118,10 +2331,10 @@
           <w:i/>
           <w:iCs/>
         </w:rPr>
-        <w:t>129</w:t>
-      </w:r>
-      <w:r>
-        <w:t>(12), e2023JD040297. https://doi.org/10.1029/2023JD040297</w:t>
+        <w:t>130</w:t>
+      </w:r>
+      <w:r>
+        <w:t>(12), e2025JD044020. https://doi.org/10.1029/2025JD044020</w:t>
       </w:r>
     </w:p>
     <w:p>
@@ -2141,15 +2354,7 @@
         <w:t>Aerenson, T.,</w:t>
       </w:r>
       <w:r>
-        <w:t xml:space="preserve"> &amp; Marchand, R. (2024). Cloud Responses to Abrupt Solar and CO2 Forcing: 1. Temperature Mediated Cloud </w:t>
-      </w:r>
-      <w:proofErr w:type="gramStart"/>
-      <w:r>
-        <w:t>Feedbacks</w:t>
-      </w:r>
-      <w:proofErr w:type="gramEnd"/>
-      <w:r>
-        <w:t xml:space="preserve">. </w:t>
+        <w:t xml:space="preserve"> Marchand, R., &amp; Zhou, C. (2024). Cloud Responses to Abrupt Solar and CO2 Forcing: 2. Adjustment to Forcing in Coupled Models. </w:t>
       </w:r>
       <w:r>
         <w:rPr>
@@ -2169,7 +2374,7 @@
         <w:t>129</w:t>
       </w:r>
       <w:r>
-        <w:t>(12), e2023JD040296. https://doi.org/10.1029/2023JD040296</w:t>
+        <w:t>(12), e2023JD040297. https://doi.org/10.1029/2023JD040297</w:t>
       </w:r>
     </w:p>
     <w:p>
@@ -2182,9 +2387,6 @@
     </w:p>
     <w:p>
       <w:r>
-        <w:t xml:space="preserve">Poletti, A. N., W Frierson, D. M., </w:t>
-      </w:r>
-      <w:r>
         <w:rPr>
           <w:b/>
           <w:bCs/>
@@ -2192,14 +2394,22 @@
         <w:t>Aerenson, T.,</w:t>
       </w:r>
       <w:r>
-        <w:t xml:space="preserve"> Nikumbh, A., Carroll, R., Henshaw, W., &amp; Scheff, J. (2024). Atmosphere and ocean energy transport in extreme warming scenarios. </w:t>
-      </w:r>
-      <w:r>
-        <w:rPr>
-          <w:i/>
-          <w:iCs/>
-        </w:rPr>
-        <w:t>PLOS Climate</w:t>
+        <w:t xml:space="preserve"> &amp; Marchand, R. (2024). Cloud Responses to Abrupt Solar and CO2 Forcing: 1. Temperature Mediated Cloud </w:t>
+      </w:r>
+      <w:proofErr w:type="gramStart"/>
+      <w:r>
+        <w:t>Feedbacks</w:t>
+      </w:r>
+      <w:proofErr w:type="gramEnd"/>
+      <w:r>
+        <w:t xml:space="preserve">. </w:t>
+      </w:r>
+      <w:r>
+        <w:rPr>
+          <w:i/>
+          <w:iCs/>
+        </w:rPr>
+        <w:t>Journal of Geophysical Research: Atmospheres</w:t>
       </w:r>
       <w:r>
         <w:t xml:space="preserve">, </w:t>
@@ -2209,10 +2419,10 @@
           <w:i/>
           <w:iCs/>
         </w:rPr>
-        <w:t>3</w:t>
-      </w:r>
-      <w:r>
-        <w:t>(2), e0000343. https://doi.org/10.1371/JOURNAL.PCLM.0000343</w:t>
+        <w:t>129</w:t>
+      </w:r>
+      <w:r>
+        <w:t>(12), e2023JD040296. https://doi.org/10.1029/2023JD040296</w:t>
       </w:r>
     </w:p>
     <w:p>
@@ -2225,76 +2435,37 @@
     </w:p>
     <w:p>
       <w:r>
-        <w:rPr>
-          <w:b/>
-          <w:bCs/>
-        </w:rPr>
-        <w:t>Aerenson</w:t>
-      </w:r>
-      <w:r>
-        <w:rPr>
-          <w:b/>
-          <w:bCs/>
-        </w:rPr>
-        <w:t>,</w:t>
-      </w:r>
-      <w:r>
-        <w:rPr>
-          <w:b/>
-          <w:bCs/>
-        </w:rPr>
-        <w:t xml:space="preserve"> T.,</w:t>
-      </w:r>
-      <w:r>
-        <w:t xml:space="preserve"> Marchand</w:t>
-      </w:r>
-      <w:r>
-        <w:t>,</w:t>
-      </w:r>
-      <w:r>
-        <w:t xml:space="preserve"> R., </w:t>
-      </w:r>
-      <w:proofErr w:type="spellStart"/>
-      <w:r>
-        <w:t>Chepfer</w:t>
-      </w:r>
-      <w:proofErr w:type="spellEnd"/>
-      <w:r>
-        <w:t>,</w:t>
-      </w:r>
-      <w:r>
-        <w:t xml:space="preserve"> H., Medeiros</w:t>
-      </w:r>
-      <w:r>
-        <w:t>,</w:t>
-      </w:r>
-      <w:r>
-        <w:t xml:space="preserve"> B. </w:t>
-      </w:r>
-      <w:r>
-        <w:t>(</w:t>
-      </w:r>
-      <w:r>
-        <w:t>2022</w:t>
-      </w:r>
-      <w:r>
-        <w:t>).</w:t>
-      </w:r>
-      <w:r>
-        <w:t xml:space="preserve"> When Will MISR Detect Rising High Clouds? </w:t>
-      </w:r>
-      <w:r>
-        <w:rPr>
-          <w:i/>
-          <w:iCs/>
-        </w:rPr>
-        <w:t>Journal of Geophysical Research: Atmospheres, 127(2)</w:t>
-      </w:r>
-      <w:r>
-        <w:t xml:space="preserve">, e2021JD035865. </w:t>
-      </w:r>
-      <w:r>
-        <w:t>https://doi.org/10.1029/2021JD035865</w:t>
+        <w:t xml:space="preserve">Poletti, A. N., W Frierson, D. M., </w:t>
+      </w:r>
+      <w:r>
+        <w:rPr>
+          <w:b/>
+          <w:bCs/>
+        </w:rPr>
+        <w:t>Aerenson, T.,</w:t>
+      </w:r>
+      <w:r>
+        <w:t xml:space="preserve"> Nikumbh, A., Carroll, R., Henshaw, W., &amp; Scheff, J. (2024). Atmosphere and ocean energy transport in extreme warming scenarios. </w:t>
+      </w:r>
+      <w:r>
+        <w:rPr>
+          <w:i/>
+          <w:iCs/>
+        </w:rPr>
+        <w:t>PLOS Climate</w:t>
+      </w:r>
+      <w:r>
+        <w:t xml:space="preserve">, </w:t>
+      </w:r>
+      <w:r>
+        <w:rPr>
+          <w:i/>
+          <w:iCs/>
+        </w:rPr>
+        <w:t>3</w:t>
+      </w:r>
+      <w:r>
+        <w:t>(2), e0000343. https://doi.org/10.1371/JOURNAL.PCLM.0000343</w:t>
       </w:r>
     </w:p>
     <w:p>
@@ -2309,66 +2480,74 @@
       <w:r>
         <w:rPr>
           <w:b/>
+          <w:bCs/>
         </w:rPr>
         <w:t>Aerenson</w:t>
       </w:r>
       <w:r>
         <w:rPr>
           <w:b/>
+          <w:bCs/>
         </w:rPr>
         <w:t>,</w:t>
       </w:r>
       <w:r>
         <w:rPr>
           <w:b/>
-        </w:rPr>
-        <w:t xml:space="preserve"> T., </w:t>
-      </w:r>
-      <w:r>
-        <w:t>Tebaldi</w:t>
+          <w:bCs/>
+        </w:rPr>
+        <w:t xml:space="preserve"> T.,</w:t>
+      </w:r>
+      <w:r>
+        <w:t xml:space="preserve"> Marchand</w:t>
       </w:r>
       <w:r>
         <w:t>,</w:t>
       </w:r>
       <w:r>
-        <w:t xml:space="preserve"> C., Sanderson</w:t>
-      </w:r>
+        <w:t xml:space="preserve"> R., </w:t>
+      </w:r>
+      <w:proofErr w:type="spellStart"/>
+      <w:r>
+        <w:t>Chepfer</w:t>
+      </w:r>
+      <w:proofErr w:type="spellEnd"/>
       <w:r>
         <w:t>,</w:t>
       </w:r>
       <w:r>
-        <w:t xml:space="preserve"> B., Lamarque</w:t>
+        <w:t xml:space="preserve"> H., Medeiros</w:t>
       </w:r>
       <w:r>
         <w:t>,</w:t>
       </w:r>
       <w:r>
-        <w:t xml:space="preserve"> J.F.</w:t>
-      </w:r>
-      <w:r>
-        <w:t xml:space="preserve"> (</w:t>
-      </w:r>
-      <w:r>
-        <w:t>201</w:t>
-      </w:r>
-      <w:r>
-        <w:t>8</w:t>
+        <w:t xml:space="preserve"> B. </w:t>
+      </w:r>
+      <w:r>
+        <w:t>(</w:t>
+      </w:r>
+      <w:r>
+        <w:t>2022</w:t>
       </w:r>
       <w:r>
         <w:t>).</w:t>
       </w:r>
       <w:r>
-        <w:t xml:space="preserve"> Changes in a suite of indicators of extreme temperature and precipitation under 1.5 and 2 degrees warming. </w:t>
-      </w:r>
-      <w:r>
-        <w:rPr>
-          <w:i/>
-          <w:iCs/>
-        </w:rPr>
-        <w:t xml:space="preserve">Environmental Research Letters </w:t>
-      </w:r>
-      <w:r>
-        <w:t>https://doi.org/10.1088/1748-9326/aaafd6</w:t>
+        <w:t xml:space="preserve"> When Will MISR Detect Rising High Clouds? </w:t>
+      </w:r>
+      <w:r>
+        <w:rPr>
+          <w:i/>
+          <w:iCs/>
+        </w:rPr>
+        <w:t>Journal of Geophysical Research: Atmospheres, 127(2)</w:t>
+      </w:r>
+      <w:r>
+        <w:t xml:space="preserve">, e2021JD035865. </w:t>
+      </w:r>
+      <w:r>
+        <w:t>https://doi.org/10.1029/2021JD035865</w:t>
       </w:r>
     </w:p>
     <w:p>
@@ -2380,6 +2559,80 @@
       </w:pPr>
     </w:p>
     <w:p>
+      <w:r>
+        <w:rPr>
+          <w:b/>
+        </w:rPr>
+        <w:t>Aerenson</w:t>
+      </w:r>
+      <w:r>
+        <w:rPr>
+          <w:b/>
+        </w:rPr>
+        <w:t>,</w:t>
+      </w:r>
+      <w:r>
+        <w:rPr>
+          <w:b/>
+        </w:rPr>
+        <w:t xml:space="preserve"> T., </w:t>
+      </w:r>
+      <w:r>
+        <w:t>Tebaldi</w:t>
+      </w:r>
+      <w:r>
+        <w:t>,</w:t>
+      </w:r>
+      <w:r>
+        <w:t xml:space="preserve"> C., Sanderson</w:t>
+      </w:r>
+      <w:r>
+        <w:t>,</w:t>
+      </w:r>
+      <w:r>
+        <w:t xml:space="preserve"> B., Lamarque</w:t>
+      </w:r>
+      <w:r>
+        <w:t>,</w:t>
+      </w:r>
+      <w:r>
+        <w:t xml:space="preserve"> J.F.</w:t>
+      </w:r>
+      <w:r>
+        <w:t xml:space="preserve"> (</w:t>
+      </w:r>
+      <w:r>
+        <w:t>201</w:t>
+      </w:r>
+      <w:r>
+        <w:t>8</w:t>
+      </w:r>
+      <w:r>
+        <w:t>).</w:t>
+      </w:r>
+      <w:r>
+        <w:t xml:space="preserve"> Changes in a suite of indicators of extreme temperature and precipitation under 1.5 and 2 degrees warming. </w:t>
+      </w:r>
+      <w:r>
+        <w:rPr>
+          <w:i/>
+          <w:iCs/>
+        </w:rPr>
+        <w:t xml:space="preserve">Environmental Research Letters </w:t>
+      </w:r>
+      <w:r>
+        <w:t>https://doi.org/10.1088/1748-9326/aaafd6</w:t>
+      </w:r>
+    </w:p>
+    <w:p>
+      <w:pPr>
+        <w:rPr>
+          <w:sz w:val="10"/>
+          <w:szCs w:val="10"/>
+        </w:rPr>
+      </w:pPr>
+    </w:p>
+    <w:p>
       <w:pPr>
         <w:rPr>
           <w:b/>
@@ -2530,7 +2783,7 @@
           <w:iCs/>
           <w:bdr w:val="none" w:sz="0" w:space="0" w:color="auto" w:frame="1"/>
         </w:rPr>
-        <w:t>Pending</w:t>
+        <w:t>Selected</w:t>
       </w:r>
     </w:p>
     <w:p>
@@ -2543,6 +2796,7 @@
         <w:rPr>
           <w:bdr w:val="none" w:sz="0" w:space="0" w:color="auto" w:frame="1"/>
         </w:rPr>
+        <w:lastRenderedPageBreak/>
         <w:t>Title: Creating the framework for the next generation Energy Exascale Earth System Model (E3SM) at PROCEED (Perturbed physics ensemble Regression Optimization Center for ESM Evaluation and Development)</w:t>
       </w:r>
     </w:p>
@@ -2556,7 +2810,13 @@
         <w:rPr>
           <w:bdr w:val="none" w:sz="0" w:space="0" w:color="auto" w:frame="1"/>
         </w:rPr>
-        <w:t>Amount Requested: $3,525,182</w:t>
+        <w:t>Amount Requested: $3</w:t>
+      </w:r>
+      <w:r>
+        <w:rPr>
+          <w:bdr w:val="none" w:sz="0" w:space="0" w:color="auto" w:frame="1"/>
+        </w:rPr>
+        <w:t>M</w:t>
       </w:r>
     </w:p>
     <w:p>
@@ -2629,6 +2889,8 @@
     <w:p>
       <w:pPr>
         <w:rPr>
+          <w:i/>
+          <w:iCs/>
           <w:bdr w:val="none" w:sz="0" w:space="0" w:color="auto" w:frame="1"/>
         </w:rPr>
       </w:pPr>
@@ -2644,7 +2906,7 @@
           <w:iCs/>
           <w:bdr w:val="none" w:sz="0" w:space="0" w:color="auto" w:frame="1"/>
         </w:rPr>
-        <w:t>Declined</w:t>
+        <w:t>Not selected</w:t>
       </w:r>
     </w:p>
     <w:p>
@@ -2675,157 +2937,493 @@
     </w:p>
     <w:p>
       <w:pPr>
-        <w:spacing w:after="60"/>
-        <w:rPr>
-          <w:b/>
-          <w:bCs/>
+        <w:rPr>
+          <w:b/>
+        </w:rPr>
+      </w:pPr>
+      <w:r>
+        <w:rPr>
+          <w:b/>
+          <w:u w:val="single"/>
+        </w:rPr>
+        <w:t>Service</w:t>
+      </w:r>
+      <w:r>
+        <w:rPr>
+          <w:b/>
+          <w:u w:val="single"/>
+        </w:rPr>
+        <w:tab/>
+      </w:r>
+      <w:r>
+        <w:rPr>
+          <w:b/>
+          <w:u w:val="single"/>
+        </w:rPr>
+        <w:tab/>
+      </w:r>
+      <w:r>
+        <w:rPr>
+          <w:b/>
+          <w:u w:val="single"/>
+        </w:rPr>
+        <w:tab/>
+      </w:r>
+      <w:r>
+        <w:rPr>
+          <w:b/>
+          <w:u w:val="single"/>
+        </w:rPr>
+        <w:tab/>
+      </w:r>
+      <w:r>
+        <w:rPr>
+          <w:b/>
+          <w:u w:val="single"/>
+        </w:rPr>
+        <w:tab/>
+      </w:r>
+      <w:r>
+        <w:rPr>
+          <w:b/>
+          <w:u w:val="single"/>
+        </w:rPr>
+        <w:tab/>
+      </w:r>
+      <w:r>
+        <w:rPr>
+          <w:b/>
+          <w:u w:val="single"/>
+        </w:rPr>
+        <w:tab/>
+      </w:r>
+      <w:r>
+        <w:rPr>
+          <w:b/>
+          <w:u w:val="single"/>
+        </w:rPr>
+        <w:tab/>
+      </w:r>
+      <w:r>
+        <w:rPr>
+          <w:b/>
+          <w:u w:val="single"/>
+        </w:rPr>
+        <w:tab/>
+      </w:r>
+      <w:r>
+        <w:rPr>
+          <w:b/>
+          <w:u w:val="single"/>
+        </w:rPr>
+        <w:tab/>
+      </w:r>
+      <w:r>
+        <w:rPr>
+          <w:b/>
+          <w:u w:val="single"/>
+        </w:rPr>
+        <w:tab/>
+      </w:r>
+      <w:r>
+        <w:rPr>
+          <w:b/>
+          <w:u w:val="single"/>
+        </w:rPr>
+        <w:tab/>
+      </w:r>
+      <w:r>
+        <w:rPr>
+          <w:b/>
+          <w:u w:val="single"/>
+        </w:rPr>
+        <w:tab/>
+      </w:r>
+    </w:p>
+    <w:p>
+      <w:pPr>
+        <w:rPr>
+          <w:i/>
+          <w:iCs/>
           <w:sz w:val="10"/>
           <w:szCs w:val="10"/>
-          <w:u w:val="single"/>
-        </w:rPr>
-      </w:pPr>
-    </w:p>
-    <w:p>
-      <w:pPr>
-        <w:rPr>
-          <w:b/>
-        </w:rPr>
-      </w:pPr>
-      <w:r>
-        <w:rPr>
-          <w:b/>
-          <w:u w:val="single"/>
-        </w:rPr>
-        <w:t>Scientific</w:t>
-      </w:r>
-      <w:r>
-        <w:rPr>
-          <w:b/>
-          <w:u w:val="single"/>
-        </w:rPr>
+        </w:rPr>
+      </w:pPr>
+    </w:p>
+    <w:p>
+      <w:pPr>
+        <w:rPr>
+          <w:b/>
+          <w:bCs/>
+        </w:rPr>
+      </w:pPr>
+      <w:r>
+        <w:rPr>
+          <w:i/>
+          <w:iCs/>
+        </w:rPr>
+        <w:t xml:space="preserve">Postdoc Representative, </w:t>
+      </w:r>
+      <w:proofErr w:type="spellStart"/>
+      <w:r>
+        <w:rPr>
+          <w:b/>
+          <w:bCs/>
+        </w:rPr>
+        <w:t>UWyo</w:t>
+      </w:r>
+      <w:proofErr w:type="spellEnd"/>
+      <w:r>
+        <w:rPr>
+          <w:b/>
+          <w:bCs/>
+        </w:rPr>
+        <w:t xml:space="preserve"> Department of Atmospheric Science, Laramie, WY.</w:t>
+      </w:r>
+    </w:p>
+    <w:p>
+      <w:pPr>
+        <w:rPr>
+          <w:i/>
+          <w:iCs/>
+        </w:rPr>
+      </w:pPr>
+      <w:r>
+        <w:rPr>
+          <w:b/>
+          <w:bCs/>
+        </w:rPr>
+        <w:tab/>
+      </w:r>
+      <w:r>
+        <w:rPr>
+          <w:b/>
+          <w:bCs/>
+        </w:rPr>
+        <w:tab/>
+      </w:r>
+      <w:r>
+        <w:rPr>
+          <w:b/>
+          <w:bCs/>
+        </w:rPr>
+        <w:tab/>
+      </w:r>
+      <w:r>
+        <w:rPr>
+          <w:b/>
+          <w:bCs/>
+        </w:rPr>
+        <w:tab/>
+      </w:r>
+      <w:r>
+        <w:rPr>
+          <w:b/>
+          <w:bCs/>
+        </w:rPr>
+        <w:tab/>
+      </w:r>
+      <w:r>
+        <w:rPr>
+          <w:b/>
+          <w:bCs/>
+        </w:rPr>
+        <w:tab/>
+      </w:r>
+      <w:r>
+        <w:rPr>
+          <w:b/>
+          <w:bCs/>
+        </w:rPr>
+        <w:tab/>
+      </w:r>
+      <w:r>
+        <w:rPr>
+          <w:b/>
+          <w:bCs/>
+        </w:rPr>
+        <w:tab/>
+      </w:r>
+      <w:r>
+        <w:rPr>
+          <w:b/>
+          <w:bCs/>
+        </w:rPr>
+        <w:tab/>
+      </w:r>
+      <w:r>
+        <w:rPr>
+          <w:b/>
+          <w:bCs/>
+        </w:rPr>
+        <w:tab/>
+      </w:r>
+      <w:r>
+        <w:rPr>
+          <w:b/>
+          <w:bCs/>
+        </w:rPr>
+        <w:tab/>
+        <w:t xml:space="preserve">     </w:t>
+      </w:r>
+      <w:r>
+        <w:rPr>
+          <w:i/>
+          <w:iCs/>
+        </w:rPr>
+        <w:t>Oct 2024 – Present</w:t>
+      </w:r>
+    </w:p>
+    <w:p>
+      <w:pPr>
+        <w:rPr>
+          <w:b/>
+          <w:bCs/>
+        </w:rPr>
+      </w:pPr>
+      <w:r>
+        <w:rPr>
+          <w:i/>
+          <w:iCs/>
+        </w:rPr>
+        <w:t>Strategic Planning Committee Member,</w:t>
+      </w:r>
+      <w:r>
         <w:t xml:space="preserve"> </w:t>
       </w:r>
-      <w:r>
-        <w:rPr>
-          <w:b/>
-          <w:u w:val="single"/>
-        </w:rPr>
-        <w:t>Presentations</w:t>
-      </w:r>
-      <w:r>
-        <w:rPr>
-          <w:b/>
-          <w:u w:val="single"/>
-        </w:rPr>
-        <w:tab/>
-      </w:r>
-      <w:r>
-        <w:rPr>
-          <w:b/>
-          <w:u w:val="single"/>
-        </w:rPr>
-        <w:tab/>
-      </w:r>
-      <w:r>
-        <w:rPr>
-          <w:b/>
-          <w:u w:val="single"/>
-        </w:rPr>
-        <w:tab/>
-      </w:r>
-      <w:r>
-        <w:rPr>
-          <w:b/>
-          <w:u w:val="single"/>
-        </w:rPr>
-        <w:tab/>
-      </w:r>
-      <w:r>
-        <w:rPr>
-          <w:b/>
-          <w:u w:val="single"/>
-        </w:rPr>
-        <w:tab/>
-      </w:r>
-      <w:r>
-        <w:rPr>
-          <w:b/>
-          <w:u w:val="single"/>
-        </w:rPr>
-        <w:tab/>
-      </w:r>
-      <w:r>
-        <w:rPr>
-          <w:b/>
-          <w:u w:val="single"/>
-        </w:rPr>
-        <w:tab/>
-      </w:r>
-      <w:r>
-        <w:rPr>
-          <w:b/>
-          <w:u w:val="single"/>
-        </w:rPr>
-        <w:tab/>
-      </w:r>
-      <w:r>
-        <w:rPr>
-          <w:b/>
-          <w:u w:val="single"/>
-        </w:rPr>
-        <w:tab/>
-      </w:r>
-      <w:r>
-        <w:rPr>
-          <w:b/>
-          <w:u w:val="single"/>
-        </w:rPr>
-        <w:tab/>
-      </w:r>
-      <w:r>
-        <w:rPr>
-          <w:b/>
-          <w:u w:val="single"/>
-        </w:rPr>
-        <w:tab/>
-      </w:r>
-    </w:p>
-    <w:p>
-      <w:pPr>
-        <w:rPr>
-          <w:color w:val="111111"/>
+      <w:proofErr w:type="spellStart"/>
+      <w:r>
+        <w:rPr>
+          <w:b/>
+          <w:bCs/>
+        </w:rPr>
+        <w:t>UWyo</w:t>
+      </w:r>
+      <w:proofErr w:type="spellEnd"/>
+      <w:r>
+        <w:rPr>
+          <w:b/>
+          <w:bCs/>
+        </w:rPr>
+        <w:t xml:space="preserve"> Department of Atmospheric Science, Laramie, WY.</w:t>
+      </w:r>
+    </w:p>
+    <w:p>
+      <w:pPr>
+        <w:rPr>
+          <w:i/>
+          <w:iCs/>
+        </w:rPr>
+      </w:pPr>
+      <w:r>
+        <w:rPr>
+          <w:b/>
+          <w:bCs/>
+        </w:rPr>
+        <w:tab/>
+      </w:r>
+      <w:r>
+        <w:rPr>
+          <w:b/>
+          <w:bCs/>
+        </w:rPr>
+        <w:tab/>
+      </w:r>
+      <w:r>
+        <w:rPr>
+          <w:b/>
+          <w:bCs/>
+        </w:rPr>
+        <w:tab/>
+      </w:r>
+      <w:r>
+        <w:rPr>
+          <w:b/>
+          <w:bCs/>
+        </w:rPr>
+        <w:tab/>
+      </w:r>
+      <w:r>
+        <w:rPr>
+          <w:b/>
+          <w:bCs/>
+        </w:rPr>
+        <w:tab/>
+      </w:r>
+      <w:r>
+        <w:rPr>
+          <w:b/>
+          <w:bCs/>
+        </w:rPr>
+        <w:tab/>
+      </w:r>
+      <w:r>
+        <w:rPr>
+          <w:b/>
+          <w:bCs/>
+        </w:rPr>
+        <w:tab/>
+      </w:r>
+      <w:r>
+        <w:rPr>
+          <w:b/>
+          <w:bCs/>
+        </w:rPr>
+        <w:tab/>
+      </w:r>
+      <w:r>
+        <w:rPr>
+          <w:b/>
+          <w:bCs/>
+        </w:rPr>
+        <w:tab/>
+      </w:r>
+      <w:r>
+        <w:rPr>
+          <w:b/>
+          <w:bCs/>
+        </w:rPr>
+        <w:tab/>
+      </w:r>
+      <w:r>
+        <w:rPr>
+          <w:b/>
+          <w:bCs/>
+        </w:rPr>
+        <w:tab/>
+        <w:t xml:space="preserve">            </w:t>
+      </w:r>
+      <w:r>
+        <w:rPr>
+          <w:i/>
+          <w:iCs/>
+        </w:rPr>
+        <w:t>May – Present</w:t>
+      </w:r>
+    </w:p>
+    <w:p>
+      <w:pPr>
+        <w:rPr>
+          <w:i/>
+          <w:iCs/>
           <w:sz w:val="10"/>
           <w:szCs w:val="10"/>
-          <w:shd w:val="clear" w:color="auto" w:fill="FDFDFD"/>
-        </w:rPr>
-      </w:pPr>
-    </w:p>
-    <w:p>
-      <w:pPr>
-        <w:rPr>
-          <w:i/>
-          <w:iCs/>
-        </w:rPr>
-      </w:pPr>
-      <w:r>
-        <w:lastRenderedPageBreak/>
-        <w:t>Aerenson, T.,</w:t>
-      </w:r>
-      <w:r>
-        <w:t xml:space="preserve"> D. McCoy, G. Elsaesser, J. Wu, J. Nugent, H. Brown, M. Zelinka, S. Burrows</w:t>
-      </w:r>
-      <w:r>
-        <w:t xml:space="preserve"> 2025</w:t>
-      </w:r>
-      <w:r>
-        <w:t xml:space="preserve">: “Are we simulating clouds at the wrong time of day?” Gordon Research Conference on Radiation and Climate, Lewiston, ME. </w:t>
-      </w:r>
-      <w:r>
-        <w:rPr>
-          <w:i/>
-          <w:iCs/>
-        </w:rPr>
-        <w:t>Poster</w:t>
+        </w:rPr>
+      </w:pPr>
+    </w:p>
+    <w:p>
+      <w:pPr>
+        <w:rPr>
+          <w:b/>
+          <w:bCs/>
+        </w:rPr>
+      </w:pPr>
+      <w:r>
+        <w:rPr>
+          <w:i/>
+          <w:iCs/>
+        </w:rPr>
+        <w:t xml:space="preserve">Peer-to-peer Mentoring Coordinator, </w:t>
+      </w:r>
+      <w:r>
+        <w:rPr>
+          <w:b/>
+          <w:bCs/>
+        </w:rPr>
+        <w:t>UW Department of Atmospheric Sciences, Seattle WA.</w:t>
+      </w:r>
+    </w:p>
+    <w:p>
+      <w:pPr>
+        <w:rPr>
+          <w:i/>
+          <w:iCs/>
+        </w:rPr>
+      </w:pPr>
+      <w:r>
+        <w:rPr>
+          <w:b/>
+          <w:bCs/>
+        </w:rPr>
+        <w:tab/>
+      </w:r>
+      <w:r>
+        <w:rPr>
+          <w:b/>
+          <w:bCs/>
+        </w:rPr>
+        <w:tab/>
+      </w:r>
+      <w:r>
+        <w:rPr>
+          <w:b/>
+          <w:bCs/>
+        </w:rPr>
+        <w:tab/>
+      </w:r>
+      <w:r>
+        <w:rPr>
+          <w:b/>
+          <w:bCs/>
+        </w:rPr>
+        <w:tab/>
+      </w:r>
+      <w:r>
+        <w:rPr>
+          <w:b/>
+          <w:bCs/>
+        </w:rPr>
+        <w:tab/>
+      </w:r>
+      <w:r>
+        <w:rPr>
+          <w:b/>
+          <w:bCs/>
+        </w:rPr>
+        <w:tab/>
+      </w:r>
+      <w:r>
+        <w:rPr>
+          <w:b/>
+          <w:bCs/>
+        </w:rPr>
+        <w:tab/>
+      </w:r>
+      <w:r>
+        <w:rPr>
+          <w:b/>
+          <w:bCs/>
+        </w:rPr>
+        <w:tab/>
+      </w:r>
+      <w:r>
+        <w:rPr>
+          <w:b/>
+          <w:bCs/>
+        </w:rPr>
+        <w:tab/>
+      </w:r>
+      <w:r>
+        <w:rPr>
+          <w:b/>
+          <w:bCs/>
+        </w:rPr>
+        <w:tab/>
+      </w:r>
+      <w:r>
+        <w:rPr>
+          <w:b/>
+          <w:bCs/>
+        </w:rPr>
+        <w:tab/>
+        <w:t xml:space="preserve">  </w:t>
+      </w:r>
+      <w:r>
+        <w:rPr>
+          <w:i/>
+          <w:iCs/>
+        </w:rPr>
+        <w:t>Jul 2022 – Dec 2023</w:t>
       </w:r>
     </w:p>
     <w:p>
@@ -2841,212 +3439,442 @@
     <w:p>
       <w:pPr>
         <w:rPr>
-          <w:i/>
-          <w:iCs/>
-        </w:rPr>
-      </w:pPr>
-      <w:r>
-        <w:t>Aerenson, T.,</w:t>
-      </w:r>
-      <w:r>
-        <w:t xml:space="preserve"> D. McCoy, G. Elsaesser, J. Wu, J. Nugent, H. Brown, M. Zelinka, S. Burrows</w:t>
-      </w:r>
-      <w:r>
-        <w:t xml:space="preserve"> 2025</w:t>
-      </w:r>
-      <w:r>
-        <w:t xml:space="preserve">: “Are we simulating clouds at the wrong time of day?” Gordon Research Seminar on Radiation and Climate, Lewiston, ME. </w:t>
-      </w:r>
-      <w:r>
-        <w:rPr>
-          <w:i/>
-          <w:iCs/>
-        </w:rPr>
-        <w:t>Oral</w:t>
-      </w:r>
-    </w:p>
-    <w:p>
-      <w:pPr>
-        <w:rPr>
-          <w:color w:val="111111"/>
+          <w:b/>
+          <w:bCs/>
+        </w:rPr>
+      </w:pPr>
+      <w:r>
+        <w:rPr>
+          <w:i/>
+          <w:iCs/>
+        </w:rPr>
+        <w:t xml:space="preserve">Diversity and Inclusion Group Coordinator, </w:t>
+      </w:r>
+      <w:r>
+        <w:rPr>
+          <w:b/>
+          <w:bCs/>
+        </w:rPr>
+        <w:t>UW Department of Atmospheric Sciences, Seattle WA.</w:t>
+      </w:r>
+    </w:p>
+    <w:p>
+      <w:pPr>
+        <w:rPr>
+          <w:i/>
+          <w:iCs/>
+        </w:rPr>
+      </w:pPr>
+      <w:r>
+        <w:rPr>
+          <w:b/>
+          <w:bCs/>
+        </w:rPr>
+        <w:tab/>
+      </w:r>
+      <w:r>
+        <w:rPr>
+          <w:b/>
+          <w:bCs/>
+        </w:rPr>
+        <w:tab/>
+      </w:r>
+      <w:r>
+        <w:rPr>
+          <w:b/>
+          <w:bCs/>
+        </w:rPr>
+        <w:tab/>
+      </w:r>
+      <w:r>
+        <w:rPr>
+          <w:b/>
+          <w:bCs/>
+        </w:rPr>
+        <w:tab/>
+      </w:r>
+      <w:r>
+        <w:rPr>
+          <w:b/>
+          <w:bCs/>
+        </w:rPr>
+        <w:tab/>
+      </w:r>
+      <w:r>
+        <w:rPr>
+          <w:b/>
+          <w:bCs/>
+        </w:rPr>
+        <w:tab/>
+      </w:r>
+      <w:r>
+        <w:rPr>
+          <w:b/>
+          <w:bCs/>
+        </w:rPr>
+        <w:tab/>
+      </w:r>
+      <w:r>
+        <w:rPr>
+          <w:b/>
+          <w:bCs/>
+        </w:rPr>
+        <w:tab/>
+      </w:r>
+      <w:r>
+        <w:rPr>
+          <w:b/>
+          <w:bCs/>
+        </w:rPr>
+        <w:tab/>
+      </w:r>
+      <w:r>
+        <w:rPr>
+          <w:b/>
+          <w:bCs/>
+        </w:rPr>
+        <w:tab/>
+      </w:r>
+      <w:r>
+        <w:rPr>
+          <w:b/>
+          <w:bCs/>
+        </w:rPr>
+        <w:tab/>
+        <w:t xml:space="preserve">  </w:t>
+      </w:r>
+      <w:r>
+        <w:rPr>
+          <w:i/>
+          <w:iCs/>
+        </w:rPr>
+        <w:t>Jul 2021 – Mar 2023</w:t>
+      </w:r>
+    </w:p>
+    <w:p>
+      <w:pPr>
+        <w:rPr>
+          <w:i/>
+          <w:iCs/>
           <w:sz w:val="10"/>
           <w:szCs w:val="10"/>
-          <w:shd w:val="clear" w:color="auto" w:fill="FDFDFD"/>
-        </w:rPr>
-      </w:pPr>
-    </w:p>
-    <w:p>
-      <w:pPr>
-        <w:rPr>
-          <w:i/>
-          <w:iCs/>
-          <w:color w:val="111111"/>
-          <w:sz w:val="22"/>
-          <w:szCs w:val="22"/>
-          <w:shd w:val="clear" w:color="auto" w:fill="FDFDFD"/>
-        </w:rPr>
-      </w:pPr>
-      <w:r>
-        <w:rPr>
-          <w:color w:val="111111"/>
-          <w:sz w:val="22"/>
-          <w:szCs w:val="22"/>
-          <w:shd w:val="clear" w:color="auto" w:fill="FDFDFD"/>
-        </w:rPr>
-        <w:t xml:space="preserve">Aerenson, T., R. Marchand, T. Ackerman 2024: “MISR Observed Trends in Cloud Top Height and Constraints on High Cloud Altitude </w:t>
-      </w:r>
-      <w:proofErr w:type="gramStart"/>
-      <w:r>
-        <w:rPr>
-          <w:color w:val="111111"/>
-          <w:sz w:val="22"/>
-          <w:szCs w:val="22"/>
-          <w:shd w:val="clear" w:color="auto" w:fill="FDFDFD"/>
-        </w:rPr>
-        <w:t>Feedbacks</w:t>
-      </w:r>
-      <w:proofErr w:type="gramEnd"/>
-      <w:r>
-        <w:rPr>
-          <w:color w:val="111111"/>
-          <w:sz w:val="22"/>
-          <w:szCs w:val="22"/>
-          <w:shd w:val="clear" w:color="auto" w:fill="FDFDFD"/>
-        </w:rPr>
-        <w:t xml:space="preserve">” AGU Fall Meeting: Terra: 25 Years of the Earth Observing System Flagship Observatory, Washington, DC. </w:t>
-      </w:r>
-      <w:r>
-        <w:rPr>
-          <w:i/>
-          <w:iCs/>
-          <w:color w:val="111111"/>
-          <w:sz w:val="22"/>
-          <w:szCs w:val="22"/>
-          <w:shd w:val="clear" w:color="auto" w:fill="FDFDFD"/>
-        </w:rPr>
-        <w:t>Poster</w:t>
-      </w:r>
-    </w:p>
-    <w:p>
-      <w:pPr>
-        <w:rPr>
-          <w:color w:val="111111"/>
+        </w:rPr>
+      </w:pPr>
+    </w:p>
+    <w:p>
+      <w:pPr>
+        <w:rPr>
+          <w:b/>
+          <w:bCs/>
+        </w:rPr>
+      </w:pPr>
+      <w:r>
+        <w:rPr>
+          <w:i/>
+          <w:iCs/>
+        </w:rPr>
+        <w:t xml:space="preserve">Campus Sustainability Fund Intersectional Sustainability Board, </w:t>
+      </w:r>
+      <w:r>
+        <w:rPr>
+          <w:b/>
+          <w:bCs/>
+        </w:rPr>
+        <w:t xml:space="preserve">University of Washington, Seattle WA.     </w:t>
+      </w:r>
+    </w:p>
+    <w:p>
+      <w:pPr>
+        <w:rPr>
+          <w:i/>
+          <w:iCs/>
+        </w:rPr>
+      </w:pPr>
+      <w:r>
+        <w:rPr>
+          <w:b/>
+          <w:bCs/>
+        </w:rPr>
+        <w:tab/>
+      </w:r>
+      <w:r>
+        <w:rPr>
+          <w:b/>
+          <w:bCs/>
+        </w:rPr>
+        <w:tab/>
+      </w:r>
+      <w:r>
+        <w:rPr>
+          <w:b/>
+          <w:bCs/>
+        </w:rPr>
+        <w:tab/>
+      </w:r>
+      <w:r>
+        <w:rPr>
+          <w:b/>
+          <w:bCs/>
+        </w:rPr>
+        <w:tab/>
+      </w:r>
+      <w:r>
+        <w:rPr>
+          <w:b/>
+          <w:bCs/>
+        </w:rPr>
+        <w:tab/>
+      </w:r>
+      <w:r>
+        <w:rPr>
+          <w:b/>
+          <w:bCs/>
+        </w:rPr>
+        <w:tab/>
+      </w:r>
+      <w:r>
+        <w:rPr>
+          <w:b/>
+          <w:bCs/>
+        </w:rPr>
+        <w:tab/>
+      </w:r>
+      <w:r>
+        <w:rPr>
+          <w:b/>
+          <w:bCs/>
+        </w:rPr>
+        <w:tab/>
+      </w:r>
+      <w:r>
+        <w:rPr>
+          <w:b/>
+          <w:bCs/>
+        </w:rPr>
+        <w:tab/>
+      </w:r>
+      <w:r>
+        <w:rPr>
+          <w:b/>
+          <w:bCs/>
+        </w:rPr>
+        <w:tab/>
+      </w:r>
+      <w:r>
+        <w:rPr>
+          <w:b/>
+          <w:bCs/>
+        </w:rPr>
+        <w:tab/>
+        <w:t xml:space="preserve">         </w:t>
+      </w:r>
+      <w:r>
+        <w:rPr>
+          <w:i/>
+          <w:iCs/>
+        </w:rPr>
+        <w:t>Aug – Oct 2020</w:t>
+      </w:r>
+    </w:p>
+    <w:p>
+      <w:pPr>
+        <w:rPr>
+          <w:i/>
+          <w:iCs/>
           <w:sz w:val="10"/>
           <w:szCs w:val="10"/>
-          <w:shd w:val="clear" w:color="auto" w:fill="FDFDFD"/>
-        </w:rPr>
-      </w:pPr>
-    </w:p>
-    <w:p>
-      <w:pPr>
-        <w:rPr>
-          <w:i/>
-          <w:iCs/>
-          <w:color w:val="111111"/>
-          <w:sz w:val="22"/>
-          <w:szCs w:val="22"/>
-          <w:shd w:val="clear" w:color="auto" w:fill="FDFDFD"/>
-        </w:rPr>
-      </w:pPr>
-      <w:r>
-        <w:rPr>
-          <w:color w:val="111111"/>
-          <w:sz w:val="22"/>
-          <w:szCs w:val="22"/>
-          <w:shd w:val="clear" w:color="auto" w:fill="FDFDFD"/>
-        </w:rPr>
-        <w:t xml:space="preserve">Aerenson, T., D. McCoy, G. Elsaesser 2024: “Causes of Model Spread in Predictions of Hydroclimate in the Mountain West” AGU Fall Meeting: Hydroclimate and Extremes in the Western United States in a Changing Climate, Washington, DC. </w:t>
-      </w:r>
-      <w:r>
-        <w:rPr>
-          <w:i/>
-          <w:iCs/>
-          <w:color w:val="111111"/>
-          <w:sz w:val="22"/>
-          <w:szCs w:val="22"/>
-          <w:shd w:val="clear" w:color="auto" w:fill="FDFDFD"/>
-        </w:rPr>
-        <w:t>Poster</w:t>
-      </w:r>
-    </w:p>
-    <w:p>
-      <w:pPr>
-        <w:rPr>
-          <w:color w:val="111111"/>
+        </w:rPr>
+      </w:pPr>
+    </w:p>
+    <w:p>
+      <w:pPr>
+        <w:rPr>
+          <w:i/>
+          <w:iCs/>
+        </w:rPr>
+      </w:pPr>
+      <w:r>
+        <w:rPr>
+          <w:b/>
+          <w:bCs/>
+        </w:rPr>
+        <w:t>Refereed Manuscripts for the Following Journals:</w:t>
+      </w:r>
+      <w:r>
+        <w:t xml:space="preserve"> </w:t>
+      </w:r>
+      <w:r>
+        <w:rPr>
+          <w:i/>
+          <w:iCs/>
+        </w:rPr>
+        <w:t xml:space="preserve">Journal of Geophysical Research: Atmospheres, JAMES, PLOS ONE, </w:t>
+      </w:r>
+      <w:r>
+        <w:rPr>
+          <w:i/>
+          <w:iCs/>
+        </w:rPr>
+        <w:t>Atmospheric Chemistry and Physics (ACP)</w:t>
+      </w:r>
+      <w:r>
+        <w:rPr>
+          <w:i/>
+          <w:iCs/>
+        </w:rPr>
+        <w:t>, Earth and Space Science, Nature: Communications Earth and Environment, Geophysical Research Letters (GRL), Nature Communications, Journal of Geophysical Research: Machine Learning and Computation.</w:t>
+      </w:r>
+    </w:p>
+    <w:p>
+      <w:pPr>
+        <w:rPr>
+          <w:i/>
+          <w:iCs/>
           <w:sz w:val="10"/>
           <w:szCs w:val="10"/>
-          <w:shd w:val="clear" w:color="auto" w:fill="FDFDFD"/>
-        </w:rPr>
-      </w:pPr>
-    </w:p>
-    <w:p>
-      <w:pPr>
-        <w:rPr>
-          <w:color w:val="111111"/>
-          <w:sz w:val="22"/>
-          <w:szCs w:val="22"/>
-          <w:shd w:val="clear" w:color="auto" w:fill="FDFDFD"/>
-        </w:rPr>
-      </w:pPr>
-      <w:r>
-        <w:rPr>
-          <w:color w:val="111111"/>
-          <w:sz w:val="22"/>
-          <w:szCs w:val="22"/>
-          <w:shd w:val="clear" w:color="auto" w:fill="FDFDFD"/>
-        </w:rPr>
-        <w:t xml:space="preserve">Aerenson, T., D. McCoy 2024: “How Much Does the Cloud Diurnal Cycle Impact SWCRE?” Micro2Macro Origins of Climate Change Uncertainty Workshop, Laramie, WY. </w:t>
-      </w:r>
-      <w:r>
-        <w:rPr>
-          <w:i/>
-          <w:iCs/>
-          <w:color w:val="111111"/>
-          <w:sz w:val="22"/>
-          <w:szCs w:val="22"/>
-          <w:shd w:val="clear" w:color="auto" w:fill="FDFDFD"/>
-        </w:rPr>
-        <w:t>Poster</w:t>
-      </w:r>
-    </w:p>
-    <w:p>
-      <w:pPr>
-        <w:rPr>
-          <w:color w:val="111111"/>
+        </w:rPr>
+      </w:pPr>
+    </w:p>
+    <w:p>
+      <w:pPr>
+        <w:rPr>
+          <w:i/>
+          <w:iCs/>
+        </w:rPr>
+      </w:pPr>
+      <w:r>
+        <w:rPr>
+          <w:b/>
+          <w:bCs/>
+        </w:rPr>
+        <w:t>Reviewed Proposals for the Following Programs:</w:t>
+      </w:r>
+      <w:r>
+        <w:t xml:space="preserve"> </w:t>
+      </w:r>
+      <w:r>
+        <w:rPr>
+          <w:i/>
+          <w:iCs/>
+        </w:rPr>
+        <w:t>NASA Postdoctoral Program (NPP): Earth Science, NASA Postdoctoral Program (NPP): Technology Development</w:t>
+      </w:r>
+    </w:p>
+    <w:p>
+      <w:pPr>
+        <w:spacing w:after="60"/>
+        <w:rPr>
+          <w:b/>
+          <w:bCs/>
           <w:sz w:val="10"/>
           <w:szCs w:val="10"/>
-          <w:shd w:val="clear" w:color="auto" w:fill="FDFDFD"/>
-        </w:rPr>
-      </w:pPr>
-    </w:p>
-    <w:p>
-      <w:pPr>
-        <w:rPr>
-          <w:color w:val="111111"/>
-          <w:sz w:val="22"/>
-          <w:szCs w:val="22"/>
-          <w:shd w:val="clear" w:color="auto" w:fill="FDFDFD"/>
-        </w:rPr>
-      </w:pPr>
-      <w:r>
-        <w:rPr>
-          <w:color w:val="111111"/>
-          <w:sz w:val="22"/>
-          <w:szCs w:val="22"/>
-          <w:shd w:val="clear" w:color="auto" w:fill="FDFDFD"/>
-        </w:rPr>
-        <w:t xml:space="preserve">Aerenson, T., D. McCoy, G. Elsaesser 2024: “How Might we Improve Predictions of Regional Hydroclimate” Oxford Workshop on Model Uncertainty, Oxford, UK. </w:t>
-      </w:r>
-      <w:r>
-        <w:rPr>
-          <w:i/>
-          <w:iCs/>
-          <w:color w:val="111111"/>
-          <w:sz w:val="22"/>
-          <w:szCs w:val="22"/>
-          <w:shd w:val="clear" w:color="auto" w:fill="FDFDFD"/>
-        </w:rPr>
-        <w:t>Oral</w:t>
+          <w:u w:val="single"/>
+        </w:rPr>
+      </w:pPr>
+    </w:p>
+    <w:p>
+      <w:pPr>
+        <w:rPr>
+          <w:b/>
+        </w:rPr>
+      </w:pPr>
+      <w:r>
+        <w:rPr>
+          <w:b/>
+          <w:u w:val="single"/>
+        </w:rPr>
+        <w:t>Scientific</w:t>
+      </w:r>
+      <w:r>
+        <w:rPr>
+          <w:b/>
+          <w:u w:val="single"/>
+        </w:rPr>
+        <w:t xml:space="preserve"> </w:t>
+      </w:r>
+      <w:r>
+        <w:rPr>
+          <w:b/>
+          <w:u w:val="single"/>
+        </w:rPr>
+        <w:t>Presentations</w:t>
+      </w:r>
+      <w:r>
+        <w:rPr>
+          <w:b/>
+          <w:u w:val="single"/>
+        </w:rPr>
+        <w:tab/>
+      </w:r>
+      <w:r>
+        <w:rPr>
+          <w:b/>
+          <w:u w:val="single"/>
+        </w:rPr>
+        <w:tab/>
+      </w:r>
+      <w:r>
+        <w:rPr>
+          <w:b/>
+          <w:u w:val="single"/>
+        </w:rPr>
+        <w:tab/>
+      </w:r>
+      <w:r>
+        <w:rPr>
+          <w:b/>
+          <w:u w:val="single"/>
+        </w:rPr>
+        <w:tab/>
+      </w:r>
+      <w:r>
+        <w:rPr>
+          <w:b/>
+          <w:u w:val="single"/>
+        </w:rPr>
+        <w:tab/>
+      </w:r>
+      <w:r>
+        <w:rPr>
+          <w:b/>
+          <w:u w:val="single"/>
+        </w:rPr>
+        <w:tab/>
+      </w:r>
+      <w:r>
+        <w:rPr>
+          <w:b/>
+          <w:u w:val="single"/>
+        </w:rPr>
+        <w:tab/>
+      </w:r>
+      <w:r>
+        <w:rPr>
+          <w:b/>
+          <w:u w:val="single"/>
+        </w:rPr>
+        <w:tab/>
+      </w:r>
+      <w:r>
+        <w:rPr>
+          <w:b/>
+          <w:u w:val="single"/>
+        </w:rPr>
+        <w:tab/>
+      </w:r>
+      <w:r>
+        <w:rPr>
+          <w:b/>
+          <w:u w:val="single"/>
+        </w:rPr>
+        <w:tab/>
+      </w:r>
+      <w:r>
+        <w:rPr>
+          <w:b/>
+          <w:u w:val="single"/>
+        </w:rPr>
+        <w:tab/>
       </w:r>
     </w:p>
     <w:p>
@@ -3062,109 +3890,91 @@
     <w:p>
       <w:pPr>
         <w:rPr>
-          <w:color w:val="111111"/>
-          <w:sz w:val="22"/>
-          <w:szCs w:val="22"/>
-          <w:shd w:val="clear" w:color="auto" w:fill="FDFDFD"/>
-        </w:rPr>
-      </w:pPr>
-      <w:r>
-        <w:rPr>
-          <w:color w:val="111111"/>
-          <w:sz w:val="22"/>
-          <w:szCs w:val="22"/>
-          <w:shd w:val="clear" w:color="auto" w:fill="FDFDFD"/>
-        </w:rPr>
-        <w:t xml:space="preserve">Aerenson, T., D. McCoy, G. Elsaesser 2024: “Can We Do Better at Predicting Regional Hydroclimate” CESM Workshop, Boulder, CO. </w:t>
-      </w:r>
-      <w:r>
-        <w:rPr>
-          <w:i/>
-          <w:iCs/>
-          <w:color w:val="111111"/>
-          <w:sz w:val="22"/>
-          <w:szCs w:val="22"/>
-          <w:shd w:val="clear" w:color="auto" w:fill="FDFDFD"/>
-        </w:rPr>
-        <w:t>Oral</w:t>
-      </w:r>
-    </w:p>
-    <w:p>
-      <w:pPr>
-        <w:rPr>
-          <w:color w:val="111111"/>
+          <w:i/>
+          <w:iCs/>
+          <w:sz w:val="22"/>
+          <w:szCs w:val="22"/>
+        </w:rPr>
+      </w:pPr>
+      <w:r>
+        <w:rPr>
+          <w:sz w:val="22"/>
+          <w:szCs w:val="22"/>
+        </w:rPr>
+        <w:t>Aerenson, T., D. McCoy, G. Elsaesser, J. Wu, J. Nugent, H. Brown, M. Zelinka, S. Burrows</w:t>
+      </w:r>
+      <w:r>
+        <w:rPr>
+          <w:sz w:val="22"/>
+          <w:szCs w:val="22"/>
+        </w:rPr>
+        <w:t xml:space="preserve"> 2025</w:t>
+      </w:r>
+      <w:r>
+        <w:rPr>
+          <w:sz w:val="22"/>
+          <w:szCs w:val="22"/>
+        </w:rPr>
+        <w:t xml:space="preserve">: “Are we simulating clouds at the wrong time of day?” Gordon Research Conference on Radiation and Climate, Lewiston, ME. </w:t>
+      </w:r>
+      <w:r>
+        <w:rPr>
+          <w:i/>
+          <w:iCs/>
+          <w:sz w:val="22"/>
+          <w:szCs w:val="22"/>
+        </w:rPr>
+        <w:t>Poster</w:t>
+      </w:r>
+    </w:p>
+    <w:p>
+      <w:pPr>
+        <w:rPr>
+          <w:i/>
+          <w:iCs/>
           <w:sz w:val="10"/>
           <w:szCs w:val="10"/>
-          <w:shd w:val="clear" w:color="auto" w:fill="FDFDFD"/>
-        </w:rPr>
-      </w:pPr>
-    </w:p>
-    <w:p>
-      <w:pPr>
-        <w:rPr>
-          <w:color w:val="111111"/>
-          <w:sz w:val="22"/>
-          <w:szCs w:val="22"/>
-          <w:shd w:val="clear" w:color="auto" w:fill="FDFDFD"/>
-        </w:rPr>
-      </w:pPr>
-      <w:r>
-        <w:rPr>
-          <w:color w:val="111111"/>
-          <w:sz w:val="22"/>
-          <w:szCs w:val="22"/>
-          <w:shd w:val="clear" w:color="auto" w:fill="FDFDFD"/>
-        </w:rPr>
-        <w:t>Aerenson, T.</w:t>
-      </w:r>
-      <w:r>
-        <w:rPr>
-          <w:color w:val="111111"/>
-          <w:sz w:val="22"/>
-          <w:szCs w:val="22"/>
-          <w:shd w:val="clear" w:color="auto" w:fill="FDFDFD"/>
-        </w:rPr>
-        <w:t xml:space="preserve"> 2023</w:t>
-      </w:r>
-      <w:r>
-        <w:rPr>
-          <w:color w:val="111111"/>
-          <w:sz w:val="22"/>
-          <w:szCs w:val="22"/>
-          <w:shd w:val="clear" w:color="auto" w:fill="FDFDFD"/>
-        </w:rPr>
-        <w:t xml:space="preserve">: “The Relationship Between Simulated Present-Day Cloud Attributes and Cloud </w:t>
-      </w:r>
-      <w:proofErr w:type="gramStart"/>
-      <w:r>
-        <w:rPr>
-          <w:color w:val="111111"/>
-          <w:sz w:val="22"/>
-          <w:szCs w:val="22"/>
-          <w:shd w:val="clear" w:color="auto" w:fill="FDFDFD"/>
-        </w:rPr>
-        <w:t>Feedbacks</w:t>
-      </w:r>
-      <w:proofErr w:type="gramEnd"/>
-      <w:r>
-        <w:rPr>
-          <w:color w:val="111111"/>
-          <w:sz w:val="22"/>
-          <w:szCs w:val="22"/>
-          <w:shd w:val="clear" w:color="auto" w:fill="FDFDFD"/>
-        </w:rPr>
-        <w:t xml:space="preserve">” University of Washington Department of Atmospheric Sciences Colloquium, Seattle, WA. </w:t>
-      </w:r>
-      <w:r>
-        <w:rPr>
-          <w:i/>
-          <w:iCs/>
-          <w:color w:val="111111"/>
-          <w:sz w:val="22"/>
-          <w:szCs w:val="22"/>
-          <w:shd w:val="clear" w:color="auto" w:fill="FDFDFD"/>
-        </w:rPr>
-        <w:t>PhD Defense</w:t>
+        </w:rPr>
+      </w:pPr>
+    </w:p>
+    <w:p>
+      <w:pPr>
+        <w:rPr>
+          <w:i/>
+          <w:iCs/>
+          <w:sz w:val="22"/>
+          <w:szCs w:val="22"/>
+        </w:rPr>
+      </w:pPr>
+      <w:r>
+        <w:rPr>
+          <w:sz w:val="22"/>
+          <w:szCs w:val="22"/>
+        </w:rPr>
+        <w:t>Aerenson, T., D. McCoy, G. Elsaesser, J. Wu, J. Nugent, H. Brown, M. Zelinka, S. Burrows</w:t>
+      </w:r>
+      <w:r>
+        <w:rPr>
+          <w:sz w:val="22"/>
+          <w:szCs w:val="22"/>
+        </w:rPr>
+        <w:t xml:space="preserve"> 2025</w:t>
+      </w:r>
+      <w:r>
+        <w:rPr>
+          <w:sz w:val="22"/>
+          <w:szCs w:val="22"/>
+        </w:rPr>
+        <w:t xml:space="preserve">: “Are we simulating clouds at the wrong time of day?” Gordon Research Seminar on Radiation and Climate, Lewiston, ME. </w:t>
+      </w:r>
+      <w:r>
+        <w:rPr>
+          <w:i/>
+          <w:iCs/>
+          <w:sz w:val="22"/>
+          <w:szCs w:val="22"/>
+        </w:rPr>
+        <w:t>Oral</w:t>
       </w:r>
     </w:p>
     <w:p>
@@ -3180,38 +3990,42 @@
     <w:p>
       <w:pPr>
         <w:rPr>
-          <w:color w:val="111111"/>
-          <w:sz w:val="22"/>
-          <w:szCs w:val="22"/>
-          <w:shd w:val="clear" w:color="auto" w:fill="FDFDFD"/>
-        </w:rPr>
-      </w:pPr>
-      <w:r>
-        <w:rPr>
-          <w:color w:val="111111"/>
-          <w:sz w:val="22"/>
-          <w:szCs w:val="22"/>
-          <w:shd w:val="clear" w:color="auto" w:fill="FDFDFD"/>
-        </w:rPr>
-        <w:t>Aerenson, T.</w:t>
-      </w:r>
-      <w:r>
-        <w:rPr>
-          <w:color w:val="111111"/>
-          <w:sz w:val="22"/>
-          <w:szCs w:val="22"/>
-          <w:shd w:val="clear" w:color="auto" w:fill="FDFDFD"/>
-        </w:rPr>
-        <w:t>,</w:t>
-      </w:r>
-      <w:r>
-        <w:rPr>
-          <w:color w:val="111111"/>
-          <w:sz w:val="22"/>
-          <w:szCs w:val="22"/>
-          <w:shd w:val="clear" w:color="auto" w:fill="FDFDFD"/>
-        </w:rPr>
-        <w:t xml:space="preserve"> R. Marchand, C. Zhou 2023: “Cloud Adjustments to Solar and CO2 Forcing in Coupled Models” CFMIP Meeting, Paris, FR. </w:t>
+          <w:i/>
+          <w:iCs/>
+          <w:color w:val="111111"/>
+          <w:sz w:val="22"/>
+          <w:szCs w:val="22"/>
+          <w:shd w:val="clear" w:color="auto" w:fill="FDFDFD"/>
+        </w:rPr>
+      </w:pPr>
+      <w:r>
+        <w:rPr>
+          <w:color w:val="111111"/>
+          <w:sz w:val="22"/>
+          <w:szCs w:val="22"/>
+          <w:shd w:val="clear" w:color="auto" w:fill="FDFDFD"/>
+        </w:rPr>
+        <w:t xml:space="preserve">Aerenson, T., R. Marchand, T. Ackerman 2024: “MISR Observed Trends in Cloud Top Height and Constraints on High Cloud Altitude </w:t>
+      </w:r>
+      <w:proofErr w:type="gramStart"/>
+      <w:r>
+        <w:rPr>
+          <w:color w:val="111111"/>
+          <w:sz w:val="22"/>
+          <w:szCs w:val="22"/>
+          <w:shd w:val="clear" w:color="auto" w:fill="FDFDFD"/>
+        </w:rPr>
+        <w:t>Feedbacks</w:t>
+      </w:r>
+      <w:proofErr w:type="gramEnd"/>
+      <w:r>
+        <w:rPr>
+          <w:color w:val="111111"/>
+          <w:sz w:val="22"/>
+          <w:szCs w:val="22"/>
+          <w:shd w:val="clear" w:color="auto" w:fill="FDFDFD"/>
+        </w:rPr>
+        <w:t xml:space="preserve">” AGU Fall Meeting: Terra: 25 Years of the Earth Observing System Flagship Observatory, Washington, DC. </w:t>
       </w:r>
       <w:r>
         <w:rPr>
@@ -3228,8 +4042,6 @@
     <w:p>
       <w:pPr>
         <w:rPr>
-          <w:b/>
-          <w:bCs/>
           <w:color w:val="111111"/>
           <w:sz w:val="10"/>
           <w:szCs w:val="10"/>
@@ -3255,54 +4067,7 @@
           <w:szCs w:val="22"/>
           <w:shd w:val="clear" w:color="auto" w:fill="FDFDFD"/>
         </w:rPr>
-        <w:t>Aerenson, T.</w:t>
-      </w:r>
-      <w:r>
-        <w:rPr>
-          <w:color w:val="111111"/>
-          <w:sz w:val="22"/>
-          <w:szCs w:val="22"/>
-          <w:shd w:val="clear" w:color="auto" w:fill="FDFDFD"/>
-        </w:rPr>
-        <w:t>,</w:t>
-      </w:r>
-      <w:r>
-        <w:rPr>
-          <w:color w:val="111111"/>
-          <w:sz w:val="22"/>
-          <w:szCs w:val="22"/>
-          <w:shd w:val="clear" w:color="auto" w:fill="FDFDFD"/>
-        </w:rPr>
-        <w:t xml:space="preserve"> R. Marchand 202</w:t>
-      </w:r>
-      <w:r>
-        <w:rPr>
-          <w:color w:val="111111"/>
-          <w:sz w:val="22"/>
-          <w:szCs w:val="22"/>
-          <w:shd w:val="clear" w:color="auto" w:fill="FDFDFD"/>
-        </w:rPr>
-        <w:t xml:space="preserve">3: “The Contribution of Mean-State Bias to Cloud </w:t>
-      </w:r>
-      <w:proofErr w:type="gramStart"/>
-      <w:r>
-        <w:rPr>
-          <w:color w:val="111111"/>
-          <w:sz w:val="22"/>
-          <w:szCs w:val="22"/>
-          <w:shd w:val="clear" w:color="auto" w:fill="FDFDFD"/>
-        </w:rPr>
-        <w:t>Feedbacks</w:t>
-      </w:r>
-      <w:proofErr w:type="gramEnd"/>
-      <w:r>
-        <w:rPr>
-          <w:color w:val="111111"/>
-          <w:sz w:val="22"/>
-          <w:szCs w:val="22"/>
-          <w:shd w:val="clear" w:color="auto" w:fill="FDFDFD"/>
-        </w:rPr>
-        <w:t xml:space="preserve"> in Climate Models” CFMIP Meeting, Paris, FR. </w:t>
+        <w:t xml:space="preserve">Aerenson, T., D. McCoy, G. Elsaesser 2024: “Causes of Model Spread in Predictions of Hydroclimate in the Mountain West” AGU Fall Meeting: Hydroclimate and Extremes in the Western United States in a Changing Climate, Washington, DC. </w:t>
       </w:r>
       <w:r>
         <w:rPr>
@@ -3319,8 +4084,6 @@
     <w:p>
       <w:pPr>
         <w:rPr>
-          <w:b/>
-          <w:bCs/>
           <w:color w:val="111111"/>
           <w:sz w:val="10"/>
           <w:szCs w:val="10"/>
@@ -3331,96 +4094,36 @@
     <w:p>
       <w:pPr>
         <w:rPr>
-          <w:i/>
-          <w:iCs/>
-          <w:color w:val="111111"/>
-          <w:sz w:val="22"/>
-          <w:szCs w:val="22"/>
-          <w:shd w:val="clear" w:color="auto" w:fill="FDFDFD"/>
-        </w:rPr>
-      </w:pPr>
-      <w:r>
-        <w:rPr>
-          <w:color w:val="111111"/>
-          <w:sz w:val="22"/>
-          <w:szCs w:val="22"/>
-          <w:shd w:val="clear" w:color="auto" w:fill="FDFDFD"/>
-        </w:rPr>
-        <w:t>Aerenson, T.</w:t>
-      </w:r>
-      <w:r>
-        <w:rPr>
-          <w:color w:val="111111"/>
-          <w:sz w:val="22"/>
-          <w:szCs w:val="22"/>
-          <w:shd w:val="clear" w:color="auto" w:fill="FDFDFD"/>
-        </w:rPr>
-        <w:t>,</w:t>
-      </w:r>
-      <w:r>
-        <w:rPr>
-          <w:color w:val="111111"/>
-          <w:sz w:val="22"/>
-          <w:szCs w:val="22"/>
-          <w:shd w:val="clear" w:color="auto" w:fill="FDFDFD"/>
-        </w:rPr>
-        <w:t xml:space="preserve"> R. Marchand 2023: “The Contribution of Mean-State Bias to Cloud </w:t>
-      </w:r>
-      <w:proofErr w:type="gramStart"/>
-      <w:r>
-        <w:rPr>
-          <w:color w:val="111111"/>
-          <w:sz w:val="22"/>
-          <w:szCs w:val="22"/>
-          <w:shd w:val="clear" w:color="auto" w:fill="FDFDFD"/>
-        </w:rPr>
-        <w:t>Feedbacks</w:t>
-      </w:r>
-      <w:proofErr w:type="gramEnd"/>
-      <w:r>
-        <w:rPr>
-          <w:color w:val="111111"/>
-          <w:sz w:val="22"/>
-          <w:szCs w:val="22"/>
-          <w:shd w:val="clear" w:color="auto" w:fill="FDFDFD"/>
-        </w:rPr>
-        <w:t xml:space="preserve"> in Climate Mod</w:t>
-      </w:r>
-      <w:r>
-        <w:rPr>
-          <w:color w:val="111111"/>
-          <w:sz w:val="22"/>
-          <w:szCs w:val="22"/>
-          <w:shd w:val="clear" w:color="auto" w:fill="FDFDFD"/>
-        </w:rPr>
-        <w:t>el</w:t>
-      </w:r>
-      <w:r>
-        <w:rPr>
-          <w:color w:val="111111"/>
-          <w:sz w:val="22"/>
-          <w:szCs w:val="22"/>
-          <w:shd w:val="clear" w:color="auto" w:fill="FDFDFD"/>
-        </w:rPr>
-        <w:t xml:space="preserve">s” University of Wyoming Department of Atmospheric Science Seminar, Laramie, WY. </w:t>
-      </w:r>
-      <w:r>
-        <w:rPr>
-          <w:i/>
-          <w:iCs/>
-          <w:color w:val="111111"/>
-          <w:sz w:val="22"/>
-          <w:szCs w:val="22"/>
-          <w:shd w:val="clear" w:color="auto" w:fill="FDFDFD"/>
-        </w:rPr>
-        <w:t>Invited Seminar</w:t>
-      </w:r>
-    </w:p>
-    <w:p>
-      <w:pPr>
-        <w:rPr>
-          <w:i/>
-          <w:iCs/>
+          <w:color w:val="111111"/>
+          <w:sz w:val="22"/>
+          <w:szCs w:val="22"/>
+          <w:shd w:val="clear" w:color="auto" w:fill="FDFDFD"/>
+        </w:rPr>
+      </w:pPr>
+      <w:r>
+        <w:rPr>
+          <w:color w:val="111111"/>
+          <w:sz w:val="22"/>
+          <w:szCs w:val="22"/>
+          <w:shd w:val="clear" w:color="auto" w:fill="FDFDFD"/>
+        </w:rPr>
+        <w:t xml:space="preserve">Aerenson, T., D. McCoy 2024: “How Much Does the Cloud Diurnal Cycle Impact SWCRE?” Micro2Macro Origins of Climate Change Uncertainty Workshop, Laramie, WY. </w:t>
+      </w:r>
+      <w:r>
+        <w:rPr>
+          <w:i/>
+          <w:iCs/>
+          <w:color w:val="111111"/>
+          <w:sz w:val="22"/>
+          <w:szCs w:val="22"/>
+          <w:shd w:val="clear" w:color="auto" w:fill="FDFDFD"/>
+        </w:rPr>
+        <w:t>Poster</w:t>
+      </w:r>
+    </w:p>
+    <w:p>
+      <w:pPr>
+        <w:rPr>
           <w:color w:val="111111"/>
           <w:sz w:val="10"/>
           <w:szCs w:val="10"/>
@@ -3444,60 +4147,19 @@
           <w:szCs w:val="22"/>
           <w:shd w:val="clear" w:color="auto" w:fill="FDFDFD"/>
         </w:rPr>
-        <w:t xml:space="preserve">Aerenson, T., R. Marchand 2023: “Using ISCCP and MISR Satellite Simulators to Understand Cloud </w:t>
-      </w:r>
-      <w:proofErr w:type="gramStart"/>
-      <w:r>
-        <w:rPr>
-          <w:color w:val="111111"/>
-          <w:sz w:val="22"/>
-          <w:szCs w:val="22"/>
-          <w:shd w:val="clear" w:color="auto" w:fill="FDFDFD"/>
-        </w:rPr>
-        <w:t>Feedbacks</w:t>
-      </w:r>
-      <w:proofErr w:type="gramEnd"/>
-      <w:r>
-        <w:rPr>
-          <w:color w:val="111111"/>
-          <w:sz w:val="22"/>
-          <w:szCs w:val="22"/>
-          <w:shd w:val="clear" w:color="auto" w:fill="FDFDFD"/>
-        </w:rPr>
-        <w:t xml:space="preserve">” NASA GSFC CPC Seminar, Greenbelt, MD. </w:t>
-      </w:r>
-      <w:r>
-        <w:rPr>
-          <w:i/>
-          <w:iCs/>
-          <w:color w:val="111111"/>
-          <w:sz w:val="22"/>
-          <w:szCs w:val="22"/>
-          <w:shd w:val="clear" w:color="auto" w:fill="FDFDFD"/>
-        </w:rPr>
-        <w:t>Virtual</w:t>
-      </w:r>
-      <w:r>
-        <w:rPr>
-          <w:i/>
-          <w:iCs/>
-          <w:color w:val="111111"/>
-          <w:sz w:val="22"/>
-          <w:szCs w:val="22"/>
-          <w:shd w:val="clear" w:color="auto" w:fill="FDFDFD"/>
-        </w:rPr>
-        <w:t xml:space="preserve"> Invited</w:t>
-      </w:r>
-      <w:r>
-        <w:rPr>
-          <w:i/>
-          <w:iCs/>
-          <w:color w:val="111111"/>
-          <w:sz w:val="22"/>
-          <w:szCs w:val="22"/>
-          <w:shd w:val="clear" w:color="auto" w:fill="FDFDFD"/>
-        </w:rPr>
-        <w:t xml:space="preserve"> Seminar</w:t>
+        <w:lastRenderedPageBreak/>
+        <w:t xml:space="preserve">Aerenson, T., D. McCoy, G. Elsaesser 2024: “How Might we Improve Predictions of Regional Hydroclimate” Oxford Workshop on Model Uncertainty, Oxford, UK. </w:t>
+      </w:r>
+      <w:r>
+        <w:rPr>
+          <w:i/>
+          <w:iCs/>
+          <w:color w:val="111111"/>
+          <w:sz w:val="22"/>
+          <w:szCs w:val="22"/>
+          <w:shd w:val="clear" w:color="auto" w:fill="FDFDFD"/>
+        </w:rPr>
+        <w:t>Oral</w:t>
       </w:r>
     </w:p>
     <w:p>
@@ -3513,88 +4175,31 @@
     <w:p>
       <w:pPr>
         <w:rPr>
-          <w:i/>
-          <w:iCs/>
-          <w:color w:val="111111"/>
-          <w:sz w:val="22"/>
-          <w:szCs w:val="22"/>
-          <w:shd w:val="clear" w:color="auto" w:fill="FDFDFD"/>
-        </w:rPr>
-      </w:pPr>
-      <w:r>
-        <w:rPr>
-          <w:color w:val="111111"/>
-          <w:sz w:val="22"/>
-          <w:szCs w:val="22"/>
-          <w:shd w:val="clear" w:color="auto" w:fill="FDFDFD"/>
-        </w:rPr>
-        <w:t>Aerenson</w:t>
-      </w:r>
-      <w:r>
-        <w:rPr>
-          <w:color w:val="111111"/>
-          <w:sz w:val="22"/>
-          <w:szCs w:val="22"/>
-          <w:shd w:val="clear" w:color="auto" w:fill="FDFDFD"/>
-        </w:rPr>
-        <w:t>,</w:t>
-      </w:r>
-      <w:r>
-        <w:rPr>
-          <w:color w:val="111111"/>
-          <w:sz w:val="22"/>
-          <w:szCs w:val="22"/>
-          <w:shd w:val="clear" w:color="auto" w:fill="FDFDFD"/>
-        </w:rPr>
-        <w:t xml:space="preserve"> T., R. Marchand, C. Zhou 2022: “Cloud Response to Abrupt Changes in Solar Forcing and CO</w:t>
-      </w:r>
-      <w:r>
-        <w:rPr>
-          <w:color w:val="111111"/>
-          <w:sz w:val="22"/>
-          <w:szCs w:val="22"/>
-          <w:shd w:val="clear" w:color="auto" w:fill="FDFDFD"/>
-          <w:vertAlign w:val="subscript"/>
-        </w:rPr>
-        <w:t>2</w:t>
-      </w:r>
-      <w:r>
-        <w:rPr>
-          <w:color w:val="111111"/>
-          <w:sz w:val="22"/>
-          <w:szCs w:val="22"/>
-          <w:shd w:val="clear" w:color="auto" w:fill="FDFDFD"/>
-        </w:rPr>
-        <w:t xml:space="preserve"> Concentrations” AGU Fall Meeting: Advances in Solar Radiation Modification Research, Chicago, IL</w:t>
-      </w:r>
-      <w:r>
-        <w:rPr>
-          <w:color w:val="111111"/>
-          <w:sz w:val="22"/>
-          <w:szCs w:val="22"/>
-          <w:shd w:val="clear" w:color="auto" w:fill="FDFDFD"/>
-        </w:rPr>
-        <w:t>.</w:t>
-      </w:r>
-      <w:r>
-        <w:rPr>
-          <w:color w:val="111111"/>
-          <w:sz w:val="22"/>
-          <w:szCs w:val="22"/>
-          <w:shd w:val="clear" w:color="auto" w:fill="FDFDFD"/>
-        </w:rPr>
-        <w:t xml:space="preserve"> </w:t>
-      </w:r>
-      <w:r>
-        <w:rPr>
-          <w:i/>
-          <w:iCs/>
-          <w:color w:val="111111"/>
-          <w:sz w:val="22"/>
-          <w:szCs w:val="22"/>
-          <w:shd w:val="clear" w:color="auto" w:fill="FDFDFD"/>
-        </w:rPr>
-        <w:t>Poster</w:t>
+          <w:color w:val="111111"/>
+          <w:sz w:val="22"/>
+          <w:szCs w:val="22"/>
+          <w:shd w:val="clear" w:color="auto" w:fill="FDFDFD"/>
+        </w:rPr>
+      </w:pPr>
+      <w:r>
+        <w:rPr>
+          <w:color w:val="111111"/>
+          <w:sz w:val="22"/>
+          <w:szCs w:val="22"/>
+          <w:shd w:val="clear" w:color="auto" w:fill="FDFDFD"/>
+        </w:rPr>
+        <w:t xml:space="preserve">Aerenson, T., D. McCoy, G. Elsaesser 2024: “Can We Do Better at Predicting Regional Hydroclimate” CESM Workshop, Boulder, CO. </w:t>
+      </w:r>
+      <w:r>
+        <w:rPr>
+          <w:i/>
+          <w:iCs/>
+          <w:color w:val="111111"/>
+          <w:sz w:val="22"/>
+          <w:szCs w:val="22"/>
+          <w:shd w:val="clear" w:color="auto" w:fill="FDFDFD"/>
+        </w:rPr>
+        <w:t>Oral</w:t>
       </w:r>
     </w:p>
     <w:p>
@@ -3610,79 +4215,69 @@
     <w:p>
       <w:pPr>
         <w:rPr>
-          <w:i/>
-          <w:iCs/>
-          <w:color w:val="111111"/>
-          <w:sz w:val="22"/>
-          <w:szCs w:val="22"/>
-          <w:shd w:val="clear" w:color="auto" w:fill="FDFDFD"/>
-        </w:rPr>
-      </w:pPr>
-      <w:r>
-        <w:rPr>
-          <w:color w:val="111111"/>
-          <w:sz w:val="22"/>
-          <w:szCs w:val="22"/>
-          <w:shd w:val="clear" w:color="auto" w:fill="FDFDFD"/>
-        </w:rPr>
-        <w:t>Aerenson</w:t>
-      </w:r>
-      <w:r>
-        <w:rPr>
-          <w:color w:val="111111"/>
-          <w:sz w:val="22"/>
-          <w:szCs w:val="22"/>
-          <w:shd w:val="clear" w:color="auto" w:fill="FDFDFD"/>
-        </w:rPr>
-        <w:t>,</w:t>
-      </w:r>
-      <w:r>
-        <w:rPr>
-          <w:color w:val="111111"/>
-          <w:sz w:val="22"/>
-          <w:szCs w:val="22"/>
-          <w:shd w:val="clear" w:color="auto" w:fill="FDFDFD"/>
-        </w:rPr>
-        <w:t xml:space="preserve"> T., R. Marchand, C. Zhou 2022: “Cloud Response to Abrupt Changes in Solar Forcing and CO</w:t>
-      </w:r>
-      <w:r>
-        <w:rPr>
-          <w:color w:val="111111"/>
-          <w:sz w:val="22"/>
-          <w:szCs w:val="22"/>
-          <w:shd w:val="clear" w:color="auto" w:fill="FDFDFD"/>
-          <w:vertAlign w:val="subscript"/>
-        </w:rPr>
-        <w:t>2</w:t>
-      </w:r>
-      <w:r>
-        <w:rPr>
-          <w:color w:val="111111"/>
-          <w:sz w:val="22"/>
-          <w:szCs w:val="22"/>
-          <w:shd w:val="clear" w:color="auto" w:fill="FDFDFD"/>
-        </w:rPr>
-        <w:t xml:space="preserve"> Concentration” University of Washington Department of Atmospheric Sciences Seminar on Atmospheric Physics and Chemistry, Seattle, WA</w:t>
-      </w:r>
-      <w:r>
-        <w:rPr>
-          <w:color w:val="111111"/>
-          <w:sz w:val="22"/>
-          <w:szCs w:val="22"/>
-          <w:shd w:val="clear" w:color="auto" w:fill="FDFDFD"/>
-        </w:rPr>
-        <w:t>.</w:t>
-      </w:r>
-      <w:r>
-        <w:rPr>
-          <w:i/>
-          <w:iCs/>
-          <w:color w:val="111111"/>
-          <w:sz w:val="22"/>
-          <w:szCs w:val="22"/>
-          <w:shd w:val="clear" w:color="auto" w:fill="FDFDFD"/>
-        </w:rPr>
-        <w:t xml:space="preserve"> seminar</w:t>
+          <w:color w:val="111111"/>
+          <w:sz w:val="22"/>
+          <w:szCs w:val="22"/>
+          <w:shd w:val="clear" w:color="auto" w:fill="FDFDFD"/>
+        </w:rPr>
+      </w:pPr>
+      <w:r>
+        <w:rPr>
+          <w:color w:val="111111"/>
+          <w:sz w:val="22"/>
+          <w:szCs w:val="22"/>
+          <w:shd w:val="clear" w:color="auto" w:fill="FDFDFD"/>
+        </w:rPr>
+        <w:t>Aerenson, T.</w:t>
+      </w:r>
+      <w:r>
+        <w:rPr>
+          <w:color w:val="111111"/>
+          <w:sz w:val="22"/>
+          <w:szCs w:val="22"/>
+          <w:shd w:val="clear" w:color="auto" w:fill="FDFDFD"/>
+        </w:rPr>
+        <w:t xml:space="preserve"> 2023</w:t>
+      </w:r>
+      <w:r>
+        <w:rPr>
+          <w:color w:val="111111"/>
+          <w:sz w:val="22"/>
+          <w:szCs w:val="22"/>
+          <w:shd w:val="clear" w:color="auto" w:fill="FDFDFD"/>
+        </w:rPr>
+        <w:t xml:space="preserve">: “The Relationship Between Simulated Present-Day Cloud Attributes and Cloud </w:t>
+      </w:r>
+      <w:proofErr w:type="gramStart"/>
+      <w:r>
+        <w:rPr>
+          <w:color w:val="111111"/>
+          <w:sz w:val="22"/>
+          <w:szCs w:val="22"/>
+          <w:shd w:val="clear" w:color="auto" w:fill="FDFDFD"/>
+        </w:rPr>
+        <w:t>Feedbacks</w:t>
+      </w:r>
+      <w:proofErr w:type="gramEnd"/>
+      <w:r>
+        <w:rPr>
+          <w:color w:val="111111"/>
+          <w:sz w:val="22"/>
+          <w:szCs w:val="22"/>
+          <w:shd w:val="clear" w:color="auto" w:fill="FDFDFD"/>
+        </w:rPr>
+        <w:t xml:space="preserve">” University of Washington Department of Atmospheric Sciences Colloquium, Seattle, WA. </w:t>
+      </w:r>
+      <w:r>
+        <w:rPr>
+          <w:i/>
+          <w:iCs/>
+          <w:color w:val="111111"/>
+          <w:sz w:val="22"/>
+          <w:szCs w:val="22"/>
+          <w:shd w:val="clear" w:color="auto" w:fill="FDFDFD"/>
+        </w:rPr>
+        <w:t>PhD Defense</w:t>
       </w:r>
     </w:p>
     <w:p>
@@ -3698,22 +4293,20 @@
     <w:p>
       <w:pPr>
         <w:rPr>
-          <w:i/>
-          <w:iCs/>
-          <w:color w:val="111111"/>
-          <w:sz w:val="22"/>
-          <w:szCs w:val="22"/>
-          <w:shd w:val="clear" w:color="auto" w:fill="FDFDFD"/>
-        </w:rPr>
-      </w:pPr>
-      <w:r>
-        <w:rPr>
-          <w:color w:val="111111"/>
-          <w:sz w:val="22"/>
-          <w:szCs w:val="22"/>
-          <w:shd w:val="clear" w:color="auto" w:fill="FDFDFD"/>
-        </w:rPr>
-        <w:t>Aerenson</w:t>
+          <w:color w:val="111111"/>
+          <w:sz w:val="22"/>
+          <w:szCs w:val="22"/>
+          <w:shd w:val="clear" w:color="auto" w:fill="FDFDFD"/>
+        </w:rPr>
+      </w:pPr>
+      <w:r>
+        <w:rPr>
+          <w:color w:val="111111"/>
+          <w:sz w:val="22"/>
+          <w:szCs w:val="22"/>
+          <w:shd w:val="clear" w:color="auto" w:fill="FDFDFD"/>
+        </w:rPr>
+        <w:t>Aerenson, T.</w:t>
       </w:r>
       <w:r>
         <w:rPr>
@@ -3731,80 +4324,25 @@
           <w:szCs w:val="22"/>
           <w:shd w:val="clear" w:color="auto" w:fill="FDFDFD"/>
         </w:rPr>
-        <w:t xml:space="preserve"> T., R. Marchand 2022: “Cloud Response to Abrupt Changes in Solar Forcing and CO</w:t>
-      </w:r>
-      <w:r>
-        <w:rPr>
-          <w:color w:val="111111"/>
-          <w:sz w:val="22"/>
-          <w:szCs w:val="22"/>
-          <w:shd w:val="clear" w:color="auto" w:fill="FDFDFD"/>
-          <w:vertAlign w:val="subscript"/>
-        </w:rPr>
-        <w:t>2</w:t>
-      </w:r>
-      <w:r>
-        <w:rPr>
-          <w:color w:val="111111"/>
-          <w:sz w:val="22"/>
-          <w:szCs w:val="22"/>
-          <w:shd w:val="clear" w:color="auto" w:fill="FDFDFD"/>
-        </w:rPr>
-        <w:t xml:space="preserve"> Concentrations” CFMIP Meeting: Cloud Processes and Radiative </w:t>
-      </w:r>
-      <w:proofErr w:type="gramStart"/>
-      <w:r>
-        <w:rPr>
-          <w:color w:val="111111"/>
-          <w:sz w:val="22"/>
-          <w:szCs w:val="22"/>
-          <w:shd w:val="clear" w:color="auto" w:fill="FDFDFD"/>
-        </w:rPr>
-        <w:t>Feedbacks</w:t>
-      </w:r>
-      <w:proofErr w:type="gramEnd"/>
-      <w:r>
-        <w:rPr>
-          <w:color w:val="111111"/>
-          <w:sz w:val="22"/>
-          <w:szCs w:val="22"/>
-          <w:shd w:val="clear" w:color="auto" w:fill="FDFDFD"/>
-        </w:rPr>
-        <w:t>, Seattle, WA</w:t>
-      </w:r>
-      <w:r>
-        <w:rPr>
-          <w:color w:val="111111"/>
-          <w:sz w:val="22"/>
-          <w:szCs w:val="22"/>
-          <w:shd w:val="clear" w:color="auto" w:fill="FDFDFD"/>
-        </w:rPr>
-        <w:t>.</w:t>
-      </w:r>
-      <w:r>
-        <w:rPr>
-          <w:color w:val="111111"/>
-          <w:sz w:val="22"/>
-          <w:szCs w:val="22"/>
-          <w:shd w:val="clear" w:color="auto" w:fill="FDFDFD"/>
-        </w:rPr>
-        <w:t xml:space="preserve"> </w:t>
-      </w:r>
-      <w:r>
-        <w:rPr>
-          <w:i/>
-          <w:iCs/>
-          <w:color w:val="111111"/>
-          <w:sz w:val="22"/>
-          <w:szCs w:val="22"/>
-          <w:shd w:val="clear" w:color="auto" w:fill="FDFDFD"/>
-        </w:rPr>
-        <w:t>Oral</w:t>
-      </w:r>
-    </w:p>
-    <w:p>
-      <w:pPr>
-        <w:rPr>
+        <w:t xml:space="preserve"> R. Marchand, C. Zhou 2023: “Cloud Adjustments to Solar and CO2 Forcing in Coupled Models” CFMIP Meeting, Paris, FR. </w:t>
+      </w:r>
+      <w:r>
+        <w:rPr>
+          <w:i/>
+          <w:iCs/>
+          <w:color w:val="111111"/>
+          <w:sz w:val="22"/>
+          <w:szCs w:val="22"/>
+          <w:shd w:val="clear" w:color="auto" w:fill="FDFDFD"/>
+        </w:rPr>
+        <w:t>Poster</w:t>
+      </w:r>
+    </w:p>
+    <w:p>
+      <w:pPr>
+        <w:rPr>
+          <w:b/>
+          <w:bCs/>
           <w:color w:val="111111"/>
           <w:sz w:val="10"/>
           <w:szCs w:val="10"/>
@@ -3815,20 +4353,22 @@
     <w:p>
       <w:pPr>
         <w:rPr>
-          <w:color w:val="111111"/>
-          <w:sz w:val="22"/>
-          <w:szCs w:val="22"/>
-          <w:shd w:val="clear" w:color="auto" w:fill="FDFDFD"/>
-        </w:rPr>
-      </w:pPr>
-      <w:r>
-        <w:rPr>
-          <w:color w:val="111111"/>
-          <w:sz w:val="22"/>
-          <w:szCs w:val="22"/>
-          <w:shd w:val="clear" w:color="auto" w:fill="FDFDFD"/>
-        </w:rPr>
-        <w:t>Aerenson</w:t>
+          <w:i/>
+          <w:iCs/>
+          <w:color w:val="111111"/>
+          <w:sz w:val="22"/>
+          <w:szCs w:val="22"/>
+          <w:shd w:val="clear" w:color="auto" w:fill="FDFDFD"/>
+        </w:rPr>
+      </w:pPr>
+      <w:r>
+        <w:rPr>
+          <w:color w:val="111111"/>
+          <w:sz w:val="22"/>
+          <w:szCs w:val="22"/>
+          <w:shd w:val="clear" w:color="auto" w:fill="FDFDFD"/>
+        </w:rPr>
+        <w:t>Aerenson, T.</w:t>
       </w:r>
       <w:r>
         <w:rPr>
@@ -3846,25 +4386,16 @@
           <w:szCs w:val="22"/>
           <w:shd w:val="clear" w:color="auto" w:fill="FDFDFD"/>
         </w:rPr>
-        <w:t xml:space="preserve"> T. 2021</w:t>
-      </w:r>
-      <w:r>
-        <w:rPr>
-          <w:color w:val="111111"/>
-          <w:sz w:val="22"/>
-          <w:szCs w:val="22"/>
-          <w:shd w:val="clear" w:color="auto" w:fill="FDFDFD"/>
-        </w:rPr>
-        <w:t>:</w:t>
-      </w:r>
-      <w:r>
-        <w:rPr>
-          <w:color w:val="111111"/>
-          <w:sz w:val="22"/>
-          <w:szCs w:val="22"/>
-          <w:shd w:val="clear" w:color="auto" w:fill="FDFDFD"/>
-        </w:rPr>
-        <w:t xml:space="preserve"> “Cloud Rapid Adjustments and </w:t>
+        <w:t xml:space="preserve"> R. Marchand 202</w:t>
+      </w:r>
+      <w:r>
+        <w:rPr>
+          <w:color w:val="111111"/>
+          <w:sz w:val="22"/>
+          <w:szCs w:val="22"/>
+          <w:shd w:val="clear" w:color="auto" w:fill="FDFDFD"/>
+        </w:rPr>
+        <w:t xml:space="preserve">3: “The Contribution of Mean-State Bias to Cloud </w:t>
       </w:r>
       <w:proofErr w:type="gramStart"/>
       <w:r>
@@ -3884,71 +4415,25 @@
           <w:szCs w:val="22"/>
           <w:shd w:val="clear" w:color="auto" w:fill="FDFDFD"/>
         </w:rPr>
-        <w:t xml:space="preserve"> to Abrupt Changes in Solar and CO</w:t>
-      </w:r>
-      <w:r>
-        <w:rPr>
-          <w:color w:val="111111"/>
-          <w:sz w:val="22"/>
-          <w:szCs w:val="22"/>
-          <w:shd w:val="clear" w:color="auto" w:fill="FDFDFD"/>
-          <w:vertAlign w:val="subscript"/>
-        </w:rPr>
-        <w:t>2</w:t>
-      </w:r>
-      <w:r>
-        <w:rPr>
-          <w:color w:val="111111"/>
-          <w:sz w:val="22"/>
-          <w:szCs w:val="22"/>
-          <w:shd w:val="clear" w:color="auto" w:fill="FDFDFD"/>
-        </w:rPr>
-        <w:t xml:space="preserve"> Induced Forcings” AGU Fall Meeting: Advances in Climate Engineering Research</w:t>
-      </w:r>
-      <w:r>
-        <w:rPr>
-          <w:color w:val="111111"/>
-          <w:sz w:val="22"/>
-          <w:szCs w:val="22"/>
-          <w:shd w:val="clear" w:color="auto" w:fill="FDFDFD"/>
-        </w:rPr>
-        <w:t>.</w:t>
-      </w:r>
-      <w:r>
-        <w:rPr>
-          <w:color w:val="111111"/>
-          <w:sz w:val="22"/>
-          <w:szCs w:val="22"/>
-          <w:shd w:val="clear" w:color="auto" w:fill="FDFDFD"/>
-        </w:rPr>
-        <w:t xml:space="preserve"> </w:t>
-      </w:r>
-      <w:r>
-        <w:rPr>
-          <w:i/>
-          <w:iCs/>
-          <w:color w:val="111111"/>
-          <w:sz w:val="22"/>
-          <w:szCs w:val="22"/>
-          <w:shd w:val="clear" w:color="auto" w:fill="FDFDFD"/>
-        </w:rPr>
-        <w:t>Virtual</w:t>
-      </w:r>
-      <w:r>
-        <w:rPr>
-          <w:i/>
-          <w:iCs/>
-          <w:color w:val="111111"/>
-          <w:sz w:val="22"/>
-          <w:szCs w:val="22"/>
-          <w:shd w:val="clear" w:color="auto" w:fill="FDFDFD"/>
-        </w:rPr>
-        <w:t xml:space="preserve"> Poster </w:t>
-      </w:r>
-    </w:p>
-    <w:p>
-      <w:pPr>
-        <w:rPr>
+        <w:t xml:space="preserve"> in Climate Models” CFMIP Meeting, Paris, FR. </w:t>
+      </w:r>
+      <w:r>
+        <w:rPr>
+          <w:i/>
+          <w:iCs/>
+          <w:color w:val="111111"/>
+          <w:sz w:val="22"/>
+          <w:szCs w:val="22"/>
+          <w:shd w:val="clear" w:color="auto" w:fill="FDFDFD"/>
+        </w:rPr>
+        <w:t>Poster</w:t>
+      </w:r>
+    </w:p>
+    <w:p>
+      <w:pPr>
+        <w:rPr>
+          <w:b/>
+          <w:bCs/>
           <w:color w:val="111111"/>
           <w:sz w:val="10"/>
           <w:szCs w:val="10"/>
@@ -3959,20 +4444,22 @@
     <w:p>
       <w:pPr>
         <w:rPr>
-          <w:color w:val="111111"/>
-          <w:sz w:val="22"/>
-          <w:szCs w:val="22"/>
-          <w:shd w:val="clear" w:color="auto" w:fill="FDFDFD"/>
-        </w:rPr>
-      </w:pPr>
-      <w:r>
-        <w:rPr>
-          <w:color w:val="111111"/>
-          <w:sz w:val="22"/>
-          <w:szCs w:val="22"/>
-          <w:shd w:val="clear" w:color="auto" w:fill="FDFDFD"/>
-        </w:rPr>
-        <w:t>Aerenson</w:t>
+          <w:i/>
+          <w:iCs/>
+          <w:color w:val="111111"/>
+          <w:sz w:val="22"/>
+          <w:szCs w:val="22"/>
+          <w:shd w:val="clear" w:color="auto" w:fill="FDFDFD"/>
+        </w:rPr>
+      </w:pPr>
+      <w:r>
+        <w:rPr>
+          <w:color w:val="111111"/>
+          <w:sz w:val="22"/>
+          <w:szCs w:val="22"/>
+          <w:shd w:val="clear" w:color="auto" w:fill="FDFDFD"/>
+        </w:rPr>
+        <w:t>Aerenson, T.</w:t>
       </w:r>
       <w:r>
         <w:rPr>
@@ -3990,7 +4477,7 @@
           <w:szCs w:val="22"/>
           <w:shd w:val="clear" w:color="auto" w:fill="FDFDFD"/>
         </w:rPr>
-        <w:t xml:space="preserve"> T., R. Marchand 2021: “Cloud Rapid Adjustments and </w:t>
+        <w:t xml:space="preserve"> R. Marchand 2023: “The Contribution of Mean-State Bias to Cloud </w:t>
       </w:r>
       <w:proofErr w:type="gramStart"/>
       <w:r>
@@ -4010,60 +4497,43 @@
           <w:szCs w:val="22"/>
           <w:shd w:val="clear" w:color="auto" w:fill="FDFDFD"/>
         </w:rPr>
-        <w:t xml:space="preserve"> to Abrupt Changes in Solar and CO</w:t>
-      </w:r>
-      <w:r>
-        <w:rPr>
-          <w:color w:val="111111"/>
-          <w:sz w:val="22"/>
-          <w:szCs w:val="22"/>
-          <w:shd w:val="clear" w:color="auto" w:fill="FDFDFD"/>
-          <w:vertAlign w:val="subscript"/>
-        </w:rPr>
-        <w:t>2</w:t>
-      </w:r>
-      <w:r>
-        <w:rPr>
-          <w:color w:val="111111"/>
-          <w:sz w:val="22"/>
-          <w:szCs w:val="22"/>
-          <w:shd w:val="clear" w:color="auto" w:fill="FDFDFD"/>
-        </w:rPr>
-        <w:t xml:space="preserve"> Induced Forcing” CFMIP Meeting</w:t>
-      </w:r>
-      <w:r>
-        <w:rPr>
-          <w:color w:val="111111"/>
-          <w:sz w:val="22"/>
-          <w:szCs w:val="22"/>
-          <w:shd w:val="clear" w:color="auto" w:fill="FDFDFD"/>
-        </w:rPr>
-        <w:t>.</w:t>
-      </w:r>
-      <w:r>
-        <w:rPr>
-          <w:color w:val="111111"/>
-          <w:sz w:val="22"/>
-          <w:szCs w:val="22"/>
-          <w:shd w:val="clear" w:color="auto" w:fill="FDFDFD"/>
-        </w:rPr>
-        <w:t xml:space="preserve"> </w:t>
-      </w:r>
-      <w:r>
-        <w:rPr>
-          <w:i/>
-          <w:iCs/>
-          <w:color w:val="111111"/>
-          <w:sz w:val="22"/>
-          <w:szCs w:val="22"/>
-          <w:shd w:val="clear" w:color="auto" w:fill="FDFDFD"/>
-        </w:rPr>
-        <w:t xml:space="preserve">Virtual Poster </w:t>
-      </w:r>
-    </w:p>
-    <w:p>
-      <w:pPr>
-        <w:rPr>
+        <w:t xml:space="preserve"> in Climate Mod</w:t>
+      </w:r>
+      <w:r>
+        <w:rPr>
+          <w:color w:val="111111"/>
+          <w:sz w:val="22"/>
+          <w:szCs w:val="22"/>
+          <w:shd w:val="clear" w:color="auto" w:fill="FDFDFD"/>
+        </w:rPr>
+        <w:t>el</w:t>
+      </w:r>
+      <w:r>
+        <w:rPr>
+          <w:color w:val="111111"/>
+          <w:sz w:val="22"/>
+          <w:szCs w:val="22"/>
+          <w:shd w:val="clear" w:color="auto" w:fill="FDFDFD"/>
+        </w:rPr>
+        <w:t xml:space="preserve">s” University of Wyoming Department of Atmospheric Science Seminar, Laramie, WY. </w:t>
+      </w:r>
+      <w:r>
+        <w:rPr>
+          <w:i/>
+          <w:iCs/>
+          <w:color w:val="111111"/>
+          <w:sz w:val="22"/>
+          <w:szCs w:val="22"/>
+          <w:shd w:val="clear" w:color="auto" w:fill="FDFDFD"/>
+        </w:rPr>
+        <w:t>Invited Seminar</w:t>
+      </w:r>
+    </w:p>
+    <w:p>
+      <w:pPr>
+        <w:rPr>
+          <w:i/>
+          <w:iCs/>
           <w:color w:val="111111"/>
           <w:sz w:val="10"/>
           <w:szCs w:val="10"/>
@@ -4074,54 +4544,40 @@
     <w:p>
       <w:pPr>
         <w:rPr>
-          <w:sz w:val="22"/>
-          <w:szCs w:val="22"/>
-        </w:rPr>
-      </w:pPr>
-      <w:r>
-        <w:rPr>
-          <w:color w:val="111111"/>
-          <w:sz w:val="22"/>
-          <w:szCs w:val="22"/>
-          <w:shd w:val="clear" w:color="auto" w:fill="FDFDFD"/>
-        </w:rPr>
-        <w:t>Aerenson</w:t>
-      </w:r>
-      <w:r>
-        <w:rPr>
-          <w:color w:val="111111"/>
-          <w:sz w:val="22"/>
-          <w:szCs w:val="22"/>
-          <w:shd w:val="clear" w:color="auto" w:fill="FDFDFD"/>
-        </w:rPr>
-        <w:t>,</w:t>
-      </w:r>
-      <w:r>
-        <w:rPr>
-          <w:color w:val="111111"/>
-          <w:sz w:val="22"/>
-          <w:szCs w:val="22"/>
-          <w:shd w:val="clear" w:color="auto" w:fill="FDFDFD"/>
-        </w:rPr>
-        <w:t xml:space="preserve"> T. 2021: “When Will MISR Detect Rising High Clouds?” University of Washington Department of Atmospheric Sciences Physics and Chemistry Seminar</w:t>
-      </w:r>
-      <w:r>
-        <w:rPr>
-          <w:color w:val="111111"/>
-          <w:sz w:val="22"/>
-          <w:szCs w:val="22"/>
-          <w:shd w:val="clear" w:color="auto" w:fill="FDFDFD"/>
-        </w:rPr>
-        <w:t>.</w:t>
-      </w:r>
-      <w:r>
-        <w:rPr>
-          <w:color w:val="111111"/>
-          <w:sz w:val="22"/>
-          <w:szCs w:val="22"/>
-          <w:shd w:val="clear" w:color="auto" w:fill="FDFDFD"/>
-        </w:rPr>
-        <w:t xml:space="preserve"> </w:t>
+          <w:color w:val="111111"/>
+          <w:sz w:val="22"/>
+          <w:szCs w:val="22"/>
+          <w:shd w:val="clear" w:color="auto" w:fill="FDFDFD"/>
+        </w:rPr>
+      </w:pPr>
+      <w:r>
+        <w:rPr>
+          <w:color w:val="111111"/>
+          <w:sz w:val="22"/>
+          <w:szCs w:val="22"/>
+          <w:shd w:val="clear" w:color="auto" w:fill="FDFDFD"/>
+        </w:rPr>
+        <w:t xml:space="preserve">Aerenson, T., R. Marchand 2023: “Using ISCCP and MISR Satellite Simulators to Understand Cloud </w:t>
+      </w:r>
+      <w:proofErr w:type="gramStart"/>
+      <w:r>
+        <w:rPr>
+          <w:color w:val="111111"/>
+          <w:sz w:val="22"/>
+          <w:szCs w:val="22"/>
+          <w:shd w:val="clear" w:color="auto" w:fill="FDFDFD"/>
+        </w:rPr>
+        <w:t>Feedbacks</w:t>
+      </w:r>
+      <w:proofErr w:type="gramEnd"/>
+      <w:r>
+        <w:rPr>
+          <w:color w:val="111111"/>
+          <w:sz w:val="22"/>
+          <w:szCs w:val="22"/>
+          <w:shd w:val="clear" w:color="auto" w:fill="FDFDFD"/>
+        </w:rPr>
+        <w:t xml:space="preserve">” NASA GSFC CPC Seminar, Greenbelt, MD. </w:t>
       </w:r>
       <w:r>
         <w:rPr>
@@ -4143,29 +4599,18 @@
           <w:szCs w:val="22"/>
           <w:shd w:val="clear" w:color="auto" w:fill="FDFDFD"/>
         </w:rPr>
-        <w:t xml:space="preserve"> </w:t>
-      </w:r>
-      <w:r>
-        <w:rPr>
-          <w:i/>
-          <w:iCs/>
-          <w:color w:val="111111"/>
-          <w:sz w:val="22"/>
-          <w:szCs w:val="22"/>
-          <w:shd w:val="clear" w:color="auto" w:fill="FDFDFD"/>
-        </w:rPr>
-        <w:t>S</w:t>
-      </w:r>
-      <w:r>
-        <w:rPr>
-          <w:i/>
-          <w:iCs/>
-          <w:color w:val="111111"/>
-          <w:sz w:val="22"/>
-          <w:szCs w:val="22"/>
-          <w:shd w:val="clear" w:color="auto" w:fill="FDFDFD"/>
-        </w:rPr>
-        <w:t>eminar</w:t>
+        <w:t xml:space="preserve"> Invited</w:t>
+      </w:r>
+      <w:r>
+        <w:rPr>
+          <w:i/>
+          <w:iCs/>
+          <w:color w:val="111111"/>
+          <w:sz w:val="22"/>
+          <w:szCs w:val="22"/>
+          <w:shd w:val="clear" w:color="auto" w:fill="FDFDFD"/>
+        </w:rPr>
+        <w:t xml:space="preserve"> Seminar</w:t>
       </w:r>
     </w:p>
     <w:p>
@@ -4181,20 +4626,687 @@
     <w:p>
       <w:pPr>
         <w:rPr>
-          <w:color w:val="111111"/>
-          <w:sz w:val="22"/>
-          <w:szCs w:val="22"/>
-          <w:shd w:val="clear" w:color="auto" w:fill="FDFDFD"/>
-        </w:rPr>
-      </w:pPr>
-      <w:r>
-        <w:rPr>
-          <w:color w:val="111111"/>
-          <w:sz w:val="22"/>
-          <w:szCs w:val="22"/>
-          <w:shd w:val="clear" w:color="auto" w:fill="FDFDFD"/>
-        </w:rPr>
-        <w:lastRenderedPageBreak/>
+          <w:i/>
+          <w:iCs/>
+          <w:color w:val="111111"/>
+          <w:sz w:val="22"/>
+          <w:szCs w:val="22"/>
+          <w:shd w:val="clear" w:color="auto" w:fill="FDFDFD"/>
+        </w:rPr>
+      </w:pPr>
+      <w:r>
+        <w:rPr>
+          <w:color w:val="111111"/>
+          <w:sz w:val="22"/>
+          <w:szCs w:val="22"/>
+          <w:shd w:val="clear" w:color="auto" w:fill="FDFDFD"/>
+        </w:rPr>
+        <w:t>Aerenson</w:t>
+      </w:r>
+      <w:r>
+        <w:rPr>
+          <w:color w:val="111111"/>
+          <w:sz w:val="22"/>
+          <w:szCs w:val="22"/>
+          <w:shd w:val="clear" w:color="auto" w:fill="FDFDFD"/>
+        </w:rPr>
+        <w:t>,</w:t>
+      </w:r>
+      <w:r>
+        <w:rPr>
+          <w:color w:val="111111"/>
+          <w:sz w:val="22"/>
+          <w:szCs w:val="22"/>
+          <w:shd w:val="clear" w:color="auto" w:fill="FDFDFD"/>
+        </w:rPr>
+        <w:t xml:space="preserve"> T., R. Marchand, C. Zhou 2022: “Cloud Response to Abrupt Changes in Solar Forcing and CO</w:t>
+      </w:r>
+      <w:r>
+        <w:rPr>
+          <w:color w:val="111111"/>
+          <w:sz w:val="22"/>
+          <w:szCs w:val="22"/>
+          <w:shd w:val="clear" w:color="auto" w:fill="FDFDFD"/>
+          <w:vertAlign w:val="subscript"/>
+        </w:rPr>
+        <w:t>2</w:t>
+      </w:r>
+      <w:r>
+        <w:rPr>
+          <w:color w:val="111111"/>
+          <w:sz w:val="22"/>
+          <w:szCs w:val="22"/>
+          <w:shd w:val="clear" w:color="auto" w:fill="FDFDFD"/>
+        </w:rPr>
+        <w:t xml:space="preserve"> Concentrations” AGU Fall Meeting: Advances in Solar Radiation Modification Research, Chicago, IL</w:t>
+      </w:r>
+      <w:r>
+        <w:rPr>
+          <w:color w:val="111111"/>
+          <w:sz w:val="22"/>
+          <w:szCs w:val="22"/>
+          <w:shd w:val="clear" w:color="auto" w:fill="FDFDFD"/>
+        </w:rPr>
+        <w:t>.</w:t>
+      </w:r>
+      <w:r>
+        <w:rPr>
+          <w:color w:val="111111"/>
+          <w:sz w:val="22"/>
+          <w:szCs w:val="22"/>
+          <w:shd w:val="clear" w:color="auto" w:fill="FDFDFD"/>
+        </w:rPr>
+        <w:t xml:space="preserve"> </w:t>
+      </w:r>
+      <w:r>
+        <w:rPr>
+          <w:i/>
+          <w:iCs/>
+          <w:color w:val="111111"/>
+          <w:sz w:val="22"/>
+          <w:szCs w:val="22"/>
+          <w:shd w:val="clear" w:color="auto" w:fill="FDFDFD"/>
+        </w:rPr>
+        <w:t>Poster</w:t>
+      </w:r>
+    </w:p>
+    <w:p>
+      <w:pPr>
+        <w:rPr>
+          <w:color w:val="111111"/>
+          <w:sz w:val="10"/>
+          <w:szCs w:val="10"/>
+          <w:shd w:val="clear" w:color="auto" w:fill="FDFDFD"/>
+        </w:rPr>
+      </w:pPr>
+    </w:p>
+    <w:p>
+      <w:pPr>
+        <w:rPr>
+          <w:i/>
+          <w:iCs/>
+          <w:color w:val="111111"/>
+          <w:sz w:val="22"/>
+          <w:szCs w:val="22"/>
+          <w:shd w:val="clear" w:color="auto" w:fill="FDFDFD"/>
+        </w:rPr>
+      </w:pPr>
+      <w:r>
+        <w:rPr>
+          <w:color w:val="111111"/>
+          <w:sz w:val="22"/>
+          <w:szCs w:val="22"/>
+          <w:shd w:val="clear" w:color="auto" w:fill="FDFDFD"/>
+        </w:rPr>
+        <w:t>Aerenson</w:t>
+      </w:r>
+      <w:r>
+        <w:rPr>
+          <w:color w:val="111111"/>
+          <w:sz w:val="22"/>
+          <w:szCs w:val="22"/>
+          <w:shd w:val="clear" w:color="auto" w:fill="FDFDFD"/>
+        </w:rPr>
+        <w:t>,</w:t>
+      </w:r>
+      <w:r>
+        <w:rPr>
+          <w:color w:val="111111"/>
+          <w:sz w:val="22"/>
+          <w:szCs w:val="22"/>
+          <w:shd w:val="clear" w:color="auto" w:fill="FDFDFD"/>
+        </w:rPr>
+        <w:t xml:space="preserve"> T., R. Marchand, C. Zhou 2022: “Cloud Response to Abrupt Changes in Solar Forcing and CO</w:t>
+      </w:r>
+      <w:r>
+        <w:rPr>
+          <w:color w:val="111111"/>
+          <w:sz w:val="22"/>
+          <w:szCs w:val="22"/>
+          <w:shd w:val="clear" w:color="auto" w:fill="FDFDFD"/>
+          <w:vertAlign w:val="subscript"/>
+        </w:rPr>
+        <w:t>2</w:t>
+      </w:r>
+      <w:r>
+        <w:rPr>
+          <w:color w:val="111111"/>
+          <w:sz w:val="22"/>
+          <w:szCs w:val="22"/>
+          <w:shd w:val="clear" w:color="auto" w:fill="FDFDFD"/>
+        </w:rPr>
+        <w:t xml:space="preserve"> Concentration” University of Washington Department of Atmospheric Sciences Seminar on Atmospheric Physics and Chemistry, Seattle, WA</w:t>
+      </w:r>
+      <w:r>
+        <w:rPr>
+          <w:color w:val="111111"/>
+          <w:sz w:val="22"/>
+          <w:szCs w:val="22"/>
+          <w:shd w:val="clear" w:color="auto" w:fill="FDFDFD"/>
+        </w:rPr>
+        <w:t>.</w:t>
+      </w:r>
+      <w:r>
+        <w:rPr>
+          <w:i/>
+          <w:iCs/>
+          <w:color w:val="111111"/>
+          <w:sz w:val="22"/>
+          <w:szCs w:val="22"/>
+          <w:shd w:val="clear" w:color="auto" w:fill="FDFDFD"/>
+        </w:rPr>
+        <w:t xml:space="preserve"> seminar</w:t>
+      </w:r>
+    </w:p>
+    <w:p>
+      <w:pPr>
+        <w:rPr>
+          <w:color w:val="111111"/>
+          <w:sz w:val="10"/>
+          <w:szCs w:val="10"/>
+          <w:shd w:val="clear" w:color="auto" w:fill="FDFDFD"/>
+        </w:rPr>
+      </w:pPr>
+    </w:p>
+    <w:p>
+      <w:pPr>
+        <w:rPr>
+          <w:i/>
+          <w:iCs/>
+          <w:color w:val="111111"/>
+          <w:sz w:val="22"/>
+          <w:szCs w:val="22"/>
+          <w:shd w:val="clear" w:color="auto" w:fill="FDFDFD"/>
+        </w:rPr>
+      </w:pPr>
+      <w:r>
+        <w:rPr>
+          <w:color w:val="111111"/>
+          <w:sz w:val="22"/>
+          <w:szCs w:val="22"/>
+          <w:shd w:val="clear" w:color="auto" w:fill="FDFDFD"/>
+        </w:rPr>
+        <w:t>Aerenson</w:t>
+      </w:r>
+      <w:r>
+        <w:rPr>
+          <w:color w:val="111111"/>
+          <w:sz w:val="22"/>
+          <w:szCs w:val="22"/>
+          <w:shd w:val="clear" w:color="auto" w:fill="FDFDFD"/>
+        </w:rPr>
+        <w:t>,</w:t>
+      </w:r>
+      <w:r>
+        <w:rPr>
+          <w:color w:val="111111"/>
+          <w:sz w:val="22"/>
+          <w:szCs w:val="22"/>
+          <w:shd w:val="clear" w:color="auto" w:fill="FDFDFD"/>
+        </w:rPr>
+        <w:t xml:space="preserve"> T., R. Marchand 2022: “Cloud Response to Abrupt Changes in Solar Forcing and CO</w:t>
+      </w:r>
+      <w:r>
+        <w:rPr>
+          <w:color w:val="111111"/>
+          <w:sz w:val="22"/>
+          <w:szCs w:val="22"/>
+          <w:shd w:val="clear" w:color="auto" w:fill="FDFDFD"/>
+          <w:vertAlign w:val="subscript"/>
+        </w:rPr>
+        <w:t>2</w:t>
+      </w:r>
+      <w:r>
+        <w:rPr>
+          <w:color w:val="111111"/>
+          <w:sz w:val="22"/>
+          <w:szCs w:val="22"/>
+          <w:shd w:val="clear" w:color="auto" w:fill="FDFDFD"/>
+        </w:rPr>
+        <w:t xml:space="preserve"> Concentrations” CFMIP Meeting: Cloud Processes and Radiative </w:t>
+      </w:r>
+      <w:proofErr w:type="gramStart"/>
+      <w:r>
+        <w:rPr>
+          <w:color w:val="111111"/>
+          <w:sz w:val="22"/>
+          <w:szCs w:val="22"/>
+          <w:shd w:val="clear" w:color="auto" w:fill="FDFDFD"/>
+        </w:rPr>
+        <w:t>Feedbacks</w:t>
+      </w:r>
+      <w:proofErr w:type="gramEnd"/>
+      <w:r>
+        <w:rPr>
+          <w:color w:val="111111"/>
+          <w:sz w:val="22"/>
+          <w:szCs w:val="22"/>
+          <w:shd w:val="clear" w:color="auto" w:fill="FDFDFD"/>
+        </w:rPr>
+        <w:t>, Seattle, WA</w:t>
+      </w:r>
+      <w:r>
+        <w:rPr>
+          <w:color w:val="111111"/>
+          <w:sz w:val="22"/>
+          <w:szCs w:val="22"/>
+          <w:shd w:val="clear" w:color="auto" w:fill="FDFDFD"/>
+        </w:rPr>
+        <w:t>.</w:t>
+      </w:r>
+      <w:r>
+        <w:rPr>
+          <w:color w:val="111111"/>
+          <w:sz w:val="22"/>
+          <w:szCs w:val="22"/>
+          <w:shd w:val="clear" w:color="auto" w:fill="FDFDFD"/>
+        </w:rPr>
+        <w:t xml:space="preserve"> </w:t>
+      </w:r>
+      <w:r>
+        <w:rPr>
+          <w:i/>
+          <w:iCs/>
+          <w:color w:val="111111"/>
+          <w:sz w:val="22"/>
+          <w:szCs w:val="22"/>
+          <w:shd w:val="clear" w:color="auto" w:fill="FDFDFD"/>
+        </w:rPr>
+        <w:t>Oral</w:t>
+      </w:r>
+    </w:p>
+    <w:p>
+      <w:pPr>
+        <w:rPr>
+          <w:color w:val="111111"/>
+          <w:sz w:val="10"/>
+          <w:szCs w:val="10"/>
+          <w:shd w:val="clear" w:color="auto" w:fill="FDFDFD"/>
+        </w:rPr>
+      </w:pPr>
+    </w:p>
+    <w:p>
+      <w:pPr>
+        <w:rPr>
+          <w:color w:val="111111"/>
+          <w:sz w:val="22"/>
+          <w:szCs w:val="22"/>
+          <w:shd w:val="clear" w:color="auto" w:fill="FDFDFD"/>
+        </w:rPr>
+      </w:pPr>
+      <w:r>
+        <w:rPr>
+          <w:color w:val="111111"/>
+          <w:sz w:val="22"/>
+          <w:szCs w:val="22"/>
+          <w:shd w:val="clear" w:color="auto" w:fill="FDFDFD"/>
+        </w:rPr>
+        <w:t>Aerenson</w:t>
+      </w:r>
+      <w:r>
+        <w:rPr>
+          <w:color w:val="111111"/>
+          <w:sz w:val="22"/>
+          <w:szCs w:val="22"/>
+          <w:shd w:val="clear" w:color="auto" w:fill="FDFDFD"/>
+        </w:rPr>
+        <w:t>,</w:t>
+      </w:r>
+      <w:r>
+        <w:rPr>
+          <w:color w:val="111111"/>
+          <w:sz w:val="22"/>
+          <w:szCs w:val="22"/>
+          <w:shd w:val="clear" w:color="auto" w:fill="FDFDFD"/>
+        </w:rPr>
+        <w:t xml:space="preserve"> T. 2021</w:t>
+      </w:r>
+      <w:r>
+        <w:rPr>
+          <w:color w:val="111111"/>
+          <w:sz w:val="22"/>
+          <w:szCs w:val="22"/>
+          <w:shd w:val="clear" w:color="auto" w:fill="FDFDFD"/>
+        </w:rPr>
+        <w:t>:</w:t>
+      </w:r>
+      <w:r>
+        <w:rPr>
+          <w:color w:val="111111"/>
+          <w:sz w:val="22"/>
+          <w:szCs w:val="22"/>
+          <w:shd w:val="clear" w:color="auto" w:fill="FDFDFD"/>
+        </w:rPr>
+        <w:t xml:space="preserve"> “Cloud Rapid Adjustments and </w:t>
+      </w:r>
+      <w:proofErr w:type="gramStart"/>
+      <w:r>
+        <w:rPr>
+          <w:color w:val="111111"/>
+          <w:sz w:val="22"/>
+          <w:szCs w:val="22"/>
+          <w:shd w:val="clear" w:color="auto" w:fill="FDFDFD"/>
+        </w:rPr>
+        <w:t>Feedbacks</w:t>
+      </w:r>
+      <w:proofErr w:type="gramEnd"/>
+      <w:r>
+        <w:rPr>
+          <w:color w:val="111111"/>
+          <w:sz w:val="22"/>
+          <w:szCs w:val="22"/>
+          <w:shd w:val="clear" w:color="auto" w:fill="FDFDFD"/>
+        </w:rPr>
+        <w:t xml:space="preserve"> to Abrupt Changes in Solar and CO</w:t>
+      </w:r>
+      <w:r>
+        <w:rPr>
+          <w:color w:val="111111"/>
+          <w:sz w:val="22"/>
+          <w:szCs w:val="22"/>
+          <w:shd w:val="clear" w:color="auto" w:fill="FDFDFD"/>
+          <w:vertAlign w:val="subscript"/>
+        </w:rPr>
+        <w:t>2</w:t>
+      </w:r>
+      <w:r>
+        <w:rPr>
+          <w:color w:val="111111"/>
+          <w:sz w:val="22"/>
+          <w:szCs w:val="22"/>
+          <w:shd w:val="clear" w:color="auto" w:fill="FDFDFD"/>
+        </w:rPr>
+        <w:t xml:space="preserve"> Induced Forcings” AGU Fall Meeting: Advances in Climate Engineering Research</w:t>
+      </w:r>
+      <w:r>
+        <w:rPr>
+          <w:color w:val="111111"/>
+          <w:sz w:val="22"/>
+          <w:szCs w:val="22"/>
+          <w:shd w:val="clear" w:color="auto" w:fill="FDFDFD"/>
+        </w:rPr>
+        <w:t>.</w:t>
+      </w:r>
+      <w:r>
+        <w:rPr>
+          <w:color w:val="111111"/>
+          <w:sz w:val="22"/>
+          <w:szCs w:val="22"/>
+          <w:shd w:val="clear" w:color="auto" w:fill="FDFDFD"/>
+        </w:rPr>
+        <w:t xml:space="preserve"> </w:t>
+      </w:r>
+      <w:r>
+        <w:rPr>
+          <w:i/>
+          <w:iCs/>
+          <w:color w:val="111111"/>
+          <w:sz w:val="22"/>
+          <w:szCs w:val="22"/>
+          <w:shd w:val="clear" w:color="auto" w:fill="FDFDFD"/>
+        </w:rPr>
+        <w:t>Virtual</w:t>
+      </w:r>
+      <w:r>
+        <w:rPr>
+          <w:i/>
+          <w:iCs/>
+          <w:color w:val="111111"/>
+          <w:sz w:val="22"/>
+          <w:szCs w:val="22"/>
+          <w:shd w:val="clear" w:color="auto" w:fill="FDFDFD"/>
+        </w:rPr>
+        <w:t xml:space="preserve"> Poster </w:t>
+      </w:r>
+    </w:p>
+    <w:p>
+      <w:pPr>
+        <w:rPr>
+          <w:color w:val="111111"/>
+          <w:sz w:val="10"/>
+          <w:szCs w:val="10"/>
+          <w:shd w:val="clear" w:color="auto" w:fill="FDFDFD"/>
+        </w:rPr>
+      </w:pPr>
+    </w:p>
+    <w:p>
+      <w:pPr>
+        <w:rPr>
+          <w:color w:val="111111"/>
+          <w:sz w:val="22"/>
+          <w:szCs w:val="22"/>
+          <w:shd w:val="clear" w:color="auto" w:fill="FDFDFD"/>
+        </w:rPr>
+      </w:pPr>
+      <w:r>
+        <w:rPr>
+          <w:color w:val="111111"/>
+          <w:sz w:val="22"/>
+          <w:szCs w:val="22"/>
+          <w:shd w:val="clear" w:color="auto" w:fill="FDFDFD"/>
+        </w:rPr>
+        <w:t>Aerenson</w:t>
+      </w:r>
+      <w:r>
+        <w:rPr>
+          <w:color w:val="111111"/>
+          <w:sz w:val="22"/>
+          <w:szCs w:val="22"/>
+          <w:shd w:val="clear" w:color="auto" w:fill="FDFDFD"/>
+        </w:rPr>
+        <w:t>,</w:t>
+      </w:r>
+      <w:r>
+        <w:rPr>
+          <w:color w:val="111111"/>
+          <w:sz w:val="22"/>
+          <w:szCs w:val="22"/>
+          <w:shd w:val="clear" w:color="auto" w:fill="FDFDFD"/>
+        </w:rPr>
+        <w:t xml:space="preserve"> T., R. Marchand 2021: “Cloud Rapid Adjustments and </w:t>
+      </w:r>
+      <w:proofErr w:type="gramStart"/>
+      <w:r>
+        <w:rPr>
+          <w:color w:val="111111"/>
+          <w:sz w:val="22"/>
+          <w:szCs w:val="22"/>
+          <w:shd w:val="clear" w:color="auto" w:fill="FDFDFD"/>
+        </w:rPr>
+        <w:t>Feedbacks</w:t>
+      </w:r>
+      <w:proofErr w:type="gramEnd"/>
+      <w:r>
+        <w:rPr>
+          <w:color w:val="111111"/>
+          <w:sz w:val="22"/>
+          <w:szCs w:val="22"/>
+          <w:shd w:val="clear" w:color="auto" w:fill="FDFDFD"/>
+        </w:rPr>
+        <w:t xml:space="preserve"> to Abrupt Changes in Solar and CO</w:t>
+      </w:r>
+      <w:r>
+        <w:rPr>
+          <w:color w:val="111111"/>
+          <w:sz w:val="22"/>
+          <w:szCs w:val="22"/>
+          <w:shd w:val="clear" w:color="auto" w:fill="FDFDFD"/>
+          <w:vertAlign w:val="subscript"/>
+        </w:rPr>
+        <w:t>2</w:t>
+      </w:r>
+      <w:r>
+        <w:rPr>
+          <w:color w:val="111111"/>
+          <w:sz w:val="22"/>
+          <w:szCs w:val="22"/>
+          <w:shd w:val="clear" w:color="auto" w:fill="FDFDFD"/>
+        </w:rPr>
+        <w:t xml:space="preserve"> Induced Forcing” CFMIP Meeting</w:t>
+      </w:r>
+      <w:r>
+        <w:rPr>
+          <w:color w:val="111111"/>
+          <w:sz w:val="22"/>
+          <w:szCs w:val="22"/>
+          <w:shd w:val="clear" w:color="auto" w:fill="FDFDFD"/>
+        </w:rPr>
+        <w:t>.</w:t>
+      </w:r>
+      <w:r>
+        <w:rPr>
+          <w:color w:val="111111"/>
+          <w:sz w:val="22"/>
+          <w:szCs w:val="22"/>
+          <w:shd w:val="clear" w:color="auto" w:fill="FDFDFD"/>
+        </w:rPr>
+        <w:t xml:space="preserve"> </w:t>
+      </w:r>
+      <w:r>
+        <w:rPr>
+          <w:i/>
+          <w:iCs/>
+          <w:color w:val="111111"/>
+          <w:sz w:val="22"/>
+          <w:szCs w:val="22"/>
+          <w:shd w:val="clear" w:color="auto" w:fill="FDFDFD"/>
+        </w:rPr>
+        <w:t xml:space="preserve">Virtual Poster </w:t>
+      </w:r>
+    </w:p>
+    <w:p>
+      <w:pPr>
+        <w:rPr>
+          <w:color w:val="111111"/>
+          <w:sz w:val="10"/>
+          <w:szCs w:val="10"/>
+          <w:shd w:val="clear" w:color="auto" w:fill="FDFDFD"/>
+        </w:rPr>
+      </w:pPr>
+    </w:p>
+    <w:p>
+      <w:pPr>
+        <w:rPr>
+          <w:sz w:val="22"/>
+          <w:szCs w:val="22"/>
+        </w:rPr>
+      </w:pPr>
+      <w:r>
+        <w:rPr>
+          <w:color w:val="111111"/>
+          <w:sz w:val="22"/>
+          <w:szCs w:val="22"/>
+          <w:shd w:val="clear" w:color="auto" w:fill="FDFDFD"/>
+        </w:rPr>
+        <w:t>Aerenson</w:t>
+      </w:r>
+      <w:r>
+        <w:rPr>
+          <w:color w:val="111111"/>
+          <w:sz w:val="22"/>
+          <w:szCs w:val="22"/>
+          <w:shd w:val="clear" w:color="auto" w:fill="FDFDFD"/>
+        </w:rPr>
+        <w:t>,</w:t>
+      </w:r>
+      <w:r>
+        <w:rPr>
+          <w:color w:val="111111"/>
+          <w:sz w:val="22"/>
+          <w:szCs w:val="22"/>
+          <w:shd w:val="clear" w:color="auto" w:fill="FDFDFD"/>
+        </w:rPr>
+        <w:t xml:space="preserve"> T. 2021: “When Will MISR Detect Rising High Clouds?” University of Washington Department of Atmospheric Sciences Physics and Chemistry Seminar</w:t>
+      </w:r>
+      <w:r>
+        <w:rPr>
+          <w:color w:val="111111"/>
+          <w:sz w:val="22"/>
+          <w:szCs w:val="22"/>
+          <w:shd w:val="clear" w:color="auto" w:fill="FDFDFD"/>
+        </w:rPr>
+        <w:t>.</w:t>
+      </w:r>
+      <w:r>
+        <w:rPr>
+          <w:color w:val="111111"/>
+          <w:sz w:val="22"/>
+          <w:szCs w:val="22"/>
+          <w:shd w:val="clear" w:color="auto" w:fill="FDFDFD"/>
+        </w:rPr>
+        <w:t xml:space="preserve"> </w:t>
+      </w:r>
+      <w:r>
+        <w:rPr>
+          <w:i/>
+          <w:iCs/>
+          <w:color w:val="111111"/>
+          <w:sz w:val="22"/>
+          <w:szCs w:val="22"/>
+          <w:shd w:val="clear" w:color="auto" w:fill="FDFDFD"/>
+        </w:rPr>
+        <w:t>Virtual</w:t>
+      </w:r>
+      <w:r>
+        <w:rPr>
+          <w:i/>
+          <w:iCs/>
+          <w:color w:val="111111"/>
+          <w:sz w:val="22"/>
+          <w:szCs w:val="22"/>
+          <w:shd w:val="clear" w:color="auto" w:fill="FDFDFD"/>
+        </w:rPr>
+        <w:t xml:space="preserve"> </w:t>
+      </w:r>
+      <w:r>
+        <w:rPr>
+          <w:i/>
+          <w:iCs/>
+          <w:color w:val="111111"/>
+          <w:sz w:val="22"/>
+          <w:szCs w:val="22"/>
+          <w:shd w:val="clear" w:color="auto" w:fill="FDFDFD"/>
+        </w:rPr>
+        <w:t>S</w:t>
+      </w:r>
+      <w:r>
+        <w:rPr>
+          <w:i/>
+          <w:iCs/>
+          <w:color w:val="111111"/>
+          <w:sz w:val="22"/>
+          <w:szCs w:val="22"/>
+          <w:shd w:val="clear" w:color="auto" w:fill="FDFDFD"/>
+        </w:rPr>
+        <w:t>eminar</w:t>
+      </w:r>
+    </w:p>
+    <w:p>
+      <w:pPr>
+        <w:rPr>
+          <w:color w:val="111111"/>
+          <w:sz w:val="10"/>
+          <w:szCs w:val="10"/>
+          <w:shd w:val="clear" w:color="auto" w:fill="FDFDFD"/>
+        </w:rPr>
+      </w:pPr>
+    </w:p>
+    <w:p>
+      <w:pPr>
+        <w:rPr>
+          <w:color w:val="111111"/>
+          <w:sz w:val="22"/>
+          <w:szCs w:val="22"/>
+          <w:shd w:val="clear" w:color="auto" w:fill="FDFDFD"/>
+        </w:rPr>
+      </w:pPr>
+      <w:r>
+        <w:rPr>
+          <w:color w:val="111111"/>
+          <w:sz w:val="22"/>
+          <w:szCs w:val="22"/>
+          <w:shd w:val="clear" w:color="auto" w:fill="FDFDFD"/>
+        </w:rPr>
         <w:t>Aerenson</w:t>
       </w:r>
       <w:r>
@@ -4580,994 +5692,126 @@
     <w:p>
       <w:pPr>
         <w:rPr>
+          <w:b/>
+        </w:rPr>
+      </w:pPr>
+      <w:r>
+        <w:rPr>
+          <w:b/>
+          <w:u w:val="single"/>
+        </w:rPr>
+        <w:t>Scholarships and Awards</w:t>
+      </w:r>
+      <w:r>
+        <w:rPr>
+          <w:b/>
+          <w:u w:val="single"/>
+        </w:rPr>
+        <w:tab/>
+      </w:r>
+      <w:r>
+        <w:rPr>
+          <w:b/>
+          <w:u w:val="single"/>
+        </w:rPr>
+        <w:tab/>
+      </w:r>
+      <w:r>
+        <w:rPr>
+          <w:b/>
+          <w:u w:val="single"/>
+        </w:rPr>
+        <w:tab/>
+      </w:r>
+      <w:r>
+        <w:rPr>
+          <w:b/>
+          <w:u w:val="single"/>
+        </w:rPr>
+        <w:tab/>
+      </w:r>
+      <w:r>
+        <w:rPr>
+          <w:b/>
+          <w:u w:val="single"/>
+        </w:rPr>
+        <w:tab/>
+      </w:r>
+      <w:r>
+        <w:rPr>
+          <w:b/>
+          <w:u w:val="single"/>
+        </w:rPr>
+        <w:tab/>
+      </w:r>
+      <w:r>
+        <w:rPr>
+          <w:b/>
+          <w:u w:val="single"/>
+        </w:rPr>
+        <w:tab/>
+      </w:r>
+      <w:r>
+        <w:rPr>
+          <w:b/>
+          <w:u w:val="single"/>
+        </w:rPr>
+        <w:tab/>
+      </w:r>
+      <w:r>
+        <w:rPr>
+          <w:b/>
+          <w:u w:val="single"/>
+        </w:rPr>
+        <w:tab/>
+      </w:r>
+      <w:r>
+        <w:rPr>
+          <w:b/>
+          <w:u w:val="single"/>
+        </w:rPr>
+        <w:tab/>
+      </w:r>
+      <w:r>
+        <w:rPr>
+          <w:b/>
+          <w:u w:val="single"/>
+        </w:rPr>
+        <w:tab/>
+      </w:r>
+    </w:p>
+    <w:p>
+      <w:pPr>
+        <w:rPr>
+          <w:b/>
           <w:sz w:val="10"/>
           <w:szCs w:val="10"/>
-          <w:bdr w:val="none" w:sz="0" w:space="0" w:color="auto" w:frame="1"/>
-        </w:rPr>
-      </w:pPr>
-    </w:p>
-    <w:p>
-      <w:pPr>
-        <w:rPr>
-          <w:b/>
-        </w:rPr>
-      </w:pPr>
-      <w:r>
-        <w:rPr>
-          <w:b/>
-          <w:u w:val="single"/>
-        </w:rPr>
-        <w:t>Service</w:t>
-      </w:r>
-      <w:r>
-        <w:rPr>
-          <w:b/>
-          <w:u w:val="single"/>
-        </w:rPr>
-        <w:tab/>
-      </w:r>
-      <w:r>
-        <w:rPr>
-          <w:b/>
-          <w:u w:val="single"/>
-        </w:rPr>
-        <w:tab/>
-      </w:r>
-      <w:r>
-        <w:rPr>
-          <w:b/>
-          <w:u w:val="single"/>
-        </w:rPr>
-        <w:tab/>
-      </w:r>
-      <w:r>
-        <w:rPr>
-          <w:b/>
-          <w:u w:val="single"/>
-        </w:rPr>
-        <w:tab/>
-      </w:r>
-      <w:r>
-        <w:rPr>
-          <w:b/>
-          <w:u w:val="single"/>
-        </w:rPr>
-        <w:tab/>
-      </w:r>
-      <w:r>
-        <w:rPr>
-          <w:b/>
-          <w:u w:val="single"/>
-        </w:rPr>
-        <w:tab/>
-      </w:r>
-      <w:r>
-        <w:rPr>
-          <w:b/>
-          <w:u w:val="single"/>
-        </w:rPr>
-        <w:tab/>
-      </w:r>
-      <w:r>
-        <w:rPr>
-          <w:b/>
-          <w:u w:val="single"/>
-        </w:rPr>
-        <w:tab/>
-      </w:r>
-      <w:r>
-        <w:rPr>
-          <w:b/>
-          <w:u w:val="single"/>
-        </w:rPr>
-        <w:tab/>
-      </w:r>
-      <w:r>
-        <w:rPr>
-          <w:b/>
-          <w:u w:val="single"/>
-        </w:rPr>
-        <w:tab/>
-      </w:r>
-      <w:r>
-        <w:rPr>
-          <w:b/>
-          <w:u w:val="single"/>
-        </w:rPr>
-        <w:tab/>
-      </w:r>
-      <w:r>
-        <w:rPr>
-          <w:b/>
-          <w:u w:val="single"/>
-        </w:rPr>
-        <w:tab/>
-      </w:r>
-      <w:r>
-        <w:rPr>
-          <w:b/>
-          <w:u w:val="single"/>
-        </w:rPr>
-        <w:tab/>
-      </w:r>
-    </w:p>
-    <w:p>
-      <w:pPr>
-        <w:rPr>
-          <w:i/>
-          <w:iCs/>
+        </w:rPr>
+      </w:pPr>
+    </w:p>
+    <w:p>
+      <w:r>
+        <w:rPr>
+          <w:b/>
+          <w:bCs/>
+        </w:rPr>
+        <w:t>Certificate of Distinguished Service</w:t>
+      </w:r>
+      <w:r>
+        <w:t xml:space="preserve"> 2022: University of Washington Department of Atmospheric Sciences</w:t>
+      </w:r>
+    </w:p>
+    <w:p>
+      <w:pPr>
+        <w:rPr>
+          <w:b/>
+          <w:bCs/>
           <w:sz w:val="10"/>
           <w:szCs w:val="10"/>
         </w:rPr>
       </w:pPr>
     </w:p>
     <w:p>
-      <w:pPr>
-        <w:rPr>
-          <w:b/>
-          <w:bCs/>
-        </w:rPr>
-      </w:pPr>
-      <w:r>
-        <w:rPr>
-          <w:i/>
-          <w:iCs/>
-        </w:rPr>
-        <w:t xml:space="preserve">Postdoc Representative, </w:t>
-      </w:r>
-      <w:proofErr w:type="spellStart"/>
-      <w:r>
-        <w:rPr>
-          <w:b/>
-          <w:bCs/>
-        </w:rPr>
-        <w:t>UWyo</w:t>
-      </w:r>
-      <w:proofErr w:type="spellEnd"/>
-      <w:r>
-        <w:rPr>
-          <w:b/>
-          <w:bCs/>
-        </w:rPr>
-        <w:t xml:space="preserve"> Department of Atmospheric Science, Laramie, WY.</w:t>
-      </w:r>
-    </w:p>
-    <w:p>
-      <w:pPr>
-        <w:rPr>
-          <w:i/>
-          <w:iCs/>
-        </w:rPr>
-      </w:pPr>
-      <w:r>
-        <w:rPr>
-          <w:b/>
-          <w:bCs/>
-        </w:rPr>
-        <w:tab/>
-      </w:r>
-      <w:r>
-        <w:rPr>
-          <w:b/>
-          <w:bCs/>
-        </w:rPr>
-        <w:tab/>
-      </w:r>
-      <w:r>
-        <w:rPr>
-          <w:b/>
-          <w:bCs/>
-        </w:rPr>
-        <w:tab/>
-      </w:r>
-      <w:r>
-        <w:rPr>
-          <w:b/>
-          <w:bCs/>
-        </w:rPr>
-        <w:tab/>
-      </w:r>
-      <w:r>
-        <w:rPr>
-          <w:b/>
-          <w:bCs/>
-        </w:rPr>
-        <w:tab/>
-      </w:r>
-      <w:r>
-        <w:rPr>
-          <w:b/>
-          <w:bCs/>
-        </w:rPr>
-        <w:tab/>
-      </w:r>
-      <w:r>
-        <w:rPr>
-          <w:b/>
-          <w:bCs/>
-        </w:rPr>
-        <w:tab/>
-      </w:r>
-      <w:r>
-        <w:rPr>
-          <w:b/>
-          <w:bCs/>
-        </w:rPr>
-        <w:tab/>
-      </w:r>
-      <w:r>
-        <w:rPr>
-          <w:b/>
-          <w:bCs/>
-        </w:rPr>
-        <w:tab/>
-      </w:r>
-      <w:r>
-        <w:rPr>
-          <w:b/>
-          <w:bCs/>
-        </w:rPr>
-        <w:tab/>
-      </w:r>
-      <w:r>
-        <w:rPr>
-          <w:b/>
-          <w:bCs/>
-        </w:rPr>
-        <w:tab/>
-      </w:r>
-      <w:r>
-        <w:rPr>
-          <w:b/>
-          <w:bCs/>
-        </w:rPr>
-        <w:t xml:space="preserve">     </w:t>
-      </w:r>
-      <w:r>
-        <w:rPr>
-          <w:i/>
-          <w:iCs/>
-        </w:rPr>
-        <w:t>Oct 2024 – Present</w:t>
-      </w:r>
-    </w:p>
-    <w:p>
-      <w:pPr>
-        <w:rPr>
-          <w:b/>
-          <w:bCs/>
-        </w:rPr>
-      </w:pPr>
-      <w:r>
-        <w:rPr>
-          <w:i/>
-          <w:iCs/>
-        </w:rPr>
-        <w:t>Strategic Planning Committee Member,</w:t>
-      </w:r>
-      <w:r>
-        <w:t xml:space="preserve"> </w:t>
-      </w:r>
-      <w:proofErr w:type="spellStart"/>
-      <w:r>
-        <w:rPr>
-          <w:b/>
-          <w:bCs/>
-        </w:rPr>
-        <w:t>UWyo</w:t>
-      </w:r>
-      <w:proofErr w:type="spellEnd"/>
-      <w:r>
-        <w:rPr>
-          <w:b/>
-          <w:bCs/>
-        </w:rPr>
-        <w:t xml:space="preserve"> Department of Atmospheric Science, Laramie, WY.</w:t>
-      </w:r>
-    </w:p>
-    <w:p>
-      <w:pPr>
-        <w:rPr>
-          <w:i/>
-          <w:iCs/>
-        </w:rPr>
-      </w:pPr>
-      <w:r>
-        <w:rPr>
-          <w:b/>
-          <w:bCs/>
-        </w:rPr>
-        <w:tab/>
-      </w:r>
-      <w:r>
-        <w:rPr>
-          <w:b/>
-          <w:bCs/>
-        </w:rPr>
-        <w:tab/>
-      </w:r>
-      <w:r>
-        <w:rPr>
-          <w:b/>
-          <w:bCs/>
-        </w:rPr>
-        <w:tab/>
-      </w:r>
-      <w:r>
-        <w:rPr>
-          <w:b/>
-          <w:bCs/>
-        </w:rPr>
-        <w:tab/>
-      </w:r>
-      <w:r>
-        <w:rPr>
-          <w:b/>
-          <w:bCs/>
-        </w:rPr>
-        <w:tab/>
-      </w:r>
-      <w:r>
-        <w:rPr>
-          <w:b/>
-          <w:bCs/>
-        </w:rPr>
-        <w:tab/>
-      </w:r>
-      <w:r>
-        <w:rPr>
-          <w:b/>
-          <w:bCs/>
-        </w:rPr>
-        <w:tab/>
-      </w:r>
-      <w:r>
-        <w:rPr>
-          <w:b/>
-          <w:bCs/>
-        </w:rPr>
-        <w:tab/>
-      </w:r>
-      <w:r>
-        <w:rPr>
-          <w:b/>
-          <w:bCs/>
-        </w:rPr>
-        <w:tab/>
-      </w:r>
-      <w:r>
-        <w:rPr>
-          <w:b/>
-          <w:bCs/>
-        </w:rPr>
-        <w:tab/>
-      </w:r>
-      <w:r>
-        <w:rPr>
-          <w:b/>
-          <w:bCs/>
-        </w:rPr>
-        <w:tab/>
-        <w:t xml:space="preserve">          </w:t>
-      </w:r>
-      <w:r>
-        <w:rPr>
-          <w:i/>
-          <w:iCs/>
-        </w:rPr>
-        <w:t>May – Sep 2025</w:t>
-      </w:r>
-    </w:p>
-    <w:p>
-      <w:pPr>
-        <w:rPr>
-          <w:i/>
-          <w:iCs/>
-          <w:sz w:val="10"/>
-          <w:szCs w:val="10"/>
-        </w:rPr>
-      </w:pPr>
-    </w:p>
-    <w:p>
-      <w:pPr>
-        <w:rPr>
-          <w:b/>
-          <w:bCs/>
-        </w:rPr>
-      </w:pPr>
-      <w:r>
-        <w:rPr>
-          <w:i/>
-          <w:iCs/>
-        </w:rPr>
-        <w:t xml:space="preserve">Peer-to-peer Mentoring Coordinator, </w:t>
-      </w:r>
-      <w:r>
-        <w:rPr>
-          <w:b/>
-          <w:bCs/>
-        </w:rPr>
-        <w:t>UW Department of Atmospheric Sciences, Seattle WA.</w:t>
-      </w:r>
-    </w:p>
-    <w:p>
-      <w:pPr>
-        <w:rPr>
-          <w:i/>
-          <w:iCs/>
-        </w:rPr>
-      </w:pPr>
-      <w:r>
-        <w:rPr>
-          <w:b/>
-          <w:bCs/>
-        </w:rPr>
-        <w:tab/>
-      </w:r>
-      <w:r>
-        <w:rPr>
-          <w:b/>
-          <w:bCs/>
-        </w:rPr>
-        <w:tab/>
-      </w:r>
-      <w:r>
-        <w:rPr>
-          <w:b/>
-          <w:bCs/>
-        </w:rPr>
-        <w:tab/>
-      </w:r>
-      <w:r>
-        <w:rPr>
-          <w:b/>
-          <w:bCs/>
-        </w:rPr>
-        <w:tab/>
-      </w:r>
-      <w:r>
-        <w:rPr>
-          <w:b/>
-          <w:bCs/>
-        </w:rPr>
-        <w:tab/>
-      </w:r>
-      <w:r>
-        <w:rPr>
-          <w:b/>
-          <w:bCs/>
-        </w:rPr>
-        <w:tab/>
-      </w:r>
-      <w:r>
-        <w:rPr>
-          <w:b/>
-          <w:bCs/>
-        </w:rPr>
-        <w:tab/>
-      </w:r>
-      <w:r>
-        <w:rPr>
-          <w:b/>
-          <w:bCs/>
-        </w:rPr>
-        <w:tab/>
-      </w:r>
-      <w:r>
-        <w:rPr>
-          <w:b/>
-          <w:bCs/>
-        </w:rPr>
-        <w:tab/>
-      </w:r>
-      <w:r>
-        <w:rPr>
-          <w:b/>
-          <w:bCs/>
-        </w:rPr>
-        <w:tab/>
-      </w:r>
-      <w:r>
-        <w:rPr>
-          <w:b/>
-          <w:bCs/>
-        </w:rPr>
-        <w:tab/>
-        <w:t xml:space="preserve">  </w:t>
-      </w:r>
-      <w:r>
-        <w:rPr>
-          <w:i/>
-          <w:iCs/>
-        </w:rPr>
-        <w:t>Jul 2022 – Dec 2023</w:t>
-      </w:r>
-    </w:p>
-    <w:p>
-      <w:pPr>
-        <w:rPr>
-          <w:i/>
-          <w:iCs/>
-          <w:sz w:val="10"/>
-          <w:szCs w:val="10"/>
-        </w:rPr>
-      </w:pPr>
-    </w:p>
-    <w:p>
-      <w:pPr>
-        <w:rPr>
-          <w:b/>
-          <w:bCs/>
-        </w:rPr>
-      </w:pPr>
-      <w:r>
-        <w:rPr>
-          <w:i/>
-          <w:iCs/>
-        </w:rPr>
-        <w:t xml:space="preserve">Diversity and Inclusion Group Coordinator, </w:t>
-      </w:r>
-      <w:r>
-        <w:rPr>
-          <w:b/>
-          <w:bCs/>
-        </w:rPr>
-        <w:t>UW Department of Atmospheric Sciences, Seattle WA.</w:t>
-      </w:r>
-    </w:p>
-    <w:p>
-      <w:pPr>
-        <w:rPr>
-          <w:i/>
-          <w:iCs/>
-        </w:rPr>
-      </w:pPr>
-      <w:r>
-        <w:rPr>
-          <w:b/>
-          <w:bCs/>
-        </w:rPr>
-        <w:tab/>
-      </w:r>
-      <w:r>
-        <w:rPr>
-          <w:b/>
-          <w:bCs/>
-        </w:rPr>
-        <w:tab/>
-      </w:r>
-      <w:r>
-        <w:rPr>
-          <w:b/>
-          <w:bCs/>
-        </w:rPr>
-        <w:tab/>
-      </w:r>
-      <w:r>
-        <w:rPr>
-          <w:b/>
-          <w:bCs/>
-        </w:rPr>
-        <w:tab/>
-      </w:r>
-      <w:r>
-        <w:rPr>
-          <w:b/>
-          <w:bCs/>
-        </w:rPr>
-        <w:tab/>
-      </w:r>
-      <w:r>
-        <w:rPr>
-          <w:b/>
-          <w:bCs/>
-        </w:rPr>
-        <w:tab/>
-      </w:r>
-      <w:r>
-        <w:rPr>
-          <w:b/>
-          <w:bCs/>
-        </w:rPr>
-        <w:tab/>
-      </w:r>
-      <w:r>
-        <w:rPr>
-          <w:b/>
-          <w:bCs/>
-        </w:rPr>
-        <w:tab/>
-      </w:r>
-      <w:r>
-        <w:rPr>
-          <w:b/>
-          <w:bCs/>
-        </w:rPr>
-        <w:tab/>
-      </w:r>
-      <w:r>
-        <w:rPr>
-          <w:b/>
-          <w:bCs/>
-        </w:rPr>
-        <w:tab/>
-      </w:r>
-      <w:r>
-        <w:rPr>
-          <w:b/>
-          <w:bCs/>
-        </w:rPr>
-        <w:tab/>
-      </w:r>
-      <w:r>
-        <w:rPr>
-          <w:b/>
-          <w:bCs/>
-        </w:rPr>
-        <w:t xml:space="preserve">  </w:t>
-      </w:r>
-      <w:r>
-        <w:rPr>
-          <w:i/>
-          <w:iCs/>
-        </w:rPr>
-        <w:t>Jul 2021 – Mar 2023</w:t>
-      </w:r>
-    </w:p>
-    <w:p>
-      <w:pPr>
-        <w:rPr>
-          <w:i/>
-          <w:iCs/>
-          <w:sz w:val="10"/>
-          <w:szCs w:val="10"/>
-        </w:rPr>
-      </w:pPr>
-    </w:p>
-    <w:p>
-      <w:pPr>
-        <w:rPr>
-          <w:b/>
-          <w:bCs/>
-        </w:rPr>
-      </w:pPr>
-      <w:r>
-        <w:rPr>
-          <w:i/>
-          <w:iCs/>
-        </w:rPr>
-        <w:t xml:space="preserve">Campus Sustainability Fund Intersectional Sustainability Board, </w:t>
-      </w:r>
-      <w:r>
-        <w:rPr>
-          <w:b/>
-          <w:bCs/>
-        </w:rPr>
-        <w:t xml:space="preserve">University of Washington, Seattle WA.     </w:t>
-      </w:r>
-    </w:p>
-    <w:p>
-      <w:pPr>
-        <w:rPr>
-          <w:i/>
-          <w:iCs/>
-        </w:rPr>
-      </w:pPr>
-      <w:r>
-        <w:rPr>
-          <w:b/>
-          <w:bCs/>
-        </w:rPr>
-        <w:tab/>
-      </w:r>
-      <w:r>
-        <w:rPr>
-          <w:b/>
-          <w:bCs/>
-        </w:rPr>
-        <w:tab/>
-      </w:r>
-      <w:r>
-        <w:rPr>
-          <w:b/>
-          <w:bCs/>
-        </w:rPr>
-        <w:tab/>
-      </w:r>
-      <w:r>
-        <w:rPr>
-          <w:b/>
-          <w:bCs/>
-        </w:rPr>
-        <w:tab/>
-      </w:r>
-      <w:r>
-        <w:rPr>
-          <w:b/>
-          <w:bCs/>
-        </w:rPr>
-        <w:tab/>
-      </w:r>
-      <w:r>
-        <w:rPr>
-          <w:b/>
-          <w:bCs/>
-        </w:rPr>
-        <w:tab/>
-      </w:r>
-      <w:r>
-        <w:rPr>
-          <w:b/>
-          <w:bCs/>
-        </w:rPr>
-        <w:tab/>
-      </w:r>
-      <w:r>
-        <w:rPr>
-          <w:b/>
-          <w:bCs/>
-        </w:rPr>
-        <w:tab/>
-      </w:r>
-      <w:r>
-        <w:rPr>
-          <w:b/>
-          <w:bCs/>
-        </w:rPr>
-        <w:tab/>
-      </w:r>
-      <w:r>
-        <w:rPr>
-          <w:b/>
-          <w:bCs/>
-        </w:rPr>
-        <w:tab/>
-      </w:r>
-      <w:r>
-        <w:rPr>
-          <w:b/>
-          <w:bCs/>
-        </w:rPr>
-        <w:tab/>
-      </w:r>
-      <w:r>
-        <w:rPr>
-          <w:b/>
-          <w:bCs/>
-        </w:rPr>
-        <w:t xml:space="preserve">         </w:t>
-      </w:r>
-      <w:r>
-        <w:rPr>
-          <w:i/>
-          <w:iCs/>
-        </w:rPr>
-        <w:t>Aug – Oct 2020</w:t>
-      </w:r>
-    </w:p>
-    <w:p>
-      <w:pPr>
-        <w:rPr>
-          <w:i/>
-          <w:iCs/>
-          <w:sz w:val="10"/>
-          <w:szCs w:val="10"/>
-        </w:rPr>
-      </w:pPr>
-    </w:p>
-    <w:p>
-      <w:pPr>
-        <w:rPr>
-          <w:i/>
-          <w:iCs/>
-        </w:rPr>
-      </w:pPr>
-      <w:r>
-        <w:rPr>
-          <w:b/>
-          <w:bCs/>
-        </w:rPr>
-        <w:t>Refereed Manuscripts for the Following Journals:</w:t>
-      </w:r>
-      <w:r>
-        <w:t xml:space="preserve"> </w:t>
-      </w:r>
-      <w:r>
-        <w:rPr>
-          <w:i/>
-          <w:iCs/>
-        </w:rPr>
-        <w:t xml:space="preserve">Journal of Geophysical Research: Atmospheres, JAMES, PLOS ONE, </w:t>
-      </w:r>
-      <w:r>
-        <w:rPr>
-          <w:i/>
-          <w:iCs/>
-        </w:rPr>
-        <w:t>Atmospheric Chemistry and Physics (ACP)</w:t>
-      </w:r>
-      <w:r>
-        <w:rPr>
-          <w:i/>
-          <w:iCs/>
-        </w:rPr>
-        <w:t>, Earth and Space Science, Nature: Communications Earth and Environment, Geophysical Research Letters (GRL)</w:t>
-      </w:r>
-      <w:r>
-        <w:rPr>
-          <w:i/>
-          <w:iCs/>
-        </w:rPr>
-        <w:t>, Nature Communications</w:t>
-      </w:r>
-    </w:p>
-    <w:p>
-      <w:pPr>
-        <w:rPr>
-          <w:i/>
-          <w:iCs/>
-          <w:sz w:val="10"/>
-          <w:szCs w:val="10"/>
-        </w:rPr>
-      </w:pPr>
-    </w:p>
-    <w:p>
-      <w:pPr>
-        <w:rPr>
-          <w:i/>
-          <w:iCs/>
-        </w:rPr>
-      </w:pPr>
-      <w:r>
-        <w:rPr>
-          <w:b/>
-          <w:bCs/>
-        </w:rPr>
-        <w:t>Reviewed Proposals for the Following Programs:</w:t>
-      </w:r>
-      <w:r>
-        <w:t xml:space="preserve"> </w:t>
-      </w:r>
-      <w:r>
-        <w:rPr>
-          <w:i/>
-          <w:iCs/>
-        </w:rPr>
-        <w:t>NASA Postdoctoral Program (NPP): Earth Science, NASA Postdoctoral Program (NPP): Technology Development</w:t>
-      </w:r>
-    </w:p>
-    <w:p>
-      <w:pPr>
-        <w:rPr>
-          <w:sz w:val="10"/>
-          <w:szCs w:val="10"/>
-          <w:bdr w:val="none" w:sz="0" w:space="0" w:color="auto" w:frame="1"/>
-        </w:rPr>
-      </w:pPr>
-    </w:p>
-    <w:p>
-      <w:pPr>
-        <w:rPr>
-          <w:b/>
-        </w:rPr>
-      </w:pPr>
-      <w:r>
-        <w:rPr>
-          <w:b/>
-          <w:u w:val="single"/>
-        </w:rPr>
-        <w:t>Scholarships and Awards</w:t>
-      </w:r>
-      <w:r>
-        <w:rPr>
-          <w:b/>
-          <w:u w:val="single"/>
-        </w:rPr>
-        <w:tab/>
-      </w:r>
-      <w:r>
-        <w:rPr>
-          <w:b/>
-          <w:u w:val="single"/>
-        </w:rPr>
-        <w:tab/>
-      </w:r>
-      <w:r>
-        <w:rPr>
-          <w:b/>
-          <w:u w:val="single"/>
-        </w:rPr>
-        <w:tab/>
-      </w:r>
-      <w:r>
-        <w:rPr>
-          <w:b/>
-          <w:u w:val="single"/>
-        </w:rPr>
-        <w:tab/>
-      </w:r>
-      <w:r>
-        <w:rPr>
-          <w:b/>
-          <w:u w:val="single"/>
-        </w:rPr>
-        <w:tab/>
-      </w:r>
-      <w:r>
-        <w:rPr>
-          <w:b/>
-          <w:u w:val="single"/>
-        </w:rPr>
-        <w:tab/>
-      </w:r>
-      <w:r>
-        <w:rPr>
-          <w:b/>
-          <w:u w:val="single"/>
-        </w:rPr>
-        <w:tab/>
-      </w:r>
-      <w:r>
-        <w:rPr>
-          <w:b/>
-          <w:u w:val="single"/>
-        </w:rPr>
-        <w:tab/>
-      </w:r>
-      <w:r>
-        <w:rPr>
-          <w:b/>
-          <w:u w:val="single"/>
-        </w:rPr>
-        <w:tab/>
-      </w:r>
-      <w:r>
-        <w:rPr>
-          <w:b/>
-          <w:u w:val="single"/>
-        </w:rPr>
-        <w:tab/>
-      </w:r>
-      <w:r>
-        <w:rPr>
-          <w:b/>
-          <w:u w:val="single"/>
-        </w:rPr>
-        <w:tab/>
-      </w:r>
-    </w:p>
-    <w:p>
-      <w:pPr>
-        <w:rPr>
-          <w:b/>
-          <w:sz w:val="10"/>
-          <w:szCs w:val="10"/>
-        </w:rPr>
-      </w:pPr>
-    </w:p>
-    <w:p>
-      <w:r>
-        <w:rPr>
-          <w:b/>
-          <w:bCs/>
-        </w:rPr>
-        <w:t>Certificate of Distinguished Service</w:t>
-      </w:r>
-      <w:r>
-        <w:t xml:space="preserve"> 2022: University of Washington Department of Atmospheric Sciences</w:t>
-      </w:r>
-    </w:p>
-    <w:p>
-      <w:pPr>
-        <w:rPr>
-          <w:b/>
-          <w:bCs/>
-          <w:sz w:val="10"/>
-          <w:szCs w:val="10"/>
-        </w:rPr>
-      </w:pPr>
-    </w:p>
-    <w:p>
       <w:r>
         <w:rPr>
           <w:b/>
@@ -5578,15 +5822,6 @@
       <w:r>
         <w:t>2019: University of Washington Department of Atmospheric Sciences</w:t>
       </w:r>
-    </w:p>
-    <w:p/>
-    <w:p>
-      <w:pPr>
-        <w:rPr>
-          <w:i/>
-          <w:iCs/>
-        </w:rPr>
-      </w:pPr>
     </w:p>
     <w:sectPr>
       <w:headerReference w:type="default" r:id="rId7"/>
@@ -8665,6 +8900,7 @@
     <w:rsidRoot w:val="00655D39"/>
     <w:rsid w:val="0004076B"/>
     <w:rsid w:val="00131BFB"/>
+    <w:rsid w:val="0013281E"/>
     <w:rsid w:val="00154A8C"/>
     <w:rsid w:val="001738D3"/>
     <w:rsid w:val="001D0206"/>
@@ -8673,6 +8909,7 @@
     <w:rsid w:val="002D3DFB"/>
     <w:rsid w:val="002F3822"/>
     <w:rsid w:val="002F575D"/>
+    <w:rsid w:val="0032442A"/>
     <w:rsid w:val="00330CB3"/>
     <w:rsid w:val="003614B5"/>
     <w:rsid w:val="003C75D1"/>

--- a/files/Aerenson_CV.docx
+++ b/files/Aerenson_CV.docx
@@ -832,49 +832,14 @@
           <w:bCs/>
         </w:rPr>
         <w:tab/>
-        <w:t xml:space="preserve">     </w:t>
-      </w:r>
-      <w:r>
-        <w:rPr>
-          <w:b/>
-          <w:bCs/>
-        </w:rPr>
-        <w:t xml:space="preserve">  </w:t>
-      </w:r>
-      <w:r>
-        <w:rPr>
-          <w:i/>
-          <w:iCs/>
-        </w:rPr>
-        <w:t>Oct</w:t>
-      </w:r>
-      <w:r>
-        <w:rPr>
-          <w:i/>
-          <w:iCs/>
-        </w:rPr>
-        <w:t xml:space="preserve"> 202</w:t>
-      </w:r>
-      <w:r>
-        <w:rPr>
-          <w:i/>
-          <w:iCs/>
-        </w:rPr>
-        <w:t>5</w:t>
-      </w:r>
-      <w:r>
-        <w:rPr>
-          <w:i/>
-          <w:iCs/>
-        </w:rPr>
-        <w:t>-</w:t>
-      </w:r>
-      <w:r>
-        <w:rPr>
-          <w:i/>
-          <w:iCs/>
-        </w:rPr>
-        <w:t>Present</w:t>
+        <w:t xml:space="preserve">       </w:t>
+      </w:r>
+      <w:r>
+        <w:rPr>
+          <w:i/>
+          <w:iCs/>
+        </w:rPr>
+        <w:t>Oct 2025-Present</w:t>
       </w:r>
     </w:p>
     <w:p>
@@ -1931,21 +1896,16 @@
       </w:r>
     </w:p>
     <w:p>
-      <w:pPr>
-        <w:rPr>
-          <w:i/>
-          <w:iCs/>
-          <w:sz w:val="22"/>
-          <w:szCs w:val="22"/>
-        </w:rPr>
-      </w:pPr>
       <w:proofErr w:type="spellStart"/>
       <w:r>
         <w:t>Werapitiya</w:t>
       </w:r>
       <w:proofErr w:type="spellEnd"/>
       <w:r>
-        <w:t xml:space="preserve">, G., McCoy, D., </w:t>
+        <w:t>, G.,</w:t>
+      </w:r>
+      <w:r>
+        <w:t xml:space="preserve"> </w:t>
       </w:r>
       <w:r>
         <w:rPr>
@@ -1955,29 +1915,18 @@
         <w:t>Aerenson, T.</w:t>
       </w:r>
       <w:r>
-        <w:t xml:space="preserve">, </w:t>
-      </w:r>
-      <w:proofErr w:type="spellStart"/>
-      <w:r>
-        <w:t>Eidhammer</w:t>
-      </w:r>
-      <w:proofErr w:type="spellEnd"/>
-      <w:r>
-        <w:t xml:space="preserve">, T., Elsaesser, G., Gettelman, A., Song, C., Zelinka, M.: </w:t>
-      </w:r>
-      <w:r>
-        <w:rPr>
-          <w:sz w:val="22"/>
-          <w:szCs w:val="22"/>
-        </w:rPr>
-        <w:t xml:space="preserve">Global cloud feedback constrained by precipitation efficiency and the hydrological cycle. </w:t>
-      </w:r>
-      <w:r>
-        <w:rPr>
-          <w:i/>
-          <w:iCs/>
-          <w:sz w:val="22"/>
-          <w:szCs w:val="22"/>
+        <w:t>,</w:t>
+      </w:r>
+      <w:r>
+        <w:t xml:space="preserve"> McCoy, D.,</w:t>
+      </w:r>
+      <w:r>
+        <w:t xml:space="preserve"> Brient, F., Elsaesser, G., Song, C., Zelinka, M. How the hydrological cycle shapes global cloud feedback. </w:t>
+      </w:r>
+      <w:r>
+        <w:rPr>
+          <w:i/>
+          <w:iCs/>
         </w:rPr>
         <w:t>PNAS</w:t>
       </w:r>
@@ -1993,44 +1942,77 @@
       </w:pPr>
     </w:p>
     <w:p>
-      <w:r>
-        <w:t>In review:</w:t>
-      </w:r>
-    </w:p>
-    <w:p>
-      <w:pPr>
-        <w:rPr>
-          <w:i/>
-          <w:iCs/>
-        </w:rPr>
-      </w:pPr>
-      <w:r>
-        <w:rPr>
-          <w:b/>
-          <w:bCs/>
-        </w:rPr>
-        <w:t>Aerenson, T</w:t>
-      </w:r>
-      <w:r>
-        <w:t xml:space="preserve">., Barahona, D., McCoy, D.: Bias in spaceborne cloud droplet number concentration retrieval and new alternatives. </w:t>
-      </w:r>
-      <w:r>
-        <w:rPr>
-          <w:i/>
-          <w:iCs/>
-        </w:rPr>
-        <w:t>JGR: Atmospheres</w:t>
-      </w:r>
-    </w:p>
-    <w:p>
-      <w:pPr>
-        <w:rPr>
+      <w:pPr>
+        <w:rPr>
+          <w:i/>
+          <w:iCs/>
           <w:sz w:val="10"/>
           <w:szCs w:val="10"/>
         </w:rPr>
       </w:pPr>
     </w:p>
     <w:p>
+      <w:r>
+        <w:t>Submitted:</w:t>
+      </w:r>
+    </w:p>
+    <w:p>
+      <w:pPr>
+        <w:rPr>
+          <w:i/>
+          <w:iCs/>
+        </w:rPr>
+      </w:pPr>
+      <w:r>
+        <w:rPr>
+          <w:b/>
+          <w:bCs/>
+        </w:rPr>
+        <w:t>Aerenson, T.</w:t>
+      </w:r>
+      <w:r>
+        <w:t>, McCoy, D., Keys, P., Caulton, D.: Precipitation over</w:t>
+      </w:r>
+      <w:r>
+        <w:t xml:space="preserve"> the Contiguous United States</w:t>
+      </w:r>
+      <w:r>
+        <w:t xml:space="preserve"> is coming from farther away than in the past. </w:t>
+      </w:r>
+      <w:r>
+        <w:rPr>
+          <w:i/>
+          <w:iCs/>
+        </w:rPr>
+        <w:t>Science</w:t>
+      </w:r>
+    </w:p>
+    <w:p>
+      <w:pPr>
+        <w:rPr>
+          <w:i/>
+          <w:iCs/>
+          <w:sz w:val="10"/>
+          <w:szCs w:val="10"/>
+        </w:rPr>
+      </w:pPr>
+    </w:p>
+    <w:p>
+      <w:pPr>
+        <w:rPr>
+          <w:i/>
+          <w:iCs/>
+          <w:sz w:val="10"/>
+          <w:szCs w:val="10"/>
+        </w:rPr>
+      </w:pPr>
+    </w:p>
+    <w:p>
+      <w:r>
+        <w:t>In review:</w:t>
+      </w:r>
+    </w:p>
+    <w:p>
       <w:pPr>
         <w:rPr>
           <w:i/>
@@ -2046,26 +2028,14 @@
         <w:t>Aerenson, T</w:t>
       </w:r>
       <w:r>
-        <w:t>., McCoy, D., Elsaesser, G., Wu, J., Nugent, J., Brown, H.,</w:t>
-      </w:r>
-      <w:r>
-        <w:t xml:space="preserve"> Mikkelson, A.,</w:t>
-      </w:r>
-      <w:r>
-        <w:t xml:space="preserve"> Zelinka, M., </w:t>
-      </w:r>
-      <w:r>
-        <w:t>Global models predict clouds at the wrong time of day: does it matter for radiation and climate?</w:t>
-      </w:r>
-      <w:r>
-        <w:t xml:space="preserve"> </w:t>
-      </w:r>
-      <w:r>
-        <w:rPr>
-          <w:i/>
-          <w:iCs/>
-        </w:rPr>
-        <w:t>Science Advances</w:t>
+        <w:t xml:space="preserve">., Barahona, D., McCoy, D.: Bias in spaceborne cloud droplet number concentration retrieval and new alternatives. </w:t>
+      </w:r>
+      <w:r>
+        <w:rPr>
+          <w:i/>
+          <w:iCs/>
+        </w:rPr>
+        <w:t>JGR: Atmospheres</w:t>
       </w:r>
     </w:p>
     <w:p>
@@ -2086,40 +2056,48 @@
         </w:rPr>
       </w:pPr>
       <w:r>
-        <w:t xml:space="preserve">Song, C., McCoy, D., </w:t>
+        <w:t xml:space="preserve">Nugent, J., Brown, H., Kirby, A., McCoy, D., Allen, G., </w:t>
+      </w:r>
+      <w:r>
+        <w:rPr>
+          <w:b/>
+          <w:bCs/>
+        </w:rPr>
+        <w:t>Aerenson, T.,</w:t>
+      </w:r>
+      <w:r>
+        <w:t xml:space="preserve"> Burrows, S., Caulton, D., Fan, J., Feng, Y., Gettelman, A., Griswold, J., Leung, L., </w:t>
       </w:r>
       <w:proofErr w:type="spellStart"/>
       <w:r>
-        <w:t>Molod</w:t>
+        <w:t>Muelmenstaedt</w:t>
       </w:r>
       <w:proofErr w:type="spellEnd"/>
       <w:r>
-        <w:t xml:space="preserve">, A., Barahona, D., </w:t>
-      </w:r>
-      <w:r>
-        <w:rPr>
-          <w:b/>
-          <w:bCs/>
-        </w:rPr>
-        <w:t>Aerenson, T.</w:t>
-      </w:r>
-      <w:r>
-        <w:t xml:space="preserve">: Signatures of aerosol-cloud interactions in </w:t>
+        <w:t xml:space="preserve">, J., Mahfouz, N., Ovchinnikov, </w:t>
+      </w:r>
+      <w:proofErr w:type="gramStart"/>
+      <w:r>
+        <w:t>M,.</w:t>
+      </w:r>
+      <w:proofErr w:type="gramEnd"/>
+      <w:r>
+        <w:t xml:space="preserve"> Jones, D., Shan, Y., Song, X., Silber, I., </w:t>
       </w:r>
       <w:proofErr w:type="spellStart"/>
       <w:r>
-        <w:t>GiOcean</w:t>
+        <w:t>Shpund</w:t>
       </w:r>
       <w:proofErr w:type="spellEnd"/>
       <w:r>
-        <w:t xml:space="preserve">: A coupled global reanalysis with two-moment cloud microphysics. </w:t>
-      </w:r>
-      <w:r>
-        <w:rPr>
-          <w:i/>
-          <w:iCs/>
-        </w:rPr>
-        <w:t>ACP</w:t>
+        <w:t xml:space="preserve">, J., Qian, Y., Xie, S., Zelinka, M., Zhang, D., Zhang, G., Zhang, K.: Overview of the Nephele Perturbed Parameter Ensemble for aerosol-cloud interactions hosted in E3SMv3. </w:t>
+      </w:r>
+      <w:r>
+        <w:rPr>
+          <w:i/>
+          <w:iCs/>
+        </w:rPr>
+        <w:t>JAMES</w:t>
       </w:r>
     </w:p>
     <w:p>
@@ -2133,160 +2111,105 @@
     <w:p>
       <w:pPr>
         <w:rPr>
-          <w:i/>
-          <w:iCs/>
-        </w:rPr>
-      </w:pPr>
-      <w:proofErr w:type="spellStart"/>
-      <w:r>
-        <w:t>Werapitiya</w:t>
-      </w:r>
-      <w:proofErr w:type="spellEnd"/>
-      <w:r>
-        <w:t xml:space="preserve">, G., McCoy, D., Elsaesser, G., Wu, J., Gettelman, A., </w:t>
-      </w:r>
-      <w:proofErr w:type="spellStart"/>
-      <w:r>
-        <w:t>Eidhammer</w:t>
-      </w:r>
-      <w:proofErr w:type="spellEnd"/>
-      <w:r>
-        <w:t xml:space="preserve">, T., </w:t>
-      </w:r>
-      <w:r>
-        <w:rPr>
-          <w:b/>
-          <w:bCs/>
-        </w:rPr>
-        <w:t>Aerenson, T.</w:t>
-      </w:r>
-      <w:r>
-        <w:t>, Song, C.: Climate Model Extratropical Cloud Feedback Constrained by Cloud Sources and Sinks in Cyclones</w:t>
-      </w:r>
-      <w:r>
-        <w:t xml:space="preserve">. </w:t>
-      </w:r>
-      <w:r>
-        <w:rPr>
-          <w:i/>
-          <w:iCs/>
-        </w:rPr>
-        <w:t>Journal of Climate</w:t>
-      </w:r>
-    </w:p>
-    <w:p>
-      <w:pPr>
-        <w:rPr>
-          <w:i/>
-          <w:iCs/>
           <w:sz w:val="10"/>
           <w:szCs w:val="10"/>
         </w:rPr>
       </w:pPr>
     </w:p>
     <w:p>
-      <w:pPr>
-        <w:rPr>
-          <w:i/>
-          <w:iCs/>
-        </w:rPr>
-      </w:pPr>
-      <w:r>
-        <w:t xml:space="preserve">Nugent, J., Brown, H., Kirby, A., McCoy, D., Allen, G., </w:t>
-      </w:r>
-      <w:r>
-        <w:rPr>
-          <w:b/>
-          <w:bCs/>
-        </w:rPr>
-        <w:t>Aerenson, T.,</w:t>
-      </w:r>
-      <w:r>
-        <w:t xml:space="preserve"> Burrows, S., Caulton, D., Fan, J., Feng, Y., Gettelman, A., Griswold, J., Leung, L., </w:t>
-      </w:r>
-      <w:proofErr w:type="spellStart"/>
-      <w:r>
-        <w:t>Muelmenstaedt</w:t>
-      </w:r>
-      <w:proofErr w:type="spellEnd"/>
-      <w:r>
-        <w:t xml:space="preserve">, J., Mahfouz, N., Ovchinnikov, </w:t>
-      </w:r>
-      <w:proofErr w:type="gramStart"/>
-      <w:r>
-        <w:t>M,.</w:t>
-      </w:r>
-      <w:proofErr w:type="gramEnd"/>
-      <w:r>
-        <w:t xml:space="preserve"> Jones, D., Shan, Y., Song, X., Silber, I., </w:t>
-      </w:r>
-      <w:proofErr w:type="spellStart"/>
-      <w:r>
-        <w:t>Shpund</w:t>
-      </w:r>
-      <w:proofErr w:type="spellEnd"/>
-      <w:r>
-        <w:t xml:space="preserve">, J., Qian, Y., Xie, S., Zelinka, M., Zhang, D., Zhang, G., Zhang, K.: Overview of the Nephele Perturbed Parameter Ensemble for aerosol-cloud interactions hosted in E3SMv3. </w:t>
-      </w:r>
-      <w:r>
-        <w:rPr>
-          <w:i/>
-          <w:iCs/>
-        </w:rPr>
-        <w:t>JAMES</w:t>
-      </w:r>
-    </w:p>
-    <w:p>
-      <w:pPr>
-        <w:rPr>
+      <w:r>
+        <w:t>Accepted:</w:t>
+      </w:r>
+    </w:p>
+    <w:p>
+      <w:pPr>
+        <w:rPr>
+          <w:i/>
+          <w:iCs/>
+        </w:rPr>
+      </w:pPr>
+      <w:r>
+        <w:rPr>
+          <w:b/>
+          <w:bCs/>
+        </w:rPr>
+        <w:t>Aerenson, T</w:t>
+      </w:r>
+      <w:r>
+        <w:t>., McCoy, D., Elsaesser, G., Wu, J., Nugent, J., Brown, H.,</w:t>
+      </w:r>
+      <w:r>
+        <w:t xml:space="preserve"> Mikkelson, A.,</w:t>
+      </w:r>
+      <w:r>
+        <w:t xml:space="preserve"> Zelinka, M., </w:t>
+      </w:r>
+      <w:r>
+        <w:t>Global models predict clouds at the wrong time of day: does it matter for radiation and climate?</w:t>
+      </w:r>
+      <w:r>
+        <w:t xml:space="preserve"> </w:t>
+      </w:r>
+      <w:r>
+        <w:rPr>
+          <w:i/>
+          <w:iCs/>
+        </w:rPr>
+        <w:t>Science Advances</w:t>
+      </w:r>
+    </w:p>
+    <w:p>
+      <w:pPr>
+        <w:rPr>
+          <w:i/>
+          <w:iCs/>
           <w:sz w:val="10"/>
           <w:szCs w:val="10"/>
         </w:rPr>
       </w:pPr>
     </w:p>
     <w:p>
-      <w:r>
-        <w:t>Published:</w:t>
-      </w:r>
-    </w:p>
-    <w:p>
-      <w:r>
-        <w:rPr>
-          <w:b/>
-          <w:bCs/>
-        </w:rPr>
-        <w:t>Aerenson, T.,</w:t>
-      </w:r>
-      <w:r>
-        <w:t xml:space="preserve"> McCoy, D., Elsaesser, G., &amp; Wu, J. (2025). Drivers of Model Spread in Snowpack Changes Across the American Mountain West. </w:t>
-      </w:r>
-      <w:r>
-        <w:rPr>
-          <w:i/>
-          <w:iCs/>
-        </w:rPr>
-        <w:t>Journal of Climate</w:t>
-      </w:r>
-      <w:r>
-        <w:t xml:space="preserve">, </w:t>
-      </w:r>
-      <w:r>
-        <w:rPr>
-          <w:i/>
-          <w:iCs/>
-        </w:rPr>
-        <w:t>1</w:t>
-      </w:r>
-      <w:r>
-        <w:t>(</w:t>
+      <w:pPr>
+        <w:rPr>
+          <w:i/>
+          <w:iCs/>
+        </w:rPr>
+      </w:pPr>
+      <w:r>
+        <w:t xml:space="preserve">Song, C., McCoy, D., </w:t>
       </w:r>
       <w:proofErr w:type="spellStart"/>
       <w:r>
-        <w:t>aop</w:t>
+        <w:t>Molod</w:t>
       </w:r>
       <w:proofErr w:type="spellEnd"/>
       <w:r>
-        <w:t>). https://doi.org/10.1175/JCLI-D-25-0103.1</w:t>
+        <w:t xml:space="preserve">, A., Barahona, D., </w:t>
+      </w:r>
+      <w:r>
+        <w:rPr>
+          <w:b/>
+          <w:bCs/>
+        </w:rPr>
+        <w:t>Aerenson, T.</w:t>
+      </w:r>
+      <w:r>
+        <w:t xml:space="preserve">: Signatures of aerosol-cloud interactions in </w:t>
+      </w:r>
+      <w:proofErr w:type="spellStart"/>
+      <w:r>
+        <w:t>GiOcean</w:t>
+      </w:r>
+      <w:proofErr w:type="spellEnd"/>
+      <w:r>
+        <w:t xml:space="preserve">: A coupled global reanalysis with two-moment cloud microphysics. </w:t>
+      </w:r>
+      <w:r>
+        <w:rPr>
+          <w:i/>
+          <w:iCs/>
+        </w:rPr>
+        <w:t>ACP</w:t>
       </w:r>
     </w:p>
     <w:p>
@@ -2298,43 +2221,47 @@
       </w:pPr>
     </w:p>
     <w:p>
-      <w:r>
-        <w:rPr>
-          <w:b/>
-          <w:bCs/>
-        </w:rPr>
-        <w:t>Aerenson, T.,</w:t>
-      </w:r>
-      <w:r>
-        <w:t xml:space="preserve"> &amp; Marchand, R. (2025). How Do Differences in the Simulation of Present-Day Clouds Affect Cloud </w:t>
-      </w:r>
-      <w:proofErr w:type="gramStart"/>
-      <w:r>
-        <w:t>Feedbacks</w:t>
-      </w:r>
-      <w:proofErr w:type="gramEnd"/>
-      <w:r>
-        <w:t xml:space="preserve">? </w:t>
-      </w:r>
-      <w:r>
-        <w:rPr>
-          <w:i/>
-          <w:iCs/>
-        </w:rPr>
-        <w:t>Journal of Geophysical Research: Atmospheres</w:t>
-      </w:r>
-      <w:r>
-        <w:t xml:space="preserve">, </w:t>
-      </w:r>
-      <w:r>
-        <w:rPr>
-          <w:i/>
-          <w:iCs/>
-        </w:rPr>
-        <w:t>130</w:t>
-      </w:r>
-      <w:r>
-        <w:t>(12), e2025JD044020. https://doi.org/10.1029/2025JD044020</w:t>
+      <w:pPr>
+        <w:rPr>
+          <w:i/>
+          <w:iCs/>
+        </w:rPr>
+      </w:pPr>
+      <w:proofErr w:type="spellStart"/>
+      <w:r>
+        <w:t>Werapitiya</w:t>
+      </w:r>
+      <w:proofErr w:type="spellEnd"/>
+      <w:r>
+        <w:t xml:space="preserve">, G., McCoy, D., Elsaesser, G., Wu, J., Gettelman, A., </w:t>
+      </w:r>
+      <w:proofErr w:type="spellStart"/>
+      <w:r>
+        <w:t>Eidhammer</w:t>
+      </w:r>
+      <w:proofErr w:type="spellEnd"/>
+      <w:r>
+        <w:t xml:space="preserve">, T., </w:t>
+      </w:r>
+      <w:r>
+        <w:rPr>
+          <w:b/>
+          <w:bCs/>
+        </w:rPr>
+        <w:t>Aerenson, T.</w:t>
+      </w:r>
+      <w:r>
+        <w:t>, Song, C.: Climate Model Extratropical Cloud Feedback Constrained by Cloud Sources and Sinks in Cyclones</w:t>
+      </w:r>
+      <w:r>
+        <w:t xml:space="preserve">. </w:t>
+      </w:r>
+      <w:r>
+        <w:rPr>
+          <w:i/>
+          <w:iCs/>
+        </w:rPr>
+        <w:t>Journal of Climate</w:t>
       </w:r>
     </w:p>
     <w:p>
@@ -2346,44 +2273,18 @@
       </w:pPr>
     </w:p>
     <w:p>
-      <w:r>
-        <w:rPr>
-          <w:b/>
-          <w:bCs/>
-        </w:rPr>
-        <w:t>Aerenson, T.,</w:t>
-      </w:r>
-      <w:r>
-        <w:t xml:space="preserve"> Marchand, R., &amp; Zhou, C. (2024). Cloud Responses to Abrupt Solar and CO2 Forcing: 2. Adjustment to Forcing in Coupled Models. </w:t>
-      </w:r>
-      <w:r>
-        <w:rPr>
-          <w:i/>
-          <w:iCs/>
-        </w:rPr>
-        <w:t>Journal of Geophysical Research: Atmospheres</w:t>
-      </w:r>
-      <w:r>
-        <w:t xml:space="preserve">, </w:t>
-      </w:r>
-      <w:r>
-        <w:rPr>
-          <w:i/>
-          <w:iCs/>
-        </w:rPr>
-        <w:t>129</w:t>
-      </w:r>
-      <w:r>
-        <w:t>(12), e2023JD040297. https://doi.org/10.1029/2023JD040297</w:t>
-      </w:r>
-    </w:p>
-    <w:p>
       <w:pPr>
         <w:rPr>
           <w:sz w:val="10"/>
           <w:szCs w:val="10"/>
-        </w:rPr>
-      </w:pPr>
+          <w:u w:val="single"/>
+        </w:rPr>
+      </w:pPr>
+    </w:p>
+    <w:p>
+      <w:r>
+        <w:t>Published:</w:t>
+      </w:r>
     </w:p>
     <w:p>
       <w:r>
@@ -2394,22 +2295,14 @@
         <w:t>Aerenson, T.,</w:t>
       </w:r>
       <w:r>
-        <w:t xml:space="preserve"> &amp; Marchand, R. (2024). Cloud Responses to Abrupt Solar and CO2 Forcing: 1. Temperature Mediated Cloud </w:t>
-      </w:r>
-      <w:proofErr w:type="gramStart"/>
-      <w:r>
-        <w:t>Feedbacks</w:t>
-      </w:r>
-      <w:proofErr w:type="gramEnd"/>
-      <w:r>
-        <w:t xml:space="preserve">. </w:t>
-      </w:r>
-      <w:r>
-        <w:rPr>
-          <w:i/>
-          <w:iCs/>
-        </w:rPr>
-        <w:t>Journal of Geophysical Research: Atmospheres</w:t>
+        <w:t xml:space="preserve"> McCoy, D., Elsaesser, G., &amp; Wu, J. (2025). Drivers of Model Spread in Snowpack Changes across the American Mountain West. </w:t>
+      </w:r>
+      <w:r>
+        <w:rPr>
+          <w:i/>
+          <w:iCs/>
+        </w:rPr>
+        <w:t>Journal of Climate</w:t>
       </w:r>
       <w:r>
         <w:t xml:space="preserve">, </w:t>
@@ -2419,10 +2312,10 @@
           <w:i/>
           <w:iCs/>
         </w:rPr>
-        <w:t>129</w:t>
-      </w:r>
-      <w:r>
-        <w:t>(12), e2023JD040296. https://doi.org/10.1029/2023JD040296</w:t>
+        <w:t>38</w:t>
+      </w:r>
+      <w:r>
+        <w:t>(22), 6605–6619. https://doi.org/10.1175/JCLI-D-25-0103.1</w:t>
       </w:r>
     </w:p>
     <w:p>
@@ -2435,9 +2328,6 @@
     </w:p>
     <w:p>
       <w:r>
-        <w:t xml:space="preserve">Poletti, A. N., W Frierson, D. M., </w:t>
-      </w:r>
-      <w:r>
         <w:rPr>
           <w:b/>
           <w:bCs/>
@@ -2445,14 +2335,22 @@
         <w:t>Aerenson, T.,</w:t>
       </w:r>
       <w:r>
-        <w:t xml:space="preserve"> Nikumbh, A., Carroll, R., Henshaw, W., &amp; Scheff, J. (2024). Atmosphere and ocean energy transport in extreme warming scenarios. </w:t>
-      </w:r>
-      <w:r>
-        <w:rPr>
-          <w:i/>
-          <w:iCs/>
-        </w:rPr>
-        <w:t>PLOS Climate</w:t>
+        <w:t xml:space="preserve"> &amp; Marchand, R. (2025). How Do Differences in the Simulation of Present-Day Clouds Affect Cloud </w:t>
+      </w:r>
+      <w:proofErr w:type="gramStart"/>
+      <w:r>
+        <w:t>Feedbacks</w:t>
+      </w:r>
+      <w:proofErr w:type="gramEnd"/>
+      <w:r>
+        <w:t xml:space="preserve">? </w:t>
+      </w:r>
+      <w:r>
+        <w:rPr>
+          <w:i/>
+          <w:iCs/>
+        </w:rPr>
+        <w:t>Journal of Geophysical Research: Atmospheres</w:t>
       </w:r>
       <w:r>
         <w:t xml:space="preserve">, </w:t>
@@ -2462,10 +2360,10 @@
           <w:i/>
           <w:iCs/>
         </w:rPr>
-        <w:t>3</w:t>
-      </w:r>
-      <w:r>
-        <w:t>(2), e0000343. https://doi.org/10.1371/JOURNAL.PCLM.0000343</w:t>
+        <w:t>130</w:t>
+      </w:r>
+      <w:r>
+        <w:t>(12), e2025JD044020. https://doi.org/10.1029/2025JD044020</w:t>
       </w:r>
     </w:p>
     <w:p>
@@ -2482,72 +2380,30 @@
           <w:b/>
           <w:bCs/>
         </w:rPr>
-        <w:t>Aerenson</w:t>
-      </w:r>
-      <w:r>
-        <w:rPr>
-          <w:b/>
-          <w:bCs/>
-        </w:rPr>
-        <w:t>,</w:t>
-      </w:r>
-      <w:r>
-        <w:rPr>
-          <w:b/>
-          <w:bCs/>
-        </w:rPr>
-        <w:t xml:space="preserve"> T.,</w:t>
-      </w:r>
-      <w:r>
-        <w:t xml:space="preserve"> Marchand</w:t>
-      </w:r>
-      <w:r>
-        <w:t>,</w:t>
-      </w:r>
-      <w:r>
-        <w:t xml:space="preserve"> R., </w:t>
-      </w:r>
-      <w:proofErr w:type="spellStart"/>
-      <w:r>
-        <w:t>Chepfer</w:t>
-      </w:r>
-      <w:proofErr w:type="spellEnd"/>
-      <w:r>
-        <w:t>,</w:t>
-      </w:r>
-      <w:r>
-        <w:t xml:space="preserve"> H., Medeiros</w:t>
-      </w:r>
-      <w:r>
-        <w:t>,</w:t>
-      </w:r>
-      <w:r>
-        <w:t xml:space="preserve"> B. </w:t>
-      </w:r>
-      <w:r>
-        <w:t>(</w:t>
-      </w:r>
-      <w:r>
-        <w:t>2022</w:t>
-      </w:r>
-      <w:r>
-        <w:t>).</w:t>
-      </w:r>
-      <w:r>
-        <w:t xml:space="preserve"> When Will MISR Detect Rising High Clouds? </w:t>
-      </w:r>
-      <w:r>
-        <w:rPr>
-          <w:i/>
-          <w:iCs/>
-        </w:rPr>
-        <w:t>Journal of Geophysical Research: Atmospheres, 127(2)</w:t>
-      </w:r>
-      <w:r>
-        <w:t xml:space="preserve">, e2021JD035865. </w:t>
-      </w:r>
-      <w:r>
-        <w:t>https://doi.org/10.1029/2021JD035865</w:t>
+        <w:t>Aerenson, T.,</w:t>
+      </w:r>
+      <w:r>
+        <w:t xml:space="preserve"> Marchand, R., &amp; Zhou, C. (2024). Cloud Responses to Abrupt Solar and CO2 Forcing: 2. Adjustment to Forcing in Coupled Models. </w:t>
+      </w:r>
+      <w:r>
+        <w:rPr>
+          <w:i/>
+          <w:iCs/>
+        </w:rPr>
+        <w:t>Journal of Geophysical Research: Atmospheres</w:t>
+      </w:r>
+      <w:r>
+        <w:t xml:space="preserve">, </w:t>
+      </w:r>
+      <w:r>
+        <w:rPr>
+          <w:i/>
+          <w:iCs/>
+        </w:rPr>
+        <w:t>129</w:t>
+      </w:r>
+      <w:r>
+        <w:t>(12), e2023JD040297. https://doi.org/10.1029/2023JD040297</w:t>
       </w:r>
     </w:p>
     <w:p>
@@ -2562,66 +2418,40 @@
       <w:r>
         <w:rPr>
           <w:b/>
-        </w:rPr>
-        <w:t>Aerenson</w:t>
-      </w:r>
-      <w:r>
-        <w:rPr>
-          <w:b/>
-        </w:rPr>
-        <w:t>,</w:t>
-      </w:r>
-      <w:r>
-        <w:rPr>
-          <w:b/>
-        </w:rPr>
-        <w:t xml:space="preserve"> T., </w:t>
-      </w:r>
-      <w:r>
-        <w:t>Tebaldi</w:t>
-      </w:r>
-      <w:r>
-        <w:t>,</w:t>
-      </w:r>
-      <w:r>
-        <w:t xml:space="preserve"> C., Sanderson</w:t>
-      </w:r>
-      <w:r>
-        <w:t>,</w:t>
-      </w:r>
-      <w:r>
-        <w:t xml:space="preserve"> B., Lamarque</w:t>
-      </w:r>
-      <w:r>
-        <w:t>,</w:t>
-      </w:r>
-      <w:r>
-        <w:t xml:space="preserve"> J.F.</w:t>
-      </w:r>
-      <w:r>
-        <w:t xml:space="preserve"> (</w:t>
-      </w:r>
-      <w:r>
-        <w:t>201</w:t>
-      </w:r>
-      <w:r>
-        <w:t>8</w:t>
-      </w:r>
-      <w:r>
-        <w:t>).</w:t>
-      </w:r>
-      <w:r>
-        <w:t xml:space="preserve"> Changes in a suite of indicators of extreme temperature and precipitation under 1.5 and 2 degrees warming. </w:t>
-      </w:r>
-      <w:r>
-        <w:rPr>
-          <w:i/>
-          <w:iCs/>
-        </w:rPr>
-        <w:t xml:space="preserve">Environmental Research Letters </w:t>
-      </w:r>
-      <w:r>
-        <w:t>https://doi.org/10.1088/1748-9326/aaafd6</w:t>
+          <w:bCs/>
+        </w:rPr>
+        <w:t>Aerenson, T.,</w:t>
+      </w:r>
+      <w:r>
+        <w:t xml:space="preserve"> &amp; Marchand, R. (2024). Cloud Responses to Abrupt Solar and CO2 Forcing: 1. Temperature Mediated Cloud </w:t>
+      </w:r>
+      <w:proofErr w:type="gramStart"/>
+      <w:r>
+        <w:t>Feedbacks</w:t>
+      </w:r>
+      <w:proofErr w:type="gramEnd"/>
+      <w:r>
+        <w:t xml:space="preserve">. </w:t>
+      </w:r>
+      <w:r>
+        <w:rPr>
+          <w:i/>
+          <w:iCs/>
+        </w:rPr>
+        <w:t>Journal of Geophysical Research: Atmospheres</w:t>
+      </w:r>
+      <w:r>
+        <w:t xml:space="preserve">, </w:t>
+      </w:r>
+      <w:r>
+        <w:rPr>
+          <w:i/>
+          <w:iCs/>
+        </w:rPr>
+        <w:t>129</w:t>
+      </w:r>
+      <w:r>
+        <w:t>(12), e2023JD040296. https://doi.org/10.1029/2023JD040296</w:t>
       </w:r>
     </w:p>
     <w:p>
@@ -2633,6 +2463,205 @@
       </w:pPr>
     </w:p>
     <w:p>
+      <w:r>
+        <w:t xml:space="preserve">Poletti, A. N., W Frierson, D. M., </w:t>
+      </w:r>
+      <w:r>
+        <w:rPr>
+          <w:b/>
+          <w:bCs/>
+        </w:rPr>
+        <w:t>Aerenson, T.,</w:t>
+      </w:r>
+      <w:r>
+        <w:t xml:space="preserve"> Nikumbh, A., Carroll, R., Henshaw, W., &amp; Scheff, J. (2024). Atmosphere and ocean energy transport in extreme warming scenarios. </w:t>
+      </w:r>
+      <w:r>
+        <w:rPr>
+          <w:i/>
+          <w:iCs/>
+        </w:rPr>
+        <w:t>PLOS Climate</w:t>
+      </w:r>
+      <w:r>
+        <w:t xml:space="preserve">, </w:t>
+      </w:r>
+      <w:r>
+        <w:rPr>
+          <w:i/>
+          <w:iCs/>
+        </w:rPr>
+        <w:t>3</w:t>
+      </w:r>
+      <w:r>
+        <w:t>(2), e0000343. https://doi.org/10.1371/JOURNAL.PCLM.0000343</w:t>
+      </w:r>
+    </w:p>
+    <w:p>
+      <w:pPr>
+        <w:rPr>
+          <w:sz w:val="10"/>
+          <w:szCs w:val="10"/>
+        </w:rPr>
+      </w:pPr>
+    </w:p>
+    <w:p>
+      <w:r>
+        <w:rPr>
+          <w:b/>
+          <w:bCs/>
+        </w:rPr>
+        <w:t>Aerenson</w:t>
+      </w:r>
+      <w:r>
+        <w:rPr>
+          <w:b/>
+          <w:bCs/>
+        </w:rPr>
+        <w:t>,</w:t>
+      </w:r>
+      <w:r>
+        <w:rPr>
+          <w:b/>
+          <w:bCs/>
+        </w:rPr>
+        <w:t xml:space="preserve"> T.,</w:t>
+      </w:r>
+      <w:r>
+        <w:t xml:space="preserve"> Marchand</w:t>
+      </w:r>
+      <w:r>
+        <w:t>,</w:t>
+      </w:r>
+      <w:r>
+        <w:t xml:space="preserve"> R., </w:t>
+      </w:r>
+      <w:proofErr w:type="spellStart"/>
+      <w:r>
+        <w:t>Chepfer</w:t>
+      </w:r>
+      <w:proofErr w:type="spellEnd"/>
+      <w:r>
+        <w:t>,</w:t>
+      </w:r>
+      <w:r>
+        <w:t xml:space="preserve"> H., Medeiros</w:t>
+      </w:r>
+      <w:r>
+        <w:t>,</w:t>
+      </w:r>
+      <w:r>
+        <w:t xml:space="preserve"> B. </w:t>
+      </w:r>
+      <w:r>
+        <w:t>(</w:t>
+      </w:r>
+      <w:r>
+        <w:t>2022</w:t>
+      </w:r>
+      <w:r>
+        <w:t>).</w:t>
+      </w:r>
+      <w:r>
+        <w:t xml:space="preserve"> When Will MISR Detect Rising High Clouds? </w:t>
+      </w:r>
+      <w:r>
+        <w:rPr>
+          <w:i/>
+          <w:iCs/>
+        </w:rPr>
+        <w:t>Journal of Geophysical Research: Atmospheres, 127(2)</w:t>
+      </w:r>
+      <w:r>
+        <w:t xml:space="preserve">, e2021JD035865. </w:t>
+      </w:r>
+      <w:r>
+        <w:t>https://doi.org/10.1029/2021JD035865</w:t>
+      </w:r>
+    </w:p>
+    <w:p>
+      <w:pPr>
+        <w:rPr>
+          <w:sz w:val="10"/>
+          <w:szCs w:val="10"/>
+        </w:rPr>
+      </w:pPr>
+    </w:p>
+    <w:p>
+      <w:r>
+        <w:rPr>
+          <w:b/>
+        </w:rPr>
+        <w:t>Aerenson</w:t>
+      </w:r>
+      <w:r>
+        <w:rPr>
+          <w:b/>
+        </w:rPr>
+        <w:t>,</w:t>
+      </w:r>
+      <w:r>
+        <w:rPr>
+          <w:b/>
+        </w:rPr>
+        <w:t xml:space="preserve"> T., </w:t>
+      </w:r>
+      <w:r>
+        <w:t>Tebaldi</w:t>
+      </w:r>
+      <w:r>
+        <w:t>,</w:t>
+      </w:r>
+      <w:r>
+        <w:t xml:space="preserve"> C., Sanderson</w:t>
+      </w:r>
+      <w:r>
+        <w:t>,</w:t>
+      </w:r>
+      <w:r>
+        <w:t xml:space="preserve"> B., Lamarque</w:t>
+      </w:r>
+      <w:r>
+        <w:t>,</w:t>
+      </w:r>
+      <w:r>
+        <w:t xml:space="preserve"> J.F.</w:t>
+      </w:r>
+      <w:r>
+        <w:t xml:space="preserve"> (</w:t>
+      </w:r>
+      <w:r>
+        <w:t>201</w:t>
+      </w:r>
+      <w:r>
+        <w:t>8</w:t>
+      </w:r>
+      <w:r>
+        <w:t>).</w:t>
+      </w:r>
+      <w:r>
+        <w:t xml:space="preserve"> Changes in a suite of indicators of extreme temperature and precipitation under 1.5 and 2 degrees warming. </w:t>
+      </w:r>
+      <w:r>
+        <w:rPr>
+          <w:i/>
+          <w:iCs/>
+        </w:rPr>
+        <w:t xml:space="preserve">Environmental Research Letters </w:t>
+      </w:r>
+      <w:r>
+        <w:t>https://doi.org/10.1088/1748-9326/aaafd6</w:t>
+      </w:r>
+    </w:p>
+    <w:p>
+      <w:pPr>
+        <w:rPr>
+          <w:sz w:val="10"/>
+          <w:szCs w:val="10"/>
+        </w:rPr>
+      </w:pPr>
+    </w:p>
+    <w:p>
       <w:pPr>
         <w:rPr>
           <w:b/>
@@ -2760,6 +2789,7 @@
         <w:rPr>
           <w:bdr w:val="none" w:sz="0" w:space="0" w:color="auto" w:frame="1"/>
         </w:rPr>
+        <w:lastRenderedPageBreak/>
         <w:t>Role: Co-I</w:t>
       </w:r>
     </w:p>
@@ -2796,7 +2826,6 @@
         <w:rPr>
           <w:bdr w:val="none" w:sz="0" w:space="0" w:color="auto" w:frame="1"/>
         </w:rPr>
-        <w:lastRenderedPageBreak/>
         <w:t>Title: Creating the framework for the next generation Energy Exascale Earth System Model (E3SM) at PROCEED (Perturbed physics ensemble Regression Optimization Center for ESM Evaluation and Development)</w:t>
       </w:r>
     </w:p>
@@ -2938,2751 +2967,6 @@
     <w:p>
       <w:pPr>
         <w:rPr>
-          <w:b/>
-        </w:rPr>
-      </w:pPr>
-      <w:r>
-        <w:rPr>
-          <w:b/>
-          <w:u w:val="single"/>
-        </w:rPr>
-        <w:t>Service</w:t>
-      </w:r>
-      <w:r>
-        <w:rPr>
-          <w:b/>
-          <w:u w:val="single"/>
-        </w:rPr>
-        <w:tab/>
-      </w:r>
-      <w:r>
-        <w:rPr>
-          <w:b/>
-          <w:u w:val="single"/>
-        </w:rPr>
-        <w:tab/>
-      </w:r>
-      <w:r>
-        <w:rPr>
-          <w:b/>
-          <w:u w:val="single"/>
-        </w:rPr>
-        <w:tab/>
-      </w:r>
-      <w:r>
-        <w:rPr>
-          <w:b/>
-          <w:u w:val="single"/>
-        </w:rPr>
-        <w:tab/>
-      </w:r>
-      <w:r>
-        <w:rPr>
-          <w:b/>
-          <w:u w:val="single"/>
-        </w:rPr>
-        <w:tab/>
-      </w:r>
-      <w:r>
-        <w:rPr>
-          <w:b/>
-          <w:u w:val="single"/>
-        </w:rPr>
-        <w:tab/>
-      </w:r>
-      <w:r>
-        <w:rPr>
-          <w:b/>
-          <w:u w:val="single"/>
-        </w:rPr>
-        <w:tab/>
-      </w:r>
-      <w:r>
-        <w:rPr>
-          <w:b/>
-          <w:u w:val="single"/>
-        </w:rPr>
-        <w:tab/>
-      </w:r>
-      <w:r>
-        <w:rPr>
-          <w:b/>
-          <w:u w:val="single"/>
-        </w:rPr>
-        <w:tab/>
-      </w:r>
-      <w:r>
-        <w:rPr>
-          <w:b/>
-          <w:u w:val="single"/>
-        </w:rPr>
-        <w:tab/>
-      </w:r>
-      <w:r>
-        <w:rPr>
-          <w:b/>
-          <w:u w:val="single"/>
-        </w:rPr>
-        <w:tab/>
-      </w:r>
-      <w:r>
-        <w:rPr>
-          <w:b/>
-          <w:u w:val="single"/>
-        </w:rPr>
-        <w:tab/>
-      </w:r>
-      <w:r>
-        <w:rPr>
-          <w:b/>
-          <w:u w:val="single"/>
-        </w:rPr>
-        <w:tab/>
-      </w:r>
-    </w:p>
-    <w:p>
-      <w:pPr>
-        <w:rPr>
-          <w:i/>
-          <w:iCs/>
-          <w:sz w:val="10"/>
-          <w:szCs w:val="10"/>
-        </w:rPr>
-      </w:pPr>
-    </w:p>
-    <w:p>
-      <w:pPr>
-        <w:rPr>
-          <w:b/>
-          <w:bCs/>
-        </w:rPr>
-      </w:pPr>
-      <w:r>
-        <w:rPr>
-          <w:i/>
-          <w:iCs/>
-        </w:rPr>
-        <w:t xml:space="preserve">Postdoc Representative, </w:t>
-      </w:r>
-      <w:proofErr w:type="spellStart"/>
-      <w:r>
-        <w:rPr>
-          <w:b/>
-          <w:bCs/>
-        </w:rPr>
-        <w:t>UWyo</w:t>
-      </w:r>
-      <w:proofErr w:type="spellEnd"/>
-      <w:r>
-        <w:rPr>
-          <w:b/>
-          <w:bCs/>
-        </w:rPr>
-        <w:t xml:space="preserve"> Department of Atmospheric Science, Laramie, WY.</w:t>
-      </w:r>
-    </w:p>
-    <w:p>
-      <w:pPr>
-        <w:rPr>
-          <w:i/>
-          <w:iCs/>
-        </w:rPr>
-      </w:pPr>
-      <w:r>
-        <w:rPr>
-          <w:b/>
-          <w:bCs/>
-        </w:rPr>
-        <w:tab/>
-      </w:r>
-      <w:r>
-        <w:rPr>
-          <w:b/>
-          <w:bCs/>
-        </w:rPr>
-        <w:tab/>
-      </w:r>
-      <w:r>
-        <w:rPr>
-          <w:b/>
-          <w:bCs/>
-        </w:rPr>
-        <w:tab/>
-      </w:r>
-      <w:r>
-        <w:rPr>
-          <w:b/>
-          <w:bCs/>
-        </w:rPr>
-        <w:tab/>
-      </w:r>
-      <w:r>
-        <w:rPr>
-          <w:b/>
-          <w:bCs/>
-        </w:rPr>
-        <w:tab/>
-      </w:r>
-      <w:r>
-        <w:rPr>
-          <w:b/>
-          <w:bCs/>
-        </w:rPr>
-        <w:tab/>
-      </w:r>
-      <w:r>
-        <w:rPr>
-          <w:b/>
-          <w:bCs/>
-        </w:rPr>
-        <w:tab/>
-      </w:r>
-      <w:r>
-        <w:rPr>
-          <w:b/>
-          <w:bCs/>
-        </w:rPr>
-        <w:tab/>
-      </w:r>
-      <w:r>
-        <w:rPr>
-          <w:b/>
-          <w:bCs/>
-        </w:rPr>
-        <w:tab/>
-      </w:r>
-      <w:r>
-        <w:rPr>
-          <w:b/>
-          <w:bCs/>
-        </w:rPr>
-        <w:tab/>
-      </w:r>
-      <w:r>
-        <w:rPr>
-          <w:b/>
-          <w:bCs/>
-        </w:rPr>
-        <w:tab/>
-        <w:t xml:space="preserve">     </w:t>
-      </w:r>
-      <w:r>
-        <w:rPr>
-          <w:i/>
-          <w:iCs/>
-        </w:rPr>
-        <w:t>Oct 2024 – Present</w:t>
-      </w:r>
-    </w:p>
-    <w:p>
-      <w:pPr>
-        <w:rPr>
-          <w:b/>
-          <w:bCs/>
-        </w:rPr>
-      </w:pPr>
-      <w:r>
-        <w:rPr>
-          <w:i/>
-          <w:iCs/>
-        </w:rPr>
-        <w:t>Strategic Planning Committee Member,</w:t>
-      </w:r>
-      <w:r>
-        <w:t xml:space="preserve"> </w:t>
-      </w:r>
-      <w:proofErr w:type="spellStart"/>
-      <w:r>
-        <w:rPr>
-          <w:b/>
-          <w:bCs/>
-        </w:rPr>
-        <w:t>UWyo</w:t>
-      </w:r>
-      <w:proofErr w:type="spellEnd"/>
-      <w:r>
-        <w:rPr>
-          <w:b/>
-          <w:bCs/>
-        </w:rPr>
-        <w:t xml:space="preserve"> Department of Atmospheric Science, Laramie, WY.</w:t>
-      </w:r>
-    </w:p>
-    <w:p>
-      <w:pPr>
-        <w:rPr>
-          <w:i/>
-          <w:iCs/>
-        </w:rPr>
-      </w:pPr>
-      <w:r>
-        <w:rPr>
-          <w:b/>
-          <w:bCs/>
-        </w:rPr>
-        <w:tab/>
-      </w:r>
-      <w:r>
-        <w:rPr>
-          <w:b/>
-          <w:bCs/>
-        </w:rPr>
-        <w:tab/>
-      </w:r>
-      <w:r>
-        <w:rPr>
-          <w:b/>
-          <w:bCs/>
-        </w:rPr>
-        <w:tab/>
-      </w:r>
-      <w:r>
-        <w:rPr>
-          <w:b/>
-          <w:bCs/>
-        </w:rPr>
-        <w:tab/>
-      </w:r>
-      <w:r>
-        <w:rPr>
-          <w:b/>
-          <w:bCs/>
-        </w:rPr>
-        <w:tab/>
-      </w:r>
-      <w:r>
-        <w:rPr>
-          <w:b/>
-          <w:bCs/>
-        </w:rPr>
-        <w:tab/>
-      </w:r>
-      <w:r>
-        <w:rPr>
-          <w:b/>
-          <w:bCs/>
-        </w:rPr>
-        <w:tab/>
-      </w:r>
-      <w:r>
-        <w:rPr>
-          <w:b/>
-          <w:bCs/>
-        </w:rPr>
-        <w:tab/>
-      </w:r>
-      <w:r>
-        <w:rPr>
-          <w:b/>
-          <w:bCs/>
-        </w:rPr>
-        <w:tab/>
-      </w:r>
-      <w:r>
-        <w:rPr>
-          <w:b/>
-          <w:bCs/>
-        </w:rPr>
-        <w:tab/>
-      </w:r>
-      <w:r>
-        <w:rPr>
-          <w:b/>
-          <w:bCs/>
-        </w:rPr>
-        <w:tab/>
-        <w:t xml:space="preserve">            </w:t>
-      </w:r>
-      <w:r>
-        <w:rPr>
-          <w:i/>
-          <w:iCs/>
-        </w:rPr>
-        <w:t>May – Present</w:t>
-      </w:r>
-    </w:p>
-    <w:p>
-      <w:pPr>
-        <w:rPr>
-          <w:i/>
-          <w:iCs/>
-          <w:sz w:val="10"/>
-          <w:szCs w:val="10"/>
-        </w:rPr>
-      </w:pPr>
-    </w:p>
-    <w:p>
-      <w:pPr>
-        <w:rPr>
-          <w:b/>
-          <w:bCs/>
-        </w:rPr>
-      </w:pPr>
-      <w:r>
-        <w:rPr>
-          <w:i/>
-          <w:iCs/>
-        </w:rPr>
-        <w:t xml:space="preserve">Peer-to-peer Mentoring Coordinator, </w:t>
-      </w:r>
-      <w:r>
-        <w:rPr>
-          <w:b/>
-          <w:bCs/>
-        </w:rPr>
-        <w:t>UW Department of Atmospheric Sciences, Seattle WA.</w:t>
-      </w:r>
-    </w:p>
-    <w:p>
-      <w:pPr>
-        <w:rPr>
-          <w:i/>
-          <w:iCs/>
-        </w:rPr>
-      </w:pPr>
-      <w:r>
-        <w:rPr>
-          <w:b/>
-          <w:bCs/>
-        </w:rPr>
-        <w:tab/>
-      </w:r>
-      <w:r>
-        <w:rPr>
-          <w:b/>
-          <w:bCs/>
-        </w:rPr>
-        <w:tab/>
-      </w:r>
-      <w:r>
-        <w:rPr>
-          <w:b/>
-          <w:bCs/>
-        </w:rPr>
-        <w:tab/>
-      </w:r>
-      <w:r>
-        <w:rPr>
-          <w:b/>
-          <w:bCs/>
-        </w:rPr>
-        <w:tab/>
-      </w:r>
-      <w:r>
-        <w:rPr>
-          <w:b/>
-          <w:bCs/>
-        </w:rPr>
-        <w:tab/>
-      </w:r>
-      <w:r>
-        <w:rPr>
-          <w:b/>
-          <w:bCs/>
-        </w:rPr>
-        <w:tab/>
-      </w:r>
-      <w:r>
-        <w:rPr>
-          <w:b/>
-          <w:bCs/>
-        </w:rPr>
-        <w:tab/>
-      </w:r>
-      <w:r>
-        <w:rPr>
-          <w:b/>
-          <w:bCs/>
-        </w:rPr>
-        <w:tab/>
-      </w:r>
-      <w:r>
-        <w:rPr>
-          <w:b/>
-          <w:bCs/>
-        </w:rPr>
-        <w:tab/>
-      </w:r>
-      <w:r>
-        <w:rPr>
-          <w:b/>
-          <w:bCs/>
-        </w:rPr>
-        <w:tab/>
-      </w:r>
-      <w:r>
-        <w:rPr>
-          <w:b/>
-          <w:bCs/>
-        </w:rPr>
-        <w:tab/>
-        <w:t xml:space="preserve">  </w:t>
-      </w:r>
-      <w:r>
-        <w:rPr>
-          <w:i/>
-          <w:iCs/>
-        </w:rPr>
-        <w:t>Jul 2022 – Dec 2023</w:t>
-      </w:r>
-    </w:p>
-    <w:p>
-      <w:pPr>
-        <w:rPr>
-          <w:i/>
-          <w:iCs/>
-          <w:sz w:val="10"/>
-          <w:szCs w:val="10"/>
-        </w:rPr>
-      </w:pPr>
-    </w:p>
-    <w:p>
-      <w:pPr>
-        <w:rPr>
-          <w:b/>
-          <w:bCs/>
-        </w:rPr>
-      </w:pPr>
-      <w:r>
-        <w:rPr>
-          <w:i/>
-          <w:iCs/>
-        </w:rPr>
-        <w:t xml:space="preserve">Diversity and Inclusion Group Coordinator, </w:t>
-      </w:r>
-      <w:r>
-        <w:rPr>
-          <w:b/>
-          <w:bCs/>
-        </w:rPr>
-        <w:t>UW Department of Atmospheric Sciences, Seattle WA.</w:t>
-      </w:r>
-    </w:p>
-    <w:p>
-      <w:pPr>
-        <w:rPr>
-          <w:i/>
-          <w:iCs/>
-        </w:rPr>
-      </w:pPr>
-      <w:r>
-        <w:rPr>
-          <w:b/>
-          <w:bCs/>
-        </w:rPr>
-        <w:tab/>
-      </w:r>
-      <w:r>
-        <w:rPr>
-          <w:b/>
-          <w:bCs/>
-        </w:rPr>
-        <w:tab/>
-      </w:r>
-      <w:r>
-        <w:rPr>
-          <w:b/>
-          <w:bCs/>
-        </w:rPr>
-        <w:tab/>
-      </w:r>
-      <w:r>
-        <w:rPr>
-          <w:b/>
-          <w:bCs/>
-        </w:rPr>
-        <w:tab/>
-      </w:r>
-      <w:r>
-        <w:rPr>
-          <w:b/>
-          <w:bCs/>
-        </w:rPr>
-        <w:tab/>
-      </w:r>
-      <w:r>
-        <w:rPr>
-          <w:b/>
-          <w:bCs/>
-        </w:rPr>
-        <w:tab/>
-      </w:r>
-      <w:r>
-        <w:rPr>
-          <w:b/>
-          <w:bCs/>
-        </w:rPr>
-        <w:tab/>
-      </w:r>
-      <w:r>
-        <w:rPr>
-          <w:b/>
-          <w:bCs/>
-        </w:rPr>
-        <w:tab/>
-      </w:r>
-      <w:r>
-        <w:rPr>
-          <w:b/>
-          <w:bCs/>
-        </w:rPr>
-        <w:tab/>
-      </w:r>
-      <w:r>
-        <w:rPr>
-          <w:b/>
-          <w:bCs/>
-        </w:rPr>
-        <w:tab/>
-      </w:r>
-      <w:r>
-        <w:rPr>
-          <w:b/>
-          <w:bCs/>
-        </w:rPr>
-        <w:tab/>
-        <w:t xml:space="preserve">  </w:t>
-      </w:r>
-      <w:r>
-        <w:rPr>
-          <w:i/>
-          <w:iCs/>
-        </w:rPr>
-        <w:t>Jul 2021 – Mar 2023</w:t>
-      </w:r>
-    </w:p>
-    <w:p>
-      <w:pPr>
-        <w:rPr>
-          <w:i/>
-          <w:iCs/>
-          <w:sz w:val="10"/>
-          <w:szCs w:val="10"/>
-        </w:rPr>
-      </w:pPr>
-    </w:p>
-    <w:p>
-      <w:pPr>
-        <w:rPr>
-          <w:b/>
-          <w:bCs/>
-        </w:rPr>
-      </w:pPr>
-      <w:r>
-        <w:rPr>
-          <w:i/>
-          <w:iCs/>
-        </w:rPr>
-        <w:t xml:space="preserve">Campus Sustainability Fund Intersectional Sustainability Board, </w:t>
-      </w:r>
-      <w:r>
-        <w:rPr>
-          <w:b/>
-          <w:bCs/>
-        </w:rPr>
-        <w:t xml:space="preserve">University of Washington, Seattle WA.     </w:t>
-      </w:r>
-    </w:p>
-    <w:p>
-      <w:pPr>
-        <w:rPr>
-          <w:i/>
-          <w:iCs/>
-        </w:rPr>
-      </w:pPr>
-      <w:r>
-        <w:rPr>
-          <w:b/>
-          <w:bCs/>
-        </w:rPr>
-        <w:tab/>
-      </w:r>
-      <w:r>
-        <w:rPr>
-          <w:b/>
-          <w:bCs/>
-        </w:rPr>
-        <w:tab/>
-      </w:r>
-      <w:r>
-        <w:rPr>
-          <w:b/>
-          <w:bCs/>
-        </w:rPr>
-        <w:tab/>
-      </w:r>
-      <w:r>
-        <w:rPr>
-          <w:b/>
-          <w:bCs/>
-        </w:rPr>
-        <w:tab/>
-      </w:r>
-      <w:r>
-        <w:rPr>
-          <w:b/>
-          <w:bCs/>
-        </w:rPr>
-        <w:tab/>
-      </w:r>
-      <w:r>
-        <w:rPr>
-          <w:b/>
-          <w:bCs/>
-        </w:rPr>
-        <w:tab/>
-      </w:r>
-      <w:r>
-        <w:rPr>
-          <w:b/>
-          <w:bCs/>
-        </w:rPr>
-        <w:tab/>
-      </w:r>
-      <w:r>
-        <w:rPr>
-          <w:b/>
-          <w:bCs/>
-        </w:rPr>
-        <w:tab/>
-      </w:r>
-      <w:r>
-        <w:rPr>
-          <w:b/>
-          <w:bCs/>
-        </w:rPr>
-        <w:tab/>
-      </w:r>
-      <w:r>
-        <w:rPr>
-          <w:b/>
-          <w:bCs/>
-        </w:rPr>
-        <w:tab/>
-      </w:r>
-      <w:r>
-        <w:rPr>
-          <w:b/>
-          <w:bCs/>
-        </w:rPr>
-        <w:tab/>
-        <w:t xml:space="preserve">         </w:t>
-      </w:r>
-      <w:r>
-        <w:rPr>
-          <w:i/>
-          <w:iCs/>
-        </w:rPr>
-        <w:t>Aug – Oct 2020</w:t>
-      </w:r>
-    </w:p>
-    <w:p>
-      <w:pPr>
-        <w:rPr>
-          <w:i/>
-          <w:iCs/>
-          <w:sz w:val="10"/>
-          <w:szCs w:val="10"/>
-        </w:rPr>
-      </w:pPr>
-    </w:p>
-    <w:p>
-      <w:pPr>
-        <w:rPr>
-          <w:i/>
-          <w:iCs/>
-        </w:rPr>
-      </w:pPr>
-      <w:r>
-        <w:rPr>
-          <w:b/>
-          <w:bCs/>
-        </w:rPr>
-        <w:t>Refereed Manuscripts for the Following Journals:</w:t>
-      </w:r>
-      <w:r>
-        <w:t xml:space="preserve"> </w:t>
-      </w:r>
-      <w:r>
-        <w:rPr>
-          <w:i/>
-          <w:iCs/>
-        </w:rPr>
-        <w:t xml:space="preserve">Journal of Geophysical Research: Atmospheres, JAMES, PLOS ONE, </w:t>
-      </w:r>
-      <w:r>
-        <w:rPr>
-          <w:i/>
-          <w:iCs/>
-        </w:rPr>
-        <w:t>Atmospheric Chemistry and Physics (ACP)</w:t>
-      </w:r>
-      <w:r>
-        <w:rPr>
-          <w:i/>
-          <w:iCs/>
-        </w:rPr>
-        <w:t>, Earth and Space Science, Nature: Communications Earth and Environment, Geophysical Research Letters (GRL), Nature Communications, Journal of Geophysical Research: Machine Learning and Computation.</w:t>
-      </w:r>
-    </w:p>
-    <w:p>
-      <w:pPr>
-        <w:rPr>
-          <w:i/>
-          <w:iCs/>
-          <w:sz w:val="10"/>
-          <w:szCs w:val="10"/>
-        </w:rPr>
-      </w:pPr>
-    </w:p>
-    <w:p>
-      <w:pPr>
-        <w:rPr>
-          <w:i/>
-          <w:iCs/>
-        </w:rPr>
-      </w:pPr>
-      <w:r>
-        <w:rPr>
-          <w:b/>
-          <w:bCs/>
-        </w:rPr>
-        <w:t>Reviewed Proposals for the Following Programs:</w:t>
-      </w:r>
-      <w:r>
-        <w:t xml:space="preserve"> </w:t>
-      </w:r>
-      <w:r>
-        <w:rPr>
-          <w:i/>
-          <w:iCs/>
-        </w:rPr>
-        <w:t>NASA Postdoctoral Program (NPP): Earth Science, NASA Postdoctoral Program (NPP): Technology Development</w:t>
-      </w:r>
-    </w:p>
-    <w:p>
-      <w:pPr>
-        <w:spacing w:after="60"/>
-        <w:rPr>
-          <w:b/>
-          <w:bCs/>
-          <w:sz w:val="10"/>
-          <w:szCs w:val="10"/>
-          <w:u w:val="single"/>
-        </w:rPr>
-      </w:pPr>
-    </w:p>
-    <w:p>
-      <w:pPr>
-        <w:rPr>
-          <w:b/>
-        </w:rPr>
-      </w:pPr>
-      <w:r>
-        <w:rPr>
-          <w:b/>
-          <w:u w:val="single"/>
-        </w:rPr>
-        <w:t>Scientific</w:t>
-      </w:r>
-      <w:r>
-        <w:rPr>
-          <w:b/>
-          <w:u w:val="single"/>
-        </w:rPr>
-        <w:t xml:space="preserve"> </w:t>
-      </w:r>
-      <w:r>
-        <w:rPr>
-          <w:b/>
-          <w:u w:val="single"/>
-        </w:rPr>
-        <w:t>Presentations</w:t>
-      </w:r>
-      <w:r>
-        <w:rPr>
-          <w:b/>
-          <w:u w:val="single"/>
-        </w:rPr>
-        <w:tab/>
-      </w:r>
-      <w:r>
-        <w:rPr>
-          <w:b/>
-          <w:u w:val="single"/>
-        </w:rPr>
-        <w:tab/>
-      </w:r>
-      <w:r>
-        <w:rPr>
-          <w:b/>
-          <w:u w:val="single"/>
-        </w:rPr>
-        <w:tab/>
-      </w:r>
-      <w:r>
-        <w:rPr>
-          <w:b/>
-          <w:u w:val="single"/>
-        </w:rPr>
-        <w:tab/>
-      </w:r>
-      <w:r>
-        <w:rPr>
-          <w:b/>
-          <w:u w:val="single"/>
-        </w:rPr>
-        <w:tab/>
-      </w:r>
-      <w:r>
-        <w:rPr>
-          <w:b/>
-          <w:u w:val="single"/>
-        </w:rPr>
-        <w:tab/>
-      </w:r>
-      <w:r>
-        <w:rPr>
-          <w:b/>
-          <w:u w:val="single"/>
-        </w:rPr>
-        <w:tab/>
-      </w:r>
-      <w:r>
-        <w:rPr>
-          <w:b/>
-          <w:u w:val="single"/>
-        </w:rPr>
-        <w:tab/>
-      </w:r>
-      <w:r>
-        <w:rPr>
-          <w:b/>
-          <w:u w:val="single"/>
-        </w:rPr>
-        <w:tab/>
-      </w:r>
-      <w:r>
-        <w:rPr>
-          <w:b/>
-          <w:u w:val="single"/>
-        </w:rPr>
-        <w:tab/>
-      </w:r>
-      <w:r>
-        <w:rPr>
-          <w:b/>
-          <w:u w:val="single"/>
-        </w:rPr>
-        <w:tab/>
-      </w:r>
-    </w:p>
-    <w:p>
-      <w:pPr>
-        <w:rPr>
-          <w:color w:val="111111"/>
-          <w:sz w:val="10"/>
-          <w:szCs w:val="10"/>
-          <w:shd w:val="clear" w:color="auto" w:fill="FDFDFD"/>
-        </w:rPr>
-      </w:pPr>
-    </w:p>
-    <w:p>
-      <w:pPr>
-        <w:rPr>
-          <w:i/>
-          <w:iCs/>
-          <w:sz w:val="22"/>
-          <w:szCs w:val="22"/>
-        </w:rPr>
-      </w:pPr>
-      <w:r>
-        <w:rPr>
-          <w:sz w:val="22"/>
-          <w:szCs w:val="22"/>
-        </w:rPr>
-        <w:t>Aerenson, T., D. McCoy, G. Elsaesser, J. Wu, J. Nugent, H. Brown, M. Zelinka, S. Burrows</w:t>
-      </w:r>
-      <w:r>
-        <w:rPr>
-          <w:sz w:val="22"/>
-          <w:szCs w:val="22"/>
-        </w:rPr>
-        <w:t xml:space="preserve"> 2025</w:t>
-      </w:r>
-      <w:r>
-        <w:rPr>
-          <w:sz w:val="22"/>
-          <w:szCs w:val="22"/>
-        </w:rPr>
-        <w:t xml:space="preserve">: “Are we simulating clouds at the wrong time of day?” Gordon Research Conference on Radiation and Climate, Lewiston, ME. </w:t>
-      </w:r>
-      <w:r>
-        <w:rPr>
-          <w:i/>
-          <w:iCs/>
-          <w:sz w:val="22"/>
-          <w:szCs w:val="22"/>
-        </w:rPr>
-        <w:t>Poster</w:t>
-      </w:r>
-    </w:p>
-    <w:p>
-      <w:pPr>
-        <w:rPr>
-          <w:i/>
-          <w:iCs/>
-          <w:sz w:val="10"/>
-          <w:szCs w:val="10"/>
-        </w:rPr>
-      </w:pPr>
-    </w:p>
-    <w:p>
-      <w:pPr>
-        <w:rPr>
-          <w:i/>
-          <w:iCs/>
-          <w:sz w:val="22"/>
-          <w:szCs w:val="22"/>
-        </w:rPr>
-      </w:pPr>
-      <w:r>
-        <w:rPr>
-          <w:sz w:val="22"/>
-          <w:szCs w:val="22"/>
-        </w:rPr>
-        <w:t>Aerenson, T., D. McCoy, G. Elsaesser, J. Wu, J. Nugent, H. Brown, M. Zelinka, S. Burrows</w:t>
-      </w:r>
-      <w:r>
-        <w:rPr>
-          <w:sz w:val="22"/>
-          <w:szCs w:val="22"/>
-        </w:rPr>
-        <w:t xml:space="preserve"> 2025</w:t>
-      </w:r>
-      <w:r>
-        <w:rPr>
-          <w:sz w:val="22"/>
-          <w:szCs w:val="22"/>
-        </w:rPr>
-        <w:t xml:space="preserve">: “Are we simulating clouds at the wrong time of day?” Gordon Research Seminar on Radiation and Climate, Lewiston, ME. </w:t>
-      </w:r>
-      <w:r>
-        <w:rPr>
-          <w:i/>
-          <w:iCs/>
-          <w:sz w:val="22"/>
-          <w:szCs w:val="22"/>
-        </w:rPr>
-        <w:t>Oral</w:t>
-      </w:r>
-    </w:p>
-    <w:p>
-      <w:pPr>
-        <w:rPr>
-          <w:color w:val="111111"/>
-          <w:sz w:val="10"/>
-          <w:szCs w:val="10"/>
-          <w:shd w:val="clear" w:color="auto" w:fill="FDFDFD"/>
-        </w:rPr>
-      </w:pPr>
-    </w:p>
-    <w:p>
-      <w:pPr>
-        <w:rPr>
-          <w:i/>
-          <w:iCs/>
-          <w:color w:val="111111"/>
-          <w:sz w:val="22"/>
-          <w:szCs w:val="22"/>
-          <w:shd w:val="clear" w:color="auto" w:fill="FDFDFD"/>
-        </w:rPr>
-      </w:pPr>
-      <w:r>
-        <w:rPr>
-          <w:color w:val="111111"/>
-          <w:sz w:val="22"/>
-          <w:szCs w:val="22"/>
-          <w:shd w:val="clear" w:color="auto" w:fill="FDFDFD"/>
-        </w:rPr>
-        <w:t xml:space="preserve">Aerenson, T., R. Marchand, T. Ackerman 2024: “MISR Observed Trends in Cloud Top Height and Constraints on High Cloud Altitude </w:t>
-      </w:r>
-      <w:proofErr w:type="gramStart"/>
-      <w:r>
-        <w:rPr>
-          <w:color w:val="111111"/>
-          <w:sz w:val="22"/>
-          <w:szCs w:val="22"/>
-          <w:shd w:val="clear" w:color="auto" w:fill="FDFDFD"/>
-        </w:rPr>
-        <w:t>Feedbacks</w:t>
-      </w:r>
-      <w:proofErr w:type="gramEnd"/>
-      <w:r>
-        <w:rPr>
-          <w:color w:val="111111"/>
-          <w:sz w:val="22"/>
-          <w:szCs w:val="22"/>
-          <w:shd w:val="clear" w:color="auto" w:fill="FDFDFD"/>
-        </w:rPr>
-        <w:t xml:space="preserve">” AGU Fall Meeting: Terra: 25 Years of the Earth Observing System Flagship Observatory, Washington, DC. </w:t>
-      </w:r>
-      <w:r>
-        <w:rPr>
-          <w:i/>
-          <w:iCs/>
-          <w:color w:val="111111"/>
-          <w:sz w:val="22"/>
-          <w:szCs w:val="22"/>
-          <w:shd w:val="clear" w:color="auto" w:fill="FDFDFD"/>
-        </w:rPr>
-        <w:t>Poster</w:t>
-      </w:r>
-    </w:p>
-    <w:p>
-      <w:pPr>
-        <w:rPr>
-          <w:color w:val="111111"/>
-          <w:sz w:val="10"/>
-          <w:szCs w:val="10"/>
-          <w:shd w:val="clear" w:color="auto" w:fill="FDFDFD"/>
-        </w:rPr>
-      </w:pPr>
-    </w:p>
-    <w:p>
-      <w:pPr>
-        <w:rPr>
-          <w:i/>
-          <w:iCs/>
-          <w:color w:val="111111"/>
-          <w:sz w:val="22"/>
-          <w:szCs w:val="22"/>
-          <w:shd w:val="clear" w:color="auto" w:fill="FDFDFD"/>
-        </w:rPr>
-      </w:pPr>
-      <w:r>
-        <w:rPr>
-          <w:color w:val="111111"/>
-          <w:sz w:val="22"/>
-          <w:szCs w:val="22"/>
-          <w:shd w:val="clear" w:color="auto" w:fill="FDFDFD"/>
-        </w:rPr>
-        <w:t xml:space="preserve">Aerenson, T., D. McCoy, G. Elsaesser 2024: “Causes of Model Spread in Predictions of Hydroclimate in the Mountain West” AGU Fall Meeting: Hydroclimate and Extremes in the Western United States in a Changing Climate, Washington, DC. </w:t>
-      </w:r>
-      <w:r>
-        <w:rPr>
-          <w:i/>
-          <w:iCs/>
-          <w:color w:val="111111"/>
-          <w:sz w:val="22"/>
-          <w:szCs w:val="22"/>
-          <w:shd w:val="clear" w:color="auto" w:fill="FDFDFD"/>
-        </w:rPr>
-        <w:t>Poster</w:t>
-      </w:r>
-    </w:p>
-    <w:p>
-      <w:pPr>
-        <w:rPr>
-          <w:color w:val="111111"/>
-          <w:sz w:val="10"/>
-          <w:szCs w:val="10"/>
-          <w:shd w:val="clear" w:color="auto" w:fill="FDFDFD"/>
-        </w:rPr>
-      </w:pPr>
-    </w:p>
-    <w:p>
-      <w:pPr>
-        <w:rPr>
-          <w:color w:val="111111"/>
-          <w:sz w:val="22"/>
-          <w:szCs w:val="22"/>
-          <w:shd w:val="clear" w:color="auto" w:fill="FDFDFD"/>
-        </w:rPr>
-      </w:pPr>
-      <w:r>
-        <w:rPr>
-          <w:color w:val="111111"/>
-          <w:sz w:val="22"/>
-          <w:szCs w:val="22"/>
-          <w:shd w:val="clear" w:color="auto" w:fill="FDFDFD"/>
-        </w:rPr>
-        <w:t xml:space="preserve">Aerenson, T., D. McCoy 2024: “How Much Does the Cloud Diurnal Cycle Impact SWCRE?” Micro2Macro Origins of Climate Change Uncertainty Workshop, Laramie, WY. </w:t>
-      </w:r>
-      <w:r>
-        <w:rPr>
-          <w:i/>
-          <w:iCs/>
-          <w:color w:val="111111"/>
-          <w:sz w:val="22"/>
-          <w:szCs w:val="22"/>
-          <w:shd w:val="clear" w:color="auto" w:fill="FDFDFD"/>
-        </w:rPr>
-        <w:t>Poster</w:t>
-      </w:r>
-    </w:p>
-    <w:p>
-      <w:pPr>
-        <w:rPr>
-          <w:color w:val="111111"/>
-          <w:sz w:val="10"/>
-          <w:szCs w:val="10"/>
-          <w:shd w:val="clear" w:color="auto" w:fill="FDFDFD"/>
-        </w:rPr>
-      </w:pPr>
-    </w:p>
-    <w:p>
-      <w:pPr>
-        <w:rPr>
-          <w:color w:val="111111"/>
-          <w:sz w:val="22"/>
-          <w:szCs w:val="22"/>
-          <w:shd w:val="clear" w:color="auto" w:fill="FDFDFD"/>
-        </w:rPr>
-      </w:pPr>
-      <w:r>
-        <w:rPr>
-          <w:color w:val="111111"/>
-          <w:sz w:val="22"/>
-          <w:szCs w:val="22"/>
-          <w:shd w:val="clear" w:color="auto" w:fill="FDFDFD"/>
-        </w:rPr>
-        <w:lastRenderedPageBreak/>
-        <w:t xml:space="preserve">Aerenson, T., D. McCoy, G. Elsaesser 2024: “How Might we Improve Predictions of Regional Hydroclimate” Oxford Workshop on Model Uncertainty, Oxford, UK. </w:t>
-      </w:r>
-      <w:r>
-        <w:rPr>
-          <w:i/>
-          <w:iCs/>
-          <w:color w:val="111111"/>
-          <w:sz w:val="22"/>
-          <w:szCs w:val="22"/>
-          <w:shd w:val="clear" w:color="auto" w:fill="FDFDFD"/>
-        </w:rPr>
-        <w:t>Oral</w:t>
-      </w:r>
-    </w:p>
-    <w:p>
-      <w:pPr>
-        <w:rPr>
-          <w:color w:val="111111"/>
-          <w:sz w:val="10"/>
-          <w:szCs w:val="10"/>
-          <w:shd w:val="clear" w:color="auto" w:fill="FDFDFD"/>
-        </w:rPr>
-      </w:pPr>
-    </w:p>
-    <w:p>
-      <w:pPr>
-        <w:rPr>
-          <w:color w:val="111111"/>
-          <w:sz w:val="22"/>
-          <w:szCs w:val="22"/>
-          <w:shd w:val="clear" w:color="auto" w:fill="FDFDFD"/>
-        </w:rPr>
-      </w:pPr>
-      <w:r>
-        <w:rPr>
-          <w:color w:val="111111"/>
-          <w:sz w:val="22"/>
-          <w:szCs w:val="22"/>
-          <w:shd w:val="clear" w:color="auto" w:fill="FDFDFD"/>
-        </w:rPr>
-        <w:t xml:space="preserve">Aerenson, T., D. McCoy, G. Elsaesser 2024: “Can We Do Better at Predicting Regional Hydroclimate” CESM Workshop, Boulder, CO. </w:t>
-      </w:r>
-      <w:r>
-        <w:rPr>
-          <w:i/>
-          <w:iCs/>
-          <w:color w:val="111111"/>
-          <w:sz w:val="22"/>
-          <w:szCs w:val="22"/>
-          <w:shd w:val="clear" w:color="auto" w:fill="FDFDFD"/>
-        </w:rPr>
-        <w:t>Oral</w:t>
-      </w:r>
-    </w:p>
-    <w:p>
-      <w:pPr>
-        <w:rPr>
-          <w:color w:val="111111"/>
-          <w:sz w:val="10"/>
-          <w:szCs w:val="10"/>
-          <w:shd w:val="clear" w:color="auto" w:fill="FDFDFD"/>
-        </w:rPr>
-      </w:pPr>
-    </w:p>
-    <w:p>
-      <w:pPr>
-        <w:rPr>
-          <w:color w:val="111111"/>
-          <w:sz w:val="22"/>
-          <w:szCs w:val="22"/>
-          <w:shd w:val="clear" w:color="auto" w:fill="FDFDFD"/>
-        </w:rPr>
-      </w:pPr>
-      <w:r>
-        <w:rPr>
-          <w:color w:val="111111"/>
-          <w:sz w:val="22"/>
-          <w:szCs w:val="22"/>
-          <w:shd w:val="clear" w:color="auto" w:fill="FDFDFD"/>
-        </w:rPr>
-        <w:t>Aerenson, T.</w:t>
-      </w:r>
-      <w:r>
-        <w:rPr>
-          <w:color w:val="111111"/>
-          <w:sz w:val="22"/>
-          <w:szCs w:val="22"/>
-          <w:shd w:val="clear" w:color="auto" w:fill="FDFDFD"/>
-        </w:rPr>
-        <w:t xml:space="preserve"> 2023</w:t>
-      </w:r>
-      <w:r>
-        <w:rPr>
-          <w:color w:val="111111"/>
-          <w:sz w:val="22"/>
-          <w:szCs w:val="22"/>
-          <w:shd w:val="clear" w:color="auto" w:fill="FDFDFD"/>
-        </w:rPr>
-        <w:t xml:space="preserve">: “The Relationship Between Simulated Present-Day Cloud Attributes and Cloud </w:t>
-      </w:r>
-      <w:proofErr w:type="gramStart"/>
-      <w:r>
-        <w:rPr>
-          <w:color w:val="111111"/>
-          <w:sz w:val="22"/>
-          <w:szCs w:val="22"/>
-          <w:shd w:val="clear" w:color="auto" w:fill="FDFDFD"/>
-        </w:rPr>
-        <w:t>Feedbacks</w:t>
-      </w:r>
-      <w:proofErr w:type="gramEnd"/>
-      <w:r>
-        <w:rPr>
-          <w:color w:val="111111"/>
-          <w:sz w:val="22"/>
-          <w:szCs w:val="22"/>
-          <w:shd w:val="clear" w:color="auto" w:fill="FDFDFD"/>
-        </w:rPr>
-        <w:t xml:space="preserve">” University of Washington Department of Atmospheric Sciences Colloquium, Seattle, WA. </w:t>
-      </w:r>
-      <w:r>
-        <w:rPr>
-          <w:i/>
-          <w:iCs/>
-          <w:color w:val="111111"/>
-          <w:sz w:val="22"/>
-          <w:szCs w:val="22"/>
-          <w:shd w:val="clear" w:color="auto" w:fill="FDFDFD"/>
-        </w:rPr>
-        <w:t>PhD Defense</w:t>
-      </w:r>
-    </w:p>
-    <w:p>
-      <w:pPr>
-        <w:rPr>
-          <w:color w:val="111111"/>
-          <w:sz w:val="10"/>
-          <w:szCs w:val="10"/>
-          <w:shd w:val="clear" w:color="auto" w:fill="FDFDFD"/>
-        </w:rPr>
-      </w:pPr>
-    </w:p>
-    <w:p>
-      <w:pPr>
-        <w:rPr>
-          <w:color w:val="111111"/>
-          <w:sz w:val="22"/>
-          <w:szCs w:val="22"/>
-          <w:shd w:val="clear" w:color="auto" w:fill="FDFDFD"/>
-        </w:rPr>
-      </w:pPr>
-      <w:r>
-        <w:rPr>
-          <w:color w:val="111111"/>
-          <w:sz w:val="22"/>
-          <w:szCs w:val="22"/>
-          <w:shd w:val="clear" w:color="auto" w:fill="FDFDFD"/>
-        </w:rPr>
-        <w:t>Aerenson, T.</w:t>
-      </w:r>
-      <w:r>
-        <w:rPr>
-          <w:color w:val="111111"/>
-          <w:sz w:val="22"/>
-          <w:szCs w:val="22"/>
-          <w:shd w:val="clear" w:color="auto" w:fill="FDFDFD"/>
-        </w:rPr>
-        <w:t>,</w:t>
-      </w:r>
-      <w:r>
-        <w:rPr>
-          <w:color w:val="111111"/>
-          <w:sz w:val="22"/>
-          <w:szCs w:val="22"/>
-          <w:shd w:val="clear" w:color="auto" w:fill="FDFDFD"/>
-        </w:rPr>
-        <w:t xml:space="preserve"> R. Marchand, C. Zhou 2023: “Cloud Adjustments to Solar and CO2 Forcing in Coupled Models” CFMIP Meeting, Paris, FR. </w:t>
-      </w:r>
-      <w:r>
-        <w:rPr>
-          <w:i/>
-          <w:iCs/>
-          <w:color w:val="111111"/>
-          <w:sz w:val="22"/>
-          <w:szCs w:val="22"/>
-          <w:shd w:val="clear" w:color="auto" w:fill="FDFDFD"/>
-        </w:rPr>
-        <w:t>Poster</w:t>
-      </w:r>
-    </w:p>
-    <w:p>
-      <w:pPr>
-        <w:rPr>
-          <w:b/>
-          <w:bCs/>
-          <w:color w:val="111111"/>
-          <w:sz w:val="10"/>
-          <w:szCs w:val="10"/>
-          <w:shd w:val="clear" w:color="auto" w:fill="FDFDFD"/>
-        </w:rPr>
-      </w:pPr>
-    </w:p>
-    <w:p>
-      <w:pPr>
-        <w:rPr>
-          <w:i/>
-          <w:iCs/>
-          <w:color w:val="111111"/>
-          <w:sz w:val="22"/>
-          <w:szCs w:val="22"/>
-          <w:shd w:val="clear" w:color="auto" w:fill="FDFDFD"/>
-        </w:rPr>
-      </w:pPr>
-      <w:r>
-        <w:rPr>
-          <w:color w:val="111111"/>
-          <w:sz w:val="22"/>
-          <w:szCs w:val="22"/>
-          <w:shd w:val="clear" w:color="auto" w:fill="FDFDFD"/>
-        </w:rPr>
-        <w:t>Aerenson, T.</w:t>
-      </w:r>
-      <w:r>
-        <w:rPr>
-          <w:color w:val="111111"/>
-          <w:sz w:val="22"/>
-          <w:szCs w:val="22"/>
-          <w:shd w:val="clear" w:color="auto" w:fill="FDFDFD"/>
-        </w:rPr>
-        <w:t>,</w:t>
-      </w:r>
-      <w:r>
-        <w:rPr>
-          <w:color w:val="111111"/>
-          <w:sz w:val="22"/>
-          <w:szCs w:val="22"/>
-          <w:shd w:val="clear" w:color="auto" w:fill="FDFDFD"/>
-        </w:rPr>
-        <w:t xml:space="preserve"> R. Marchand 202</w:t>
-      </w:r>
-      <w:r>
-        <w:rPr>
-          <w:color w:val="111111"/>
-          <w:sz w:val="22"/>
-          <w:szCs w:val="22"/>
-          <w:shd w:val="clear" w:color="auto" w:fill="FDFDFD"/>
-        </w:rPr>
-        <w:t xml:space="preserve">3: “The Contribution of Mean-State Bias to Cloud </w:t>
-      </w:r>
-      <w:proofErr w:type="gramStart"/>
-      <w:r>
-        <w:rPr>
-          <w:color w:val="111111"/>
-          <w:sz w:val="22"/>
-          <w:szCs w:val="22"/>
-          <w:shd w:val="clear" w:color="auto" w:fill="FDFDFD"/>
-        </w:rPr>
-        <w:t>Feedbacks</w:t>
-      </w:r>
-      <w:proofErr w:type="gramEnd"/>
-      <w:r>
-        <w:rPr>
-          <w:color w:val="111111"/>
-          <w:sz w:val="22"/>
-          <w:szCs w:val="22"/>
-          <w:shd w:val="clear" w:color="auto" w:fill="FDFDFD"/>
-        </w:rPr>
-        <w:t xml:space="preserve"> in Climate Models” CFMIP Meeting, Paris, FR. </w:t>
-      </w:r>
-      <w:r>
-        <w:rPr>
-          <w:i/>
-          <w:iCs/>
-          <w:color w:val="111111"/>
-          <w:sz w:val="22"/>
-          <w:szCs w:val="22"/>
-          <w:shd w:val="clear" w:color="auto" w:fill="FDFDFD"/>
-        </w:rPr>
-        <w:t>Poster</w:t>
-      </w:r>
-    </w:p>
-    <w:p>
-      <w:pPr>
-        <w:rPr>
-          <w:b/>
-          <w:bCs/>
-          <w:color w:val="111111"/>
-          <w:sz w:val="10"/>
-          <w:szCs w:val="10"/>
-          <w:shd w:val="clear" w:color="auto" w:fill="FDFDFD"/>
-        </w:rPr>
-      </w:pPr>
-    </w:p>
-    <w:p>
-      <w:pPr>
-        <w:rPr>
-          <w:i/>
-          <w:iCs/>
-          <w:color w:val="111111"/>
-          <w:sz w:val="22"/>
-          <w:szCs w:val="22"/>
-          <w:shd w:val="clear" w:color="auto" w:fill="FDFDFD"/>
-        </w:rPr>
-      </w:pPr>
-      <w:r>
-        <w:rPr>
-          <w:color w:val="111111"/>
-          <w:sz w:val="22"/>
-          <w:szCs w:val="22"/>
-          <w:shd w:val="clear" w:color="auto" w:fill="FDFDFD"/>
-        </w:rPr>
-        <w:t>Aerenson, T.</w:t>
-      </w:r>
-      <w:r>
-        <w:rPr>
-          <w:color w:val="111111"/>
-          <w:sz w:val="22"/>
-          <w:szCs w:val="22"/>
-          <w:shd w:val="clear" w:color="auto" w:fill="FDFDFD"/>
-        </w:rPr>
-        <w:t>,</w:t>
-      </w:r>
-      <w:r>
-        <w:rPr>
-          <w:color w:val="111111"/>
-          <w:sz w:val="22"/>
-          <w:szCs w:val="22"/>
-          <w:shd w:val="clear" w:color="auto" w:fill="FDFDFD"/>
-        </w:rPr>
-        <w:t xml:space="preserve"> R. Marchand 2023: “The Contribution of Mean-State Bias to Cloud </w:t>
-      </w:r>
-      <w:proofErr w:type="gramStart"/>
-      <w:r>
-        <w:rPr>
-          <w:color w:val="111111"/>
-          <w:sz w:val="22"/>
-          <w:szCs w:val="22"/>
-          <w:shd w:val="clear" w:color="auto" w:fill="FDFDFD"/>
-        </w:rPr>
-        <w:t>Feedbacks</w:t>
-      </w:r>
-      <w:proofErr w:type="gramEnd"/>
-      <w:r>
-        <w:rPr>
-          <w:color w:val="111111"/>
-          <w:sz w:val="22"/>
-          <w:szCs w:val="22"/>
-          <w:shd w:val="clear" w:color="auto" w:fill="FDFDFD"/>
-        </w:rPr>
-        <w:t xml:space="preserve"> in Climate Mod</w:t>
-      </w:r>
-      <w:r>
-        <w:rPr>
-          <w:color w:val="111111"/>
-          <w:sz w:val="22"/>
-          <w:szCs w:val="22"/>
-          <w:shd w:val="clear" w:color="auto" w:fill="FDFDFD"/>
-        </w:rPr>
-        <w:t>el</w:t>
-      </w:r>
-      <w:r>
-        <w:rPr>
-          <w:color w:val="111111"/>
-          <w:sz w:val="22"/>
-          <w:szCs w:val="22"/>
-          <w:shd w:val="clear" w:color="auto" w:fill="FDFDFD"/>
-        </w:rPr>
-        <w:t xml:space="preserve">s” University of Wyoming Department of Atmospheric Science Seminar, Laramie, WY. </w:t>
-      </w:r>
-      <w:r>
-        <w:rPr>
-          <w:i/>
-          <w:iCs/>
-          <w:color w:val="111111"/>
-          <w:sz w:val="22"/>
-          <w:szCs w:val="22"/>
-          <w:shd w:val="clear" w:color="auto" w:fill="FDFDFD"/>
-        </w:rPr>
-        <w:t>Invited Seminar</w:t>
-      </w:r>
-    </w:p>
-    <w:p>
-      <w:pPr>
-        <w:rPr>
-          <w:i/>
-          <w:iCs/>
-          <w:color w:val="111111"/>
-          <w:sz w:val="10"/>
-          <w:szCs w:val="10"/>
-          <w:shd w:val="clear" w:color="auto" w:fill="FDFDFD"/>
-        </w:rPr>
-      </w:pPr>
-    </w:p>
-    <w:p>
-      <w:pPr>
-        <w:rPr>
-          <w:color w:val="111111"/>
-          <w:sz w:val="22"/>
-          <w:szCs w:val="22"/>
-          <w:shd w:val="clear" w:color="auto" w:fill="FDFDFD"/>
-        </w:rPr>
-      </w:pPr>
-      <w:r>
-        <w:rPr>
-          <w:color w:val="111111"/>
-          <w:sz w:val="22"/>
-          <w:szCs w:val="22"/>
-          <w:shd w:val="clear" w:color="auto" w:fill="FDFDFD"/>
-        </w:rPr>
-        <w:t xml:space="preserve">Aerenson, T., R. Marchand 2023: “Using ISCCP and MISR Satellite Simulators to Understand Cloud </w:t>
-      </w:r>
-      <w:proofErr w:type="gramStart"/>
-      <w:r>
-        <w:rPr>
-          <w:color w:val="111111"/>
-          <w:sz w:val="22"/>
-          <w:szCs w:val="22"/>
-          <w:shd w:val="clear" w:color="auto" w:fill="FDFDFD"/>
-        </w:rPr>
-        <w:t>Feedbacks</w:t>
-      </w:r>
-      <w:proofErr w:type="gramEnd"/>
-      <w:r>
-        <w:rPr>
-          <w:color w:val="111111"/>
-          <w:sz w:val="22"/>
-          <w:szCs w:val="22"/>
-          <w:shd w:val="clear" w:color="auto" w:fill="FDFDFD"/>
-        </w:rPr>
-        <w:t xml:space="preserve">” NASA GSFC CPC Seminar, Greenbelt, MD. </w:t>
-      </w:r>
-      <w:r>
-        <w:rPr>
-          <w:i/>
-          <w:iCs/>
-          <w:color w:val="111111"/>
-          <w:sz w:val="22"/>
-          <w:szCs w:val="22"/>
-          <w:shd w:val="clear" w:color="auto" w:fill="FDFDFD"/>
-        </w:rPr>
-        <w:t>Virtual</w:t>
-      </w:r>
-      <w:r>
-        <w:rPr>
-          <w:i/>
-          <w:iCs/>
-          <w:color w:val="111111"/>
-          <w:sz w:val="22"/>
-          <w:szCs w:val="22"/>
-          <w:shd w:val="clear" w:color="auto" w:fill="FDFDFD"/>
-        </w:rPr>
-        <w:t xml:space="preserve"> Invited</w:t>
-      </w:r>
-      <w:r>
-        <w:rPr>
-          <w:i/>
-          <w:iCs/>
-          <w:color w:val="111111"/>
-          <w:sz w:val="22"/>
-          <w:szCs w:val="22"/>
-          <w:shd w:val="clear" w:color="auto" w:fill="FDFDFD"/>
-        </w:rPr>
-        <w:t xml:space="preserve"> Seminar</w:t>
-      </w:r>
-    </w:p>
-    <w:p>
-      <w:pPr>
-        <w:rPr>
-          <w:color w:val="111111"/>
-          <w:sz w:val="10"/>
-          <w:szCs w:val="10"/>
-          <w:shd w:val="clear" w:color="auto" w:fill="FDFDFD"/>
-        </w:rPr>
-      </w:pPr>
-    </w:p>
-    <w:p>
-      <w:pPr>
-        <w:rPr>
-          <w:i/>
-          <w:iCs/>
-          <w:color w:val="111111"/>
-          <w:sz w:val="22"/>
-          <w:szCs w:val="22"/>
-          <w:shd w:val="clear" w:color="auto" w:fill="FDFDFD"/>
-        </w:rPr>
-      </w:pPr>
-      <w:r>
-        <w:rPr>
-          <w:color w:val="111111"/>
-          <w:sz w:val="22"/>
-          <w:szCs w:val="22"/>
-          <w:shd w:val="clear" w:color="auto" w:fill="FDFDFD"/>
-        </w:rPr>
-        <w:t>Aerenson</w:t>
-      </w:r>
-      <w:r>
-        <w:rPr>
-          <w:color w:val="111111"/>
-          <w:sz w:val="22"/>
-          <w:szCs w:val="22"/>
-          <w:shd w:val="clear" w:color="auto" w:fill="FDFDFD"/>
-        </w:rPr>
-        <w:t>,</w:t>
-      </w:r>
-      <w:r>
-        <w:rPr>
-          <w:color w:val="111111"/>
-          <w:sz w:val="22"/>
-          <w:szCs w:val="22"/>
-          <w:shd w:val="clear" w:color="auto" w:fill="FDFDFD"/>
-        </w:rPr>
-        <w:t xml:space="preserve"> T., R. Marchand, C. Zhou 2022: “Cloud Response to Abrupt Changes in Solar Forcing and CO</w:t>
-      </w:r>
-      <w:r>
-        <w:rPr>
-          <w:color w:val="111111"/>
-          <w:sz w:val="22"/>
-          <w:szCs w:val="22"/>
-          <w:shd w:val="clear" w:color="auto" w:fill="FDFDFD"/>
-          <w:vertAlign w:val="subscript"/>
-        </w:rPr>
-        <w:t>2</w:t>
-      </w:r>
-      <w:r>
-        <w:rPr>
-          <w:color w:val="111111"/>
-          <w:sz w:val="22"/>
-          <w:szCs w:val="22"/>
-          <w:shd w:val="clear" w:color="auto" w:fill="FDFDFD"/>
-        </w:rPr>
-        <w:t xml:space="preserve"> Concentrations” AGU Fall Meeting: Advances in Solar Radiation Modification Research, Chicago, IL</w:t>
-      </w:r>
-      <w:r>
-        <w:rPr>
-          <w:color w:val="111111"/>
-          <w:sz w:val="22"/>
-          <w:szCs w:val="22"/>
-          <w:shd w:val="clear" w:color="auto" w:fill="FDFDFD"/>
-        </w:rPr>
-        <w:t>.</w:t>
-      </w:r>
-      <w:r>
-        <w:rPr>
-          <w:color w:val="111111"/>
-          <w:sz w:val="22"/>
-          <w:szCs w:val="22"/>
-          <w:shd w:val="clear" w:color="auto" w:fill="FDFDFD"/>
-        </w:rPr>
-        <w:t xml:space="preserve"> </w:t>
-      </w:r>
-      <w:r>
-        <w:rPr>
-          <w:i/>
-          <w:iCs/>
-          <w:color w:val="111111"/>
-          <w:sz w:val="22"/>
-          <w:szCs w:val="22"/>
-          <w:shd w:val="clear" w:color="auto" w:fill="FDFDFD"/>
-        </w:rPr>
-        <w:t>Poster</w:t>
-      </w:r>
-    </w:p>
-    <w:p>
-      <w:pPr>
-        <w:rPr>
-          <w:color w:val="111111"/>
-          <w:sz w:val="10"/>
-          <w:szCs w:val="10"/>
-          <w:shd w:val="clear" w:color="auto" w:fill="FDFDFD"/>
-        </w:rPr>
-      </w:pPr>
-    </w:p>
-    <w:p>
-      <w:pPr>
-        <w:rPr>
-          <w:i/>
-          <w:iCs/>
-          <w:color w:val="111111"/>
-          <w:sz w:val="22"/>
-          <w:szCs w:val="22"/>
-          <w:shd w:val="clear" w:color="auto" w:fill="FDFDFD"/>
-        </w:rPr>
-      </w:pPr>
-      <w:r>
-        <w:rPr>
-          <w:color w:val="111111"/>
-          <w:sz w:val="22"/>
-          <w:szCs w:val="22"/>
-          <w:shd w:val="clear" w:color="auto" w:fill="FDFDFD"/>
-        </w:rPr>
-        <w:t>Aerenson</w:t>
-      </w:r>
-      <w:r>
-        <w:rPr>
-          <w:color w:val="111111"/>
-          <w:sz w:val="22"/>
-          <w:szCs w:val="22"/>
-          <w:shd w:val="clear" w:color="auto" w:fill="FDFDFD"/>
-        </w:rPr>
-        <w:t>,</w:t>
-      </w:r>
-      <w:r>
-        <w:rPr>
-          <w:color w:val="111111"/>
-          <w:sz w:val="22"/>
-          <w:szCs w:val="22"/>
-          <w:shd w:val="clear" w:color="auto" w:fill="FDFDFD"/>
-        </w:rPr>
-        <w:t xml:space="preserve"> T., R. Marchand, C. Zhou 2022: “Cloud Response to Abrupt Changes in Solar Forcing and CO</w:t>
-      </w:r>
-      <w:r>
-        <w:rPr>
-          <w:color w:val="111111"/>
-          <w:sz w:val="22"/>
-          <w:szCs w:val="22"/>
-          <w:shd w:val="clear" w:color="auto" w:fill="FDFDFD"/>
-          <w:vertAlign w:val="subscript"/>
-        </w:rPr>
-        <w:t>2</w:t>
-      </w:r>
-      <w:r>
-        <w:rPr>
-          <w:color w:val="111111"/>
-          <w:sz w:val="22"/>
-          <w:szCs w:val="22"/>
-          <w:shd w:val="clear" w:color="auto" w:fill="FDFDFD"/>
-        </w:rPr>
-        <w:t xml:space="preserve"> Concentration” University of Washington Department of Atmospheric Sciences Seminar on Atmospheric Physics and Chemistry, Seattle, WA</w:t>
-      </w:r>
-      <w:r>
-        <w:rPr>
-          <w:color w:val="111111"/>
-          <w:sz w:val="22"/>
-          <w:szCs w:val="22"/>
-          <w:shd w:val="clear" w:color="auto" w:fill="FDFDFD"/>
-        </w:rPr>
-        <w:t>.</w:t>
-      </w:r>
-      <w:r>
-        <w:rPr>
-          <w:i/>
-          <w:iCs/>
-          <w:color w:val="111111"/>
-          <w:sz w:val="22"/>
-          <w:szCs w:val="22"/>
-          <w:shd w:val="clear" w:color="auto" w:fill="FDFDFD"/>
-        </w:rPr>
-        <w:t xml:space="preserve"> seminar</w:t>
-      </w:r>
-    </w:p>
-    <w:p>
-      <w:pPr>
-        <w:rPr>
-          <w:color w:val="111111"/>
-          <w:sz w:val="10"/>
-          <w:szCs w:val="10"/>
-          <w:shd w:val="clear" w:color="auto" w:fill="FDFDFD"/>
-        </w:rPr>
-      </w:pPr>
-    </w:p>
-    <w:p>
-      <w:pPr>
-        <w:rPr>
-          <w:i/>
-          <w:iCs/>
-          <w:color w:val="111111"/>
-          <w:sz w:val="22"/>
-          <w:szCs w:val="22"/>
-          <w:shd w:val="clear" w:color="auto" w:fill="FDFDFD"/>
-        </w:rPr>
-      </w:pPr>
-      <w:r>
-        <w:rPr>
-          <w:color w:val="111111"/>
-          <w:sz w:val="22"/>
-          <w:szCs w:val="22"/>
-          <w:shd w:val="clear" w:color="auto" w:fill="FDFDFD"/>
-        </w:rPr>
-        <w:t>Aerenson</w:t>
-      </w:r>
-      <w:r>
-        <w:rPr>
-          <w:color w:val="111111"/>
-          <w:sz w:val="22"/>
-          <w:szCs w:val="22"/>
-          <w:shd w:val="clear" w:color="auto" w:fill="FDFDFD"/>
-        </w:rPr>
-        <w:t>,</w:t>
-      </w:r>
-      <w:r>
-        <w:rPr>
-          <w:color w:val="111111"/>
-          <w:sz w:val="22"/>
-          <w:szCs w:val="22"/>
-          <w:shd w:val="clear" w:color="auto" w:fill="FDFDFD"/>
-        </w:rPr>
-        <w:t xml:space="preserve"> T., R. Marchand 2022: “Cloud Response to Abrupt Changes in Solar Forcing and CO</w:t>
-      </w:r>
-      <w:r>
-        <w:rPr>
-          <w:color w:val="111111"/>
-          <w:sz w:val="22"/>
-          <w:szCs w:val="22"/>
-          <w:shd w:val="clear" w:color="auto" w:fill="FDFDFD"/>
-          <w:vertAlign w:val="subscript"/>
-        </w:rPr>
-        <w:t>2</w:t>
-      </w:r>
-      <w:r>
-        <w:rPr>
-          <w:color w:val="111111"/>
-          <w:sz w:val="22"/>
-          <w:szCs w:val="22"/>
-          <w:shd w:val="clear" w:color="auto" w:fill="FDFDFD"/>
-        </w:rPr>
-        <w:t xml:space="preserve"> Concentrations” CFMIP Meeting: Cloud Processes and Radiative </w:t>
-      </w:r>
-      <w:proofErr w:type="gramStart"/>
-      <w:r>
-        <w:rPr>
-          <w:color w:val="111111"/>
-          <w:sz w:val="22"/>
-          <w:szCs w:val="22"/>
-          <w:shd w:val="clear" w:color="auto" w:fill="FDFDFD"/>
-        </w:rPr>
-        <w:t>Feedbacks</w:t>
-      </w:r>
-      <w:proofErr w:type="gramEnd"/>
-      <w:r>
-        <w:rPr>
-          <w:color w:val="111111"/>
-          <w:sz w:val="22"/>
-          <w:szCs w:val="22"/>
-          <w:shd w:val="clear" w:color="auto" w:fill="FDFDFD"/>
-        </w:rPr>
-        <w:t>, Seattle, WA</w:t>
-      </w:r>
-      <w:r>
-        <w:rPr>
-          <w:color w:val="111111"/>
-          <w:sz w:val="22"/>
-          <w:szCs w:val="22"/>
-          <w:shd w:val="clear" w:color="auto" w:fill="FDFDFD"/>
-        </w:rPr>
-        <w:t>.</w:t>
-      </w:r>
-      <w:r>
-        <w:rPr>
-          <w:color w:val="111111"/>
-          <w:sz w:val="22"/>
-          <w:szCs w:val="22"/>
-          <w:shd w:val="clear" w:color="auto" w:fill="FDFDFD"/>
-        </w:rPr>
-        <w:t xml:space="preserve"> </w:t>
-      </w:r>
-      <w:r>
-        <w:rPr>
-          <w:i/>
-          <w:iCs/>
-          <w:color w:val="111111"/>
-          <w:sz w:val="22"/>
-          <w:szCs w:val="22"/>
-          <w:shd w:val="clear" w:color="auto" w:fill="FDFDFD"/>
-        </w:rPr>
-        <w:t>Oral</w:t>
-      </w:r>
-    </w:p>
-    <w:p>
-      <w:pPr>
-        <w:rPr>
-          <w:color w:val="111111"/>
-          <w:sz w:val="10"/>
-          <w:szCs w:val="10"/>
-          <w:shd w:val="clear" w:color="auto" w:fill="FDFDFD"/>
-        </w:rPr>
-      </w:pPr>
-    </w:p>
-    <w:p>
-      <w:pPr>
-        <w:rPr>
-          <w:color w:val="111111"/>
-          <w:sz w:val="22"/>
-          <w:szCs w:val="22"/>
-          <w:shd w:val="clear" w:color="auto" w:fill="FDFDFD"/>
-        </w:rPr>
-      </w:pPr>
-      <w:r>
-        <w:rPr>
-          <w:color w:val="111111"/>
-          <w:sz w:val="22"/>
-          <w:szCs w:val="22"/>
-          <w:shd w:val="clear" w:color="auto" w:fill="FDFDFD"/>
-        </w:rPr>
-        <w:t>Aerenson</w:t>
-      </w:r>
-      <w:r>
-        <w:rPr>
-          <w:color w:val="111111"/>
-          <w:sz w:val="22"/>
-          <w:szCs w:val="22"/>
-          <w:shd w:val="clear" w:color="auto" w:fill="FDFDFD"/>
-        </w:rPr>
-        <w:t>,</w:t>
-      </w:r>
-      <w:r>
-        <w:rPr>
-          <w:color w:val="111111"/>
-          <w:sz w:val="22"/>
-          <w:szCs w:val="22"/>
-          <w:shd w:val="clear" w:color="auto" w:fill="FDFDFD"/>
-        </w:rPr>
-        <w:t xml:space="preserve"> T. 2021</w:t>
-      </w:r>
-      <w:r>
-        <w:rPr>
-          <w:color w:val="111111"/>
-          <w:sz w:val="22"/>
-          <w:szCs w:val="22"/>
-          <w:shd w:val="clear" w:color="auto" w:fill="FDFDFD"/>
-        </w:rPr>
-        <w:t>:</w:t>
-      </w:r>
-      <w:r>
-        <w:rPr>
-          <w:color w:val="111111"/>
-          <w:sz w:val="22"/>
-          <w:szCs w:val="22"/>
-          <w:shd w:val="clear" w:color="auto" w:fill="FDFDFD"/>
-        </w:rPr>
-        <w:t xml:space="preserve"> “Cloud Rapid Adjustments and </w:t>
-      </w:r>
-      <w:proofErr w:type="gramStart"/>
-      <w:r>
-        <w:rPr>
-          <w:color w:val="111111"/>
-          <w:sz w:val="22"/>
-          <w:szCs w:val="22"/>
-          <w:shd w:val="clear" w:color="auto" w:fill="FDFDFD"/>
-        </w:rPr>
-        <w:t>Feedbacks</w:t>
-      </w:r>
-      <w:proofErr w:type="gramEnd"/>
-      <w:r>
-        <w:rPr>
-          <w:color w:val="111111"/>
-          <w:sz w:val="22"/>
-          <w:szCs w:val="22"/>
-          <w:shd w:val="clear" w:color="auto" w:fill="FDFDFD"/>
-        </w:rPr>
-        <w:t xml:space="preserve"> to Abrupt Changes in Solar and CO</w:t>
-      </w:r>
-      <w:r>
-        <w:rPr>
-          <w:color w:val="111111"/>
-          <w:sz w:val="22"/>
-          <w:szCs w:val="22"/>
-          <w:shd w:val="clear" w:color="auto" w:fill="FDFDFD"/>
-          <w:vertAlign w:val="subscript"/>
-        </w:rPr>
-        <w:t>2</w:t>
-      </w:r>
-      <w:r>
-        <w:rPr>
-          <w:color w:val="111111"/>
-          <w:sz w:val="22"/>
-          <w:szCs w:val="22"/>
-          <w:shd w:val="clear" w:color="auto" w:fill="FDFDFD"/>
-        </w:rPr>
-        <w:t xml:space="preserve"> Induced Forcings” AGU Fall Meeting: Advances in Climate Engineering Research</w:t>
-      </w:r>
-      <w:r>
-        <w:rPr>
-          <w:color w:val="111111"/>
-          <w:sz w:val="22"/>
-          <w:szCs w:val="22"/>
-          <w:shd w:val="clear" w:color="auto" w:fill="FDFDFD"/>
-        </w:rPr>
-        <w:t>.</w:t>
-      </w:r>
-      <w:r>
-        <w:rPr>
-          <w:color w:val="111111"/>
-          <w:sz w:val="22"/>
-          <w:szCs w:val="22"/>
-          <w:shd w:val="clear" w:color="auto" w:fill="FDFDFD"/>
-        </w:rPr>
-        <w:t xml:space="preserve"> </w:t>
-      </w:r>
-      <w:r>
-        <w:rPr>
-          <w:i/>
-          <w:iCs/>
-          <w:color w:val="111111"/>
-          <w:sz w:val="22"/>
-          <w:szCs w:val="22"/>
-          <w:shd w:val="clear" w:color="auto" w:fill="FDFDFD"/>
-        </w:rPr>
-        <w:t>Virtual</w:t>
-      </w:r>
-      <w:r>
-        <w:rPr>
-          <w:i/>
-          <w:iCs/>
-          <w:color w:val="111111"/>
-          <w:sz w:val="22"/>
-          <w:szCs w:val="22"/>
-          <w:shd w:val="clear" w:color="auto" w:fill="FDFDFD"/>
-        </w:rPr>
-        <w:t xml:space="preserve"> Poster </w:t>
-      </w:r>
-    </w:p>
-    <w:p>
-      <w:pPr>
-        <w:rPr>
-          <w:color w:val="111111"/>
-          <w:sz w:val="10"/>
-          <w:szCs w:val="10"/>
-          <w:shd w:val="clear" w:color="auto" w:fill="FDFDFD"/>
-        </w:rPr>
-      </w:pPr>
-    </w:p>
-    <w:p>
-      <w:pPr>
-        <w:rPr>
-          <w:color w:val="111111"/>
-          <w:sz w:val="22"/>
-          <w:szCs w:val="22"/>
-          <w:shd w:val="clear" w:color="auto" w:fill="FDFDFD"/>
-        </w:rPr>
-      </w:pPr>
-      <w:r>
-        <w:rPr>
-          <w:color w:val="111111"/>
-          <w:sz w:val="22"/>
-          <w:szCs w:val="22"/>
-          <w:shd w:val="clear" w:color="auto" w:fill="FDFDFD"/>
-        </w:rPr>
-        <w:t>Aerenson</w:t>
-      </w:r>
-      <w:r>
-        <w:rPr>
-          <w:color w:val="111111"/>
-          <w:sz w:val="22"/>
-          <w:szCs w:val="22"/>
-          <w:shd w:val="clear" w:color="auto" w:fill="FDFDFD"/>
-        </w:rPr>
-        <w:t>,</w:t>
-      </w:r>
-      <w:r>
-        <w:rPr>
-          <w:color w:val="111111"/>
-          <w:sz w:val="22"/>
-          <w:szCs w:val="22"/>
-          <w:shd w:val="clear" w:color="auto" w:fill="FDFDFD"/>
-        </w:rPr>
-        <w:t xml:space="preserve"> T., R. Marchand 2021: “Cloud Rapid Adjustments and </w:t>
-      </w:r>
-      <w:proofErr w:type="gramStart"/>
-      <w:r>
-        <w:rPr>
-          <w:color w:val="111111"/>
-          <w:sz w:val="22"/>
-          <w:szCs w:val="22"/>
-          <w:shd w:val="clear" w:color="auto" w:fill="FDFDFD"/>
-        </w:rPr>
-        <w:t>Feedbacks</w:t>
-      </w:r>
-      <w:proofErr w:type="gramEnd"/>
-      <w:r>
-        <w:rPr>
-          <w:color w:val="111111"/>
-          <w:sz w:val="22"/>
-          <w:szCs w:val="22"/>
-          <w:shd w:val="clear" w:color="auto" w:fill="FDFDFD"/>
-        </w:rPr>
-        <w:t xml:space="preserve"> to Abrupt Changes in Solar and CO</w:t>
-      </w:r>
-      <w:r>
-        <w:rPr>
-          <w:color w:val="111111"/>
-          <w:sz w:val="22"/>
-          <w:szCs w:val="22"/>
-          <w:shd w:val="clear" w:color="auto" w:fill="FDFDFD"/>
-          <w:vertAlign w:val="subscript"/>
-        </w:rPr>
-        <w:t>2</w:t>
-      </w:r>
-      <w:r>
-        <w:rPr>
-          <w:color w:val="111111"/>
-          <w:sz w:val="22"/>
-          <w:szCs w:val="22"/>
-          <w:shd w:val="clear" w:color="auto" w:fill="FDFDFD"/>
-        </w:rPr>
-        <w:t xml:space="preserve"> Induced Forcing” CFMIP Meeting</w:t>
-      </w:r>
-      <w:r>
-        <w:rPr>
-          <w:color w:val="111111"/>
-          <w:sz w:val="22"/>
-          <w:szCs w:val="22"/>
-          <w:shd w:val="clear" w:color="auto" w:fill="FDFDFD"/>
-        </w:rPr>
-        <w:t>.</w:t>
-      </w:r>
-      <w:r>
-        <w:rPr>
-          <w:color w:val="111111"/>
-          <w:sz w:val="22"/>
-          <w:szCs w:val="22"/>
-          <w:shd w:val="clear" w:color="auto" w:fill="FDFDFD"/>
-        </w:rPr>
-        <w:t xml:space="preserve"> </w:t>
-      </w:r>
-      <w:r>
-        <w:rPr>
-          <w:i/>
-          <w:iCs/>
-          <w:color w:val="111111"/>
-          <w:sz w:val="22"/>
-          <w:szCs w:val="22"/>
-          <w:shd w:val="clear" w:color="auto" w:fill="FDFDFD"/>
-        </w:rPr>
-        <w:t xml:space="preserve">Virtual Poster </w:t>
-      </w:r>
-    </w:p>
-    <w:p>
-      <w:pPr>
-        <w:rPr>
-          <w:color w:val="111111"/>
-          <w:sz w:val="10"/>
-          <w:szCs w:val="10"/>
-          <w:shd w:val="clear" w:color="auto" w:fill="FDFDFD"/>
-        </w:rPr>
-      </w:pPr>
-    </w:p>
-    <w:p>
-      <w:pPr>
-        <w:rPr>
-          <w:sz w:val="22"/>
-          <w:szCs w:val="22"/>
-        </w:rPr>
-      </w:pPr>
-      <w:r>
-        <w:rPr>
-          <w:color w:val="111111"/>
-          <w:sz w:val="22"/>
-          <w:szCs w:val="22"/>
-          <w:shd w:val="clear" w:color="auto" w:fill="FDFDFD"/>
-        </w:rPr>
-        <w:t>Aerenson</w:t>
-      </w:r>
-      <w:r>
-        <w:rPr>
-          <w:color w:val="111111"/>
-          <w:sz w:val="22"/>
-          <w:szCs w:val="22"/>
-          <w:shd w:val="clear" w:color="auto" w:fill="FDFDFD"/>
-        </w:rPr>
-        <w:t>,</w:t>
-      </w:r>
-      <w:r>
-        <w:rPr>
-          <w:color w:val="111111"/>
-          <w:sz w:val="22"/>
-          <w:szCs w:val="22"/>
-          <w:shd w:val="clear" w:color="auto" w:fill="FDFDFD"/>
-        </w:rPr>
-        <w:t xml:space="preserve"> T. 2021: “When Will MISR Detect Rising High Clouds?” University of Washington Department of Atmospheric Sciences Physics and Chemistry Seminar</w:t>
-      </w:r>
-      <w:r>
-        <w:rPr>
-          <w:color w:val="111111"/>
-          <w:sz w:val="22"/>
-          <w:szCs w:val="22"/>
-          <w:shd w:val="clear" w:color="auto" w:fill="FDFDFD"/>
-        </w:rPr>
-        <w:t>.</w:t>
-      </w:r>
-      <w:r>
-        <w:rPr>
-          <w:color w:val="111111"/>
-          <w:sz w:val="22"/>
-          <w:szCs w:val="22"/>
-          <w:shd w:val="clear" w:color="auto" w:fill="FDFDFD"/>
-        </w:rPr>
-        <w:t xml:space="preserve"> </w:t>
-      </w:r>
-      <w:r>
-        <w:rPr>
-          <w:i/>
-          <w:iCs/>
-          <w:color w:val="111111"/>
-          <w:sz w:val="22"/>
-          <w:szCs w:val="22"/>
-          <w:shd w:val="clear" w:color="auto" w:fill="FDFDFD"/>
-        </w:rPr>
-        <w:t>Virtual</w:t>
-      </w:r>
-      <w:r>
-        <w:rPr>
-          <w:i/>
-          <w:iCs/>
-          <w:color w:val="111111"/>
-          <w:sz w:val="22"/>
-          <w:szCs w:val="22"/>
-          <w:shd w:val="clear" w:color="auto" w:fill="FDFDFD"/>
-        </w:rPr>
-        <w:t xml:space="preserve"> </w:t>
-      </w:r>
-      <w:r>
-        <w:rPr>
-          <w:i/>
-          <w:iCs/>
-          <w:color w:val="111111"/>
-          <w:sz w:val="22"/>
-          <w:szCs w:val="22"/>
-          <w:shd w:val="clear" w:color="auto" w:fill="FDFDFD"/>
-        </w:rPr>
-        <w:t>S</w:t>
-      </w:r>
-      <w:r>
-        <w:rPr>
-          <w:i/>
-          <w:iCs/>
-          <w:color w:val="111111"/>
-          <w:sz w:val="22"/>
-          <w:szCs w:val="22"/>
-          <w:shd w:val="clear" w:color="auto" w:fill="FDFDFD"/>
-        </w:rPr>
-        <w:t>eminar</w:t>
-      </w:r>
-    </w:p>
-    <w:p>
-      <w:pPr>
-        <w:rPr>
-          <w:color w:val="111111"/>
-          <w:sz w:val="10"/>
-          <w:szCs w:val="10"/>
-          <w:shd w:val="clear" w:color="auto" w:fill="FDFDFD"/>
-        </w:rPr>
-      </w:pPr>
-    </w:p>
-    <w:p>
-      <w:pPr>
-        <w:rPr>
-          <w:color w:val="111111"/>
-          <w:sz w:val="22"/>
-          <w:szCs w:val="22"/>
-          <w:shd w:val="clear" w:color="auto" w:fill="FDFDFD"/>
-        </w:rPr>
-      </w:pPr>
-      <w:r>
-        <w:rPr>
-          <w:color w:val="111111"/>
-          <w:sz w:val="22"/>
-          <w:szCs w:val="22"/>
-          <w:shd w:val="clear" w:color="auto" w:fill="FDFDFD"/>
-        </w:rPr>
-        <w:t>Aerenson</w:t>
-      </w:r>
-      <w:r>
-        <w:rPr>
-          <w:color w:val="111111"/>
-          <w:sz w:val="22"/>
-          <w:szCs w:val="22"/>
-          <w:shd w:val="clear" w:color="auto" w:fill="FDFDFD"/>
-        </w:rPr>
-        <w:t>,</w:t>
-      </w:r>
-      <w:r>
-        <w:rPr>
-          <w:color w:val="111111"/>
-          <w:sz w:val="22"/>
-          <w:szCs w:val="22"/>
-          <w:shd w:val="clear" w:color="auto" w:fill="FDFDFD"/>
-        </w:rPr>
-        <w:t xml:space="preserve"> T., R. Marchand 2021: “Time of Emergence: When Will We See High Clouds Get Higher?” AMS Annual Meeting</w:t>
-      </w:r>
-      <w:r>
-        <w:rPr>
-          <w:color w:val="111111"/>
-          <w:sz w:val="22"/>
-          <w:szCs w:val="22"/>
-          <w:shd w:val="clear" w:color="auto" w:fill="FDFDFD"/>
-        </w:rPr>
-        <w:t>.</w:t>
-      </w:r>
-      <w:r>
-        <w:rPr>
-          <w:color w:val="111111"/>
-          <w:sz w:val="22"/>
-          <w:szCs w:val="22"/>
-          <w:shd w:val="clear" w:color="auto" w:fill="FDFDFD"/>
-        </w:rPr>
-        <w:t xml:space="preserve"> </w:t>
-      </w:r>
-      <w:r>
-        <w:rPr>
-          <w:i/>
-          <w:iCs/>
-          <w:color w:val="111111"/>
-          <w:sz w:val="22"/>
-          <w:szCs w:val="22"/>
-          <w:shd w:val="clear" w:color="auto" w:fill="FDFDFD"/>
-        </w:rPr>
-        <w:t xml:space="preserve">Remote </w:t>
-      </w:r>
-      <w:r>
-        <w:rPr>
-          <w:i/>
-          <w:iCs/>
-          <w:color w:val="111111"/>
-          <w:sz w:val="22"/>
-          <w:szCs w:val="22"/>
-          <w:shd w:val="clear" w:color="auto" w:fill="FDFDFD"/>
-        </w:rPr>
-        <w:t>oral</w:t>
-      </w:r>
-      <w:r>
-        <w:rPr>
-          <w:i/>
-          <w:iCs/>
-          <w:color w:val="111111"/>
-          <w:sz w:val="22"/>
-          <w:szCs w:val="22"/>
-          <w:shd w:val="clear" w:color="auto" w:fill="FDFDFD"/>
-        </w:rPr>
-        <w:t xml:space="preserve"> presentation and discussion session</w:t>
-      </w:r>
-    </w:p>
-    <w:p>
-      <w:pPr>
-        <w:rPr>
-          <w:color w:val="111111"/>
-          <w:sz w:val="10"/>
-          <w:szCs w:val="10"/>
-          <w:shd w:val="clear" w:color="auto" w:fill="FDFDFD"/>
-        </w:rPr>
-      </w:pPr>
-    </w:p>
-    <w:p>
-      <w:pPr>
-        <w:rPr>
-          <w:color w:val="111111"/>
-          <w:sz w:val="22"/>
-          <w:szCs w:val="22"/>
-          <w:shd w:val="clear" w:color="auto" w:fill="FDFDFD"/>
-        </w:rPr>
-      </w:pPr>
-      <w:r>
-        <w:rPr>
-          <w:color w:val="111111"/>
-          <w:sz w:val="22"/>
-          <w:szCs w:val="22"/>
-          <w:shd w:val="clear" w:color="auto" w:fill="FDFDFD"/>
-        </w:rPr>
-        <w:t>Aerenson</w:t>
-      </w:r>
-      <w:r>
-        <w:rPr>
-          <w:color w:val="111111"/>
-          <w:sz w:val="22"/>
-          <w:szCs w:val="22"/>
-          <w:shd w:val="clear" w:color="auto" w:fill="FDFDFD"/>
-        </w:rPr>
-        <w:t>,</w:t>
-      </w:r>
-      <w:r>
-        <w:rPr>
-          <w:color w:val="111111"/>
-          <w:sz w:val="22"/>
-          <w:szCs w:val="22"/>
-          <w:shd w:val="clear" w:color="auto" w:fill="FDFDFD"/>
-        </w:rPr>
-        <w:t xml:space="preserve"> T., R. Marchand, 2020: “Time of Emergence: When do Climate Models Predict Rising Cloud-Top-Height (CTH) Should be Detected by MISR?” CFMIP Meeting on Clouds, Precipitation, and Climate Sensitivity</w:t>
-      </w:r>
-      <w:r>
-        <w:rPr>
-          <w:color w:val="111111"/>
-          <w:sz w:val="22"/>
-          <w:szCs w:val="22"/>
-          <w:shd w:val="clear" w:color="auto" w:fill="FDFDFD"/>
-        </w:rPr>
-        <w:t>.</w:t>
-      </w:r>
-      <w:r>
-        <w:rPr>
-          <w:color w:val="111111"/>
-          <w:sz w:val="22"/>
-          <w:szCs w:val="22"/>
-          <w:shd w:val="clear" w:color="auto" w:fill="FDFDFD"/>
-        </w:rPr>
-        <w:t xml:space="preserve"> </w:t>
-      </w:r>
-      <w:r>
-        <w:rPr>
-          <w:i/>
-          <w:iCs/>
-          <w:color w:val="111111"/>
-          <w:sz w:val="22"/>
-          <w:szCs w:val="22"/>
-          <w:shd w:val="clear" w:color="auto" w:fill="FDFDFD"/>
-        </w:rPr>
-        <w:t>Remote submitted slide and discussion session</w:t>
-      </w:r>
-    </w:p>
-    <w:p>
-      <w:pPr>
-        <w:rPr>
-          <w:color w:val="111111"/>
-          <w:sz w:val="10"/>
-          <w:szCs w:val="10"/>
-          <w:shd w:val="clear" w:color="auto" w:fill="FDFDFD"/>
-        </w:rPr>
-      </w:pPr>
-    </w:p>
-    <w:p>
-      <w:pPr>
-        <w:rPr>
-          <w:i/>
-          <w:iCs/>
-          <w:color w:val="111111"/>
-          <w:sz w:val="22"/>
-          <w:szCs w:val="22"/>
-          <w:shd w:val="clear" w:color="auto" w:fill="FDFDFD"/>
-        </w:rPr>
-      </w:pPr>
-      <w:r>
-        <w:rPr>
-          <w:color w:val="111111"/>
-          <w:sz w:val="22"/>
-          <w:szCs w:val="22"/>
-          <w:shd w:val="clear" w:color="auto" w:fill="FDFDFD"/>
-        </w:rPr>
-        <w:t>Aerenson</w:t>
-      </w:r>
-      <w:r>
-        <w:rPr>
-          <w:color w:val="111111"/>
-          <w:sz w:val="22"/>
-          <w:szCs w:val="22"/>
-          <w:shd w:val="clear" w:color="auto" w:fill="FDFDFD"/>
-        </w:rPr>
-        <w:t>,</w:t>
-      </w:r>
-      <w:r>
-        <w:rPr>
-          <w:color w:val="111111"/>
-          <w:sz w:val="22"/>
-          <w:szCs w:val="22"/>
-          <w:shd w:val="clear" w:color="auto" w:fill="FDFDFD"/>
-        </w:rPr>
-        <w:t xml:space="preserve"> </w:t>
-      </w:r>
-      <w:r>
-        <w:rPr>
-          <w:color w:val="111111"/>
-          <w:sz w:val="22"/>
-          <w:szCs w:val="22"/>
-          <w:shd w:val="clear" w:color="auto" w:fill="FDFDFD"/>
-        </w:rPr>
-        <w:t>T., R. Marchand, 2020: “When will we see high clouds get higher?” MISR Science Team Meeting, Pasadena, CA.</w:t>
-      </w:r>
-      <w:r>
-        <w:rPr>
-          <w:color w:val="111111"/>
-          <w:sz w:val="22"/>
-          <w:szCs w:val="22"/>
-          <w:shd w:val="clear" w:color="auto" w:fill="FDFDFD"/>
-        </w:rPr>
-        <w:t xml:space="preserve"> </w:t>
-      </w:r>
-      <w:r>
-        <w:rPr>
-          <w:i/>
-          <w:iCs/>
-          <w:color w:val="111111"/>
-          <w:sz w:val="22"/>
-          <w:szCs w:val="22"/>
-          <w:shd w:val="clear" w:color="auto" w:fill="FDFDFD"/>
-        </w:rPr>
-        <w:t>Oral</w:t>
-      </w:r>
-    </w:p>
-    <w:p>
-      <w:pPr>
-        <w:rPr>
-          <w:color w:val="111111"/>
-          <w:sz w:val="10"/>
-          <w:szCs w:val="10"/>
-          <w:shd w:val="clear" w:color="auto" w:fill="FDFDFD"/>
-        </w:rPr>
-      </w:pPr>
-    </w:p>
-    <w:p>
-      <w:pPr>
-        <w:rPr>
-          <w:i/>
-          <w:iCs/>
-          <w:color w:val="111111"/>
-          <w:sz w:val="22"/>
-          <w:szCs w:val="22"/>
-          <w:shd w:val="clear" w:color="auto" w:fill="FDFDFD"/>
-        </w:rPr>
-      </w:pPr>
-      <w:r>
-        <w:rPr>
-          <w:color w:val="111111"/>
-          <w:sz w:val="22"/>
-          <w:szCs w:val="22"/>
-          <w:shd w:val="clear" w:color="auto" w:fill="FDFDFD"/>
-        </w:rPr>
-        <w:t>Aerenson</w:t>
-      </w:r>
-      <w:r>
-        <w:rPr>
-          <w:color w:val="111111"/>
-          <w:sz w:val="22"/>
-          <w:szCs w:val="22"/>
-          <w:shd w:val="clear" w:color="auto" w:fill="FDFDFD"/>
-        </w:rPr>
-        <w:t>,</w:t>
-      </w:r>
-      <w:r>
-        <w:rPr>
-          <w:color w:val="111111"/>
-          <w:sz w:val="22"/>
-          <w:szCs w:val="22"/>
-          <w:shd w:val="clear" w:color="auto" w:fill="FDFDFD"/>
-        </w:rPr>
-        <w:t xml:space="preserve"> T., 2019: “Climate Models and Climate Change </w:t>
-      </w:r>
-      <w:r>
-        <w:rPr>
-          <w:color w:val="111111"/>
-          <w:sz w:val="22"/>
-          <w:szCs w:val="22"/>
-          <w:shd w:val="clear" w:color="auto" w:fill="FDFDFD"/>
-        </w:rPr>
-        <w:t>Reversibility</w:t>
-      </w:r>
-      <w:r>
-        <w:rPr>
-          <w:color w:val="111111"/>
-          <w:sz w:val="22"/>
-          <w:szCs w:val="22"/>
-          <w:shd w:val="clear" w:color="auto" w:fill="FDFDFD"/>
-        </w:rPr>
-        <w:t>” Colorado College Physics Department Senior Seminar Series, Colorado Springs, CO.</w:t>
-      </w:r>
-      <w:r>
-        <w:rPr>
-          <w:i/>
-          <w:iCs/>
-          <w:color w:val="111111"/>
-          <w:sz w:val="22"/>
-          <w:szCs w:val="22"/>
-          <w:shd w:val="clear" w:color="auto" w:fill="FDFDFD"/>
-        </w:rPr>
-        <w:t xml:space="preserve"> seminar</w:t>
-      </w:r>
-    </w:p>
-    <w:p>
-      <w:pPr>
-        <w:rPr>
-          <w:color w:val="111111"/>
-          <w:sz w:val="10"/>
-          <w:szCs w:val="10"/>
-          <w:shd w:val="clear" w:color="auto" w:fill="FDFDFD"/>
-        </w:rPr>
-      </w:pPr>
-    </w:p>
-    <w:p>
-      <w:pPr>
-        <w:rPr>
-          <w:i/>
-          <w:iCs/>
-          <w:color w:val="111111"/>
-          <w:sz w:val="22"/>
-          <w:szCs w:val="22"/>
-          <w:shd w:val="clear" w:color="auto" w:fill="FDFDFD"/>
-        </w:rPr>
-      </w:pPr>
-      <w:r>
-        <w:rPr>
-          <w:color w:val="111111"/>
-          <w:sz w:val="22"/>
-          <w:szCs w:val="22"/>
-          <w:shd w:val="clear" w:color="auto" w:fill="FDFDFD"/>
-        </w:rPr>
-        <w:t>Aerenson</w:t>
-      </w:r>
-      <w:r>
-        <w:rPr>
-          <w:color w:val="111111"/>
-          <w:sz w:val="22"/>
-          <w:szCs w:val="22"/>
-          <w:shd w:val="clear" w:color="auto" w:fill="FDFDFD"/>
-        </w:rPr>
-        <w:t>,</w:t>
-      </w:r>
-      <w:r>
-        <w:rPr>
-          <w:color w:val="111111"/>
-          <w:sz w:val="22"/>
-          <w:szCs w:val="22"/>
-          <w:shd w:val="clear" w:color="auto" w:fill="FDFDFD"/>
-        </w:rPr>
-        <w:t xml:space="preserve"> T., C. Tebaldi, B. Sanderson, J.F. Lamarque, 2017: “Climate Extremes in Low Warming Scenarios” NCAR CGD Integrated Assessment Modelling Weekly Meeting, Boulder, CO.</w:t>
-      </w:r>
-      <w:r>
-        <w:rPr>
-          <w:color w:val="111111"/>
-          <w:sz w:val="22"/>
-          <w:szCs w:val="22"/>
-          <w:shd w:val="clear" w:color="auto" w:fill="FDFDFD"/>
-        </w:rPr>
-        <w:t xml:space="preserve"> </w:t>
-      </w:r>
-      <w:r>
-        <w:rPr>
-          <w:i/>
-          <w:iCs/>
-          <w:color w:val="111111"/>
-          <w:sz w:val="22"/>
-          <w:szCs w:val="22"/>
-          <w:shd w:val="clear" w:color="auto" w:fill="FDFDFD"/>
-        </w:rPr>
-        <w:t>Oral</w:t>
-      </w:r>
-    </w:p>
-    <w:p>
-      <w:pPr>
-        <w:rPr>
           <w:sz w:val="10"/>
           <w:szCs w:val="10"/>
           <w:bdr w:val="none" w:sz="0" w:space="0" w:color="auto" w:frame="1"/>
@@ -5700,101 +2984,2863 @@
           <w:b/>
           <w:u w:val="single"/>
         </w:rPr>
-        <w:t>Scholarships and Awards</w:t>
-      </w:r>
-      <w:r>
-        <w:rPr>
-          <w:b/>
-          <w:u w:val="single"/>
-        </w:rPr>
-        <w:tab/>
-      </w:r>
-      <w:r>
-        <w:rPr>
-          <w:b/>
-          <w:u w:val="single"/>
-        </w:rPr>
-        <w:tab/>
-      </w:r>
-      <w:r>
-        <w:rPr>
-          <w:b/>
-          <w:u w:val="single"/>
-        </w:rPr>
-        <w:tab/>
-      </w:r>
-      <w:r>
-        <w:rPr>
-          <w:b/>
-          <w:u w:val="single"/>
-        </w:rPr>
-        <w:tab/>
-      </w:r>
-      <w:r>
-        <w:rPr>
-          <w:b/>
-          <w:u w:val="single"/>
-        </w:rPr>
-        <w:tab/>
-      </w:r>
-      <w:r>
-        <w:rPr>
-          <w:b/>
-          <w:u w:val="single"/>
-        </w:rPr>
-        <w:tab/>
-      </w:r>
-      <w:r>
-        <w:rPr>
-          <w:b/>
-          <w:u w:val="single"/>
-        </w:rPr>
-        <w:tab/>
-      </w:r>
-      <w:r>
-        <w:rPr>
-          <w:b/>
-          <w:u w:val="single"/>
-        </w:rPr>
-        <w:tab/>
-      </w:r>
-      <w:r>
-        <w:rPr>
-          <w:b/>
-          <w:u w:val="single"/>
-        </w:rPr>
-        <w:tab/>
-      </w:r>
-      <w:r>
-        <w:rPr>
-          <w:b/>
-          <w:u w:val="single"/>
-        </w:rPr>
-        <w:tab/>
-      </w:r>
-      <w:r>
-        <w:rPr>
-          <w:b/>
-          <w:u w:val="single"/>
-        </w:rPr>
-        <w:tab/>
-      </w:r>
-    </w:p>
-    <w:p>
-      <w:pPr>
-        <w:rPr>
-          <w:b/>
+        <w:t>Service</w:t>
+      </w:r>
+      <w:r>
+        <w:rPr>
+          <w:b/>
+          <w:u w:val="single"/>
+        </w:rPr>
+        <w:tab/>
+      </w:r>
+      <w:r>
+        <w:rPr>
+          <w:b/>
+          <w:u w:val="single"/>
+        </w:rPr>
+        <w:tab/>
+      </w:r>
+      <w:r>
+        <w:rPr>
+          <w:b/>
+          <w:u w:val="single"/>
+        </w:rPr>
+        <w:tab/>
+      </w:r>
+      <w:r>
+        <w:rPr>
+          <w:b/>
+          <w:u w:val="single"/>
+        </w:rPr>
+        <w:tab/>
+      </w:r>
+      <w:r>
+        <w:rPr>
+          <w:b/>
+          <w:u w:val="single"/>
+        </w:rPr>
+        <w:tab/>
+      </w:r>
+      <w:r>
+        <w:rPr>
+          <w:b/>
+          <w:u w:val="single"/>
+        </w:rPr>
+        <w:tab/>
+      </w:r>
+      <w:r>
+        <w:rPr>
+          <w:b/>
+          <w:u w:val="single"/>
+        </w:rPr>
+        <w:tab/>
+      </w:r>
+      <w:r>
+        <w:rPr>
+          <w:b/>
+          <w:u w:val="single"/>
+        </w:rPr>
+        <w:tab/>
+      </w:r>
+      <w:r>
+        <w:rPr>
+          <w:b/>
+          <w:u w:val="single"/>
+        </w:rPr>
+        <w:tab/>
+      </w:r>
+      <w:r>
+        <w:rPr>
+          <w:b/>
+          <w:u w:val="single"/>
+        </w:rPr>
+        <w:tab/>
+      </w:r>
+      <w:r>
+        <w:rPr>
+          <w:b/>
+          <w:u w:val="single"/>
+        </w:rPr>
+        <w:tab/>
+      </w:r>
+      <w:r>
+        <w:rPr>
+          <w:b/>
+          <w:u w:val="single"/>
+        </w:rPr>
+        <w:tab/>
+      </w:r>
+      <w:r>
+        <w:rPr>
+          <w:b/>
+          <w:u w:val="single"/>
+        </w:rPr>
+        <w:tab/>
+      </w:r>
+    </w:p>
+    <w:p>
+      <w:pPr>
+        <w:rPr>
+          <w:i/>
+          <w:iCs/>
           <w:sz w:val="10"/>
           <w:szCs w:val="10"/>
         </w:rPr>
       </w:pPr>
     </w:p>
     <w:p>
-      <w:r>
-        <w:rPr>
-          <w:b/>
-          <w:bCs/>
-        </w:rPr>
+      <w:pPr>
+        <w:rPr>
+          <w:b/>
+          <w:bCs/>
+        </w:rPr>
+      </w:pPr>
+      <w:r>
+        <w:rPr>
+          <w:i/>
+          <w:iCs/>
+        </w:rPr>
+        <w:t xml:space="preserve">Postdoc Representative, </w:t>
+      </w:r>
+      <w:proofErr w:type="spellStart"/>
+      <w:r>
+        <w:rPr>
+          <w:b/>
+          <w:bCs/>
+        </w:rPr>
+        <w:t>UWyo</w:t>
+      </w:r>
+      <w:proofErr w:type="spellEnd"/>
+      <w:r>
+        <w:rPr>
+          <w:b/>
+          <w:bCs/>
+        </w:rPr>
+        <w:t xml:space="preserve"> Department of Atmospheric Science, Laramie, WY.</w:t>
+      </w:r>
+    </w:p>
+    <w:p>
+      <w:pPr>
+        <w:rPr>
+          <w:i/>
+          <w:iCs/>
+        </w:rPr>
+      </w:pPr>
+      <w:r>
+        <w:rPr>
+          <w:b/>
+          <w:bCs/>
+        </w:rPr>
+        <w:tab/>
+      </w:r>
+      <w:r>
+        <w:rPr>
+          <w:b/>
+          <w:bCs/>
+        </w:rPr>
+        <w:tab/>
+      </w:r>
+      <w:r>
+        <w:rPr>
+          <w:b/>
+          <w:bCs/>
+        </w:rPr>
+        <w:tab/>
+      </w:r>
+      <w:r>
+        <w:rPr>
+          <w:b/>
+          <w:bCs/>
+        </w:rPr>
+        <w:tab/>
+      </w:r>
+      <w:r>
+        <w:rPr>
+          <w:b/>
+          <w:bCs/>
+        </w:rPr>
+        <w:tab/>
+      </w:r>
+      <w:r>
+        <w:rPr>
+          <w:b/>
+          <w:bCs/>
+        </w:rPr>
+        <w:tab/>
+      </w:r>
+      <w:r>
+        <w:rPr>
+          <w:b/>
+          <w:bCs/>
+        </w:rPr>
+        <w:tab/>
+      </w:r>
+      <w:r>
+        <w:rPr>
+          <w:b/>
+          <w:bCs/>
+        </w:rPr>
+        <w:tab/>
+      </w:r>
+      <w:r>
+        <w:rPr>
+          <w:b/>
+          <w:bCs/>
+        </w:rPr>
+        <w:tab/>
+      </w:r>
+      <w:r>
+        <w:rPr>
+          <w:b/>
+          <w:bCs/>
+        </w:rPr>
+        <w:tab/>
+      </w:r>
+      <w:r>
+        <w:rPr>
+          <w:b/>
+          <w:bCs/>
+        </w:rPr>
+        <w:tab/>
+        <w:t xml:space="preserve">     </w:t>
+      </w:r>
+      <w:r>
+        <w:rPr>
+          <w:i/>
+          <w:iCs/>
+        </w:rPr>
+        <w:t>Oct 2024 – Present</w:t>
+      </w:r>
+    </w:p>
+    <w:p>
+      <w:pPr>
+        <w:rPr>
+          <w:b/>
+          <w:bCs/>
+        </w:rPr>
+      </w:pPr>
+      <w:r>
+        <w:rPr>
+          <w:i/>
+          <w:iCs/>
+        </w:rPr>
+        <w:t>Strategic Planning Committee Member,</w:t>
+      </w:r>
+      <w:r>
+        <w:t xml:space="preserve"> </w:t>
+      </w:r>
+      <w:proofErr w:type="spellStart"/>
+      <w:r>
+        <w:rPr>
+          <w:b/>
+          <w:bCs/>
+        </w:rPr>
+        <w:t>UWyo</w:t>
+      </w:r>
+      <w:proofErr w:type="spellEnd"/>
+      <w:r>
+        <w:rPr>
+          <w:b/>
+          <w:bCs/>
+        </w:rPr>
+        <w:t xml:space="preserve"> Department of Atmospheric Science, Laramie, WY.</w:t>
+      </w:r>
+    </w:p>
+    <w:p>
+      <w:pPr>
+        <w:rPr>
+          <w:i/>
+          <w:iCs/>
+        </w:rPr>
+      </w:pPr>
+      <w:r>
+        <w:rPr>
+          <w:b/>
+          <w:bCs/>
+        </w:rPr>
+        <w:tab/>
+      </w:r>
+      <w:r>
+        <w:rPr>
+          <w:b/>
+          <w:bCs/>
+        </w:rPr>
+        <w:tab/>
+      </w:r>
+      <w:r>
+        <w:rPr>
+          <w:b/>
+          <w:bCs/>
+        </w:rPr>
+        <w:tab/>
+      </w:r>
+      <w:r>
+        <w:rPr>
+          <w:b/>
+          <w:bCs/>
+        </w:rPr>
+        <w:tab/>
+      </w:r>
+      <w:r>
+        <w:rPr>
+          <w:b/>
+          <w:bCs/>
+        </w:rPr>
+        <w:tab/>
+      </w:r>
+      <w:r>
+        <w:rPr>
+          <w:b/>
+          <w:bCs/>
+        </w:rPr>
+        <w:tab/>
+      </w:r>
+      <w:r>
+        <w:rPr>
+          <w:b/>
+          <w:bCs/>
+        </w:rPr>
+        <w:tab/>
+      </w:r>
+      <w:r>
+        <w:rPr>
+          <w:b/>
+          <w:bCs/>
+        </w:rPr>
+        <w:tab/>
+      </w:r>
+      <w:r>
+        <w:rPr>
+          <w:b/>
+          <w:bCs/>
+        </w:rPr>
+        <w:tab/>
+      </w:r>
+      <w:r>
+        <w:rPr>
+          <w:b/>
+          <w:bCs/>
+        </w:rPr>
+        <w:tab/>
+      </w:r>
+      <w:r>
+        <w:rPr>
+          <w:b/>
+          <w:bCs/>
+        </w:rPr>
+        <w:tab/>
+        <w:t xml:space="preserve">          </w:t>
+      </w:r>
+      <w:r>
+        <w:rPr>
+          <w:i/>
+          <w:iCs/>
+        </w:rPr>
+        <w:t xml:space="preserve">May – </w:t>
+      </w:r>
+      <w:r>
+        <w:rPr>
+          <w:i/>
+          <w:iCs/>
+        </w:rPr>
+        <w:t>Sep 2025</w:t>
+      </w:r>
+    </w:p>
+    <w:p>
+      <w:pPr>
+        <w:rPr>
+          <w:i/>
+          <w:iCs/>
+          <w:sz w:val="10"/>
+          <w:szCs w:val="10"/>
+        </w:rPr>
+      </w:pPr>
+    </w:p>
+    <w:p>
+      <w:pPr>
+        <w:rPr>
+          <w:b/>
+          <w:bCs/>
+        </w:rPr>
+      </w:pPr>
+      <w:r>
+        <w:rPr>
+          <w:i/>
+          <w:iCs/>
+        </w:rPr>
+        <w:t xml:space="preserve">Peer-to-peer Mentoring Coordinator, </w:t>
+      </w:r>
+      <w:r>
+        <w:rPr>
+          <w:b/>
+          <w:bCs/>
+        </w:rPr>
+        <w:t>UW Department of Atmospheric Sciences, Seattle WA.</w:t>
+      </w:r>
+    </w:p>
+    <w:p>
+      <w:pPr>
+        <w:rPr>
+          <w:i/>
+          <w:iCs/>
+        </w:rPr>
+      </w:pPr>
+      <w:r>
+        <w:rPr>
+          <w:b/>
+          <w:bCs/>
+        </w:rPr>
+        <w:tab/>
+      </w:r>
+      <w:r>
+        <w:rPr>
+          <w:b/>
+          <w:bCs/>
+        </w:rPr>
+        <w:tab/>
+      </w:r>
+      <w:r>
+        <w:rPr>
+          <w:b/>
+          <w:bCs/>
+        </w:rPr>
+        <w:tab/>
+      </w:r>
+      <w:r>
+        <w:rPr>
+          <w:b/>
+          <w:bCs/>
+        </w:rPr>
+        <w:tab/>
+      </w:r>
+      <w:r>
+        <w:rPr>
+          <w:b/>
+          <w:bCs/>
+        </w:rPr>
+        <w:tab/>
+      </w:r>
+      <w:r>
+        <w:rPr>
+          <w:b/>
+          <w:bCs/>
+        </w:rPr>
+        <w:tab/>
+      </w:r>
+      <w:r>
+        <w:rPr>
+          <w:b/>
+          <w:bCs/>
+        </w:rPr>
+        <w:tab/>
+      </w:r>
+      <w:r>
+        <w:rPr>
+          <w:b/>
+          <w:bCs/>
+        </w:rPr>
+        <w:tab/>
+      </w:r>
+      <w:r>
+        <w:rPr>
+          <w:b/>
+          <w:bCs/>
+        </w:rPr>
+        <w:tab/>
+      </w:r>
+      <w:r>
+        <w:rPr>
+          <w:b/>
+          <w:bCs/>
+        </w:rPr>
+        <w:tab/>
+      </w:r>
+      <w:r>
+        <w:rPr>
+          <w:b/>
+          <w:bCs/>
+        </w:rPr>
+        <w:tab/>
+        <w:t xml:space="preserve">  </w:t>
+      </w:r>
+      <w:r>
+        <w:rPr>
+          <w:i/>
+          <w:iCs/>
+        </w:rPr>
+        <w:t>Jul 2022 – Dec 2023</w:t>
+      </w:r>
+    </w:p>
+    <w:p>
+      <w:pPr>
+        <w:rPr>
+          <w:i/>
+          <w:iCs/>
+          <w:sz w:val="10"/>
+          <w:szCs w:val="10"/>
+        </w:rPr>
+      </w:pPr>
+    </w:p>
+    <w:p>
+      <w:pPr>
+        <w:rPr>
+          <w:b/>
+          <w:bCs/>
+        </w:rPr>
+      </w:pPr>
+      <w:r>
+        <w:rPr>
+          <w:i/>
+          <w:iCs/>
+        </w:rPr>
+        <w:t xml:space="preserve">Diversity and Inclusion Group Coordinator, </w:t>
+      </w:r>
+      <w:r>
+        <w:rPr>
+          <w:b/>
+          <w:bCs/>
+        </w:rPr>
+        <w:t>UW Department of Atmospheric Sciences, Seattle WA.</w:t>
+      </w:r>
+    </w:p>
+    <w:p>
+      <w:pPr>
+        <w:rPr>
+          <w:i/>
+          <w:iCs/>
+        </w:rPr>
+      </w:pPr>
+      <w:r>
+        <w:rPr>
+          <w:b/>
+          <w:bCs/>
+        </w:rPr>
+        <w:tab/>
+      </w:r>
+      <w:r>
+        <w:rPr>
+          <w:b/>
+          <w:bCs/>
+        </w:rPr>
+        <w:tab/>
+      </w:r>
+      <w:r>
+        <w:rPr>
+          <w:b/>
+          <w:bCs/>
+        </w:rPr>
+        <w:tab/>
+      </w:r>
+      <w:r>
+        <w:rPr>
+          <w:b/>
+          <w:bCs/>
+        </w:rPr>
+        <w:tab/>
+      </w:r>
+      <w:r>
+        <w:rPr>
+          <w:b/>
+          <w:bCs/>
+        </w:rPr>
+        <w:tab/>
+      </w:r>
+      <w:r>
+        <w:rPr>
+          <w:b/>
+          <w:bCs/>
+        </w:rPr>
+        <w:tab/>
+      </w:r>
+      <w:r>
+        <w:rPr>
+          <w:b/>
+          <w:bCs/>
+        </w:rPr>
+        <w:tab/>
+      </w:r>
+      <w:r>
+        <w:rPr>
+          <w:b/>
+          <w:bCs/>
+        </w:rPr>
+        <w:tab/>
+      </w:r>
+      <w:r>
+        <w:rPr>
+          <w:b/>
+          <w:bCs/>
+        </w:rPr>
+        <w:tab/>
+      </w:r>
+      <w:r>
+        <w:rPr>
+          <w:b/>
+          <w:bCs/>
+        </w:rPr>
+        <w:tab/>
+      </w:r>
+      <w:r>
+        <w:rPr>
+          <w:b/>
+          <w:bCs/>
+        </w:rPr>
+        <w:tab/>
+        <w:t xml:space="preserve">  </w:t>
+      </w:r>
+      <w:r>
+        <w:rPr>
+          <w:i/>
+          <w:iCs/>
+        </w:rPr>
+        <w:t>Jul 2021 – Mar 2023</w:t>
+      </w:r>
+    </w:p>
+    <w:p>
+      <w:pPr>
+        <w:rPr>
+          <w:i/>
+          <w:iCs/>
+          <w:sz w:val="10"/>
+          <w:szCs w:val="10"/>
+        </w:rPr>
+      </w:pPr>
+    </w:p>
+    <w:p>
+      <w:pPr>
+        <w:rPr>
+          <w:b/>
+          <w:bCs/>
+        </w:rPr>
+      </w:pPr>
+      <w:r>
+        <w:rPr>
+          <w:i/>
+          <w:iCs/>
+        </w:rPr>
+        <w:t xml:space="preserve">Campus Sustainability Fund Intersectional Sustainability Board, </w:t>
+      </w:r>
+      <w:r>
+        <w:rPr>
+          <w:b/>
+          <w:bCs/>
+        </w:rPr>
+        <w:t xml:space="preserve">University of Washington, Seattle WA.     </w:t>
+      </w:r>
+    </w:p>
+    <w:p>
+      <w:pPr>
+        <w:rPr>
+          <w:i/>
+          <w:iCs/>
+        </w:rPr>
+      </w:pPr>
+      <w:r>
+        <w:rPr>
+          <w:b/>
+          <w:bCs/>
+        </w:rPr>
+        <w:tab/>
+      </w:r>
+      <w:r>
+        <w:rPr>
+          <w:b/>
+          <w:bCs/>
+        </w:rPr>
+        <w:tab/>
+      </w:r>
+      <w:r>
+        <w:rPr>
+          <w:b/>
+          <w:bCs/>
+        </w:rPr>
+        <w:tab/>
+      </w:r>
+      <w:r>
+        <w:rPr>
+          <w:b/>
+          <w:bCs/>
+        </w:rPr>
+        <w:tab/>
+      </w:r>
+      <w:r>
+        <w:rPr>
+          <w:b/>
+          <w:bCs/>
+        </w:rPr>
+        <w:tab/>
+      </w:r>
+      <w:r>
+        <w:rPr>
+          <w:b/>
+          <w:bCs/>
+        </w:rPr>
+        <w:tab/>
+      </w:r>
+      <w:r>
+        <w:rPr>
+          <w:b/>
+          <w:bCs/>
+        </w:rPr>
+        <w:tab/>
+      </w:r>
+      <w:r>
+        <w:rPr>
+          <w:b/>
+          <w:bCs/>
+        </w:rPr>
+        <w:tab/>
+      </w:r>
+      <w:r>
+        <w:rPr>
+          <w:b/>
+          <w:bCs/>
+        </w:rPr>
+        <w:tab/>
+      </w:r>
+      <w:r>
+        <w:rPr>
+          <w:b/>
+          <w:bCs/>
+        </w:rPr>
+        <w:tab/>
+      </w:r>
+      <w:r>
+        <w:rPr>
+          <w:b/>
+          <w:bCs/>
+        </w:rPr>
+        <w:tab/>
+        <w:t xml:space="preserve">         </w:t>
+      </w:r>
+      <w:r>
+        <w:rPr>
+          <w:i/>
+          <w:iCs/>
+        </w:rPr>
+        <w:t>Aug – Oct 2020</w:t>
+      </w:r>
+    </w:p>
+    <w:p>
+      <w:pPr>
+        <w:rPr>
+          <w:i/>
+          <w:iCs/>
+          <w:sz w:val="10"/>
+          <w:szCs w:val="10"/>
+        </w:rPr>
+      </w:pPr>
+    </w:p>
+    <w:p>
+      <w:pPr>
+        <w:rPr>
+          <w:i/>
+          <w:iCs/>
+        </w:rPr>
+      </w:pPr>
+      <w:r>
+        <w:rPr>
+          <w:b/>
+          <w:bCs/>
+        </w:rPr>
+        <w:t>Refereed Manuscripts for the Following Journals:</w:t>
+      </w:r>
+      <w:r>
+        <w:t xml:space="preserve"> </w:t>
+      </w:r>
+      <w:r>
+        <w:rPr>
+          <w:i/>
+          <w:iCs/>
+        </w:rPr>
+        <w:t xml:space="preserve">Journal of Geophysical Research: Atmospheres, JAMES, PLOS ONE, </w:t>
+      </w:r>
+      <w:r>
+        <w:rPr>
+          <w:i/>
+          <w:iCs/>
+        </w:rPr>
+        <w:t>Atmospheric Chemistry and Physics (ACP)</w:t>
+      </w:r>
+      <w:r>
+        <w:rPr>
+          <w:i/>
+          <w:iCs/>
+        </w:rPr>
+        <w:t>, Earth and Space Science, Nature: Communications Earth and Environment, Geophysical Research Letters (GRL), Nature Communications, Journal of Geophysical Research: Machine Learning and Computation.</w:t>
+      </w:r>
+    </w:p>
+    <w:p>
+      <w:pPr>
+        <w:rPr>
+          <w:i/>
+          <w:iCs/>
+          <w:sz w:val="10"/>
+          <w:szCs w:val="10"/>
+        </w:rPr>
+      </w:pPr>
+    </w:p>
+    <w:p>
+      <w:pPr>
+        <w:rPr>
+          <w:i/>
+          <w:iCs/>
+        </w:rPr>
+      </w:pPr>
+      <w:r>
+        <w:rPr>
+          <w:b/>
+          <w:bCs/>
+        </w:rPr>
+        <w:t>Reviewed Proposals for the Following Programs:</w:t>
+      </w:r>
+      <w:r>
+        <w:t xml:space="preserve"> </w:t>
+      </w:r>
+      <w:r>
+        <w:rPr>
+          <w:i/>
+          <w:iCs/>
+        </w:rPr>
+        <w:t>NASA Postdoctoral Program (NPP): Earth Science, NASA Postdoctoral Program (NPP): Technology Development</w:t>
+      </w:r>
+    </w:p>
+    <w:p>
+      <w:pPr>
+        <w:spacing w:after="60"/>
+        <w:rPr>
+          <w:b/>
+          <w:bCs/>
+          <w:sz w:val="10"/>
+          <w:szCs w:val="10"/>
+          <w:u w:val="single"/>
+        </w:rPr>
+      </w:pPr>
+    </w:p>
+    <w:p>
+      <w:pPr>
+        <w:rPr>
+          <w:b/>
+        </w:rPr>
+      </w:pPr>
+      <w:r>
+        <w:rPr>
+          <w:b/>
+          <w:u w:val="single"/>
+        </w:rPr>
+        <w:t>Scientific</w:t>
+      </w:r>
+      <w:r>
+        <w:rPr>
+          <w:b/>
+          <w:u w:val="single"/>
+        </w:rPr>
+        <w:t xml:space="preserve"> </w:t>
+      </w:r>
+      <w:r>
+        <w:rPr>
+          <w:b/>
+          <w:u w:val="single"/>
+        </w:rPr>
+        <w:t>Presentations</w:t>
+      </w:r>
+      <w:r>
+        <w:rPr>
+          <w:b/>
+          <w:u w:val="single"/>
+        </w:rPr>
+        <w:tab/>
+      </w:r>
+      <w:r>
+        <w:rPr>
+          <w:b/>
+          <w:u w:val="single"/>
+        </w:rPr>
+        <w:tab/>
+      </w:r>
+      <w:r>
+        <w:rPr>
+          <w:b/>
+          <w:u w:val="single"/>
+        </w:rPr>
+        <w:tab/>
+      </w:r>
+      <w:r>
+        <w:rPr>
+          <w:b/>
+          <w:u w:val="single"/>
+        </w:rPr>
+        <w:tab/>
+      </w:r>
+      <w:r>
+        <w:rPr>
+          <w:b/>
+          <w:u w:val="single"/>
+        </w:rPr>
+        <w:tab/>
+      </w:r>
+      <w:r>
+        <w:rPr>
+          <w:b/>
+          <w:u w:val="single"/>
+        </w:rPr>
+        <w:tab/>
+      </w:r>
+      <w:r>
+        <w:rPr>
+          <w:b/>
+          <w:u w:val="single"/>
+        </w:rPr>
+        <w:tab/>
+      </w:r>
+      <w:r>
+        <w:rPr>
+          <w:b/>
+          <w:u w:val="single"/>
+        </w:rPr>
+        <w:tab/>
+      </w:r>
+      <w:r>
+        <w:rPr>
+          <w:b/>
+          <w:u w:val="single"/>
+        </w:rPr>
+        <w:tab/>
+      </w:r>
+      <w:r>
+        <w:rPr>
+          <w:b/>
+          <w:u w:val="single"/>
+        </w:rPr>
+        <w:tab/>
+      </w:r>
+      <w:r>
+        <w:rPr>
+          <w:b/>
+          <w:u w:val="single"/>
+        </w:rPr>
+        <w:tab/>
+      </w:r>
+    </w:p>
+    <w:p>
+      <w:pPr>
+        <w:rPr>
+          <w:color w:val="111111"/>
+          <w:sz w:val="10"/>
+          <w:szCs w:val="10"/>
+          <w:shd w:val="clear" w:color="auto" w:fill="FDFDFD"/>
+        </w:rPr>
+      </w:pPr>
+    </w:p>
+    <w:p>
+      <w:pPr>
+        <w:rPr>
+          <w:i/>
+          <w:iCs/>
+          <w:sz w:val="22"/>
+          <w:szCs w:val="22"/>
+        </w:rPr>
+      </w:pPr>
+      <w:r>
+        <w:rPr>
+          <w:sz w:val="22"/>
+          <w:szCs w:val="22"/>
+        </w:rPr>
+        <w:t>Aerenson, T., D. McCoy, G. Elsaesser, J. Wu, J. Nugent, H. Brown, M. Zelinka, S. Burrows</w:t>
+      </w:r>
+      <w:r>
+        <w:rPr>
+          <w:sz w:val="22"/>
+          <w:szCs w:val="22"/>
+        </w:rPr>
+        <w:t xml:space="preserve"> 2025</w:t>
+      </w:r>
+      <w:r>
+        <w:rPr>
+          <w:sz w:val="22"/>
+          <w:szCs w:val="22"/>
+        </w:rPr>
+        <w:t xml:space="preserve">: “Are we simulating clouds at the wrong time of day?” Gordon Research Conference on Radiation and Climate, Lewiston, ME. </w:t>
+      </w:r>
+      <w:r>
+        <w:rPr>
+          <w:i/>
+          <w:iCs/>
+          <w:sz w:val="22"/>
+          <w:szCs w:val="22"/>
+        </w:rPr>
+        <w:t>Poster</w:t>
+      </w:r>
+    </w:p>
+    <w:p>
+      <w:pPr>
+        <w:rPr>
+          <w:i/>
+          <w:iCs/>
+          <w:sz w:val="10"/>
+          <w:szCs w:val="10"/>
+        </w:rPr>
+      </w:pPr>
+    </w:p>
+    <w:p>
+      <w:pPr>
+        <w:rPr>
+          <w:i/>
+          <w:iCs/>
+          <w:sz w:val="22"/>
+          <w:szCs w:val="22"/>
+        </w:rPr>
+      </w:pPr>
+      <w:r>
+        <w:rPr>
+          <w:sz w:val="22"/>
+          <w:szCs w:val="22"/>
+        </w:rPr>
+        <w:t>Aerenson, T., D. McCoy, G. Elsaesser, J. Wu, J. Nugent, H. Brown, M. Zelinka, S. Burrows</w:t>
+      </w:r>
+      <w:r>
+        <w:rPr>
+          <w:sz w:val="22"/>
+          <w:szCs w:val="22"/>
+        </w:rPr>
+        <w:t xml:space="preserve"> 2025</w:t>
+      </w:r>
+      <w:r>
+        <w:rPr>
+          <w:sz w:val="22"/>
+          <w:szCs w:val="22"/>
+        </w:rPr>
+        <w:t xml:space="preserve">: “Are we simulating clouds at the wrong time of day?” Gordon Research Seminar on Radiation and Climate, Lewiston, ME. </w:t>
+      </w:r>
+      <w:r>
+        <w:rPr>
+          <w:i/>
+          <w:iCs/>
+          <w:sz w:val="22"/>
+          <w:szCs w:val="22"/>
+        </w:rPr>
+        <w:t>Oral</w:t>
+      </w:r>
+    </w:p>
+    <w:p>
+      <w:pPr>
+        <w:rPr>
+          <w:color w:val="111111"/>
+          <w:sz w:val="10"/>
+          <w:szCs w:val="10"/>
+          <w:shd w:val="clear" w:color="auto" w:fill="FDFDFD"/>
+        </w:rPr>
+      </w:pPr>
+    </w:p>
+    <w:p>
+      <w:pPr>
+        <w:rPr>
+          <w:i/>
+          <w:iCs/>
+          <w:color w:val="111111"/>
+          <w:sz w:val="22"/>
+          <w:szCs w:val="22"/>
+          <w:shd w:val="clear" w:color="auto" w:fill="FDFDFD"/>
+        </w:rPr>
+      </w:pPr>
+      <w:r>
+        <w:rPr>
+          <w:color w:val="111111"/>
+          <w:sz w:val="22"/>
+          <w:szCs w:val="22"/>
+          <w:shd w:val="clear" w:color="auto" w:fill="FDFDFD"/>
+        </w:rPr>
+        <w:t xml:space="preserve">Aerenson, T., R. Marchand, T. Ackerman 2024: “MISR Observed Trends in Cloud Top Height and Constraints on High Cloud Altitude </w:t>
+      </w:r>
+      <w:proofErr w:type="gramStart"/>
+      <w:r>
+        <w:rPr>
+          <w:color w:val="111111"/>
+          <w:sz w:val="22"/>
+          <w:szCs w:val="22"/>
+          <w:shd w:val="clear" w:color="auto" w:fill="FDFDFD"/>
+        </w:rPr>
+        <w:t>Feedbacks</w:t>
+      </w:r>
+      <w:proofErr w:type="gramEnd"/>
+      <w:r>
+        <w:rPr>
+          <w:color w:val="111111"/>
+          <w:sz w:val="22"/>
+          <w:szCs w:val="22"/>
+          <w:shd w:val="clear" w:color="auto" w:fill="FDFDFD"/>
+        </w:rPr>
+        <w:t xml:space="preserve">” AGU Fall Meeting: Terra: 25 Years of the Earth Observing System Flagship Observatory, Washington, DC. </w:t>
+      </w:r>
+      <w:r>
+        <w:rPr>
+          <w:i/>
+          <w:iCs/>
+          <w:color w:val="111111"/>
+          <w:sz w:val="22"/>
+          <w:szCs w:val="22"/>
+          <w:shd w:val="clear" w:color="auto" w:fill="FDFDFD"/>
+        </w:rPr>
+        <w:t>Poster</w:t>
+      </w:r>
+    </w:p>
+    <w:p>
+      <w:pPr>
+        <w:rPr>
+          <w:color w:val="111111"/>
+          <w:sz w:val="10"/>
+          <w:szCs w:val="10"/>
+          <w:shd w:val="clear" w:color="auto" w:fill="FDFDFD"/>
+        </w:rPr>
+      </w:pPr>
+    </w:p>
+    <w:p>
+      <w:pPr>
+        <w:rPr>
+          <w:i/>
+          <w:iCs/>
+          <w:color w:val="111111"/>
+          <w:sz w:val="22"/>
+          <w:szCs w:val="22"/>
+          <w:shd w:val="clear" w:color="auto" w:fill="FDFDFD"/>
+        </w:rPr>
+      </w:pPr>
+      <w:r>
+        <w:rPr>
+          <w:color w:val="111111"/>
+          <w:sz w:val="22"/>
+          <w:szCs w:val="22"/>
+          <w:shd w:val="clear" w:color="auto" w:fill="FDFDFD"/>
+        </w:rPr>
+        <w:t xml:space="preserve">Aerenson, T., D. McCoy, G. Elsaesser 2024: “Causes of Model Spread in Predictions of Hydroclimate in the Mountain West” AGU Fall Meeting: Hydroclimate and Extremes in the Western United States in a Changing Climate, Washington, DC. </w:t>
+      </w:r>
+      <w:r>
+        <w:rPr>
+          <w:i/>
+          <w:iCs/>
+          <w:color w:val="111111"/>
+          <w:sz w:val="22"/>
+          <w:szCs w:val="22"/>
+          <w:shd w:val="clear" w:color="auto" w:fill="FDFDFD"/>
+        </w:rPr>
+        <w:t>Poster</w:t>
+      </w:r>
+    </w:p>
+    <w:p>
+      <w:pPr>
+        <w:rPr>
+          <w:color w:val="111111"/>
+          <w:sz w:val="10"/>
+          <w:szCs w:val="10"/>
+          <w:shd w:val="clear" w:color="auto" w:fill="FDFDFD"/>
+        </w:rPr>
+      </w:pPr>
+    </w:p>
+    <w:p>
+      <w:pPr>
+        <w:rPr>
+          <w:color w:val="111111"/>
+          <w:sz w:val="22"/>
+          <w:szCs w:val="22"/>
+          <w:shd w:val="clear" w:color="auto" w:fill="FDFDFD"/>
+        </w:rPr>
+      </w:pPr>
+      <w:r>
+        <w:rPr>
+          <w:color w:val="111111"/>
+          <w:sz w:val="22"/>
+          <w:szCs w:val="22"/>
+          <w:shd w:val="clear" w:color="auto" w:fill="FDFDFD"/>
+        </w:rPr>
+        <w:lastRenderedPageBreak/>
+        <w:t xml:space="preserve">Aerenson, T., D. McCoy 2024: “How Much Does the Cloud Diurnal Cycle Impact SWCRE?” Micro2Macro Origins of Climate Change Uncertainty Workshop, Laramie, WY. </w:t>
+      </w:r>
+      <w:r>
+        <w:rPr>
+          <w:i/>
+          <w:iCs/>
+          <w:color w:val="111111"/>
+          <w:sz w:val="22"/>
+          <w:szCs w:val="22"/>
+          <w:shd w:val="clear" w:color="auto" w:fill="FDFDFD"/>
+        </w:rPr>
+        <w:t>Poster</w:t>
+      </w:r>
+    </w:p>
+    <w:p>
+      <w:pPr>
+        <w:rPr>
+          <w:color w:val="111111"/>
+          <w:sz w:val="10"/>
+          <w:szCs w:val="10"/>
+          <w:shd w:val="clear" w:color="auto" w:fill="FDFDFD"/>
+        </w:rPr>
+      </w:pPr>
+    </w:p>
+    <w:p>
+      <w:pPr>
+        <w:rPr>
+          <w:color w:val="111111"/>
+          <w:sz w:val="22"/>
+          <w:szCs w:val="22"/>
+          <w:shd w:val="clear" w:color="auto" w:fill="FDFDFD"/>
+        </w:rPr>
+      </w:pPr>
+      <w:r>
+        <w:rPr>
+          <w:color w:val="111111"/>
+          <w:sz w:val="22"/>
+          <w:szCs w:val="22"/>
+          <w:shd w:val="clear" w:color="auto" w:fill="FDFDFD"/>
+        </w:rPr>
+        <w:t xml:space="preserve">Aerenson, T., D. McCoy, G. Elsaesser 2024: “How Might we Improve Predictions of Regional Hydroclimate” Oxford Workshop on Model Uncertainty, Oxford, UK. </w:t>
+      </w:r>
+      <w:r>
+        <w:rPr>
+          <w:i/>
+          <w:iCs/>
+          <w:color w:val="111111"/>
+          <w:sz w:val="22"/>
+          <w:szCs w:val="22"/>
+          <w:shd w:val="clear" w:color="auto" w:fill="FDFDFD"/>
+        </w:rPr>
+        <w:t>Oral</w:t>
+      </w:r>
+    </w:p>
+    <w:p>
+      <w:pPr>
+        <w:rPr>
+          <w:color w:val="111111"/>
+          <w:sz w:val="10"/>
+          <w:szCs w:val="10"/>
+          <w:shd w:val="clear" w:color="auto" w:fill="FDFDFD"/>
+        </w:rPr>
+      </w:pPr>
+    </w:p>
+    <w:p>
+      <w:pPr>
+        <w:rPr>
+          <w:color w:val="111111"/>
+          <w:sz w:val="22"/>
+          <w:szCs w:val="22"/>
+          <w:shd w:val="clear" w:color="auto" w:fill="FDFDFD"/>
+        </w:rPr>
+      </w:pPr>
+      <w:r>
+        <w:rPr>
+          <w:color w:val="111111"/>
+          <w:sz w:val="22"/>
+          <w:szCs w:val="22"/>
+          <w:shd w:val="clear" w:color="auto" w:fill="FDFDFD"/>
+        </w:rPr>
+        <w:t xml:space="preserve">Aerenson, T., D. McCoy, G. Elsaesser 2024: “Can We Do Better at Predicting Regional Hydroclimate” CESM Workshop, Boulder, CO. </w:t>
+      </w:r>
+      <w:r>
+        <w:rPr>
+          <w:i/>
+          <w:iCs/>
+          <w:color w:val="111111"/>
+          <w:sz w:val="22"/>
+          <w:szCs w:val="22"/>
+          <w:shd w:val="clear" w:color="auto" w:fill="FDFDFD"/>
+        </w:rPr>
+        <w:t>Oral</w:t>
+      </w:r>
+    </w:p>
+    <w:p>
+      <w:pPr>
+        <w:rPr>
+          <w:color w:val="111111"/>
+          <w:sz w:val="10"/>
+          <w:szCs w:val="10"/>
+          <w:shd w:val="clear" w:color="auto" w:fill="FDFDFD"/>
+        </w:rPr>
+      </w:pPr>
+    </w:p>
+    <w:p>
+      <w:pPr>
+        <w:rPr>
+          <w:color w:val="111111"/>
+          <w:sz w:val="22"/>
+          <w:szCs w:val="22"/>
+          <w:shd w:val="clear" w:color="auto" w:fill="FDFDFD"/>
+        </w:rPr>
+      </w:pPr>
+      <w:r>
+        <w:rPr>
+          <w:color w:val="111111"/>
+          <w:sz w:val="22"/>
+          <w:szCs w:val="22"/>
+          <w:shd w:val="clear" w:color="auto" w:fill="FDFDFD"/>
+        </w:rPr>
+        <w:t>Aerenson, T.</w:t>
+      </w:r>
+      <w:r>
+        <w:rPr>
+          <w:color w:val="111111"/>
+          <w:sz w:val="22"/>
+          <w:szCs w:val="22"/>
+          <w:shd w:val="clear" w:color="auto" w:fill="FDFDFD"/>
+        </w:rPr>
+        <w:t xml:space="preserve"> 2023</w:t>
+      </w:r>
+      <w:r>
+        <w:rPr>
+          <w:color w:val="111111"/>
+          <w:sz w:val="22"/>
+          <w:szCs w:val="22"/>
+          <w:shd w:val="clear" w:color="auto" w:fill="FDFDFD"/>
+        </w:rPr>
+        <w:t xml:space="preserve">: “The Relationship Between Simulated Present-Day Cloud Attributes and Cloud </w:t>
+      </w:r>
+      <w:proofErr w:type="gramStart"/>
+      <w:r>
+        <w:rPr>
+          <w:color w:val="111111"/>
+          <w:sz w:val="22"/>
+          <w:szCs w:val="22"/>
+          <w:shd w:val="clear" w:color="auto" w:fill="FDFDFD"/>
+        </w:rPr>
+        <w:t>Feedbacks</w:t>
+      </w:r>
+      <w:proofErr w:type="gramEnd"/>
+      <w:r>
+        <w:rPr>
+          <w:color w:val="111111"/>
+          <w:sz w:val="22"/>
+          <w:szCs w:val="22"/>
+          <w:shd w:val="clear" w:color="auto" w:fill="FDFDFD"/>
+        </w:rPr>
+        <w:t xml:space="preserve">” University of Washington Department of Atmospheric Sciences Colloquium, Seattle, WA. </w:t>
+      </w:r>
+      <w:r>
+        <w:rPr>
+          <w:i/>
+          <w:iCs/>
+          <w:color w:val="111111"/>
+          <w:sz w:val="22"/>
+          <w:szCs w:val="22"/>
+          <w:shd w:val="clear" w:color="auto" w:fill="FDFDFD"/>
+        </w:rPr>
+        <w:t>PhD Defense</w:t>
+      </w:r>
+    </w:p>
+    <w:p>
+      <w:pPr>
+        <w:rPr>
+          <w:color w:val="111111"/>
+          <w:sz w:val="10"/>
+          <w:szCs w:val="10"/>
+          <w:shd w:val="clear" w:color="auto" w:fill="FDFDFD"/>
+        </w:rPr>
+      </w:pPr>
+    </w:p>
+    <w:p>
+      <w:pPr>
+        <w:rPr>
+          <w:color w:val="111111"/>
+          <w:sz w:val="22"/>
+          <w:szCs w:val="22"/>
+          <w:shd w:val="clear" w:color="auto" w:fill="FDFDFD"/>
+        </w:rPr>
+      </w:pPr>
+      <w:r>
+        <w:rPr>
+          <w:color w:val="111111"/>
+          <w:sz w:val="22"/>
+          <w:szCs w:val="22"/>
+          <w:shd w:val="clear" w:color="auto" w:fill="FDFDFD"/>
+        </w:rPr>
+        <w:t>Aerenson, T.</w:t>
+      </w:r>
+      <w:r>
+        <w:rPr>
+          <w:color w:val="111111"/>
+          <w:sz w:val="22"/>
+          <w:szCs w:val="22"/>
+          <w:shd w:val="clear" w:color="auto" w:fill="FDFDFD"/>
+        </w:rPr>
+        <w:t>,</w:t>
+      </w:r>
+      <w:r>
+        <w:rPr>
+          <w:color w:val="111111"/>
+          <w:sz w:val="22"/>
+          <w:szCs w:val="22"/>
+          <w:shd w:val="clear" w:color="auto" w:fill="FDFDFD"/>
+        </w:rPr>
+        <w:t xml:space="preserve"> R. Marchand, C. Zhou 2023: “Cloud Adjustments to Solar and CO2 Forcing in Coupled Models” CFMIP Meeting, Paris, FR. </w:t>
+      </w:r>
+      <w:r>
+        <w:rPr>
+          <w:i/>
+          <w:iCs/>
+          <w:color w:val="111111"/>
+          <w:sz w:val="22"/>
+          <w:szCs w:val="22"/>
+          <w:shd w:val="clear" w:color="auto" w:fill="FDFDFD"/>
+        </w:rPr>
+        <w:t>Poster</w:t>
+      </w:r>
+    </w:p>
+    <w:p>
+      <w:pPr>
+        <w:rPr>
+          <w:b/>
+          <w:bCs/>
+          <w:color w:val="111111"/>
+          <w:sz w:val="10"/>
+          <w:szCs w:val="10"/>
+          <w:shd w:val="clear" w:color="auto" w:fill="FDFDFD"/>
+        </w:rPr>
+      </w:pPr>
+    </w:p>
+    <w:p>
+      <w:pPr>
+        <w:rPr>
+          <w:i/>
+          <w:iCs/>
+          <w:color w:val="111111"/>
+          <w:sz w:val="22"/>
+          <w:szCs w:val="22"/>
+          <w:shd w:val="clear" w:color="auto" w:fill="FDFDFD"/>
+        </w:rPr>
+      </w:pPr>
+      <w:r>
+        <w:rPr>
+          <w:color w:val="111111"/>
+          <w:sz w:val="22"/>
+          <w:szCs w:val="22"/>
+          <w:shd w:val="clear" w:color="auto" w:fill="FDFDFD"/>
+        </w:rPr>
+        <w:t>Aerenson, T.</w:t>
+      </w:r>
+      <w:r>
+        <w:rPr>
+          <w:color w:val="111111"/>
+          <w:sz w:val="22"/>
+          <w:szCs w:val="22"/>
+          <w:shd w:val="clear" w:color="auto" w:fill="FDFDFD"/>
+        </w:rPr>
+        <w:t>,</w:t>
+      </w:r>
+      <w:r>
+        <w:rPr>
+          <w:color w:val="111111"/>
+          <w:sz w:val="22"/>
+          <w:szCs w:val="22"/>
+          <w:shd w:val="clear" w:color="auto" w:fill="FDFDFD"/>
+        </w:rPr>
+        <w:t xml:space="preserve"> R. Marchand 202</w:t>
+      </w:r>
+      <w:r>
+        <w:rPr>
+          <w:color w:val="111111"/>
+          <w:sz w:val="22"/>
+          <w:szCs w:val="22"/>
+          <w:shd w:val="clear" w:color="auto" w:fill="FDFDFD"/>
+        </w:rPr>
+        <w:t xml:space="preserve">3: “The Contribution of Mean-State Bias to Cloud </w:t>
+      </w:r>
+      <w:proofErr w:type="gramStart"/>
+      <w:r>
+        <w:rPr>
+          <w:color w:val="111111"/>
+          <w:sz w:val="22"/>
+          <w:szCs w:val="22"/>
+          <w:shd w:val="clear" w:color="auto" w:fill="FDFDFD"/>
+        </w:rPr>
+        <w:t>Feedbacks</w:t>
+      </w:r>
+      <w:proofErr w:type="gramEnd"/>
+      <w:r>
+        <w:rPr>
+          <w:color w:val="111111"/>
+          <w:sz w:val="22"/>
+          <w:szCs w:val="22"/>
+          <w:shd w:val="clear" w:color="auto" w:fill="FDFDFD"/>
+        </w:rPr>
+        <w:t xml:space="preserve"> in Climate Models” CFMIP Meeting, Paris, FR. </w:t>
+      </w:r>
+      <w:r>
+        <w:rPr>
+          <w:i/>
+          <w:iCs/>
+          <w:color w:val="111111"/>
+          <w:sz w:val="22"/>
+          <w:szCs w:val="22"/>
+          <w:shd w:val="clear" w:color="auto" w:fill="FDFDFD"/>
+        </w:rPr>
+        <w:t>Poster</w:t>
+      </w:r>
+    </w:p>
+    <w:p>
+      <w:pPr>
+        <w:rPr>
+          <w:b/>
+          <w:bCs/>
+          <w:color w:val="111111"/>
+          <w:sz w:val="10"/>
+          <w:szCs w:val="10"/>
+          <w:shd w:val="clear" w:color="auto" w:fill="FDFDFD"/>
+        </w:rPr>
+      </w:pPr>
+    </w:p>
+    <w:p>
+      <w:pPr>
+        <w:rPr>
+          <w:i/>
+          <w:iCs/>
+          <w:color w:val="111111"/>
+          <w:sz w:val="22"/>
+          <w:szCs w:val="22"/>
+          <w:shd w:val="clear" w:color="auto" w:fill="FDFDFD"/>
+        </w:rPr>
+      </w:pPr>
+      <w:r>
+        <w:rPr>
+          <w:color w:val="111111"/>
+          <w:sz w:val="22"/>
+          <w:szCs w:val="22"/>
+          <w:shd w:val="clear" w:color="auto" w:fill="FDFDFD"/>
+        </w:rPr>
+        <w:t>Aerenson, T.</w:t>
+      </w:r>
+      <w:r>
+        <w:rPr>
+          <w:color w:val="111111"/>
+          <w:sz w:val="22"/>
+          <w:szCs w:val="22"/>
+          <w:shd w:val="clear" w:color="auto" w:fill="FDFDFD"/>
+        </w:rPr>
+        <w:t>,</w:t>
+      </w:r>
+      <w:r>
+        <w:rPr>
+          <w:color w:val="111111"/>
+          <w:sz w:val="22"/>
+          <w:szCs w:val="22"/>
+          <w:shd w:val="clear" w:color="auto" w:fill="FDFDFD"/>
+        </w:rPr>
+        <w:t xml:space="preserve"> R. Marchand 2023: “The Contribution of Mean-State Bias to Cloud </w:t>
+      </w:r>
+      <w:proofErr w:type="gramStart"/>
+      <w:r>
+        <w:rPr>
+          <w:color w:val="111111"/>
+          <w:sz w:val="22"/>
+          <w:szCs w:val="22"/>
+          <w:shd w:val="clear" w:color="auto" w:fill="FDFDFD"/>
+        </w:rPr>
+        <w:t>Feedbacks</w:t>
+      </w:r>
+      <w:proofErr w:type="gramEnd"/>
+      <w:r>
+        <w:rPr>
+          <w:color w:val="111111"/>
+          <w:sz w:val="22"/>
+          <w:szCs w:val="22"/>
+          <w:shd w:val="clear" w:color="auto" w:fill="FDFDFD"/>
+        </w:rPr>
+        <w:t xml:space="preserve"> in Climate Mod</w:t>
+      </w:r>
+      <w:r>
+        <w:rPr>
+          <w:color w:val="111111"/>
+          <w:sz w:val="22"/>
+          <w:szCs w:val="22"/>
+          <w:shd w:val="clear" w:color="auto" w:fill="FDFDFD"/>
+        </w:rPr>
+        <w:t>el</w:t>
+      </w:r>
+      <w:r>
+        <w:rPr>
+          <w:color w:val="111111"/>
+          <w:sz w:val="22"/>
+          <w:szCs w:val="22"/>
+          <w:shd w:val="clear" w:color="auto" w:fill="FDFDFD"/>
+        </w:rPr>
+        <w:t xml:space="preserve">s” University of Wyoming Department of Atmospheric Science Seminar, Laramie, WY. </w:t>
+      </w:r>
+      <w:r>
+        <w:rPr>
+          <w:i/>
+          <w:iCs/>
+          <w:color w:val="111111"/>
+          <w:sz w:val="22"/>
+          <w:szCs w:val="22"/>
+          <w:shd w:val="clear" w:color="auto" w:fill="FDFDFD"/>
+        </w:rPr>
+        <w:t>Invited Seminar</w:t>
+      </w:r>
+    </w:p>
+    <w:p>
+      <w:pPr>
+        <w:rPr>
+          <w:i/>
+          <w:iCs/>
+          <w:color w:val="111111"/>
+          <w:sz w:val="10"/>
+          <w:szCs w:val="10"/>
+          <w:shd w:val="clear" w:color="auto" w:fill="FDFDFD"/>
+        </w:rPr>
+      </w:pPr>
+    </w:p>
+    <w:p>
+      <w:pPr>
+        <w:rPr>
+          <w:color w:val="111111"/>
+          <w:sz w:val="22"/>
+          <w:szCs w:val="22"/>
+          <w:shd w:val="clear" w:color="auto" w:fill="FDFDFD"/>
+        </w:rPr>
+      </w:pPr>
+      <w:r>
+        <w:rPr>
+          <w:color w:val="111111"/>
+          <w:sz w:val="22"/>
+          <w:szCs w:val="22"/>
+          <w:shd w:val="clear" w:color="auto" w:fill="FDFDFD"/>
+        </w:rPr>
+        <w:t xml:space="preserve">Aerenson, T., R. Marchand 2023: “Using ISCCP and MISR Satellite Simulators to Understand Cloud </w:t>
+      </w:r>
+      <w:proofErr w:type="gramStart"/>
+      <w:r>
+        <w:rPr>
+          <w:color w:val="111111"/>
+          <w:sz w:val="22"/>
+          <w:szCs w:val="22"/>
+          <w:shd w:val="clear" w:color="auto" w:fill="FDFDFD"/>
+        </w:rPr>
+        <w:t>Feedbacks</w:t>
+      </w:r>
+      <w:proofErr w:type="gramEnd"/>
+      <w:r>
+        <w:rPr>
+          <w:color w:val="111111"/>
+          <w:sz w:val="22"/>
+          <w:szCs w:val="22"/>
+          <w:shd w:val="clear" w:color="auto" w:fill="FDFDFD"/>
+        </w:rPr>
+        <w:t xml:space="preserve">” NASA GSFC CPC Seminar, Greenbelt, MD. </w:t>
+      </w:r>
+      <w:r>
+        <w:rPr>
+          <w:i/>
+          <w:iCs/>
+          <w:color w:val="111111"/>
+          <w:sz w:val="22"/>
+          <w:szCs w:val="22"/>
+          <w:shd w:val="clear" w:color="auto" w:fill="FDFDFD"/>
+        </w:rPr>
+        <w:t>Virtual</w:t>
+      </w:r>
+      <w:r>
+        <w:rPr>
+          <w:i/>
+          <w:iCs/>
+          <w:color w:val="111111"/>
+          <w:sz w:val="22"/>
+          <w:szCs w:val="22"/>
+          <w:shd w:val="clear" w:color="auto" w:fill="FDFDFD"/>
+        </w:rPr>
+        <w:t xml:space="preserve"> Invited</w:t>
+      </w:r>
+      <w:r>
+        <w:rPr>
+          <w:i/>
+          <w:iCs/>
+          <w:color w:val="111111"/>
+          <w:sz w:val="22"/>
+          <w:szCs w:val="22"/>
+          <w:shd w:val="clear" w:color="auto" w:fill="FDFDFD"/>
+        </w:rPr>
+        <w:t xml:space="preserve"> Seminar</w:t>
+      </w:r>
+    </w:p>
+    <w:p>
+      <w:pPr>
+        <w:rPr>
+          <w:color w:val="111111"/>
+          <w:sz w:val="10"/>
+          <w:szCs w:val="10"/>
+          <w:shd w:val="clear" w:color="auto" w:fill="FDFDFD"/>
+        </w:rPr>
+      </w:pPr>
+    </w:p>
+    <w:p>
+      <w:pPr>
+        <w:rPr>
+          <w:i/>
+          <w:iCs/>
+          <w:color w:val="111111"/>
+          <w:sz w:val="22"/>
+          <w:szCs w:val="22"/>
+          <w:shd w:val="clear" w:color="auto" w:fill="FDFDFD"/>
+        </w:rPr>
+      </w:pPr>
+      <w:r>
+        <w:rPr>
+          <w:color w:val="111111"/>
+          <w:sz w:val="22"/>
+          <w:szCs w:val="22"/>
+          <w:shd w:val="clear" w:color="auto" w:fill="FDFDFD"/>
+        </w:rPr>
+        <w:t>Aerenson</w:t>
+      </w:r>
+      <w:r>
+        <w:rPr>
+          <w:color w:val="111111"/>
+          <w:sz w:val="22"/>
+          <w:szCs w:val="22"/>
+          <w:shd w:val="clear" w:color="auto" w:fill="FDFDFD"/>
+        </w:rPr>
+        <w:t>,</w:t>
+      </w:r>
+      <w:r>
+        <w:rPr>
+          <w:color w:val="111111"/>
+          <w:sz w:val="22"/>
+          <w:szCs w:val="22"/>
+          <w:shd w:val="clear" w:color="auto" w:fill="FDFDFD"/>
+        </w:rPr>
+        <w:t xml:space="preserve"> T., R. Marchand, C. Zhou 2022: “Cloud Response to Abrupt Changes in Solar Forcing and CO</w:t>
+      </w:r>
+      <w:r>
+        <w:rPr>
+          <w:color w:val="111111"/>
+          <w:sz w:val="22"/>
+          <w:szCs w:val="22"/>
+          <w:shd w:val="clear" w:color="auto" w:fill="FDFDFD"/>
+          <w:vertAlign w:val="subscript"/>
+        </w:rPr>
+        <w:t>2</w:t>
+      </w:r>
+      <w:r>
+        <w:rPr>
+          <w:color w:val="111111"/>
+          <w:sz w:val="22"/>
+          <w:szCs w:val="22"/>
+          <w:shd w:val="clear" w:color="auto" w:fill="FDFDFD"/>
+        </w:rPr>
+        <w:t xml:space="preserve"> Concentrations” AGU Fall Meeting: Advances in Solar Radiation Modification Research, Chicago, IL</w:t>
+      </w:r>
+      <w:r>
+        <w:rPr>
+          <w:color w:val="111111"/>
+          <w:sz w:val="22"/>
+          <w:szCs w:val="22"/>
+          <w:shd w:val="clear" w:color="auto" w:fill="FDFDFD"/>
+        </w:rPr>
+        <w:t>.</w:t>
+      </w:r>
+      <w:r>
+        <w:rPr>
+          <w:color w:val="111111"/>
+          <w:sz w:val="22"/>
+          <w:szCs w:val="22"/>
+          <w:shd w:val="clear" w:color="auto" w:fill="FDFDFD"/>
+        </w:rPr>
+        <w:t xml:space="preserve"> </w:t>
+      </w:r>
+      <w:r>
+        <w:rPr>
+          <w:i/>
+          <w:iCs/>
+          <w:color w:val="111111"/>
+          <w:sz w:val="22"/>
+          <w:szCs w:val="22"/>
+          <w:shd w:val="clear" w:color="auto" w:fill="FDFDFD"/>
+        </w:rPr>
+        <w:t>Poster</w:t>
+      </w:r>
+    </w:p>
+    <w:p>
+      <w:pPr>
+        <w:rPr>
+          <w:color w:val="111111"/>
+          <w:sz w:val="10"/>
+          <w:szCs w:val="10"/>
+          <w:shd w:val="clear" w:color="auto" w:fill="FDFDFD"/>
+        </w:rPr>
+      </w:pPr>
+    </w:p>
+    <w:p>
+      <w:pPr>
+        <w:rPr>
+          <w:i/>
+          <w:iCs/>
+          <w:color w:val="111111"/>
+          <w:sz w:val="22"/>
+          <w:szCs w:val="22"/>
+          <w:shd w:val="clear" w:color="auto" w:fill="FDFDFD"/>
+        </w:rPr>
+      </w:pPr>
+      <w:r>
+        <w:rPr>
+          <w:color w:val="111111"/>
+          <w:sz w:val="22"/>
+          <w:szCs w:val="22"/>
+          <w:shd w:val="clear" w:color="auto" w:fill="FDFDFD"/>
+        </w:rPr>
+        <w:t>Aerenson</w:t>
+      </w:r>
+      <w:r>
+        <w:rPr>
+          <w:color w:val="111111"/>
+          <w:sz w:val="22"/>
+          <w:szCs w:val="22"/>
+          <w:shd w:val="clear" w:color="auto" w:fill="FDFDFD"/>
+        </w:rPr>
+        <w:t>,</w:t>
+      </w:r>
+      <w:r>
+        <w:rPr>
+          <w:color w:val="111111"/>
+          <w:sz w:val="22"/>
+          <w:szCs w:val="22"/>
+          <w:shd w:val="clear" w:color="auto" w:fill="FDFDFD"/>
+        </w:rPr>
+        <w:t xml:space="preserve"> T., R. Marchand, C. Zhou 2022: “Cloud Response to Abrupt Changes in Solar Forcing and CO</w:t>
+      </w:r>
+      <w:r>
+        <w:rPr>
+          <w:color w:val="111111"/>
+          <w:sz w:val="22"/>
+          <w:szCs w:val="22"/>
+          <w:shd w:val="clear" w:color="auto" w:fill="FDFDFD"/>
+          <w:vertAlign w:val="subscript"/>
+        </w:rPr>
+        <w:t>2</w:t>
+      </w:r>
+      <w:r>
+        <w:rPr>
+          <w:color w:val="111111"/>
+          <w:sz w:val="22"/>
+          <w:szCs w:val="22"/>
+          <w:shd w:val="clear" w:color="auto" w:fill="FDFDFD"/>
+        </w:rPr>
+        <w:t xml:space="preserve"> Concentration” University of Washington Department of Atmospheric Sciences Seminar on Atmospheric Physics and Chemistry, Seattle, WA</w:t>
+      </w:r>
+      <w:r>
+        <w:rPr>
+          <w:color w:val="111111"/>
+          <w:sz w:val="22"/>
+          <w:szCs w:val="22"/>
+          <w:shd w:val="clear" w:color="auto" w:fill="FDFDFD"/>
+        </w:rPr>
+        <w:t>.</w:t>
+      </w:r>
+      <w:r>
+        <w:rPr>
+          <w:i/>
+          <w:iCs/>
+          <w:color w:val="111111"/>
+          <w:sz w:val="22"/>
+          <w:szCs w:val="22"/>
+          <w:shd w:val="clear" w:color="auto" w:fill="FDFDFD"/>
+        </w:rPr>
+        <w:t xml:space="preserve"> seminar</w:t>
+      </w:r>
+    </w:p>
+    <w:p>
+      <w:pPr>
+        <w:rPr>
+          <w:color w:val="111111"/>
+          <w:sz w:val="10"/>
+          <w:szCs w:val="10"/>
+          <w:shd w:val="clear" w:color="auto" w:fill="FDFDFD"/>
+        </w:rPr>
+      </w:pPr>
+    </w:p>
+    <w:p>
+      <w:pPr>
+        <w:rPr>
+          <w:i/>
+          <w:iCs/>
+          <w:color w:val="111111"/>
+          <w:sz w:val="22"/>
+          <w:szCs w:val="22"/>
+          <w:shd w:val="clear" w:color="auto" w:fill="FDFDFD"/>
+        </w:rPr>
+      </w:pPr>
+      <w:r>
+        <w:rPr>
+          <w:color w:val="111111"/>
+          <w:sz w:val="22"/>
+          <w:szCs w:val="22"/>
+          <w:shd w:val="clear" w:color="auto" w:fill="FDFDFD"/>
+        </w:rPr>
+        <w:t>Aerenson</w:t>
+      </w:r>
+      <w:r>
+        <w:rPr>
+          <w:color w:val="111111"/>
+          <w:sz w:val="22"/>
+          <w:szCs w:val="22"/>
+          <w:shd w:val="clear" w:color="auto" w:fill="FDFDFD"/>
+        </w:rPr>
+        <w:t>,</w:t>
+      </w:r>
+      <w:r>
+        <w:rPr>
+          <w:color w:val="111111"/>
+          <w:sz w:val="22"/>
+          <w:szCs w:val="22"/>
+          <w:shd w:val="clear" w:color="auto" w:fill="FDFDFD"/>
+        </w:rPr>
+        <w:t xml:space="preserve"> T., R. Marchand 2022: “Cloud Response to Abrupt Changes in Solar Forcing and CO</w:t>
+      </w:r>
+      <w:r>
+        <w:rPr>
+          <w:color w:val="111111"/>
+          <w:sz w:val="22"/>
+          <w:szCs w:val="22"/>
+          <w:shd w:val="clear" w:color="auto" w:fill="FDFDFD"/>
+          <w:vertAlign w:val="subscript"/>
+        </w:rPr>
+        <w:t>2</w:t>
+      </w:r>
+      <w:r>
+        <w:rPr>
+          <w:color w:val="111111"/>
+          <w:sz w:val="22"/>
+          <w:szCs w:val="22"/>
+          <w:shd w:val="clear" w:color="auto" w:fill="FDFDFD"/>
+        </w:rPr>
+        <w:t xml:space="preserve"> Concentrations” CFMIP Meeting: Cloud Processes and Radiative </w:t>
+      </w:r>
+      <w:proofErr w:type="gramStart"/>
+      <w:r>
+        <w:rPr>
+          <w:color w:val="111111"/>
+          <w:sz w:val="22"/>
+          <w:szCs w:val="22"/>
+          <w:shd w:val="clear" w:color="auto" w:fill="FDFDFD"/>
+        </w:rPr>
+        <w:t>Feedbacks</w:t>
+      </w:r>
+      <w:proofErr w:type="gramEnd"/>
+      <w:r>
+        <w:rPr>
+          <w:color w:val="111111"/>
+          <w:sz w:val="22"/>
+          <w:szCs w:val="22"/>
+          <w:shd w:val="clear" w:color="auto" w:fill="FDFDFD"/>
+        </w:rPr>
+        <w:t>, Seattle, WA</w:t>
+      </w:r>
+      <w:r>
+        <w:rPr>
+          <w:color w:val="111111"/>
+          <w:sz w:val="22"/>
+          <w:szCs w:val="22"/>
+          <w:shd w:val="clear" w:color="auto" w:fill="FDFDFD"/>
+        </w:rPr>
+        <w:t>.</w:t>
+      </w:r>
+      <w:r>
+        <w:rPr>
+          <w:color w:val="111111"/>
+          <w:sz w:val="22"/>
+          <w:szCs w:val="22"/>
+          <w:shd w:val="clear" w:color="auto" w:fill="FDFDFD"/>
+        </w:rPr>
+        <w:t xml:space="preserve"> </w:t>
+      </w:r>
+      <w:r>
+        <w:rPr>
+          <w:i/>
+          <w:iCs/>
+          <w:color w:val="111111"/>
+          <w:sz w:val="22"/>
+          <w:szCs w:val="22"/>
+          <w:shd w:val="clear" w:color="auto" w:fill="FDFDFD"/>
+        </w:rPr>
+        <w:t>Oral</w:t>
+      </w:r>
+    </w:p>
+    <w:p>
+      <w:pPr>
+        <w:rPr>
+          <w:color w:val="111111"/>
+          <w:sz w:val="10"/>
+          <w:szCs w:val="10"/>
+          <w:shd w:val="clear" w:color="auto" w:fill="FDFDFD"/>
+        </w:rPr>
+      </w:pPr>
+    </w:p>
+    <w:p>
+      <w:pPr>
+        <w:rPr>
+          <w:color w:val="111111"/>
+          <w:sz w:val="22"/>
+          <w:szCs w:val="22"/>
+          <w:shd w:val="clear" w:color="auto" w:fill="FDFDFD"/>
+        </w:rPr>
+      </w:pPr>
+      <w:r>
+        <w:rPr>
+          <w:color w:val="111111"/>
+          <w:sz w:val="22"/>
+          <w:szCs w:val="22"/>
+          <w:shd w:val="clear" w:color="auto" w:fill="FDFDFD"/>
+        </w:rPr>
+        <w:t>Aerenson</w:t>
+      </w:r>
+      <w:r>
+        <w:rPr>
+          <w:color w:val="111111"/>
+          <w:sz w:val="22"/>
+          <w:szCs w:val="22"/>
+          <w:shd w:val="clear" w:color="auto" w:fill="FDFDFD"/>
+        </w:rPr>
+        <w:t>,</w:t>
+      </w:r>
+      <w:r>
+        <w:rPr>
+          <w:color w:val="111111"/>
+          <w:sz w:val="22"/>
+          <w:szCs w:val="22"/>
+          <w:shd w:val="clear" w:color="auto" w:fill="FDFDFD"/>
+        </w:rPr>
+        <w:t xml:space="preserve"> T. 2021</w:t>
+      </w:r>
+      <w:r>
+        <w:rPr>
+          <w:color w:val="111111"/>
+          <w:sz w:val="22"/>
+          <w:szCs w:val="22"/>
+          <w:shd w:val="clear" w:color="auto" w:fill="FDFDFD"/>
+        </w:rPr>
+        <w:t>:</w:t>
+      </w:r>
+      <w:r>
+        <w:rPr>
+          <w:color w:val="111111"/>
+          <w:sz w:val="22"/>
+          <w:szCs w:val="22"/>
+          <w:shd w:val="clear" w:color="auto" w:fill="FDFDFD"/>
+        </w:rPr>
+        <w:t xml:space="preserve"> “Cloud Rapid Adjustments and </w:t>
+      </w:r>
+      <w:proofErr w:type="gramStart"/>
+      <w:r>
+        <w:rPr>
+          <w:color w:val="111111"/>
+          <w:sz w:val="22"/>
+          <w:szCs w:val="22"/>
+          <w:shd w:val="clear" w:color="auto" w:fill="FDFDFD"/>
+        </w:rPr>
+        <w:t>Feedbacks</w:t>
+      </w:r>
+      <w:proofErr w:type="gramEnd"/>
+      <w:r>
+        <w:rPr>
+          <w:color w:val="111111"/>
+          <w:sz w:val="22"/>
+          <w:szCs w:val="22"/>
+          <w:shd w:val="clear" w:color="auto" w:fill="FDFDFD"/>
+        </w:rPr>
+        <w:t xml:space="preserve"> to Abrupt Changes in Solar and CO</w:t>
+      </w:r>
+      <w:r>
+        <w:rPr>
+          <w:color w:val="111111"/>
+          <w:sz w:val="22"/>
+          <w:szCs w:val="22"/>
+          <w:shd w:val="clear" w:color="auto" w:fill="FDFDFD"/>
+          <w:vertAlign w:val="subscript"/>
+        </w:rPr>
+        <w:t>2</w:t>
+      </w:r>
+      <w:r>
+        <w:rPr>
+          <w:color w:val="111111"/>
+          <w:sz w:val="22"/>
+          <w:szCs w:val="22"/>
+          <w:shd w:val="clear" w:color="auto" w:fill="FDFDFD"/>
+        </w:rPr>
+        <w:t xml:space="preserve"> Induced Forcings” AGU Fall Meeting: Advances in Climate Engineering Research</w:t>
+      </w:r>
+      <w:r>
+        <w:rPr>
+          <w:color w:val="111111"/>
+          <w:sz w:val="22"/>
+          <w:szCs w:val="22"/>
+          <w:shd w:val="clear" w:color="auto" w:fill="FDFDFD"/>
+        </w:rPr>
+        <w:t>.</w:t>
+      </w:r>
+      <w:r>
+        <w:rPr>
+          <w:color w:val="111111"/>
+          <w:sz w:val="22"/>
+          <w:szCs w:val="22"/>
+          <w:shd w:val="clear" w:color="auto" w:fill="FDFDFD"/>
+        </w:rPr>
+        <w:t xml:space="preserve"> </w:t>
+      </w:r>
+      <w:r>
+        <w:rPr>
+          <w:i/>
+          <w:iCs/>
+          <w:color w:val="111111"/>
+          <w:sz w:val="22"/>
+          <w:szCs w:val="22"/>
+          <w:shd w:val="clear" w:color="auto" w:fill="FDFDFD"/>
+        </w:rPr>
+        <w:t>Virtual</w:t>
+      </w:r>
+      <w:r>
+        <w:rPr>
+          <w:i/>
+          <w:iCs/>
+          <w:color w:val="111111"/>
+          <w:sz w:val="22"/>
+          <w:szCs w:val="22"/>
+          <w:shd w:val="clear" w:color="auto" w:fill="FDFDFD"/>
+        </w:rPr>
+        <w:t xml:space="preserve"> Poster </w:t>
+      </w:r>
+    </w:p>
+    <w:p>
+      <w:pPr>
+        <w:rPr>
+          <w:color w:val="111111"/>
+          <w:sz w:val="10"/>
+          <w:szCs w:val="10"/>
+          <w:shd w:val="clear" w:color="auto" w:fill="FDFDFD"/>
+        </w:rPr>
+      </w:pPr>
+    </w:p>
+    <w:p>
+      <w:pPr>
+        <w:rPr>
+          <w:color w:val="111111"/>
+          <w:sz w:val="22"/>
+          <w:szCs w:val="22"/>
+          <w:shd w:val="clear" w:color="auto" w:fill="FDFDFD"/>
+        </w:rPr>
+      </w:pPr>
+      <w:r>
+        <w:rPr>
+          <w:color w:val="111111"/>
+          <w:sz w:val="22"/>
+          <w:szCs w:val="22"/>
+          <w:shd w:val="clear" w:color="auto" w:fill="FDFDFD"/>
+        </w:rPr>
+        <w:t>Aerenson</w:t>
+      </w:r>
+      <w:r>
+        <w:rPr>
+          <w:color w:val="111111"/>
+          <w:sz w:val="22"/>
+          <w:szCs w:val="22"/>
+          <w:shd w:val="clear" w:color="auto" w:fill="FDFDFD"/>
+        </w:rPr>
+        <w:t>,</w:t>
+      </w:r>
+      <w:r>
+        <w:rPr>
+          <w:color w:val="111111"/>
+          <w:sz w:val="22"/>
+          <w:szCs w:val="22"/>
+          <w:shd w:val="clear" w:color="auto" w:fill="FDFDFD"/>
+        </w:rPr>
+        <w:t xml:space="preserve"> T., R. Marchand 2021: “Cloud Rapid Adjustments and </w:t>
+      </w:r>
+      <w:proofErr w:type="gramStart"/>
+      <w:r>
+        <w:rPr>
+          <w:color w:val="111111"/>
+          <w:sz w:val="22"/>
+          <w:szCs w:val="22"/>
+          <w:shd w:val="clear" w:color="auto" w:fill="FDFDFD"/>
+        </w:rPr>
+        <w:t>Feedbacks</w:t>
+      </w:r>
+      <w:proofErr w:type="gramEnd"/>
+      <w:r>
+        <w:rPr>
+          <w:color w:val="111111"/>
+          <w:sz w:val="22"/>
+          <w:szCs w:val="22"/>
+          <w:shd w:val="clear" w:color="auto" w:fill="FDFDFD"/>
+        </w:rPr>
+        <w:t xml:space="preserve"> to Abrupt Changes in Solar and CO</w:t>
+      </w:r>
+      <w:r>
+        <w:rPr>
+          <w:color w:val="111111"/>
+          <w:sz w:val="22"/>
+          <w:szCs w:val="22"/>
+          <w:shd w:val="clear" w:color="auto" w:fill="FDFDFD"/>
+          <w:vertAlign w:val="subscript"/>
+        </w:rPr>
+        <w:t>2</w:t>
+      </w:r>
+      <w:r>
+        <w:rPr>
+          <w:color w:val="111111"/>
+          <w:sz w:val="22"/>
+          <w:szCs w:val="22"/>
+          <w:shd w:val="clear" w:color="auto" w:fill="FDFDFD"/>
+        </w:rPr>
+        <w:t xml:space="preserve"> Induced Forcing” CFMIP Meeting</w:t>
+      </w:r>
+      <w:r>
+        <w:rPr>
+          <w:color w:val="111111"/>
+          <w:sz w:val="22"/>
+          <w:szCs w:val="22"/>
+          <w:shd w:val="clear" w:color="auto" w:fill="FDFDFD"/>
+        </w:rPr>
+        <w:t>.</w:t>
+      </w:r>
+      <w:r>
+        <w:rPr>
+          <w:color w:val="111111"/>
+          <w:sz w:val="22"/>
+          <w:szCs w:val="22"/>
+          <w:shd w:val="clear" w:color="auto" w:fill="FDFDFD"/>
+        </w:rPr>
+        <w:t xml:space="preserve"> </w:t>
+      </w:r>
+      <w:r>
+        <w:rPr>
+          <w:i/>
+          <w:iCs/>
+          <w:color w:val="111111"/>
+          <w:sz w:val="22"/>
+          <w:szCs w:val="22"/>
+          <w:shd w:val="clear" w:color="auto" w:fill="FDFDFD"/>
+        </w:rPr>
+        <w:t xml:space="preserve">Virtual Poster </w:t>
+      </w:r>
+    </w:p>
+    <w:p>
+      <w:pPr>
+        <w:rPr>
+          <w:color w:val="111111"/>
+          <w:sz w:val="10"/>
+          <w:szCs w:val="10"/>
+          <w:shd w:val="clear" w:color="auto" w:fill="FDFDFD"/>
+        </w:rPr>
+      </w:pPr>
+    </w:p>
+    <w:p>
+      <w:pPr>
+        <w:rPr>
+          <w:sz w:val="22"/>
+          <w:szCs w:val="22"/>
+        </w:rPr>
+      </w:pPr>
+      <w:r>
+        <w:rPr>
+          <w:color w:val="111111"/>
+          <w:sz w:val="22"/>
+          <w:szCs w:val="22"/>
+          <w:shd w:val="clear" w:color="auto" w:fill="FDFDFD"/>
+        </w:rPr>
+        <w:t>Aerenson</w:t>
+      </w:r>
+      <w:r>
+        <w:rPr>
+          <w:color w:val="111111"/>
+          <w:sz w:val="22"/>
+          <w:szCs w:val="22"/>
+          <w:shd w:val="clear" w:color="auto" w:fill="FDFDFD"/>
+        </w:rPr>
+        <w:t>,</w:t>
+      </w:r>
+      <w:r>
+        <w:rPr>
+          <w:color w:val="111111"/>
+          <w:sz w:val="22"/>
+          <w:szCs w:val="22"/>
+          <w:shd w:val="clear" w:color="auto" w:fill="FDFDFD"/>
+        </w:rPr>
+        <w:t xml:space="preserve"> T. 2021: “When Will MISR Detect Rising High Clouds?” University of Washington Department of Atmospheric Sciences Physics and Chemistry Seminar</w:t>
+      </w:r>
+      <w:r>
+        <w:rPr>
+          <w:color w:val="111111"/>
+          <w:sz w:val="22"/>
+          <w:szCs w:val="22"/>
+          <w:shd w:val="clear" w:color="auto" w:fill="FDFDFD"/>
+        </w:rPr>
+        <w:t>.</w:t>
+      </w:r>
+      <w:r>
+        <w:rPr>
+          <w:color w:val="111111"/>
+          <w:sz w:val="22"/>
+          <w:szCs w:val="22"/>
+          <w:shd w:val="clear" w:color="auto" w:fill="FDFDFD"/>
+        </w:rPr>
+        <w:t xml:space="preserve"> </w:t>
+      </w:r>
+      <w:r>
+        <w:rPr>
+          <w:i/>
+          <w:iCs/>
+          <w:color w:val="111111"/>
+          <w:sz w:val="22"/>
+          <w:szCs w:val="22"/>
+          <w:shd w:val="clear" w:color="auto" w:fill="FDFDFD"/>
+        </w:rPr>
+        <w:t>Virtual</w:t>
+      </w:r>
+      <w:r>
+        <w:rPr>
+          <w:i/>
+          <w:iCs/>
+          <w:color w:val="111111"/>
+          <w:sz w:val="22"/>
+          <w:szCs w:val="22"/>
+          <w:shd w:val="clear" w:color="auto" w:fill="FDFDFD"/>
+        </w:rPr>
+        <w:t xml:space="preserve"> </w:t>
+      </w:r>
+      <w:r>
+        <w:rPr>
+          <w:i/>
+          <w:iCs/>
+          <w:color w:val="111111"/>
+          <w:sz w:val="22"/>
+          <w:szCs w:val="22"/>
+          <w:shd w:val="clear" w:color="auto" w:fill="FDFDFD"/>
+        </w:rPr>
+        <w:t>S</w:t>
+      </w:r>
+      <w:r>
+        <w:rPr>
+          <w:i/>
+          <w:iCs/>
+          <w:color w:val="111111"/>
+          <w:sz w:val="22"/>
+          <w:szCs w:val="22"/>
+          <w:shd w:val="clear" w:color="auto" w:fill="FDFDFD"/>
+        </w:rPr>
+        <w:t>eminar</w:t>
+      </w:r>
+    </w:p>
+    <w:p>
+      <w:pPr>
+        <w:rPr>
+          <w:color w:val="111111"/>
+          <w:sz w:val="10"/>
+          <w:szCs w:val="10"/>
+          <w:shd w:val="clear" w:color="auto" w:fill="FDFDFD"/>
+        </w:rPr>
+      </w:pPr>
+    </w:p>
+    <w:p>
+      <w:pPr>
+        <w:rPr>
+          <w:color w:val="111111"/>
+          <w:sz w:val="22"/>
+          <w:szCs w:val="22"/>
+          <w:shd w:val="clear" w:color="auto" w:fill="FDFDFD"/>
+        </w:rPr>
+      </w:pPr>
+      <w:r>
+        <w:rPr>
+          <w:color w:val="111111"/>
+          <w:sz w:val="22"/>
+          <w:szCs w:val="22"/>
+          <w:shd w:val="clear" w:color="auto" w:fill="FDFDFD"/>
+        </w:rPr>
+        <w:t>Aerenson</w:t>
+      </w:r>
+      <w:r>
+        <w:rPr>
+          <w:color w:val="111111"/>
+          <w:sz w:val="22"/>
+          <w:szCs w:val="22"/>
+          <w:shd w:val="clear" w:color="auto" w:fill="FDFDFD"/>
+        </w:rPr>
+        <w:t>,</w:t>
+      </w:r>
+      <w:r>
+        <w:rPr>
+          <w:color w:val="111111"/>
+          <w:sz w:val="22"/>
+          <w:szCs w:val="22"/>
+          <w:shd w:val="clear" w:color="auto" w:fill="FDFDFD"/>
+        </w:rPr>
+        <w:t xml:space="preserve"> T., R. Marchand 2021: “Time of Emergence: When Will We See High Clouds Get Higher?” AMS Annual Meeting</w:t>
+      </w:r>
+      <w:r>
+        <w:rPr>
+          <w:color w:val="111111"/>
+          <w:sz w:val="22"/>
+          <w:szCs w:val="22"/>
+          <w:shd w:val="clear" w:color="auto" w:fill="FDFDFD"/>
+        </w:rPr>
+        <w:t>.</w:t>
+      </w:r>
+      <w:r>
+        <w:rPr>
+          <w:color w:val="111111"/>
+          <w:sz w:val="22"/>
+          <w:szCs w:val="22"/>
+          <w:shd w:val="clear" w:color="auto" w:fill="FDFDFD"/>
+        </w:rPr>
+        <w:t xml:space="preserve"> </w:t>
+      </w:r>
+      <w:r>
+        <w:rPr>
+          <w:i/>
+          <w:iCs/>
+          <w:color w:val="111111"/>
+          <w:sz w:val="22"/>
+          <w:szCs w:val="22"/>
+          <w:shd w:val="clear" w:color="auto" w:fill="FDFDFD"/>
+        </w:rPr>
+        <w:t xml:space="preserve">Remote </w:t>
+      </w:r>
+      <w:r>
+        <w:rPr>
+          <w:i/>
+          <w:iCs/>
+          <w:color w:val="111111"/>
+          <w:sz w:val="22"/>
+          <w:szCs w:val="22"/>
+          <w:shd w:val="clear" w:color="auto" w:fill="FDFDFD"/>
+        </w:rPr>
+        <w:t>oral</w:t>
+      </w:r>
+      <w:r>
+        <w:rPr>
+          <w:i/>
+          <w:iCs/>
+          <w:color w:val="111111"/>
+          <w:sz w:val="22"/>
+          <w:szCs w:val="22"/>
+          <w:shd w:val="clear" w:color="auto" w:fill="FDFDFD"/>
+        </w:rPr>
+        <w:t xml:space="preserve"> presentation and discussion session</w:t>
+      </w:r>
+    </w:p>
+    <w:p>
+      <w:pPr>
+        <w:rPr>
+          <w:color w:val="111111"/>
+          <w:sz w:val="10"/>
+          <w:szCs w:val="10"/>
+          <w:shd w:val="clear" w:color="auto" w:fill="FDFDFD"/>
+        </w:rPr>
+      </w:pPr>
+    </w:p>
+    <w:p>
+      <w:pPr>
+        <w:rPr>
+          <w:color w:val="111111"/>
+          <w:sz w:val="22"/>
+          <w:szCs w:val="22"/>
+          <w:shd w:val="clear" w:color="auto" w:fill="FDFDFD"/>
+        </w:rPr>
+      </w:pPr>
+      <w:r>
+        <w:rPr>
+          <w:color w:val="111111"/>
+          <w:sz w:val="22"/>
+          <w:szCs w:val="22"/>
+          <w:shd w:val="clear" w:color="auto" w:fill="FDFDFD"/>
+        </w:rPr>
+        <w:t>Aerenson</w:t>
+      </w:r>
+      <w:r>
+        <w:rPr>
+          <w:color w:val="111111"/>
+          <w:sz w:val="22"/>
+          <w:szCs w:val="22"/>
+          <w:shd w:val="clear" w:color="auto" w:fill="FDFDFD"/>
+        </w:rPr>
+        <w:t>,</w:t>
+      </w:r>
+      <w:r>
+        <w:rPr>
+          <w:color w:val="111111"/>
+          <w:sz w:val="22"/>
+          <w:szCs w:val="22"/>
+          <w:shd w:val="clear" w:color="auto" w:fill="FDFDFD"/>
+        </w:rPr>
+        <w:t xml:space="preserve"> T., R. Marchand, 2020: “Time of Emergence: When do Climate Models Predict Rising Cloud-Top-Height (CTH) Should be Detected by MISR?” CFMIP Meeting on Clouds, Precipitation, and Climate Sensitivity</w:t>
+      </w:r>
+      <w:r>
+        <w:rPr>
+          <w:color w:val="111111"/>
+          <w:sz w:val="22"/>
+          <w:szCs w:val="22"/>
+          <w:shd w:val="clear" w:color="auto" w:fill="FDFDFD"/>
+        </w:rPr>
+        <w:t>.</w:t>
+      </w:r>
+      <w:r>
+        <w:rPr>
+          <w:color w:val="111111"/>
+          <w:sz w:val="22"/>
+          <w:szCs w:val="22"/>
+          <w:shd w:val="clear" w:color="auto" w:fill="FDFDFD"/>
+        </w:rPr>
+        <w:t xml:space="preserve"> </w:t>
+      </w:r>
+      <w:r>
+        <w:rPr>
+          <w:i/>
+          <w:iCs/>
+          <w:color w:val="111111"/>
+          <w:sz w:val="22"/>
+          <w:szCs w:val="22"/>
+          <w:shd w:val="clear" w:color="auto" w:fill="FDFDFD"/>
+        </w:rPr>
+        <w:t>Remote submitted slide and discussion session</w:t>
+      </w:r>
+    </w:p>
+    <w:p>
+      <w:pPr>
+        <w:rPr>
+          <w:color w:val="111111"/>
+          <w:sz w:val="10"/>
+          <w:szCs w:val="10"/>
+          <w:shd w:val="clear" w:color="auto" w:fill="FDFDFD"/>
+        </w:rPr>
+      </w:pPr>
+    </w:p>
+    <w:p>
+      <w:pPr>
+        <w:rPr>
+          <w:i/>
+          <w:iCs/>
+          <w:color w:val="111111"/>
+          <w:sz w:val="22"/>
+          <w:szCs w:val="22"/>
+          <w:shd w:val="clear" w:color="auto" w:fill="FDFDFD"/>
+        </w:rPr>
+      </w:pPr>
+      <w:r>
+        <w:rPr>
+          <w:color w:val="111111"/>
+          <w:sz w:val="22"/>
+          <w:szCs w:val="22"/>
+          <w:shd w:val="clear" w:color="auto" w:fill="FDFDFD"/>
+        </w:rPr>
+        <w:t>Aerenson</w:t>
+      </w:r>
+      <w:r>
+        <w:rPr>
+          <w:color w:val="111111"/>
+          <w:sz w:val="22"/>
+          <w:szCs w:val="22"/>
+          <w:shd w:val="clear" w:color="auto" w:fill="FDFDFD"/>
+        </w:rPr>
+        <w:t>,</w:t>
+      </w:r>
+      <w:r>
+        <w:rPr>
+          <w:color w:val="111111"/>
+          <w:sz w:val="22"/>
+          <w:szCs w:val="22"/>
+          <w:shd w:val="clear" w:color="auto" w:fill="FDFDFD"/>
+        </w:rPr>
+        <w:t xml:space="preserve"> </w:t>
+      </w:r>
+      <w:r>
+        <w:rPr>
+          <w:color w:val="111111"/>
+          <w:sz w:val="22"/>
+          <w:szCs w:val="22"/>
+          <w:shd w:val="clear" w:color="auto" w:fill="FDFDFD"/>
+        </w:rPr>
+        <w:t>T., R. Marchand, 2020: “When will we see high clouds get higher?” MISR Science Team Meeting, Pasadena, CA.</w:t>
+      </w:r>
+      <w:r>
+        <w:rPr>
+          <w:color w:val="111111"/>
+          <w:sz w:val="22"/>
+          <w:szCs w:val="22"/>
+          <w:shd w:val="clear" w:color="auto" w:fill="FDFDFD"/>
+        </w:rPr>
+        <w:t xml:space="preserve"> </w:t>
+      </w:r>
+      <w:r>
+        <w:rPr>
+          <w:i/>
+          <w:iCs/>
+          <w:color w:val="111111"/>
+          <w:sz w:val="22"/>
+          <w:szCs w:val="22"/>
+          <w:shd w:val="clear" w:color="auto" w:fill="FDFDFD"/>
+        </w:rPr>
+        <w:t>Oral</w:t>
+      </w:r>
+    </w:p>
+    <w:p>
+      <w:pPr>
+        <w:rPr>
+          <w:color w:val="111111"/>
+          <w:sz w:val="10"/>
+          <w:szCs w:val="10"/>
+          <w:shd w:val="clear" w:color="auto" w:fill="FDFDFD"/>
+        </w:rPr>
+      </w:pPr>
+    </w:p>
+    <w:p>
+      <w:pPr>
+        <w:rPr>
+          <w:i/>
+          <w:iCs/>
+          <w:color w:val="111111"/>
+          <w:sz w:val="22"/>
+          <w:szCs w:val="22"/>
+          <w:shd w:val="clear" w:color="auto" w:fill="FDFDFD"/>
+        </w:rPr>
+      </w:pPr>
+      <w:r>
+        <w:rPr>
+          <w:color w:val="111111"/>
+          <w:sz w:val="22"/>
+          <w:szCs w:val="22"/>
+          <w:shd w:val="clear" w:color="auto" w:fill="FDFDFD"/>
+        </w:rPr>
+        <w:t>Aerenson</w:t>
+      </w:r>
+      <w:r>
+        <w:rPr>
+          <w:color w:val="111111"/>
+          <w:sz w:val="22"/>
+          <w:szCs w:val="22"/>
+          <w:shd w:val="clear" w:color="auto" w:fill="FDFDFD"/>
+        </w:rPr>
+        <w:t>,</w:t>
+      </w:r>
+      <w:r>
+        <w:rPr>
+          <w:color w:val="111111"/>
+          <w:sz w:val="22"/>
+          <w:szCs w:val="22"/>
+          <w:shd w:val="clear" w:color="auto" w:fill="FDFDFD"/>
+        </w:rPr>
+        <w:t xml:space="preserve"> T., 2019: “Climate Models and Climate Change </w:t>
+      </w:r>
+      <w:r>
+        <w:rPr>
+          <w:color w:val="111111"/>
+          <w:sz w:val="22"/>
+          <w:szCs w:val="22"/>
+          <w:shd w:val="clear" w:color="auto" w:fill="FDFDFD"/>
+        </w:rPr>
+        <w:t>Reversibility</w:t>
+      </w:r>
+      <w:r>
+        <w:rPr>
+          <w:color w:val="111111"/>
+          <w:sz w:val="22"/>
+          <w:szCs w:val="22"/>
+          <w:shd w:val="clear" w:color="auto" w:fill="FDFDFD"/>
+        </w:rPr>
+        <w:t>” Colorado College Physics Department Senior Seminar Series, Colorado Springs, CO.</w:t>
+      </w:r>
+      <w:r>
+        <w:rPr>
+          <w:i/>
+          <w:iCs/>
+          <w:color w:val="111111"/>
+          <w:sz w:val="22"/>
+          <w:szCs w:val="22"/>
+          <w:shd w:val="clear" w:color="auto" w:fill="FDFDFD"/>
+        </w:rPr>
+        <w:t xml:space="preserve"> seminar</w:t>
+      </w:r>
+    </w:p>
+    <w:p>
+      <w:pPr>
+        <w:rPr>
+          <w:color w:val="111111"/>
+          <w:sz w:val="10"/>
+          <w:szCs w:val="10"/>
+          <w:shd w:val="clear" w:color="auto" w:fill="FDFDFD"/>
+        </w:rPr>
+      </w:pPr>
+    </w:p>
+    <w:p>
+      <w:pPr>
+        <w:rPr>
+          <w:i/>
+          <w:iCs/>
+          <w:color w:val="111111"/>
+          <w:sz w:val="22"/>
+          <w:szCs w:val="22"/>
+          <w:shd w:val="clear" w:color="auto" w:fill="FDFDFD"/>
+        </w:rPr>
+      </w:pPr>
+      <w:r>
+        <w:rPr>
+          <w:color w:val="111111"/>
+          <w:sz w:val="22"/>
+          <w:szCs w:val="22"/>
+          <w:shd w:val="clear" w:color="auto" w:fill="FDFDFD"/>
+        </w:rPr>
+        <w:t>Aerenson</w:t>
+      </w:r>
+      <w:r>
+        <w:rPr>
+          <w:color w:val="111111"/>
+          <w:sz w:val="22"/>
+          <w:szCs w:val="22"/>
+          <w:shd w:val="clear" w:color="auto" w:fill="FDFDFD"/>
+        </w:rPr>
+        <w:t>,</w:t>
+      </w:r>
+      <w:r>
+        <w:rPr>
+          <w:color w:val="111111"/>
+          <w:sz w:val="22"/>
+          <w:szCs w:val="22"/>
+          <w:shd w:val="clear" w:color="auto" w:fill="FDFDFD"/>
+        </w:rPr>
+        <w:t xml:space="preserve"> T., C. Tebaldi, B. Sanderson, J.F. Lamarque, 2017: “Climate Extremes in Low Warming Scenarios” NCAR CGD Integrated Assessment Modelling Weekly Meeting, Boulder, CO.</w:t>
+      </w:r>
+      <w:r>
+        <w:rPr>
+          <w:color w:val="111111"/>
+          <w:sz w:val="22"/>
+          <w:szCs w:val="22"/>
+          <w:shd w:val="clear" w:color="auto" w:fill="FDFDFD"/>
+        </w:rPr>
+        <w:t xml:space="preserve"> </w:t>
+      </w:r>
+      <w:r>
+        <w:rPr>
+          <w:i/>
+          <w:iCs/>
+          <w:color w:val="111111"/>
+          <w:sz w:val="22"/>
+          <w:szCs w:val="22"/>
+          <w:shd w:val="clear" w:color="auto" w:fill="FDFDFD"/>
+        </w:rPr>
+        <w:t>Oral</w:t>
+      </w:r>
+    </w:p>
+    <w:p>
+      <w:pPr>
+        <w:rPr>
+          <w:sz w:val="10"/>
+          <w:szCs w:val="10"/>
+          <w:bdr w:val="none" w:sz="0" w:space="0" w:color="auto" w:frame="1"/>
+        </w:rPr>
+      </w:pPr>
+    </w:p>
+    <w:p>
+      <w:pPr>
+        <w:rPr>
+          <w:b/>
+        </w:rPr>
+      </w:pPr>
+      <w:r>
+        <w:rPr>
+          <w:b/>
+          <w:u w:val="single"/>
+        </w:rPr>
+        <w:t>Scholarships and Awards</w:t>
+      </w:r>
+      <w:r>
+        <w:rPr>
+          <w:b/>
+          <w:u w:val="single"/>
+        </w:rPr>
+        <w:tab/>
+      </w:r>
+      <w:r>
+        <w:rPr>
+          <w:b/>
+          <w:u w:val="single"/>
+        </w:rPr>
+        <w:tab/>
+      </w:r>
+      <w:r>
+        <w:rPr>
+          <w:b/>
+          <w:u w:val="single"/>
+        </w:rPr>
+        <w:tab/>
+      </w:r>
+      <w:r>
+        <w:rPr>
+          <w:b/>
+          <w:u w:val="single"/>
+        </w:rPr>
+        <w:tab/>
+      </w:r>
+      <w:r>
+        <w:rPr>
+          <w:b/>
+          <w:u w:val="single"/>
+        </w:rPr>
+        <w:tab/>
+      </w:r>
+      <w:r>
+        <w:rPr>
+          <w:b/>
+          <w:u w:val="single"/>
+        </w:rPr>
+        <w:tab/>
+      </w:r>
+      <w:r>
+        <w:rPr>
+          <w:b/>
+          <w:u w:val="single"/>
+        </w:rPr>
+        <w:tab/>
+      </w:r>
+      <w:r>
+        <w:rPr>
+          <w:b/>
+          <w:u w:val="single"/>
+        </w:rPr>
+        <w:tab/>
+      </w:r>
+      <w:r>
+        <w:rPr>
+          <w:b/>
+          <w:u w:val="single"/>
+        </w:rPr>
+        <w:tab/>
+      </w:r>
+      <w:r>
+        <w:rPr>
+          <w:b/>
+          <w:u w:val="single"/>
+        </w:rPr>
+        <w:tab/>
+      </w:r>
+      <w:r>
+        <w:rPr>
+          <w:b/>
+          <w:u w:val="single"/>
+        </w:rPr>
+        <w:tab/>
+      </w:r>
+    </w:p>
+    <w:p>
+      <w:pPr>
+        <w:rPr>
+          <w:b/>
+          <w:sz w:val="10"/>
+          <w:szCs w:val="10"/>
+        </w:rPr>
+      </w:pPr>
+    </w:p>
+    <w:p>
+      <w:r>
+        <w:rPr>
+          <w:b/>
+          <w:bCs/>
+        </w:rPr>
+        <w:lastRenderedPageBreak/>
         <w:t>Certificate of Distinguished Service</w:t>
       </w:r>
       <w:r>
@@ -8862,7 +8908,7 @@
     <w:charset w:val="00"/>
     <w:family w:val="swiss"/>
     <w:pitch w:val="variable"/>
-    <w:sig w:usb0="E4002EFF" w:usb1="C000247B" w:usb2="00000009" w:usb3="00000000" w:csb0="000001FF" w:csb1="00000000"/>
+    <w:sig w:usb0="E0002AFF" w:usb1="C000247B" w:usb2="00000009" w:usb3="00000000" w:csb0="000001FF" w:csb1="00000000"/>
   </w:font>
   <w:font w:name="Aptos">
     <w:panose1 w:val="020B0004020202020204"/>
@@ -8899,6 +8945,7 @@
   <w:rsids>
     <w:rsidRoot w:val="00655D39"/>
     <w:rsid w:val="0004076B"/>
+    <w:rsid w:val="0009268B"/>
     <w:rsid w:val="00131BFB"/>
     <w:rsid w:val="0013281E"/>
     <w:rsid w:val="00154A8C"/>
@@ -8906,6 +8953,7 @@
     <w:rsid w:val="001D0206"/>
     <w:rsid w:val="002330D6"/>
     <w:rsid w:val="002857F1"/>
+    <w:rsid w:val="002A1024"/>
     <w:rsid w:val="002D3DFB"/>
     <w:rsid w:val="002F3822"/>
     <w:rsid w:val="002F575D"/>
@@ -8916,6 +8964,7 @@
     <w:rsid w:val="004472CF"/>
     <w:rsid w:val="004C0B56"/>
     <w:rsid w:val="005220A9"/>
+    <w:rsid w:val="005404F9"/>
     <w:rsid w:val="005461A6"/>
     <w:rsid w:val="005E70CB"/>
     <w:rsid w:val="00655D39"/>
@@ -8934,6 +8983,7 @@
     <w:rsid w:val="00B72738"/>
     <w:rsid w:val="00CC6BE3"/>
     <w:rsid w:val="00CF1004"/>
+    <w:rsid w:val="00D02EB7"/>
     <w:rsid w:val="00D45128"/>
     <w:rsid w:val="00D461E0"/>
     <w:rsid w:val="00D64792"/>

--- a/files/Aerenson_CV.docx
+++ b/files/Aerenson_CV.docx
@@ -1921,7 +1921,13 @@
         <w:t xml:space="preserve"> McCoy, D.,</w:t>
       </w:r>
       <w:r>
-        <w:t xml:space="preserve"> Brient, F., Elsaesser, G., Song, C., Zelinka, M. How the hydrological cycle shapes global cloud feedback. </w:t>
+        <w:t xml:space="preserve"> Brient, F., Elsaesser, G., Song, C.,</w:t>
+      </w:r>
+      <w:r>
+        <w:t xml:space="preserve"> &amp;</w:t>
+      </w:r>
+      <w:r>
+        <w:t xml:space="preserve"> Zelinka, M. How the hydrological cycle shapes global cloud feedback. </w:t>
       </w:r>
       <w:r>
         <w:rPr>
@@ -1971,13 +1977,13 @@
         <w:t>Aerenson, T.</w:t>
       </w:r>
       <w:r>
-        <w:t>, McCoy, D., Keys, P., Caulton, D.: Precipitation over</w:t>
-      </w:r>
-      <w:r>
-        <w:t xml:space="preserve"> the Contiguous United States</w:t>
-      </w:r>
-      <w:r>
-        <w:t xml:space="preserve"> is coming from farther away than in the past. </w:t>
+        <w:t>, McCoy, D., Keys, P.,</w:t>
+      </w:r>
+      <w:r>
+        <w:t xml:space="preserve"> &amp;</w:t>
+      </w:r>
+      <w:r>
+        <w:t xml:space="preserve"> Caulton, D.: Precipitation over the Contiguous United States is coming from farther away than in the past. </w:t>
       </w:r>
       <w:r>
         <w:rPr>
@@ -2028,7 +2034,13 @@
         <w:t>Aerenson, T</w:t>
       </w:r>
       <w:r>
-        <w:t xml:space="preserve">., Barahona, D., McCoy, D.: Bias in spaceborne cloud droplet number concentration retrieval and new alternatives. </w:t>
+        <w:t xml:space="preserve">., Barahona, D., </w:t>
+      </w:r>
+      <w:r>
+        <w:t xml:space="preserve">&amp; </w:t>
+      </w:r>
+      <w:r>
+        <w:t xml:space="preserve">McCoy, D.: Bias in spaceborne cloud droplet number concentration retrieval and new alternatives. </w:t>
       </w:r>
       <w:r>
         <w:rPr>
@@ -2090,7 +2102,13 @@
       </w:r>
       <w:proofErr w:type="spellEnd"/>
       <w:r>
-        <w:t xml:space="preserve">, J., Qian, Y., Xie, S., Zelinka, M., Zhang, D., Zhang, G., Zhang, K.: Overview of the Nephele Perturbed Parameter Ensemble for aerosol-cloud interactions hosted in E3SMv3. </w:t>
+        <w:t>, J., Qian, Y., Xie, S., Zelinka, M., Zhang, D., Zhang,</w:t>
+      </w:r>
+      <w:r>
+        <w:t xml:space="preserve"> &amp;</w:t>
+      </w:r>
+      <w:r>
+        <w:t xml:space="preserve"> G., Zhang, K.: Overview of the Nephele Perturbed Parameter Ensemble for aerosol-cloud interactions hosted in E3SMv3. </w:t>
       </w:r>
       <w:r>
         <w:rPr>
@@ -2142,6 +2160,9 @@
         <w:t xml:space="preserve"> Mikkelson, A.,</w:t>
       </w:r>
       <w:r>
+        <w:t xml:space="preserve"> &amp;</w:t>
+      </w:r>
+      <w:r>
         <w:t xml:space="preserve"> Zelinka, M., </w:t>
       </w:r>
       <w:r>
@@ -2184,7 +2205,13 @@
       </w:r>
       <w:proofErr w:type="spellEnd"/>
       <w:r>
-        <w:t xml:space="preserve">, A., Barahona, D., </w:t>
+        <w:t>, A., Barahona, D.</w:t>
+      </w:r>
+      <w:r>
+        <w:t>, &amp;</w:t>
+      </w:r>
+      <w:r>
+        <w:t xml:space="preserve"> </w:t>
       </w:r>
       <w:r>
         <w:rPr>
@@ -2248,10 +2275,23 @@
           <w:b/>
           <w:bCs/>
         </w:rPr>
-        <w:t>Aerenson, T.</w:t>
-      </w:r>
-      <w:r>
-        <w:t>, Song, C.: Climate Model Extratropical Cloud Feedback Constrained by Cloud Sources and Sinks in Cyclones</w:t>
+        <w:t>Aerenson, T</w:t>
+      </w:r>
+      <w:r>
+        <w:rPr>
+          <w:b/>
+          <w:bCs/>
+        </w:rPr>
+        <w:t>.</w:t>
+      </w:r>
+      <w:r>
+        <w:t>,</w:t>
+      </w:r>
+      <w:r>
+        <w:t xml:space="preserve"> &amp;</w:t>
+      </w:r>
+      <w:r>
+        <w:t xml:space="preserve"> Song, C.: Climate Model Extratropical Cloud Feedback Constrained by Cloud Sources and Sinks in Cyclones</w:t>
       </w:r>
       <w:r>
         <w:t xml:space="preserve">. </w:t>
@@ -2332,7 +2372,7 @@
           <w:b/>
           <w:bCs/>
         </w:rPr>
-        <w:t>Aerenson, T.,</w:t>
+        <w:t>Aerenson, T.</w:t>
       </w:r>
       <w:r>
         <w:t xml:space="preserve"> &amp; Marchand, R. (2025). How Do Differences in the Simulation of Present-Day Clouds Affect Cloud </w:t>
@@ -2380,7 +2420,14 @@
           <w:b/>
           <w:bCs/>
         </w:rPr>
-        <w:t>Aerenson, T.,</w:t>
+        <w:t>Aerenson, T.</w:t>
+      </w:r>
+      <w:r>
+        <w:rPr>
+          <w:b/>
+          <w:bCs/>
+        </w:rPr>
+        <w:t>,</w:t>
       </w:r>
       <w:r>
         <w:t xml:space="preserve"> Marchand, R., &amp; Zhou, C. (2024). Cloud Responses to Abrupt Solar and CO2 Forcing: 2. Adjustment to Forcing in Coupled Models. </w:t>
@@ -2420,7 +2467,7 @@
           <w:b/>
           <w:bCs/>
         </w:rPr>
-        <w:t>Aerenson, T.,</w:t>
+        <w:t>Aerenson, T.</w:t>
       </w:r>
       <w:r>
         <w:t xml:space="preserve"> &amp; Marchand, R. (2024). Cloud Responses to Abrupt Solar and CO2 Forcing: 1. Temperature Mediated Cloud </w:t>
@@ -2545,7 +2592,13 @@
         <w:t>,</w:t>
       </w:r>
       <w:r>
-        <w:t xml:space="preserve"> H., Medeiros</w:t>
+        <w:t xml:space="preserve"> H.</w:t>
+      </w:r>
+      <w:r>
+        <w:t xml:space="preserve"> &amp;</w:t>
+      </w:r>
+      <w:r>
+        <w:t xml:space="preserve"> Medeiros</w:t>
       </w:r>
       <w:r>
         <w:t>,</w:t>
@@ -2619,7 +2672,13 @@
         <w:t>,</w:t>
       </w:r>
       <w:r>
-        <w:t xml:space="preserve"> B., Lamarque</w:t>
+        <w:t xml:space="preserve"> B.</w:t>
+      </w:r>
+      <w:r>
+        <w:t xml:space="preserve"> &amp;</w:t>
+      </w:r>
+      <w:r>
+        <w:t xml:space="preserve"> Lamarque</w:t>
       </w:r>
       <w:r>
         <w:t>,</w:t>
@@ -8981,6 +9040,7 @@
     <w:rsid w:val="009D39CB"/>
     <w:rsid w:val="009D7E29"/>
     <w:rsid w:val="00B72738"/>
+    <w:rsid w:val="00CA1338"/>
     <w:rsid w:val="00CC6BE3"/>
     <w:rsid w:val="00CF1004"/>
     <w:rsid w:val="00D02EB7"/>

--- a/files/Aerenson_CV.docx
+++ b/files/Aerenson_CV.docx
@@ -1896,17 +1896,6 @@
       </w:r>
     </w:p>
     <w:p>
-      <w:proofErr w:type="spellStart"/>
-      <w:r>
-        <w:t>Werapitiya</w:t>
-      </w:r>
-      <w:proofErr w:type="spellEnd"/>
-      <w:r>
-        <w:t>, G.,</w:t>
-      </w:r>
-      <w:r>
-        <w:t xml:space="preserve"> </w:t>
-      </w:r>
       <w:r>
         <w:rPr>
           <w:b/>
@@ -1915,39 +1904,85 @@
         <w:t>Aerenson, T.</w:t>
       </w:r>
       <w:r>
-        <w:t>,</w:t>
-      </w:r>
-      <w:r>
-        <w:t xml:space="preserve"> McCoy, D.,</w:t>
-      </w:r>
-      <w:r>
-        <w:t xml:space="preserve"> Brient, F., Elsaesser, G., Song, C.,</w:t>
+        <w:t>, McCoy, D., Nugent, J., Brown, H.,</w:t>
       </w:r>
       <w:r>
         <w:t xml:space="preserve"> &amp;</w:t>
       </w:r>
       <w:r>
-        <w:t xml:space="preserve"> Zelinka, M. How the hydrological cycle shapes global cloud feedback. </w:t>
-      </w:r>
-      <w:r>
-        <w:rPr>
-          <w:i/>
-          <w:iCs/>
-        </w:rPr>
-        <w:t>PNAS</w:t>
-      </w:r>
-    </w:p>
-    <w:p>
-      <w:pPr>
-        <w:rPr>
-          <w:i/>
-          <w:iCs/>
+        <w:t xml:space="preserve"> Schlaff, G.: Convective vs large scale precipitation: how </w:t>
+      </w:r>
+      <w:r>
+        <w:t>distinct</w:t>
+      </w:r>
+      <w:r>
+        <w:t xml:space="preserve"> processes in models combine to set precipitation intensity. </w:t>
+      </w:r>
+      <w:r>
+        <w:rPr>
+          <w:i/>
+          <w:iCs/>
+        </w:rPr>
+        <w:t>Journal of Climate</w:t>
+      </w:r>
+    </w:p>
+    <w:p>
+      <w:pPr>
+        <w:rPr>
           <w:sz w:val="10"/>
           <w:szCs w:val="10"/>
         </w:rPr>
       </w:pPr>
     </w:p>
     <w:p>
+      <w:proofErr w:type="spellStart"/>
+      <w:r>
+        <w:t>Werapitiya</w:t>
+      </w:r>
+      <w:proofErr w:type="spellEnd"/>
+      <w:r>
+        <w:t>, G.,</w:t>
+      </w:r>
+      <w:r>
+        <w:t xml:space="preserve"> </w:t>
+      </w:r>
+      <w:r>
+        <w:rPr>
+          <w:b/>
+          <w:bCs/>
+        </w:rPr>
+        <w:t>Aerenson, T.</w:t>
+      </w:r>
+      <w:r>
+        <w:t>,</w:t>
+      </w:r>
+      <w:r>
+        <w:t xml:space="preserve"> McCoy, D.,</w:t>
+      </w:r>
+      <w:r>
+        <w:t xml:space="preserve"> Brient, F., Elsaesser, G., Song, C.,</w:t>
+      </w:r>
+      <w:r>
+        <w:t xml:space="preserve"> &amp;</w:t>
+      </w:r>
+      <w:r>
+        <w:t xml:space="preserve"> Zelinka, M.</w:t>
+      </w:r>
+      <w:r>
+        <w:t>:</w:t>
+      </w:r>
+      <w:r>
+        <w:t xml:space="preserve"> How the hydrological cycle shapes global cloud feedback. </w:t>
+      </w:r>
+      <w:r>
+        <w:rPr>
+          <w:i/>
+          <w:iCs/>
+        </w:rPr>
+        <w:t>PNAS</w:t>
+      </w:r>
+    </w:p>
+    <w:p>
       <w:pPr>
         <w:rPr>
           <w:i/>
@@ -1958,42 +1993,6 @@
       </w:pPr>
     </w:p>
     <w:p>
-      <w:r>
-        <w:t>Submitted:</w:t>
-      </w:r>
-    </w:p>
-    <w:p>
-      <w:pPr>
-        <w:rPr>
-          <w:i/>
-          <w:iCs/>
-        </w:rPr>
-      </w:pPr>
-      <w:r>
-        <w:rPr>
-          <w:b/>
-          <w:bCs/>
-        </w:rPr>
-        <w:t>Aerenson, T.</w:t>
-      </w:r>
-      <w:r>
-        <w:t>, McCoy, D., Keys, P.,</w:t>
-      </w:r>
-      <w:r>
-        <w:t xml:space="preserve"> &amp;</w:t>
-      </w:r>
-      <w:r>
-        <w:t xml:space="preserve"> Caulton, D.: Precipitation over the Contiguous United States is coming from farther away than in the past. </w:t>
-      </w:r>
-      <w:r>
-        <w:rPr>
-          <w:i/>
-          <w:iCs/>
-        </w:rPr>
-        <w:t>Science</w:t>
-      </w:r>
-    </w:p>
-    <w:p>
       <w:pPr>
         <w:rPr>
           <w:i/>
@@ -2004,33 +2003,55 @@
       </w:pPr>
     </w:p>
     <w:p>
-      <w:pPr>
-        <w:rPr>
-          <w:i/>
-          <w:iCs/>
+      <w:r>
+        <w:t>In review:</w:t>
+      </w:r>
+    </w:p>
+    <w:p>
+      <w:pPr>
+        <w:rPr>
+          <w:i/>
+          <w:iCs/>
+        </w:rPr>
+      </w:pPr>
+      <w:r>
+        <w:rPr>
+          <w:b/>
+          <w:bCs/>
+        </w:rPr>
+        <w:t>Aerenson, T.</w:t>
+      </w:r>
+      <w:r>
+        <w:t xml:space="preserve">, McCoy, D., Keys, P., &amp; Caulton, D.: Precipitation over the Contiguous United States is coming from farther away than in the past. </w:t>
+      </w:r>
+      <w:r>
+        <w:rPr>
+          <w:i/>
+          <w:iCs/>
+        </w:rPr>
+        <w:t>Geophysical Research Letters</w:t>
+      </w:r>
+    </w:p>
+    <w:p>
+      <w:pPr>
+        <w:rPr>
           <w:sz w:val="10"/>
           <w:szCs w:val="10"/>
         </w:rPr>
       </w:pPr>
     </w:p>
     <w:p>
-      <w:r>
-        <w:t>In review:</w:t>
-      </w:r>
-    </w:p>
-    <w:p>
-      <w:pPr>
-        <w:rPr>
-          <w:i/>
-          <w:iCs/>
-        </w:rPr>
-      </w:pPr>
-      <w:r>
-        <w:rPr>
-          <w:b/>
-          <w:bCs/>
-        </w:rPr>
-        <w:lastRenderedPageBreak/>
+      <w:pPr>
+        <w:rPr>
+          <w:i/>
+          <w:iCs/>
+        </w:rPr>
+      </w:pPr>
+      <w:r>
+        <w:rPr>
+          <w:b/>
+          <w:bCs/>
+        </w:rPr>
         <w:t>Aerenson, T</w:t>
       </w:r>
       <w:r>
@@ -2040,7 +2061,13 @@
         <w:t xml:space="preserve">&amp; </w:t>
       </w:r>
       <w:r>
-        <w:t xml:space="preserve">McCoy, D.: Bias in spaceborne cloud droplet number concentration retrieval and new alternatives. </w:t>
+        <w:t xml:space="preserve">McCoy, D.: </w:t>
+      </w:r>
+      <w:r>
+        <w:t>Using a testbed model to identify sources of bias in spaceborne cloud droplet number concentration retrieval and propose new alternatives</w:t>
+      </w:r>
+      <w:r>
+        <w:t xml:space="preserve">. </w:t>
       </w:r>
       <w:r>
         <w:rPr>
@@ -2053,78 +2080,25 @@
     <w:p>
       <w:pPr>
         <w:rPr>
-          <w:i/>
-          <w:iCs/>
           <w:sz w:val="10"/>
           <w:szCs w:val="10"/>
-        </w:rPr>
-      </w:pPr>
-    </w:p>
-    <w:p>
-      <w:pPr>
-        <w:rPr>
-          <w:i/>
-          <w:iCs/>
-        </w:rPr>
-      </w:pPr>
-      <w:r>
-        <w:t xml:space="preserve">Nugent, J., Brown, H., Kirby, A., McCoy, D., Allen, G., </w:t>
-      </w:r>
-      <w:r>
-        <w:rPr>
-          <w:b/>
-          <w:bCs/>
-        </w:rPr>
-        <w:t>Aerenson, T.,</w:t>
-      </w:r>
-      <w:r>
-        <w:t xml:space="preserve"> Burrows, S., Caulton, D., Fan, J., Feng, Y., Gettelman, A., Griswold, J., Leung, L., </w:t>
-      </w:r>
-      <w:proofErr w:type="spellStart"/>
-      <w:r>
-        <w:t>Muelmenstaedt</w:t>
-      </w:r>
-      <w:proofErr w:type="spellEnd"/>
-      <w:r>
-        <w:t xml:space="preserve">, J., Mahfouz, N., Ovchinnikov, </w:t>
-      </w:r>
-      <w:proofErr w:type="gramStart"/>
-      <w:r>
-        <w:t>M,.</w:t>
-      </w:r>
-      <w:proofErr w:type="gramEnd"/>
-      <w:r>
-        <w:t xml:space="preserve"> Jones, D., Shan, Y., Song, X., Silber, I., </w:t>
-      </w:r>
-      <w:proofErr w:type="spellStart"/>
-      <w:r>
-        <w:t>Shpund</w:t>
-      </w:r>
-      <w:proofErr w:type="spellEnd"/>
-      <w:r>
-        <w:t>, J., Qian, Y., Xie, S., Zelinka, M., Zhang, D., Zhang,</w:t>
-      </w:r>
-      <w:r>
-        <w:t xml:space="preserve"> &amp;</w:t>
-      </w:r>
-      <w:r>
-        <w:t xml:space="preserve"> G., Zhang, K.: Overview of the Nephele Perturbed Parameter Ensemble for aerosol-cloud interactions hosted in E3SMv3. </w:t>
-      </w:r>
-      <w:r>
-        <w:rPr>
-          <w:i/>
-          <w:iCs/>
-        </w:rPr>
-        <w:t>JAMES</w:t>
-      </w:r>
+          <w:u w:val="single"/>
+        </w:rPr>
+      </w:pPr>
     </w:p>
     <w:p>
       <w:pPr>
         <w:rPr>
           <w:sz w:val="10"/>
           <w:szCs w:val="10"/>
-        </w:rPr>
-      </w:pPr>
+          <w:u w:val="single"/>
+        </w:rPr>
+      </w:pPr>
+    </w:p>
+    <w:p>
+      <w:r>
+        <w:t>Published:</w:t>
+      </w:r>
     </w:p>
     <w:p>
       <w:pPr>
@@ -2136,83 +2110,56 @@
     </w:p>
     <w:p>
       <w:r>
-        <w:t>Accepted:</w:t>
-      </w:r>
-    </w:p>
-    <w:p>
-      <w:pPr>
-        <w:rPr>
-          <w:i/>
-          <w:iCs/>
-        </w:rPr>
-      </w:pPr>
-      <w:r>
-        <w:rPr>
-          <w:b/>
-          <w:bCs/>
-        </w:rPr>
-        <w:t>Aerenson, T</w:t>
-      </w:r>
-      <w:r>
-        <w:t>., McCoy, D., Elsaesser, G., Wu, J., Nugent, J., Brown, H.,</w:t>
-      </w:r>
-      <w:r>
-        <w:t xml:space="preserve"> Mikkelson, A.,</w:t>
-      </w:r>
-      <w:r>
-        <w:t xml:space="preserve"> &amp;</w:t>
-      </w:r>
-      <w:r>
-        <w:t xml:space="preserve"> Zelinka, M., </w:t>
-      </w:r>
-      <w:r>
-        <w:t>Global models predict clouds at the wrong time of day: does it matter for radiation and climate?</w:t>
-      </w:r>
-      <w:r>
-        <w:t xml:space="preserve"> </w:t>
-      </w:r>
-      <w:r>
-        <w:rPr>
-          <w:i/>
-          <w:iCs/>
-        </w:rPr>
-        <w:t>Science Advances</w:t>
-      </w:r>
-    </w:p>
-    <w:p>
-      <w:pPr>
-        <w:rPr>
-          <w:i/>
-          <w:iCs/>
+        <w:t xml:space="preserve">Nugent, J. M., Brown, H., Kirby, A., McCoy, D. T., Allen, G., </w:t>
+      </w:r>
+      <w:r>
+        <w:rPr>
+          <w:b/>
+          <w:bCs/>
+        </w:rPr>
+        <w:t>Aerenson, T.,</w:t>
+      </w:r>
+      <w:r>
+        <w:t xml:space="preserve"> Burrows, S. M., Caulton, D., Fan, J., Feng, Y., Gettelman, A., Griswold, J., Jones, D. B., Leung, L. R., Mahfouz, N., Mikkelsen, A., </w:t>
+      </w:r>
+      <w:proofErr w:type="spellStart"/>
+      <w:r>
+        <w:t>Mülmenstädt</w:t>
+      </w:r>
+      <w:proofErr w:type="spellEnd"/>
+      <w:r>
+        <w:t xml:space="preserve">, J., Qian, Y., Shan, Y., … Zhang, K. (2026). Overview of the Nephele Perturbed Parameter Ensemble for Aerosol-Cloud Interactions in E3SMv3. </w:t>
+      </w:r>
+      <w:r>
+        <w:rPr>
+          <w:i/>
+          <w:iCs/>
+        </w:rPr>
+        <w:t>Journal of Advances in Modeling Earth Systems</w:t>
+      </w:r>
+      <w:r>
+        <w:t xml:space="preserve">, </w:t>
+      </w:r>
+      <w:r>
+        <w:rPr>
+          <w:i/>
+          <w:iCs/>
+        </w:rPr>
+        <w:t>18</w:t>
+      </w:r>
+      <w:r>
+        <w:t>(2), e2025MS004989. https://doi.org/10.1029/2025MS004989</w:t>
+      </w:r>
+    </w:p>
+    <w:p>
+      <w:pPr>
+        <w:rPr>
           <w:sz w:val="10"/>
           <w:szCs w:val="10"/>
         </w:rPr>
       </w:pPr>
     </w:p>
     <w:p>
-      <w:pPr>
-        <w:rPr>
-          <w:i/>
-          <w:iCs/>
-        </w:rPr>
-      </w:pPr>
-      <w:r>
-        <w:t xml:space="preserve">Song, C., McCoy, D., </w:t>
-      </w:r>
-      <w:proofErr w:type="spellStart"/>
-      <w:r>
-        <w:t>Molod</w:t>
-      </w:r>
-      <w:proofErr w:type="spellEnd"/>
-      <w:r>
-        <w:t>, A., Barahona, D.</w:t>
-      </w:r>
-      <w:r>
-        <w:t>, &amp;</w:t>
-      </w:r>
-      <w:r>
-        <w:t xml:space="preserve"> </w:t>
-      </w:r>
       <w:r>
         <w:rPr>
           <w:b/>
@@ -2221,22 +2168,30 @@
         <w:t>Aerenson, T.</w:t>
       </w:r>
       <w:r>
-        <w:t xml:space="preserve">: Signatures of aerosol-cloud interactions in </w:t>
-      </w:r>
-      <w:proofErr w:type="spellStart"/>
-      <w:r>
-        <w:t>GiOcean</w:t>
-      </w:r>
-      <w:proofErr w:type="spellEnd"/>
-      <w:r>
-        <w:t xml:space="preserve">: A coupled global reanalysis with two-moment cloud microphysics. </w:t>
-      </w:r>
-      <w:r>
-        <w:rPr>
-          <w:i/>
-          <w:iCs/>
-        </w:rPr>
-        <w:t>ACP</w:t>
+        <w:t>,</w:t>
+      </w:r>
+      <w:r>
+        <w:t xml:space="preserve"> McCoy, D., Elsaesser, G., Wu, J., Nugent, J. M., Brown, H., Mikkelsen, A., &amp; Zelinka, M. D. (2025). Global models predict clouds at the wrong time of day: Does it matter for radiation and climate? </w:t>
+      </w:r>
+      <w:r>
+        <w:rPr>
+          <w:i/>
+          <w:iCs/>
+        </w:rPr>
+        <w:t>Science Advances</w:t>
+      </w:r>
+      <w:r>
+        <w:t xml:space="preserve">, </w:t>
+      </w:r>
+      <w:r>
+        <w:rPr>
+          <w:i/>
+          <w:iCs/>
+        </w:rPr>
+        <w:t>11</w:t>
+      </w:r>
+      <w:r>
+        <w:t>(50), 3236. https://doi.org/10.1126/SCIADV.ADY3236</w:t>
       </w:r>
     </w:p>
     <w:p>
@@ -2248,19 +2203,13 @@
       </w:pPr>
     </w:p>
     <w:p>
-      <w:pPr>
-        <w:rPr>
-          <w:i/>
-          <w:iCs/>
-        </w:rPr>
-      </w:pPr>
       <w:proofErr w:type="spellStart"/>
       <w:r>
         <w:t>Werapitiya</w:t>
       </w:r>
       <w:proofErr w:type="spellEnd"/>
       <w:r>
-        <w:t xml:space="preserve">, G., McCoy, D., Elsaesser, G., Wu, J., Gettelman, A., </w:t>
+        <w:t xml:space="preserve">, G., McCoy, D. T., Elsaesser, G. S., Gettelman, A., </w:t>
       </w:r>
       <w:proofErr w:type="spellStart"/>
       <w:r>
@@ -2275,26 +2224,10 @@
           <w:b/>
           <w:bCs/>
         </w:rPr>
-        <w:t>Aerenson, T</w:t>
-      </w:r>
-      <w:r>
-        <w:rPr>
-          <w:b/>
-          <w:bCs/>
-        </w:rPr>
-        <w:t>.</w:t>
-      </w:r>
-      <w:r>
-        <w:t>,</w:t>
-      </w:r>
-      <w:r>
-        <w:t xml:space="preserve"> &amp;</w:t>
-      </w:r>
-      <w:r>
-        <w:t xml:space="preserve"> Song, C.: Climate Model Extratropical Cloud Feedback Constrained by Cloud Sources and Sinks in Cyclones</w:t>
-      </w:r>
-      <w:r>
-        <w:t xml:space="preserve">. </w:t>
+        <w:t>Aerenson, T.</w:t>
+      </w:r>
+      <w:r>
+        <w:t xml:space="preserve">, Song, C., &amp; Wu, J. (2025). Extratropical Cloud Feedback Constrained by Cloud Sources and Sinks in Cyclones. </w:t>
       </w:r>
       <w:r>
         <w:rPr>
@@ -2302,6 +2235,27 @@
           <w:iCs/>
         </w:rPr>
         <w:t>Journal of Climate</w:t>
+      </w:r>
+      <w:r>
+        <w:t xml:space="preserve">, </w:t>
+      </w:r>
+      <w:r>
+        <w:rPr>
+          <w:i/>
+          <w:iCs/>
+        </w:rPr>
+        <w:t>1</w:t>
+      </w:r>
+      <w:r>
+        <w:t>(</w:t>
+      </w:r>
+      <w:proofErr w:type="spellStart"/>
+      <w:r>
+        <w:t>aop</w:t>
+      </w:r>
+      <w:proofErr w:type="spellEnd"/>
+      <w:r>
+        <w:t>). https://doi.org/10.1175/JCLI-D-24-0607.1</w:t>
       </w:r>
     </w:p>
     <w:p>
@@ -2313,18 +2267,63 @@
       </w:pPr>
     </w:p>
     <w:p>
+      <w:r>
+        <w:t xml:space="preserve">Song, C., McCoy, D., </w:t>
+      </w:r>
+      <w:proofErr w:type="spellStart"/>
+      <w:r>
+        <w:t>Molod</w:t>
+      </w:r>
+      <w:proofErr w:type="spellEnd"/>
+      <w:r>
+        <w:t xml:space="preserve">, A., </w:t>
+      </w:r>
+      <w:r>
+        <w:rPr>
+          <w:b/>
+          <w:bCs/>
+        </w:rPr>
+        <w:t>Aerenson, T.,</w:t>
+      </w:r>
+      <w:r>
+        <w:t xml:space="preserve"> &amp; Barahona, D. (2025). Signatures of aerosol-cloud interactions in </w:t>
+      </w:r>
+      <w:proofErr w:type="spellStart"/>
+      <w:r>
+        <w:t>GiOcean</w:t>
+      </w:r>
+      <w:proofErr w:type="spellEnd"/>
+      <w:r>
+        <w:t xml:space="preserve">:  a coupled global reanalysis with two-moment cloud microphysics. </w:t>
+      </w:r>
+      <w:r>
+        <w:rPr>
+          <w:i/>
+          <w:iCs/>
+        </w:rPr>
+        <w:t>Atmospheric Chemistry and Physics</w:t>
+      </w:r>
+      <w:r>
+        <w:t xml:space="preserve">, </w:t>
+      </w:r>
+      <w:r>
+        <w:rPr>
+          <w:i/>
+          <w:iCs/>
+        </w:rPr>
+        <w:t>25</w:t>
+      </w:r>
+      <w:r>
+        <w:t>(21), 15567–15592. https://doi.org/10.5194/ACP-25-15567-2025</w:t>
+      </w:r>
+    </w:p>
+    <w:p>
       <w:pPr>
         <w:rPr>
           <w:sz w:val="10"/>
           <w:szCs w:val="10"/>
-          <w:u w:val="single"/>
-        </w:rPr>
-      </w:pPr>
-    </w:p>
-    <w:p>
-      <w:r>
-        <w:t>Published:</w:t>
-      </w:r>
+        </w:rPr>
+      </w:pPr>
     </w:p>
     <w:p>
       <w:r>
@@ -2731,6 +2730,7 @@
           <w:b/>
           <w:u w:val="single"/>
         </w:rPr>
+        <w:lastRenderedPageBreak/>
         <w:t>Grants and Proposals</w:t>
       </w:r>
       <w:r>
@@ -2848,7 +2848,6 @@
         <w:rPr>
           <w:bdr w:val="none" w:sz="0" w:space="0" w:color="auto" w:frame="1"/>
         </w:rPr>
-        <w:lastRenderedPageBreak/>
         <w:t>Role: Co-I</w:t>
       </w:r>
     </w:p>
@@ -3156,6 +3155,21 @@
       </w:pPr>
       <w:r>
         <w:rPr>
+          <w:b/>
+          <w:bCs/>
+        </w:rPr>
+        <w:t>Service Positions:</w:t>
+      </w:r>
+    </w:p>
+    <w:p>
+      <w:pPr>
+        <w:rPr>
+          <w:b/>
+          <w:bCs/>
+        </w:rPr>
+      </w:pPr>
+      <w:r>
+        <w:rPr>
           <w:i/>
           <w:iCs/>
         </w:rPr>
@@ -3783,6 +3797,276 @@
     <w:p>
       <w:pPr>
         <w:rPr>
+          <w:b/>
+          <w:bCs/>
+        </w:rPr>
+      </w:pPr>
+      <w:r>
+        <w:rPr>
+          <w:b/>
+          <w:bCs/>
+        </w:rPr>
+        <w:t>Service Activities:</w:t>
+      </w:r>
+    </w:p>
+    <w:p>
+      <w:pPr>
+        <w:rPr>
+          <w:i/>
+          <w:iCs/>
+        </w:rPr>
+      </w:pPr>
+      <w:r>
+        <w:rPr>
+          <w:i/>
+          <w:iCs/>
+        </w:rPr>
+        <w:t>Panelist for University of Washington College of the Environment Pathways to Postdoc Panel Discussion</w:t>
+      </w:r>
+      <w:r>
+        <w:rPr>
+          <w:i/>
+          <w:iCs/>
+        </w:rPr>
+        <w:tab/>
+      </w:r>
+      <w:r>
+        <w:rPr>
+          <w:i/>
+          <w:iCs/>
+        </w:rPr>
+        <w:tab/>
+      </w:r>
+      <w:r>
+        <w:rPr>
+          <w:i/>
+          <w:iCs/>
+        </w:rPr>
+        <w:tab/>
+      </w:r>
+      <w:r>
+        <w:rPr>
+          <w:i/>
+          <w:iCs/>
+        </w:rPr>
+        <w:tab/>
+      </w:r>
+      <w:r>
+        <w:rPr>
+          <w:i/>
+          <w:iCs/>
+        </w:rPr>
+        <w:tab/>
+      </w:r>
+      <w:r>
+        <w:rPr>
+          <w:i/>
+          <w:iCs/>
+        </w:rPr>
+        <w:tab/>
+      </w:r>
+      <w:r>
+        <w:rPr>
+          <w:i/>
+          <w:iCs/>
+        </w:rPr>
+        <w:tab/>
+      </w:r>
+      <w:r>
+        <w:rPr>
+          <w:i/>
+          <w:iCs/>
+        </w:rPr>
+        <w:tab/>
+      </w:r>
+      <w:r>
+        <w:rPr>
+          <w:i/>
+          <w:iCs/>
+        </w:rPr>
+        <w:tab/>
+      </w:r>
+      <w:r>
+        <w:rPr>
+          <w:i/>
+          <w:iCs/>
+        </w:rPr>
+        <w:tab/>
+      </w:r>
+      <w:r>
+        <w:rPr>
+          <w:i/>
+          <w:iCs/>
+        </w:rPr>
+        <w:tab/>
+        <w:t xml:space="preserve">        Nov 2025</w:t>
+      </w:r>
+    </w:p>
+    <w:p>
+      <w:pPr>
+        <w:rPr>
+          <w:i/>
+          <w:iCs/>
+        </w:rPr>
+      </w:pPr>
+    </w:p>
+    <w:p>
+      <w:pPr>
+        <w:rPr>
+          <w:i/>
+          <w:iCs/>
+        </w:rPr>
+      </w:pPr>
+      <w:r>
+        <w:rPr>
+          <w:i/>
+          <w:iCs/>
+        </w:rPr>
+        <w:t>Panelist for University of Wyoming College of Engineering and Physical Sciences Graduate Program Panel</w:t>
+      </w:r>
+      <w:r>
+        <w:rPr>
+          <w:i/>
+          <w:iCs/>
+        </w:rPr>
+        <w:tab/>
+      </w:r>
+      <w:r>
+        <w:rPr>
+          <w:i/>
+          <w:iCs/>
+        </w:rPr>
+        <w:tab/>
+      </w:r>
+      <w:r>
+        <w:rPr>
+          <w:i/>
+          <w:iCs/>
+        </w:rPr>
+        <w:tab/>
+      </w:r>
+      <w:r>
+        <w:rPr>
+          <w:i/>
+          <w:iCs/>
+        </w:rPr>
+        <w:tab/>
+      </w:r>
+      <w:r>
+        <w:rPr>
+          <w:i/>
+          <w:iCs/>
+        </w:rPr>
+        <w:tab/>
+      </w:r>
+      <w:r>
+        <w:rPr>
+          <w:i/>
+          <w:iCs/>
+        </w:rPr>
+        <w:tab/>
+      </w:r>
+      <w:r>
+        <w:rPr>
+          <w:i/>
+          <w:iCs/>
+        </w:rPr>
+        <w:tab/>
+      </w:r>
+      <w:r>
+        <w:rPr>
+          <w:i/>
+          <w:iCs/>
+        </w:rPr>
+        <w:tab/>
+      </w:r>
+      <w:r>
+        <w:rPr>
+          <w:i/>
+          <w:iCs/>
+        </w:rPr>
+        <w:tab/>
+      </w:r>
+      <w:r>
+        <w:rPr>
+          <w:i/>
+          <w:iCs/>
+        </w:rPr>
+        <w:tab/>
+      </w:r>
+      <w:r>
+        <w:rPr>
+          <w:i/>
+          <w:iCs/>
+        </w:rPr>
+        <w:tab/>
+      </w:r>
+      <w:r>
+        <w:rPr>
+          <w:i/>
+          <w:iCs/>
+        </w:rPr>
+        <w:tab/>
+        <w:t xml:space="preserve">         Sep 2024</w:t>
+      </w:r>
+    </w:p>
+    <w:p>
+      <w:pPr>
+        <w:rPr>
+          <w:b/>
+          <w:bCs/>
+        </w:rPr>
+      </w:pPr>
+    </w:p>
+    <w:p>
+      <w:pPr>
+        <w:rPr>
+          <w:i/>
+          <w:iCs/>
+        </w:rPr>
+      </w:pPr>
+      <w:r>
+        <w:rPr>
+          <w:b/>
+          <w:bCs/>
+        </w:rPr>
+        <w:t>Refereed Manuscripts for the Following Journals:</w:t>
+      </w:r>
+      <w:r>
+        <w:t xml:space="preserve"> </w:t>
+      </w:r>
+      <w:r>
+        <w:rPr>
+          <w:i/>
+          <w:iCs/>
+        </w:rPr>
+        <w:t xml:space="preserve">Journal of Geophysical Research: Atmospheres, JAMES, PLOS ONE, </w:t>
+      </w:r>
+      <w:r>
+        <w:rPr>
+          <w:i/>
+          <w:iCs/>
+        </w:rPr>
+        <w:t>Atmospheric Chemistry and Physics (ACP)</w:t>
+      </w:r>
+      <w:r>
+        <w:rPr>
+          <w:i/>
+          <w:iCs/>
+        </w:rPr>
+        <w:t>, Earth and Space Science, Nature: Communications Earth and Environment, Geophysical Research Letters (GRL), Nature Communications, Journal of Geophysical Research: Machine Learning and Computation</w:t>
+      </w:r>
+      <w:r>
+        <w:rPr>
+          <w:i/>
+          <w:iCs/>
+        </w:rPr>
+        <w:t>, Environmental Research Communications</w:t>
+      </w:r>
+    </w:p>
+    <w:p>
+      <w:pPr>
+        <w:rPr>
           <w:i/>
           <w:iCs/>
           <w:sz w:val="10"/>
@@ -3802,7 +4086,7 @@
           <w:b/>
           <w:bCs/>
         </w:rPr>
-        <w:t>Refereed Manuscripts for the Following Journals:</w:t>
+        <w:t>Reviewed Proposals for the Following Programs:</w:t>
       </w:r>
       <w:r>
         <w:t xml:space="preserve"> </w:t>
@@ -3812,214 +4096,212 @@
           <w:i/>
           <w:iCs/>
         </w:rPr>
-        <w:t xml:space="preserve">Journal of Geophysical Research: Atmospheres, JAMES, PLOS ONE, </w:t>
-      </w:r>
-      <w:r>
-        <w:rPr>
-          <w:i/>
-          <w:iCs/>
-        </w:rPr>
-        <w:t>Atmospheric Chemistry and Physics (ACP)</w:t>
-      </w:r>
-      <w:r>
-        <w:rPr>
-          <w:i/>
-          <w:iCs/>
-        </w:rPr>
-        <w:t>, Earth and Space Science, Nature: Communications Earth and Environment, Geophysical Research Letters (GRL), Nature Communications, Journal of Geophysical Research: Machine Learning and Computation.</w:t>
-      </w:r>
-    </w:p>
-    <w:p>
-      <w:pPr>
-        <w:rPr>
-          <w:i/>
-          <w:iCs/>
+        <w:t>NASA Postdoctoral Program (NPP): Earth Science, NASA Postdoctoral Program (NPP): Technology Development</w:t>
+      </w:r>
+    </w:p>
+    <w:p>
+      <w:pPr>
+        <w:spacing w:after="60"/>
+        <w:rPr>
+          <w:b/>
+          <w:bCs/>
           <w:sz w:val="10"/>
           <w:szCs w:val="10"/>
-        </w:rPr>
-      </w:pPr>
-    </w:p>
-    <w:p>
-      <w:pPr>
-        <w:rPr>
-          <w:i/>
-          <w:iCs/>
-        </w:rPr>
-      </w:pPr>
-      <w:r>
-        <w:rPr>
-          <w:b/>
-          <w:bCs/>
-        </w:rPr>
-        <w:t>Reviewed Proposals for the Following Programs:</w:t>
-      </w:r>
-      <w:r>
+          <w:u w:val="single"/>
+        </w:rPr>
+      </w:pPr>
+    </w:p>
+    <w:p>
+      <w:pPr>
+        <w:rPr>
+          <w:b/>
+        </w:rPr>
+      </w:pPr>
+      <w:r>
+        <w:rPr>
+          <w:b/>
+          <w:u w:val="single"/>
+        </w:rPr>
+        <w:t>Scientific</w:t>
+      </w:r>
+      <w:r>
+        <w:rPr>
+          <w:b/>
+          <w:u w:val="single"/>
+        </w:rPr>
         <w:t xml:space="preserve"> </w:t>
       </w:r>
       <w:r>
         <w:rPr>
-          <w:i/>
-          <w:iCs/>
-        </w:rPr>
-        <w:t>NASA Postdoctoral Program (NPP): Earth Science, NASA Postdoctoral Program (NPP): Technology Development</w:t>
-      </w:r>
-    </w:p>
-    <w:p>
-      <w:pPr>
-        <w:spacing w:after="60"/>
-        <w:rPr>
-          <w:b/>
-          <w:bCs/>
+          <w:b/>
+          <w:u w:val="single"/>
+        </w:rPr>
+        <w:t>Presentations</w:t>
+      </w:r>
+      <w:r>
+        <w:rPr>
+          <w:b/>
+          <w:u w:val="single"/>
+        </w:rPr>
+        <w:tab/>
+      </w:r>
+      <w:r>
+        <w:rPr>
+          <w:b/>
+          <w:u w:val="single"/>
+        </w:rPr>
+        <w:tab/>
+      </w:r>
+      <w:r>
+        <w:rPr>
+          <w:b/>
+          <w:u w:val="single"/>
+        </w:rPr>
+        <w:tab/>
+      </w:r>
+      <w:r>
+        <w:rPr>
+          <w:b/>
+          <w:u w:val="single"/>
+        </w:rPr>
+        <w:tab/>
+      </w:r>
+      <w:r>
+        <w:rPr>
+          <w:b/>
+          <w:u w:val="single"/>
+        </w:rPr>
+        <w:tab/>
+      </w:r>
+      <w:r>
+        <w:rPr>
+          <w:b/>
+          <w:u w:val="single"/>
+        </w:rPr>
+        <w:tab/>
+      </w:r>
+      <w:r>
+        <w:rPr>
+          <w:b/>
+          <w:u w:val="single"/>
+        </w:rPr>
+        <w:tab/>
+      </w:r>
+      <w:r>
+        <w:rPr>
+          <w:b/>
+          <w:u w:val="single"/>
+        </w:rPr>
+        <w:tab/>
+      </w:r>
+      <w:r>
+        <w:rPr>
+          <w:b/>
+          <w:u w:val="single"/>
+        </w:rPr>
+        <w:tab/>
+      </w:r>
+      <w:r>
+        <w:rPr>
+          <w:b/>
+          <w:u w:val="single"/>
+        </w:rPr>
+        <w:tab/>
+      </w:r>
+      <w:r>
+        <w:rPr>
+          <w:b/>
+          <w:u w:val="single"/>
+        </w:rPr>
+        <w:tab/>
+      </w:r>
+    </w:p>
+    <w:p>
+      <w:pPr>
+        <w:rPr>
+          <w:i/>
+          <w:iCs/>
+          <w:sz w:val="22"/>
+          <w:szCs w:val="22"/>
+        </w:rPr>
+      </w:pPr>
+      <w:r>
+        <w:rPr>
+          <w:sz w:val="22"/>
+          <w:szCs w:val="22"/>
+        </w:rPr>
+        <w:lastRenderedPageBreak/>
+        <w:t xml:space="preserve">Aerenson, T. 2026: “Moisture Transport, Precipitation, and Snowpack: what global models tell us about the water cycle and how it is changing” Florida State University Department of Earth, Ocean, and Atmospheric Science, Tallahassee FL. </w:t>
+      </w:r>
+      <w:r>
+        <w:rPr>
+          <w:i/>
+          <w:iCs/>
+          <w:sz w:val="22"/>
+          <w:szCs w:val="22"/>
+        </w:rPr>
+        <w:t>Invited Seminar</w:t>
+      </w:r>
+    </w:p>
+    <w:p>
+      <w:pPr>
+        <w:rPr>
+          <w:i/>
+          <w:iCs/>
           <w:sz w:val="10"/>
           <w:szCs w:val="10"/>
-          <w:u w:val="single"/>
-        </w:rPr>
-      </w:pPr>
-    </w:p>
-    <w:p>
-      <w:pPr>
-        <w:rPr>
-          <w:b/>
-        </w:rPr>
-      </w:pPr>
-      <w:r>
-        <w:rPr>
-          <w:b/>
-          <w:u w:val="single"/>
-        </w:rPr>
-        <w:t>Scientific</w:t>
-      </w:r>
-      <w:r>
-        <w:rPr>
-          <w:b/>
-          <w:u w:val="single"/>
-        </w:rPr>
-        <w:t xml:space="preserve"> </w:t>
-      </w:r>
-      <w:r>
-        <w:rPr>
-          <w:b/>
-          <w:u w:val="single"/>
-        </w:rPr>
-        <w:t>Presentations</w:t>
-      </w:r>
-      <w:r>
-        <w:rPr>
-          <w:b/>
-          <w:u w:val="single"/>
-        </w:rPr>
-        <w:tab/>
-      </w:r>
-      <w:r>
-        <w:rPr>
-          <w:b/>
-          <w:u w:val="single"/>
-        </w:rPr>
-        <w:tab/>
-      </w:r>
-      <w:r>
-        <w:rPr>
-          <w:b/>
-          <w:u w:val="single"/>
-        </w:rPr>
-        <w:tab/>
-      </w:r>
-      <w:r>
-        <w:rPr>
-          <w:b/>
-          <w:u w:val="single"/>
-        </w:rPr>
-        <w:tab/>
-      </w:r>
-      <w:r>
-        <w:rPr>
-          <w:b/>
-          <w:u w:val="single"/>
-        </w:rPr>
-        <w:tab/>
-      </w:r>
-      <w:r>
-        <w:rPr>
-          <w:b/>
-          <w:u w:val="single"/>
-        </w:rPr>
-        <w:tab/>
-      </w:r>
-      <w:r>
-        <w:rPr>
-          <w:b/>
-          <w:u w:val="single"/>
-        </w:rPr>
-        <w:tab/>
-      </w:r>
-      <w:r>
-        <w:rPr>
-          <w:b/>
-          <w:u w:val="single"/>
-        </w:rPr>
-        <w:tab/>
-      </w:r>
-      <w:r>
-        <w:rPr>
-          <w:b/>
-          <w:u w:val="single"/>
-        </w:rPr>
-        <w:tab/>
-      </w:r>
-      <w:r>
-        <w:rPr>
-          <w:b/>
-          <w:u w:val="single"/>
-        </w:rPr>
-        <w:tab/>
-      </w:r>
-      <w:r>
-        <w:rPr>
-          <w:b/>
-          <w:u w:val="single"/>
-        </w:rPr>
-        <w:tab/>
-      </w:r>
-    </w:p>
-    <w:p>
-      <w:pPr>
-        <w:rPr>
-          <w:color w:val="111111"/>
+        </w:rPr>
+      </w:pPr>
+    </w:p>
+    <w:p>
+      <w:pPr>
+        <w:rPr>
+          <w:i/>
+          <w:iCs/>
+          <w:sz w:val="22"/>
+          <w:szCs w:val="22"/>
+        </w:rPr>
+      </w:pPr>
+      <w:r>
+        <w:rPr>
+          <w:sz w:val="22"/>
+          <w:szCs w:val="22"/>
+        </w:rPr>
+        <w:t xml:space="preserve">Aerenson, T. 2025: “Remote causes of extreme precipitation in the Western US” AGU Fall Meeting, New Orleans, LA. </w:t>
+      </w:r>
+      <w:r>
+        <w:rPr>
+          <w:i/>
+          <w:iCs/>
+          <w:sz w:val="22"/>
+          <w:szCs w:val="22"/>
+        </w:rPr>
+        <w:t>Poster</w:t>
+      </w:r>
+    </w:p>
+    <w:p>
+      <w:pPr>
+        <w:rPr>
+          <w:i/>
+          <w:iCs/>
           <w:sz w:val="10"/>
           <w:szCs w:val="10"/>
-          <w:shd w:val="clear" w:color="auto" w:fill="FDFDFD"/>
-        </w:rPr>
-      </w:pPr>
-    </w:p>
-    <w:p>
-      <w:pPr>
-        <w:rPr>
-          <w:i/>
-          <w:iCs/>
-          <w:sz w:val="22"/>
-          <w:szCs w:val="22"/>
-        </w:rPr>
-      </w:pPr>
-      <w:r>
-        <w:rPr>
-          <w:sz w:val="22"/>
-          <w:szCs w:val="22"/>
-        </w:rPr>
-        <w:t>Aerenson, T., D. McCoy, G. Elsaesser, J. Wu, J. Nugent, H. Brown, M. Zelinka, S. Burrows</w:t>
-      </w:r>
-      <w:r>
-        <w:rPr>
-          <w:sz w:val="22"/>
-          <w:szCs w:val="22"/>
-        </w:rPr>
-        <w:t xml:space="preserve"> 2025</w:t>
-      </w:r>
-      <w:r>
-        <w:rPr>
-          <w:sz w:val="22"/>
-          <w:szCs w:val="22"/>
-        </w:rPr>
-        <w:t xml:space="preserve">: “Are we simulating clouds at the wrong time of day?” Gordon Research Conference on Radiation and Climate, Lewiston, ME. </w:t>
+        </w:rPr>
+      </w:pPr>
+    </w:p>
+    <w:p>
+      <w:pPr>
+        <w:rPr>
+          <w:sz w:val="22"/>
+          <w:szCs w:val="22"/>
+        </w:rPr>
+      </w:pPr>
+      <w:r>
+        <w:rPr>
+          <w:sz w:val="22"/>
+          <w:szCs w:val="22"/>
+        </w:rPr>
+        <w:t xml:space="preserve">Aerenson, T., Barahona, D., McCoy, D. 2025: “Cloud adiabaticity and droplet size distribution cause bias in spaceborne cloud droplet number concentration retrieval.” AGU Fall Meeting, New Orleans, LA. </w:t>
       </w:r>
       <w:r>
         <w:rPr>
@@ -4044,101 +4326,85 @@
     <w:p>
       <w:pPr>
         <w:rPr>
-          <w:i/>
-          <w:iCs/>
-          <w:sz w:val="22"/>
-          <w:szCs w:val="22"/>
-        </w:rPr>
-      </w:pPr>
-      <w:r>
-        <w:rPr>
-          <w:sz w:val="22"/>
-          <w:szCs w:val="22"/>
-        </w:rPr>
-        <w:t>Aerenson, T., D. McCoy, G. Elsaesser, J. Wu, J. Nugent, H. Brown, M. Zelinka, S. Burrows</w:t>
-      </w:r>
-      <w:r>
-        <w:rPr>
-          <w:sz w:val="22"/>
-          <w:szCs w:val="22"/>
-        </w:rPr>
-        <w:t xml:space="preserve"> 2025</w:t>
-      </w:r>
-      <w:r>
-        <w:rPr>
-          <w:sz w:val="22"/>
-          <w:szCs w:val="22"/>
-        </w:rPr>
-        <w:t xml:space="preserve">: “Are we simulating clouds at the wrong time of day?” Gordon Research Seminar on Radiation and Climate, Lewiston, ME. </w:t>
-      </w:r>
-      <w:r>
-        <w:rPr>
-          <w:i/>
-          <w:iCs/>
-          <w:sz w:val="22"/>
-          <w:szCs w:val="22"/>
-        </w:rPr>
-        <w:t>Oral</w:t>
-      </w:r>
-    </w:p>
-    <w:p>
-      <w:pPr>
-        <w:rPr>
-          <w:color w:val="111111"/>
+          <w:sz w:val="22"/>
+          <w:szCs w:val="22"/>
+        </w:rPr>
+      </w:pPr>
+      <w:r>
+        <w:rPr>
+          <w:sz w:val="22"/>
+          <w:szCs w:val="22"/>
+        </w:rPr>
+        <w:t xml:space="preserve">Aerenson, T. 2025: “Snowpack and atmospheric moisture transport: how the water cycle is changing in a warming world.” University of Wyoming Department of Atmospheric Science Seminar, Laramie, </w:t>
+      </w:r>
+      <w:r>
+        <w:rPr>
+          <w:sz w:val="22"/>
+          <w:szCs w:val="22"/>
+        </w:rPr>
+        <w:t>W</w:t>
+      </w:r>
+      <w:r>
+        <w:rPr>
+          <w:sz w:val="22"/>
+          <w:szCs w:val="22"/>
+        </w:rPr>
+        <w:t xml:space="preserve">Y. </w:t>
+      </w:r>
+      <w:r>
+        <w:rPr>
+          <w:i/>
+          <w:iCs/>
+          <w:sz w:val="22"/>
+          <w:szCs w:val="22"/>
+        </w:rPr>
+        <w:t>Seminar</w:t>
+      </w:r>
+    </w:p>
+    <w:p>
+      <w:pPr>
+        <w:rPr>
           <w:sz w:val="10"/>
           <w:szCs w:val="10"/>
-          <w:shd w:val="clear" w:color="auto" w:fill="FDFDFD"/>
-        </w:rPr>
-      </w:pPr>
-    </w:p>
-    <w:p>
-      <w:pPr>
-        <w:rPr>
-          <w:i/>
-          <w:iCs/>
-          <w:color w:val="111111"/>
-          <w:sz w:val="22"/>
-          <w:szCs w:val="22"/>
-          <w:shd w:val="clear" w:color="auto" w:fill="FDFDFD"/>
-        </w:rPr>
-      </w:pPr>
-      <w:r>
-        <w:rPr>
-          <w:color w:val="111111"/>
-          <w:sz w:val="22"/>
-          <w:szCs w:val="22"/>
-          <w:shd w:val="clear" w:color="auto" w:fill="FDFDFD"/>
-        </w:rPr>
-        <w:t xml:space="preserve">Aerenson, T., R. Marchand, T. Ackerman 2024: “MISR Observed Trends in Cloud Top Height and Constraints on High Cloud Altitude </w:t>
-      </w:r>
-      <w:proofErr w:type="gramStart"/>
-      <w:r>
-        <w:rPr>
-          <w:color w:val="111111"/>
-          <w:sz w:val="22"/>
-          <w:szCs w:val="22"/>
-          <w:shd w:val="clear" w:color="auto" w:fill="FDFDFD"/>
-        </w:rPr>
-        <w:t>Feedbacks</w:t>
-      </w:r>
-      <w:proofErr w:type="gramEnd"/>
-      <w:r>
-        <w:rPr>
-          <w:color w:val="111111"/>
-          <w:sz w:val="22"/>
-          <w:szCs w:val="22"/>
-          <w:shd w:val="clear" w:color="auto" w:fill="FDFDFD"/>
-        </w:rPr>
-        <w:t xml:space="preserve">” AGU Fall Meeting: Terra: 25 Years of the Earth Observing System Flagship Observatory, Washington, DC. </w:t>
-      </w:r>
-      <w:r>
-        <w:rPr>
-          <w:i/>
-          <w:iCs/>
-          <w:color w:val="111111"/>
-          <w:sz w:val="22"/>
-          <w:szCs w:val="22"/>
-          <w:shd w:val="clear" w:color="auto" w:fill="FDFDFD"/>
+        </w:rPr>
+      </w:pPr>
+    </w:p>
+    <w:p>
+      <w:pPr>
+        <w:rPr>
+          <w:i/>
+          <w:iCs/>
+          <w:sz w:val="22"/>
+          <w:szCs w:val="22"/>
+        </w:rPr>
+      </w:pPr>
+      <w:r>
+        <w:rPr>
+          <w:sz w:val="22"/>
+          <w:szCs w:val="22"/>
+        </w:rPr>
+        <w:t>Aerenson, T., D. McCoy, G. Elsaesser, J. Wu, J. Nugent, H. Brown, M. Zelinka, S. Burrows</w:t>
+      </w:r>
+      <w:r>
+        <w:rPr>
+          <w:sz w:val="22"/>
+          <w:szCs w:val="22"/>
+        </w:rPr>
+        <w:t xml:space="preserve"> 2025</w:t>
+      </w:r>
+      <w:r>
+        <w:rPr>
+          <w:sz w:val="22"/>
+          <w:szCs w:val="22"/>
+        </w:rPr>
+        <w:t xml:space="preserve">: “Are we simulating clouds at the wrong time of day?” Gordon Research Conference on Radiation and Climate, Lewiston, ME. </w:t>
+      </w:r>
+      <w:r>
+        <w:rPr>
+          <w:i/>
+          <w:iCs/>
+          <w:sz w:val="22"/>
+          <w:szCs w:val="22"/>
         </w:rPr>
         <w:t>Poster</w:t>
       </w:r>
@@ -4146,43 +4412,51 @@
     <w:p>
       <w:pPr>
         <w:rPr>
-          <w:color w:val="111111"/>
+          <w:i/>
+          <w:iCs/>
           <w:sz w:val="10"/>
           <w:szCs w:val="10"/>
-          <w:shd w:val="clear" w:color="auto" w:fill="FDFDFD"/>
-        </w:rPr>
-      </w:pPr>
-    </w:p>
-    <w:p>
-      <w:pPr>
-        <w:rPr>
-          <w:i/>
-          <w:iCs/>
-          <w:color w:val="111111"/>
-          <w:sz w:val="22"/>
-          <w:szCs w:val="22"/>
-          <w:shd w:val="clear" w:color="auto" w:fill="FDFDFD"/>
-        </w:rPr>
-      </w:pPr>
-      <w:r>
-        <w:rPr>
-          <w:color w:val="111111"/>
-          <w:sz w:val="22"/>
-          <w:szCs w:val="22"/>
-          <w:shd w:val="clear" w:color="auto" w:fill="FDFDFD"/>
-        </w:rPr>
-        <w:t xml:space="preserve">Aerenson, T., D. McCoy, G. Elsaesser 2024: “Causes of Model Spread in Predictions of Hydroclimate in the Mountain West” AGU Fall Meeting: Hydroclimate and Extremes in the Western United States in a Changing Climate, Washington, DC. </w:t>
-      </w:r>
-      <w:r>
-        <w:rPr>
-          <w:i/>
-          <w:iCs/>
-          <w:color w:val="111111"/>
-          <w:sz w:val="22"/>
-          <w:szCs w:val="22"/>
-          <w:shd w:val="clear" w:color="auto" w:fill="FDFDFD"/>
-        </w:rPr>
-        <w:t>Poster</w:t>
+        </w:rPr>
+      </w:pPr>
+    </w:p>
+    <w:p>
+      <w:pPr>
+        <w:rPr>
+          <w:i/>
+          <w:iCs/>
+          <w:sz w:val="22"/>
+          <w:szCs w:val="22"/>
+        </w:rPr>
+      </w:pPr>
+      <w:r>
+        <w:rPr>
+          <w:sz w:val="22"/>
+          <w:szCs w:val="22"/>
+        </w:rPr>
+        <w:t>Aerenson, T., D. McCoy, G. Elsaesser, J. Wu, J. Nugent, H. Brown, M. Zelinka, S. Burrows</w:t>
+      </w:r>
+      <w:r>
+        <w:rPr>
+          <w:sz w:val="22"/>
+          <w:szCs w:val="22"/>
+        </w:rPr>
+        <w:t xml:space="preserve"> 2025</w:t>
+      </w:r>
+      <w:r>
+        <w:rPr>
+          <w:sz w:val="22"/>
+          <w:szCs w:val="22"/>
+        </w:rPr>
+        <w:t xml:space="preserve">: “Are we simulating clouds at the wrong time of day?” Gordon Research Seminar on Radiation and Climate, Lewiston, ME. </w:t>
+      </w:r>
+      <w:r>
+        <w:rPr>
+          <w:i/>
+          <w:iCs/>
+          <w:sz w:val="22"/>
+          <w:szCs w:val="22"/>
+        </w:rPr>
+        <w:t>Oral</w:t>
       </w:r>
     </w:p>
     <w:p>
@@ -4198,21 +4472,42 @@
     <w:p>
       <w:pPr>
         <w:rPr>
-          <w:color w:val="111111"/>
-          <w:sz w:val="22"/>
-          <w:szCs w:val="22"/>
-          <w:shd w:val="clear" w:color="auto" w:fill="FDFDFD"/>
-        </w:rPr>
-      </w:pPr>
-      <w:r>
-        <w:rPr>
-          <w:color w:val="111111"/>
-          <w:sz w:val="22"/>
-          <w:szCs w:val="22"/>
-          <w:shd w:val="clear" w:color="auto" w:fill="FDFDFD"/>
-        </w:rPr>
-        <w:lastRenderedPageBreak/>
-        <w:t xml:space="preserve">Aerenson, T., D. McCoy 2024: “How Much Does the Cloud Diurnal Cycle Impact SWCRE?” Micro2Macro Origins of Climate Change Uncertainty Workshop, Laramie, WY. </w:t>
+          <w:i/>
+          <w:iCs/>
+          <w:color w:val="111111"/>
+          <w:sz w:val="22"/>
+          <w:szCs w:val="22"/>
+          <w:shd w:val="clear" w:color="auto" w:fill="FDFDFD"/>
+        </w:rPr>
+      </w:pPr>
+      <w:r>
+        <w:rPr>
+          <w:color w:val="111111"/>
+          <w:sz w:val="22"/>
+          <w:szCs w:val="22"/>
+          <w:shd w:val="clear" w:color="auto" w:fill="FDFDFD"/>
+        </w:rPr>
+        <w:t xml:space="preserve">Aerenson, T., R. Marchand, T. Ackerman 2024: “MISR Observed Trends in Cloud Top Height and Constraints on High Cloud Altitude </w:t>
+      </w:r>
+      <w:proofErr w:type="gramStart"/>
+      <w:r>
+        <w:rPr>
+          <w:color w:val="111111"/>
+          <w:sz w:val="22"/>
+          <w:szCs w:val="22"/>
+          <w:shd w:val="clear" w:color="auto" w:fill="FDFDFD"/>
+        </w:rPr>
+        <w:t>Feedbacks</w:t>
+      </w:r>
+      <w:proofErr w:type="gramEnd"/>
+      <w:r>
+        <w:rPr>
+          <w:color w:val="111111"/>
+          <w:sz w:val="22"/>
+          <w:szCs w:val="22"/>
+          <w:shd w:val="clear" w:color="auto" w:fill="FDFDFD"/>
+        </w:rPr>
+        <w:t xml:space="preserve">” AGU Fall Meeting: Terra: 25 Years of the Earth Observing System Flagship Observatory, Washington, DC. </w:t>
       </w:r>
       <w:r>
         <w:rPr>
@@ -4239,31 +4534,33 @@
     <w:p>
       <w:pPr>
         <w:rPr>
-          <w:color w:val="111111"/>
-          <w:sz w:val="22"/>
-          <w:szCs w:val="22"/>
-          <w:shd w:val="clear" w:color="auto" w:fill="FDFDFD"/>
-        </w:rPr>
-      </w:pPr>
-      <w:r>
-        <w:rPr>
-          <w:color w:val="111111"/>
-          <w:sz w:val="22"/>
-          <w:szCs w:val="22"/>
-          <w:shd w:val="clear" w:color="auto" w:fill="FDFDFD"/>
-        </w:rPr>
-        <w:t xml:space="preserve">Aerenson, T., D. McCoy, G. Elsaesser 2024: “How Might we Improve Predictions of Regional Hydroclimate” Oxford Workshop on Model Uncertainty, Oxford, UK. </w:t>
-      </w:r>
-      <w:r>
-        <w:rPr>
-          <w:i/>
-          <w:iCs/>
-          <w:color w:val="111111"/>
-          <w:sz w:val="22"/>
-          <w:szCs w:val="22"/>
-          <w:shd w:val="clear" w:color="auto" w:fill="FDFDFD"/>
-        </w:rPr>
-        <w:t>Oral</w:t>
+          <w:i/>
+          <w:iCs/>
+          <w:color w:val="111111"/>
+          <w:sz w:val="22"/>
+          <w:szCs w:val="22"/>
+          <w:shd w:val="clear" w:color="auto" w:fill="FDFDFD"/>
+        </w:rPr>
+      </w:pPr>
+      <w:r>
+        <w:rPr>
+          <w:color w:val="111111"/>
+          <w:sz w:val="22"/>
+          <w:szCs w:val="22"/>
+          <w:shd w:val="clear" w:color="auto" w:fill="FDFDFD"/>
+        </w:rPr>
+        <w:t xml:space="preserve">Aerenson, T., D. McCoy, G. Elsaesser 2024: “Causes of Model Spread in Predictions of Hydroclimate in the Mountain West” AGU Fall Meeting: Hydroclimate and Extremes in the Western United States in a Changing Climate, Washington, DC. </w:t>
+      </w:r>
+      <w:r>
+        <w:rPr>
+          <w:i/>
+          <w:iCs/>
+          <w:color w:val="111111"/>
+          <w:sz w:val="22"/>
+          <w:szCs w:val="22"/>
+          <w:shd w:val="clear" w:color="auto" w:fill="FDFDFD"/>
+        </w:rPr>
+        <w:t>Poster</w:t>
       </w:r>
     </w:p>
     <w:p>
@@ -4292,18 +4589,18 @@
           <w:szCs w:val="22"/>
           <w:shd w:val="clear" w:color="auto" w:fill="FDFDFD"/>
         </w:rPr>
-        <w:t xml:space="preserve">Aerenson, T., D. McCoy, G. Elsaesser 2024: “Can We Do Better at Predicting Regional Hydroclimate” CESM Workshop, Boulder, CO. </w:t>
-      </w:r>
-      <w:r>
-        <w:rPr>
-          <w:i/>
-          <w:iCs/>
-          <w:color w:val="111111"/>
-          <w:sz w:val="22"/>
-          <w:szCs w:val="22"/>
-          <w:shd w:val="clear" w:color="auto" w:fill="FDFDFD"/>
-        </w:rPr>
-        <w:t>Oral</w:t>
+        <w:t xml:space="preserve">Aerenson, T., D. McCoy 2024: “How Much Does the Cloud Diurnal Cycle Impact SWCRE?” Micro2Macro Origins of Climate Change Uncertainty Workshop, Laramie, WY. </w:t>
+      </w:r>
+      <w:r>
+        <w:rPr>
+          <w:i/>
+          <w:iCs/>
+          <w:color w:val="111111"/>
+          <w:sz w:val="22"/>
+          <w:szCs w:val="22"/>
+          <w:shd w:val="clear" w:color="auto" w:fill="FDFDFD"/>
+        </w:rPr>
+        <w:t>Poster</w:t>
       </w:r>
     </w:p>
     <w:p>
@@ -4332,56 +4629,18 @@
           <w:szCs w:val="22"/>
           <w:shd w:val="clear" w:color="auto" w:fill="FDFDFD"/>
         </w:rPr>
-        <w:t>Aerenson, T.</w:t>
-      </w:r>
-      <w:r>
-        <w:rPr>
-          <w:color w:val="111111"/>
-          <w:sz w:val="22"/>
-          <w:szCs w:val="22"/>
-          <w:shd w:val="clear" w:color="auto" w:fill="FDFDFD"/>
-        </w:rPr>
-        <w:t xml:space="preserve"> 2023</w:t>
-      </w:r>
-      <w:r>
-        <w:rPr>
-          <w:color w:val="111111"/>
-          <w:sz w:val="22"/>
-          <w:szCs w:val="22"/>
-          <w:shd w:val="clear" w:color="auto" w:fill="FDFDFD"/>
-        </w:rPr>
-        <w:t xml:space="preserve">: “The Relationship Between Simulated Present-Day Cloud Attributes and Cloud </w:t>
-      </w:r>
-      <w:proofErr w:type="gramStart"/>
-      <w:r>
-        <w:rPr>
-          <w:color w:val="111111"/>
-          <w:sz w:val="22"/>
-          <w:szCs w:val="22"/>
-          <w:shd w:val="clear" w:color="auto" w:fill="FDFDFD"/>
-        </w:rPr>
-        <w:t>Feedbacks</w:t>
-      </w:r>
-      <w:proofErr w:type="gramEnd"/>
-      <w:r>
-        <w:rPr>
-          <w:color w:val="111111"/>
-          <w:sz w:val="22"/>
-          <w:szCs w:val="22"/>
-          <w:shd w:val="clear" w:color="auto" w:fill="FDFDFD"/>
-        </w:rPr>
-        <w:t xml:space="preserve">” University of Washington Department of Atmospheric Sciences Colloquium, Seattle, WA. </w:t>
-      </w:r>
-      <w:r>
-        <w:rPr>
-          <w:i/>
-          <w:iCs/>
-          <w:color w:val="111111"/>
-          <w:sz w:val="22"/>
-          <w:szCs w:val="22"/>
-          <w:shd w:val="clear" w:color="auto" w:fill="FDFDFD"/>
-        </w:rPr>
-        <w:t>PhD Defense</w:t>
+        <w:t xml:space="preserve">Aerenson, T., D. McCoy, G. Elsaesser 2024: “How Might we Improve Predictions of Regional Hydroclimate” Oxford Workshop on Model Uncertainty, Oxford, UK. </w:t>
+      </w:r>
+      <w:r>
+        <w:rPr>
+          <w:i/>
+          <w:iCs/>
+          <w:color w:val="111111"/>
+          <w:sz w:val="22"/>
+          <w:szCs w:val="22"/>
+          <w:shd w:val="clear" w:color="auto" w:fill="FDFDFD"/>
+        </w:rPr>
+        <w:t>Oral</w:t>
       </w:r>
     </w:p>
     <w:p>
@@ -4410,43 +4669,23 @@
           <w:szCs w:val="22"/>
           <w:shd w:val="clear" w:color="auto" w:fill="FDFDFD"/>
         </w:rPr>
-        <w:t>Aerenson, T.</w:t>
-      </w:r>
-      <w:r>
-        <w:rPr>
-          <w:color w:val="111111"/>
-          <w:sz w:val="22"/>
-          <w:szCs w:val="22"/>
-          <w:shd w:val="clear" w:color="auto" w:fill="FDFDFD"/>
-        </w:rPr>
-        <w:t>,</w:t>
-      </w:r>
-      <w:r>
-        <w:rPr>
-          <w:color w:val="111111"/>
-          <w:sz w:val="22"/>
-          <w:szCs w:val="22"/>
-          <w:shd w:val="clear" w:color="auto" w:fill="FDFDFD"/>
-        </w:rPr>
-        <w:t xml:space="preserve"> R. Marchand, C. Zhou 2023: “Cloud Adjustments to Solar and CO2 Forcing in Coupled Models” CFMIP Meeting, Paris, FR. </w:t>
-      </w:r>
-      <w:r>
-        <w:rPr>
-          <w:i/>
-          <w:iCs/>
-          <w:color w:val="111111"/>
-          <w:sz w:val="22"/>
-          <w:szCs w:val="22"/>
-          <w:shd w:val="clear" w:color="auto" w:fill="FDFDFD"/>
-        </w:rPr>
-        <w:t>Poster</w:t>
-      </w:r>
-    </w:p>
-    <w:p>
-      <w:pPr>
-        <w:rPr>
-          <w:b/>
-          <w:bCs/>
+        <w:t xml:space="preserve">Aerenson, T., D. McCoy, G. Elsaesser 2024: “Can We Do Better at Predicting Regional Hydroclimate” CESM Workshop, Boulder, CO. </w:t>
+      </w:r>
+      <w:r>
+        <w:rPr>
+          <w:i/>
+          <w:iCs/>
+          <w:color w:val="111111"/>
+          <w:sz w:val="22"/>
+          <w:szCs w:val="22"/>
+          <w:shd w:val="clear" w:color="auto" w:fill="FDFDFD"/>
+        </w:rPr>
+        <w:t>Oral</w:t>
+      </w:r>
+    </w:p>
+    <w:p>
+      <w:pPr>
+        <w:rPr>
           <w:color w:val="111111"/>
           <w:sz w:val="10"/>
           <w:szCs w:val="10"/>
@@ -4457,8 +4696,6 @@
     <w:p>
       <w:pPr>
         <w:rPr>
-          <w:i/>
-          <w:iCs/>
           <w:color w:val="111111"/>
           <w:sz w:val="22"/>
           <w:szCs w:val="22"/>
@@ -4481,25 +4718,16 @@
           <w:szCs w:val="22"/>
           <w:shd w:val="clear" w:color="auto" w:fill="FDFDFD"/>
         </w:rPr>
-        <w:t>,</w:t>
-      </w:r>
-      <w:r>
-        <w:rPr>
-          <w:color w:val="111111"/>
-          <w:sz w:val="22"/>
-          <w:szCs w:val="22"/>
-          <w:shd w:val="clear" w:color="auto" w:fill="FDFDFD"/>
-        </w:rPr>
-        <w:t xml:space="preserve"> R. Marchand 202</w:t>
-      </w:r>
-      <w:r>
-        <w:rPr>
-          <w:color w:val="111111"/>
-          <w:sz w:val="22"/>
-          <w:szCs w:val="22"/>
-          <w:shd w:val="clear" w:color="auto" w:fill="FDFDFD"/>
-        </w:rPr>
-        <w:t xml:space="preserve">3: “The Contribution of Mean-State Bias to Cloud </w:t>
+        <w:t xml:space="preserve"> 2023</w:t>
+      </w:r>
+      <w:r>
+        <w:rPr>
+          <w:color w:val="111111"/>
+          <w:sz w:val="22"/>
+          <w:szCs w:val="22"/>
+          <w:shd w:val="clear" w:color="auto" w:fill="FDFDFD"/>
+        </w:rPr>
+        <w:t xml:space="preserve">: “The Relationship Between Simulated Present-Day Cloud Attributes and Cloud </w:t>
       </w:r>
       <w:proofErr w:type="gramStart"/>
       <w:r>
@@ -4519,25 +4747,23 @@
           <w:szCs w:val="22"/>
           <w:shd w:val="clear" w:color="auto" w:fill="FDFDFD"/>
         </w:rPr>
-        <w:t xml:space="preserve"> in Climate Models” CFMIP Meeting, Paris, FR. </w:t>
-      </w:r>
-      <w:r>
-        <w:rPr>
-          <w:i/>
-          <w:iCs/>
-          <w:color w:val="111111"/>
-          <w:sz w:val="22"/>
-          <w:szCs w:val="22"/>
-          <w:shd w:val="clear" w:color="auto" w:fill="FDFDFD"/>
-        </w:rPr>
-        <w:t>Poster</w:t>
-      </w:r>
-    </w:p>
-    <w:p>
-      <w:pPr>
-        <w:rPr>
-          <w:b/>
-          <w:bCs/>
+        <w:t xml:space="preserve">” University of Washington Department of Atmospheric Sciences Colloquium, Seattle, WA. </w:t>
+      </w:r>
+      <w:r>
+        <w:rPr>
+          <w:i/>
+          <w:iCs/>
+          <w:color w:val="111111"/>
+          <w:sz w:val="22"/>
+          <w:szCs w:val="22"/>
+          <w:shd w:val="clear" w:color="auto" w:fill="FDFDFD"/>
+        </w:rPr>
+        <w:t>PhD Defense</w:t>
+      </w:r>
+    </w:p>
+    <w:p>
+      <w:pPr>
+        <w:rPr>
           <w:color w:val="111111"/>
           <w:sz w:val="10"/>
           <w:szCs w:val="10"/>
@@ -4548,8 +4774,6 @@
     <w:p>
       <w:pPr>
         <w:rPr>
-          <w:i/>
-          <w:iCs/>
           <w:color w:val="111111"/>
           <w:sz w:val="22"/>
           <w:szCs w:val="22"/>
@@ -4581,63 +4805,25 @@
           <w:szCs w:val="22"/>
           <w:shd w:val="clear" w:color="auto" w:fill="FDFDFD"/>
         </w:rPr>
-        <w:t xml:space="preserve"> R. Marchand 2023: “The Contribution of Mean-State Bias to Cloud </w:t>
-      </w:r>
-      <w:proofErr w:type="gramStart"/>
-      <w:r>
-        <w:rPr>
-          <w:color w:val="111111"/>
-          <w:sz w:val="22"/>
-          <w:szCs w:val="22"/>
-          <w:shd w:val="clear" w:color="auto" w:fill="FDFDFD"/>
-        </w:rPr>
-        <w:t>Feedbacks</w:t>
-      </w:r>
-      <w:proofErr w:type="gramEnd"/>
-      <w:r>
-        <w:rPr>
-          <w:color w:val="111111"/>
-          <w:sz w:val="22"/>
-          <w:szCs w:val="22"/>
-          <w:shd w:val="clear" w:color="auto" w:fill="FDFDFD"/>
-        </w:rPr>
-        <w:t xml:space="preserve"> in Climate Mod</w:t>
-      </w:r>
-      <w:r>
-        <w:rPr>
-          <w:color w:val="111111"/>
-          <w:sz w:val="22"/>
-          <w:szCs w:val="22"/>
-          <w:shd w:val="clear" w:color="auto" w:fill="FDFDFD"/>
-        </w:rPr>
-        <w:t>el</w:t>
-      </w:r>
-      <w:r>
-        <w:rPr>
-          <w:color w:val="111111"/>
-          <w:sz w:val="22"/>
-          <w:szCs w:val="22"/>
-          <w:shd w:val="clear" w:color="auto" w:fill="FDFDFD"/>
-        </w:rPr>
-        <w:t xml:space="preserve">s” University of Wyoming Department of Atmospheric Science Seminar, Laramie, WY. </w:t>
-      </w:r>
-      <w:r>
-        <w:rPr>
-          <w:i/>
-          <w:iCs/>
-          <w:color w:val="111111"/>
-          <w:sz w:val="22"/>
-          <w:szCs w:val="22"/>
-          <w:shd w:val="clear" w:color="auto" w:fill="FDFDFD"/>
-        </w:rPr>
-        <w:t>Invited Seminar</w:t>
-      </w:r>
-    </w:p>
-    <w:p>
-      <w:pPr>
-        <w:rPr>
-          <w:i/>
-          <w:iCs/>
+        <w:t xml:space="preserve"> R. Marchand, C. Zhou 2023: “Cloud Adjustments to Solar and CO2 Forcing in Coupled Models” CFMIP Meeting, Paris, FR. </w:t>
+      </w:r>
+      <w:r>
+        <w:rPr>
+          <w:i/>
+          <w:iCs/>
+          <w:color w:val="111111"/>
+          <w:sz w:val="22"/>
+          <w:szCs w:val="22"/>
+          <w:shd w:val="clear" w:color="auto" w:fill="FDFDFD"/>
+        </w:rPr>
+        <w:t>Poster</w:t>
+      </w:r>
+    </w:p>
+    <w:p>
+      <w:pPr>
+        <w:rPr>
+          <w:b/>
+          <w:bCs/>
           <w:color w:val="111111"/>
           <w:sz w:val="10"/>
           <w:szCs w:val="10"/>
@@ -4648,20 +4834,49 @@
     <w:p>
       <w:pPr>
         <w:rPr>
-          <w:color w:val="111111"/>
-          <w:sz w:val="22"/>
-          <w:szCs w:val="22"/>
-          <w:shd w:val="clear" w:color="auto" w:fill="FDFDFD"/>
-        </w:rPr>
-      </w:pPr>
-      <w:r>
-        <w:rPr>
-          <w:color w:val="111111"/>
-          <w:sz w:val="22"/>
-          <w:szCs w:val="22"/>
-          <w:shd w:val="clear" w:color="auto" w:fill="FDFDFD"/>
-        </w:rPr>
-        <w:t xml:space="preserve">Aerenson, T., R. Marchand 2023: “Using ISCCP and MISR Satellite Simulators to Understand Cloud </w:t>
+          <w:i/>
+          <w:iCs/>
+          <w:color w:val="111111"/>
+          <w:sz w:val="22"/>
+          <w:szCs w:val="22"/>
+          <w:shd w:val="clear" w:color="auto" w:fill="FDFDFD"/>
+        </w:rPr>
+      </w:pPr>
+      <w:r>
+        <w:rPr>
+          <w:color w:val="111111"/>
+          <w:sz w:val="22"/>
+          <w:szCs w:val="22"/>
+          <w:shd w:val="clear" w:color="auto" w:fill="FDFDFD"/>
+        </w:rPr>
+        <w:t>Aerenson, T.</w:t>
+      </w:r>
+      <w:r>
+        <w:rPr>
+          <w:color w:val="111111"/>
+          <w:sz w:val="22"/>
+          <w:szCs w:val="22"/>
+          <w:shd w:val="clear" w:color="auto" w:fill="FDFDFD"/>
+        </w:rPr>
+        <w:t>,</w:t>
+      </w:r>
+      <w:r>
+        <w:rPr>
+          <w:color w:val="111111"/>
+          <w:sz w:val="22"/>
+          <w:szCs w:val="22"/>
+          <w:shd w:val="clear" w:color="auto" w:fill="FDFDFD"/>
+        </w:rPr>
+        <w:t xml:space="preserve"> R. Marchand 202</w:t>
+      </w:r>
+      <w:r>
+        <w:rPr>
+          <w:color w:val="111111"/>
+          <w:sz w:val="22"/>
+          <w:szCs w:val="22"/>
+          <w:shd w:val="clear" w:color="auto" w:fill="FDFDFD"/>
+        </w:rPr>
+        <w:t xml:space="preserve">3: “The Contribution of Mean-State Bias to Cloud </w:t>
       </w:r>
       <w:proofErr w:type="gramStart"/>
       <w:r>
@@ -4681,45 +4896,25 @@
           <w:szCs w:val="22"/>
           <w:shd w:val="clear" w:color="auto" w:fill="FDFDFD"/>
         </w:rPr>
-        <w:t xml:space="preserve">” NASA GSFC CPC Seminar, Greenbelt, MD. </w:t>
-      </w:r>
-      <w:r>
-        <w:rPr>
-          <w:i/>
-          <w:iCs/>
-          <w:color w:val="111111"/>
-          <w:sz w:val="22"/>
-          <w:szCs w:val="22"/>
-          <w:shd w:val="clear" w:color="auto" w:fill="FDFDFD"/>
-        </w:rPr>
-        <w:t>Virtual</w:t>
-      </w:r>
-      <w:r>
-        <w:rPr>
-          <w:i/>
-          <w:iCs/>
-          <w:color w:val="111111"/>
-          <w:sz w:val="22"/>
-          <w:szCs w:val="22"/>
-          <w:shd w:val="clear" w:color="auto" w:fill="FDFDFD"/>
-        </w:rPr>
-        <w:t xml:space="preserve"> Invited</w:t>
-      </w:r>
-      <w:r>
-        <w:rPr>
-          <w:i/>
-          <w:iCs/>
-          <w:color w:val="111111"/>
-          <w:sz w:val="22"/>
-          <w:szCs w:val="22"/>
-          <w:shd w:val="clear" w:color="auto" w:fill="FDFDFD"/>
-        </w:rPr>
-        <w:t xml:space="preserve"> Seminar</w:t>
-      </w:r>
-    </w:p>
-    <w:p>
-      <w:pPr>
-        <w:rPr>
+        <w:t xml:space="preserve"> in Climate Models” CFMIP Meeting, Paris, FR. </w:t>
+      </w:r>
+      <w:r>
+        <w:rPr>
+          <w:i/>
+          <w:iCs/>
+          <w:color w:val="111111"/>
+          <w:sz w:val="22"/>
+          <w:szCs w:val="22"/>
+          <w:shd w:val="clear" w:color="auto" w:fill="FDFDFD"/>
+        </w:rPr>
+        <w:t>Poster</w:t>
+      </w:r>
+    </w:p>
+    <w:p>
+      <w:pPr>
+        <w:rPr>
+          <w:b/>
+          <w:bCs/>
           <w:color w:val="111111"/>
           <w:sz w:val="10"/>
           <w:szCs w:val="10"/>
@@ -4745,7 +4940,7 @@
           <w:szCs w:val="22"/>
           <w:shd w:val="clear" w:color="auto" w:fill="FDFDFD"/>
         </w:rPr>
-        <w:t>Aerenson</w:t>
+        <w:t>Aerenson, T.</w:t>
       </w:r>
       <w:r>
         <w:rPr>
@@ -4763,60 +4958,63 @@
           <w:szCs w:val="22"/>
           <w:shd w:val="clear" w:color="auto" w:fill="FDFDFD"/>
         </w:rPr>
-        <w:t xml:space="preserve"> T., R. Marchand, C. Zhou 2022: “Cloud Response to Abrupt Changes in Solar Forcing and CO</w:t>
-      </w:r>
-      <w:r>
-        <w:rPr>
-          <w:color w:val="111111"/>
-          <w:sz w:val="22"/>
-          <w:szCs w:val="22"/>
-          <w:shd w:val="clear" w:color="auto" w:fill="FDFDFD"/>
-          <w:vertAlign w:val="subscript"/>
-        </w:rPr>
-        <w:t>2</w:t>
-      </w:r>
-      <w:r>
-        <w:rPr>
-          <w:color w:val="111111"/>
-          <w:sz w:val="22"/>
-          <w:szCs w:val="22"/>
-          <w:shd w:val="clear" w:color="auto" w:fill="FDFDFD"/>
-        </w:rPr>
-        <w:t xml:space="preserve"> Concentrations” AGU Fall Meeting: Advances in Solar Radiation Modification Research, Chicago, IL</w:t>
-      </w:r>
-      <w:r>
-        <w:rPr>
-          <w:color w:val="111111"/>
-          <w:sz w:val="22"/>
-          <w:szCs w:val="22"/>
-          <w:shd w:val="clear" w:color="auto" w:fill="FDFDFD"/>
-        </w:rPr>
-        <w:t>.</w:t>
-      </w:r>
-      <w:r>
-        <w:rPr>
-          <w:color w:val="111111"/>
-          <w:sz w:val="22"/>
-          <w:szCs w:val="22"/>
-          <w:shd w:val="clear" w:color="auto" w:fill="FDFDFD"/>
-        </w:rPr>
-        <w:t xml:space="preserve"> </w:t>
-      </w:r>
-      <w:r>
-        <w:rPr>
-          <w:i/>
-          <w:iCs/>
-          <w:color w:val="111111"/>
-          <w:sz w:val="22"/>
-          <w:szCs w:val="22"/>
-          <w:shd w:val="clear" w:color="auto" w:fill="FDFDFD"/>
-        </w:rPr>
-        <w:t>Poster</w:t>
-      </w:r>
-    </w:p>
-    <w:p>
-      <w:pPr>
-        <w:rPr>
+        <w:t xml:space="preserve"> R. Marchand 2023: “The Contribution of Mean-State Bias to Cloud </w:t>
+      </w:r>
+      <w:proofErr w:type="gramStart"/>
+      <w:r>
+        <w:rPr>
+          <w:color w:val="111111"/>
+          <w:sz w:val="22"/>
+          <w:szCs w:val="22"/>
+          <w:shd w:val="clear" w:color="auto" w:fill="FDFDFD"/>
+        </w:rPr>
+        <w:t>Feedbacks</w:t>
+      </w:r>
+      <w:proofErr w:type="gramEnd"/>
+      <w:r>
+        <w:rPr>
+          <w:color w:val="111111"/>
+          <w:sz w:val="22"/>
+          <w:szCs w:val="22"/>
+          <w:shd w:val="clear" w:color="auto" w:fill="FDFDFD"/>
+        </w:rPr>
+        <w:t xml:space="preserve"> in Climate Mod</w:t>
+      </w:r>
+      <w:r>
+        <w:rPr>
+          <w:color w:val="111111"/>
+          <w:sz w:val="22"/>
+          <w:szCs w:val="22"/>
+          <w:shd w:val="clear" w:color="auto" w:fill="FDFDFD"/>
+        </w:rPr>
+        <w:t>el</w:t>
+      </w:r>
+      <w:r>
+        <w:rPr>
+          <w:color w:val="111111"/>
+          <w:sz w:val="22"/>
+          <w:szCs w:val="22"/>
+          <w:shd w:val="clear" w:color="auto" w:fill="FDFDFD"/>
+        </w:rPr>
+        <w:t xml:space="preserve">s” University of Wyoming Department of Atmospheric Science Seminar, Laramie, WY. </w:t>
+      </w:r>
+      <w:r>
+        <w:rPr>
+          <w:i/>
+          <w:iCs/>
+          <w:color w:val="111111"/>
+          <w:sz w:val="22"/>
+          <w:szCs w:val="22"/>
+          <w:shd w:val="clear" w:color="auto" w:fill="FDFDFD"/>
+        </w:rPr>
+        <w:t>Invited Seminar</w:t>
+      </w:r>
+    </w:p>
+    <w:p>
+      <w:pPr>
+        <w:rPr>
+          <w:i/>
+          <w:iCs/>
           <w:color w:val="111111"/>
           <w:sz w:val="10"/>
           <w:szCs w:val="10"/>
@@ -4827,79 +5025,73 @@
     <w:p>
       <w:pPr>
         <w:rPr>
-          <w:i/>
-          <w:iCs/>
-          <w:color w:val="111111"/>
-          <w:sz w:val="22"/>
-          <w:szCs w:val="22"/>
-          <w:shd w:val="clear" w:color="auto" w:fill="FDFDFD"/>
-        </w:rPr>
-      </w:pPr>
-      <w:r>
-        <w:rPr>
-          <w:color w:val="111111"/>
-          <w:sz w:val="22"/>
-          <w:szCs w:val="22"/>
-          <w:shd w:val="clear" w:color="auto" w:fill="FDFDFD"/>
-        </w:rPr>
-        <w:t>Aerenson</w:t>
-      </w:r>
-      <w:r>
-        <w:rPr>
-          <w:color w:val="111111"/>
-          <w:sz w:val="22"/>
-          <w:szCs w:val="22"/>
-          <w:shd w:val="clear" w:color="auto" w:fill="FDFDFD"/>
-        </w:rPr>
-        <w:t>,</w:t>
-      </w:r>
-      <w:r>
-        <w:rPr>
-          <w:color w:val="111111"/>
-          <w:sz w:val="22"/>
-          <w:szCs w:val="22"/>
-          <w:shd w:val="clear" w:color="auto" w:fill="FDFDFD"/>
-        </w:rPr>
-        <w:t xml:space="preserve"> T., R. Marchand, C. Zhou 2022: “Cloud Response to Abrupt Changes in Solar Forcing and CO</w:t>
-      </w:r>
-      <w:r>
-        <w:rPr>
-          <w:color w:val="111111"/>
-          <w:sz w:val="22"/>
-          <w:szCs w:val="22"/>
-          <w:shd w:val="clear" w:color="auto" w:fill="FDFDFD"/>
-          <w:vertAlign w:val="subscript"/>
-        </w:rPr>
-        <w:t>2</w:t>
-      </w:r>
-      <w:r>
-        <w:rPr>
-          <w:color w:val="111111"/>
-          <w:sz w:val="22"/>
-          <w:szCs w:val="22"/>
-          <w:shd w:val="clear" w:color="auto" w:fill="FDFDFD"/>
-        </w:rPr>
-        <w:t xml:space="preserve"> Concentration” University of Washington Department of Atmospheric Sciences Seminar on Atmospheric Physics and Chemistry, Seattle, WA</w:t>
-      </w:r>
-      <w:r>
-        <w:rPr>
-          <w:color w:val="111111"/>
-          <w:sz w:val="22"/>
-          <w:szCs w:val="22"/>
-          <w:shd w:val="clear" w:color="auto" w:fill="FDFDFD"/>
-        </w:rPr>
-        <w:t>.</w:t>
-      </w:r>
-      <w:r>
-        <w:rPr>
-          <w:i/>
-          <w:iCs/>
-          <w:color w:val="111111"/>
-          <w:sz w:val="22"/>
-          <w:szCs w:val="22"/>
-          <w:shd w:val="clear" w:color="auto" w:fill="FDFDFD"/>
-        </w:rPr>
-        <w:t xml:space="preserve"> seminar</w:t>
+          <w:color w:val="111111"/>
+          <w:sz w:val="22"/>
+          <w:szCs w:val="22"/>
+          <w:shd w:val="clear" w:color="auto" w:fill="FDFDFD"/>
+        </w:rPr>
+      </w:pPr>
+      <w:r>
+        <w:rPr>
+          <w:color w:val="111111"/>
+          <w:sz w:val="22"/>
+          <w:szCs w:val="22"/>
+          <w:shd w:val="clear" w:color="auto" w:fill="FDFDFD"/>
+        </w:rPr>
+        <w:t xml:space="preserve">Aerenson, T., R. Marchand 2023: “Using ISCCP and MISR Satellite Simulators to Understand Cloud </w:t>
+      </w:r>
+      <w:proofErr w:type="gramStart"/>
+      <w:r>
+        <w:rPr>
+          <w:color w:val="111111"/>
+          <w:sz w:val="22"/>
+          <w:szCs w:val="22"/>
+          <w:shd w:val="clear" w:color="auto" w:fill="FDFDFD"/>
+        </w:rPr>
+        <w:t>Feedbacks</w:t>
+      </w:r>
+      <w:proofErr w:type="gramEnd"/>
+      <w:r>
+        <w:rPr>
+          <w:color w:val="111111"/>
+          <w:sz w:val="22"/>
+          <w:szCs w:val="22"/>
+          <w:shd w:val="clear" w:color="auto" w:fill="FDFDFD"/>
+        </w:rPr>
+        <w:t xml:space="preserve">” NASA GSFC CPC Seminar, Greenbelt, MD. </w:t>
+      </w:r>
+      <w:r>
+        <w:rPr>
+          <w:i/>
+          <w:iCs/>
+          <w:color w:val="111111"/>
+          <w:sz w:val="22"/>
+          <w:szCs w:val="22"/>
+          <w:shd w:val="clear" w:color="auto" w:fill="FDFDFD"/>
+        </w:rPr>
+        <w:t>Virtual</w:t>
+      </w:r>
+      <w:r>
+        <w:rPr>
+          <w:i/>
+          <w:iCs/>
+          <w:color w:val="111111"/>
+          <w:sz w:val="22"/>
+          <w:szCs w:val="22"/>
+          <w:shd w:val="clear" w:color="auto" w:fill="FDFDFD"/>
+        </w:rPr>
+        <w:t xml:space="preserve"> Invited</w:t>
+      </w:r>
+      <w:r>
+        <w:rPr>
+          <w:i/>
+          <w:iCs/>
+          <w:color w:val="111111"/>
+          <w:sz w:val="22"/>
+          <w:szCs w:val="22"/>
+          <w:shd w:val="clear" w:color="auto" w:fill="FDFDFD"/>
+        </w:rPr>
+        <w:t xml:space="preserve"> Seminar</w:t>
       </w:r>
     </w:p>
     <w:p>
@@ -4948,7 +5140,7 @@
           <w:szCs w:val="22"/>
           <w:shd w:val="clear" w:color="auto" w:fill="FDFDFD"/>
         </w:rPr>
-        <w:t xml:space="preserve"> T., R. Marchand 2022: “Cloud Response to Abrupt Changes in Solar Forcing and CO</w:t>
+        <w:t xml:space="preserve"> T., R. Marchand, C. Zhou 2022: “Cloud Response to Abrupt Changes in Solar Forcing and CO</w:t>
       </w:r>
       <w:r>
         <w:rPr>
@@ -4967,27 +5159,7 @@
           <w:szCs w:val="22"/>
           <w:shd w:val="clear" w:color="auto" w:fill="FDFDFD"/>
         </w:rPr>
-        <w:t xml:space="preserve"> Concentrations” CFMIP Meeting: Cloud Processes and Radiative </w:t>
-      </w:r>
-      <w:proofErr w:type="gramStart"/>
-      <w:r>
-        <w:rPr>
-          <w:color w:val="111111"/>
-          <w:sz w:val="22"/>
-          <w:szCs w:val="22"/>
-          <w:shd w:val="clear" w:color="auto" w:fill="FDFDFD"/>
-        </w:rPr>
-        <w:t>Feedbacks</w:t>
-      </w:r>
-      <w:proofErr w:type="gramEnd"/>
-      <w:r>
-        <w:rPr>
-          <w:color w:val="111111"/>
-          <w:sz w:val="22"/>
-          <w:szCs w:val="22"/>
-          <w:shd w:val="clear" w:color="auto" w:fill="FDFDFD"/>
-        </w:rPr>
-        <w:t>, Seattle, WA</w:t>
+        <w:t xml:space="preserve"> Concentrations” AGU Fall Meeting: Advances in Solar Radiation Modification Research, Chicago, IL</w:t>
       </w:r>
       <w:r>
         <w:rPr>
@@ -5016,7 +5188,7 @@
           <w:szCs w:val="22"/>
           <w:shd w:val="clear" w:color="auto" w:fill="FDFDFD"/>
         </w:rPr>
-        <w:t>Oral</w:t>
+        <w:t>Poster</w:t>
       </w:r>
     </w:p>
     <w:p>
@@ -5032,6 +5204,8 @@
     <w:p>
       <w:pPr>
         <w:rPr>
+          <w:i/>
+          <w:iCs/>
           <w:color w:val="111111"/>
           <w:sz w:val="22"/>
           <w:szCs w:val="22"/>
@@ -5063,45 +5237,7 @@
           <w:szCs w:val="22"/>
           <w:shd w:val="clear" w:color="auto" w:fill="FDFDFD"/>
         </w:rPr>
-        <w:t xml:space="preserve"> T. 2021</w:t>
-      </w:r>
-      <w:r>
-        <w:rPr>
-          <w:color w:val="111111"/>
-          <w:sz w:val="22"/>
-          <w:szCs w:val="22"/>
-          <w:shd w:val="clear" w:color="auto" w:fill="FDFDFD"/>
-        </w:rPr>
-        <w:t>:</w:t>
-      </w:r>
-      <w:r>
-        <w:rPr>
-          <w:color w:val="111111"/>
-          <w:sz w:val="22"/>
-          <w:szCs w:val="22"/>
-          <w:shd w:val="clear" w:color="auto" w:fill="FDFDFD"/>
-        </w:rPr>
-        <w:t xml:space="preserve"> “Cloud Rapid Adjustments and </w:t>
-      </w:r>
-      <w:proofErr w:type="gramStart"/>
-      <w:r>
-        <w:rPr>
-          <w:color w:val="111111"/>
-          <w:sz w:val="22"/>
-          <w:szCs w:val="22"/>
-          <w:shd w:val="clear" w:color="auto" w:fill="FDFDFD"/>
-        </w:rPr>
-        <w:t>Feedbacks</w:t>
-      </w:r>
-      <w:proofErr w:type="gramEnd"/>
-      <w:r>
-        <w:rPr>
-          <w:color w:val="111111"/>
-          <w:sz w:val="22"/>
-          <w:szCs w:val="22"/>
-          <w:shd w:val="clear" w:color="auto" w:fill="FDFDFD"/>
-        </w:rPr>
-        <w:t xml:space="preserve"> to Abrupt Changes in Solar and CO</w:t>
+        <w:t xml:space="preserve"> T., R. Marchand, C. Zhou 2022: “Cloud Response to Abrupt Changes in Solar Forcing and CO</w:t>
       </w:r>
       <w:r>
         <w:rPr>
@@ -5120,7 +5256,7 @@
           <w:szCs w:val="22"/>
           <w:shd w:val="clear" w:color="auto" w:fill="FDFDFD"/>
         </w:rPr>
-        <w:t xml:space="preserve"> Induced Forcings” AGU Fall Meeting: Advances in Climate Engineering Research</w:t>
+        <w:t xml:space="preserve"> Concentration” University of Washington Department of Atmospheric Sciences Seminar on Atmospheric Physics and Chemistry, Seattle, WA</w:t>
       </w:r>
       <w:r>
         <w:rPr>
@@ -5133,34 +5269,14 @@
       </w:r>
       <w:r>
         <w:rPr>
-          <w:color w:val="111111"/>
-          <w:sz w:val="22"/>
-          <w:szCs w:val="22"/>
-          <w:shd w:val="clear" w:color="auto" w:fill="FDFDFD"/>
-        </w:rPr>
-        <w:t xml:space="preserve"> </w:t>
-      </w:r>
-      <w:r>
-        <w:rPr>
-          <w:i/>
-          <w:iCs/>
-          <w:color w:val="111111"/>
-          <w:sz w:val="22"/>
-          <w:szCs w:val="22"/>
-          <w:shd w:val="clear" w:color="auto" w:fill="FDFDFD"/>
-        </w:rPr>
-        <w:t>Virtual</w:t>
-      </w:r>
-      <w:r>
-        <w:rPr>
-          <w:i/>
-          <w:iCs/>
-          <w:color w:val="111111"/>
-          <w:sz w:val="22"/>
-          <w:szCs w:val="22"/>
-          <w:shd w:val="clear" w:color="auto" w:fill="FDFDFD"/>
-        </w:rPr>
-        <w:t xml:space="preserve"> Poster </w:t>
+          <w:i/>
+          <w:iCs/>
+          <w:color w:val="111111"/>
+          <w:sz w:val="22"/>
+          <w:szCs w:val="22"/>
+          <w:shd w:val="clear" w:color="auto" w:fill="FDFDFD"/>
+        </w:rPr>
+        <w:t xml:space="preserve"> seminar</w:t>
       </w:r>
     </w:p>
     <w:p>
@@ -5176,19 +5292,22 @@
     <w:p>
       <w:pPr>
         <w:rPr>
-          <w:color w:val="111111"/>
-          <w:sz w:val="22"/>
-          <w:szCs w:val="22"/>
-          <w:shd w:val="clear" w:color="auto" w:fill="FDFDFD"/>
-        </w:rPr>
-      </w:pPr>
-      <w:r>
-        <w:rPr>
-          <w:color w:val="111111"/>
-          <w:sz w:val="22"/>
-          <w:szCs w:val="22"/>
-          <w:shd w:val="clear" w:color="auto" w:fill="FDFDFD"/>
-        </w:rPr>
+          <w:i/>
+          <w:iCs/>
+          <w:color w:val="111111"/>
+          <w:sz w:val="22"/>
+          <w:szCs w:val="22"/>
+          <w:shd w:val="clear" w:color="auto" w:fill="FDFDFD"/>
+        </w:rPr>
+      </w:pPr>
+      <w:r>
+        <w:rPr>
+          <w:color w:val="111111"/>
+          <w:sz w:val="22"/>
+          <w:szCs w:val="22"/>
+          <w:shd w:val="clear" w:color="auto" w:fill="FDFDFD"/>
+        </w:rPr>
+        <w:lastRenderedPageBreak/>
         <w:t>Aerenson</w:t>
       </w:r>
       <w:r>
@@ -5207,7 +5326,26 @@
           <w:szCs w:val="22"/>
           <w:shd w:val="clear" w:color="auto" w:fill="FDFDFD"/>
         </w:rPr>
-        <w:t xml:space="preserve"> T., R. Marchand 2021: “Cloud Rapid Adjustments and </w:t>
+        <w:t xml:space="preserve"> T., R. Marchand 2022: “Cloud Response to Abrupt Changes in Solar Forcing and CO</w:t>
+      </w:r>
+      <w:r>
+        <w:rPr>
+          <w:color w:val="111111"/>
+          <w:sz w:val="22"/>
+          <w:szCs w:val="22"/>
+          <w:shd w:val="clear" w:color="auto" w:fill="FDFDFD"/>
+          <w:vertAlign w:val="subscript"/>
+        </w:rPr>
+        <w:t>2</w:t>
+      </w:r>
+      <w:r>
+        <w:rPr>
+          <w:color w:val="111111"/>
+          <w:sz w:val="22"/>
+          <w:szCs w:val="22"/>
+          <w:shd w:val="clear" w:color="auto" w:fill="FDFDFD"/>
+        </w:rPr>
+        <w:t xml:space="preserve"> Concentrations” CFMIP Meeting: Cloud Processes and Radiative </w:t>
       </w:r>
       <w:proofErr w:type="gramStart"/>
       <w:r>
@@ -5227,26 +5365,7 @@
           <w:szCs w:val="22"/>
           <w:shd w:val="clear" w:color="auto" w:fill="FDFDFD"/>
         </w:rPr>
-        <w:t xml:space="preserve"> to Abrupt Changes in Solar and CO</w:t>
-      </w:r>
-      <w:r>
-        <w:rPr>
-          <w:color w:val="111111"/>
-          <w:sz w:val="22"/>
-          <w:szCs w:val="22"/>
-          <w:shd w:val="clear" w:color="auto" w:fill="FDFDFD"/>
-          <w:vertAlign w:val="subscript"/>
-        </w:rPr>
-        <w:t>2</w:t>
-      </w:r>
-      <w:r>
-        <w:rPr>
-          <w:color w:val="111111"/>
-          <w:sz w:val="22"/>
-          <w:szCs w:val="22"/>
-          <w:shd w:val="clear" w:color="auto" w:fill="FDFDFD"/>
-        </w:rPr>
-        <w:t xml:space="preserve"> Induced Forcing” CFMIP Meeting</w:t>
+        <w:t>, Seattle, WA</w:t>
       </w:r>
       <w:r>
         <w:rPr>
@@ -5275,7 +5394,7 @@
           <w:szCs w:val="22"/>
           <w:shd w:val="clear" w:color="auto" w:fill="FDFDFD"/>
         </w:rPr>
-        <w:t xml:space="preserve">Virtual Poster </w:t>
+        <w:t>Oral</w:t>
       </w:r>
     </w:p>
     <w:p>
@@ -5291,8 +5410,10 @@
     <w:p>
       <w:pPr>
         <w:rPr>
-          <w:sz w:val="22"/>
-          <w:szCs w:val="22"/>
+          <w:color w:val="111111"/>
+          <w:sz w:val="22"/>
+          <w:szCs w:val="22"/>
+          <w:shd w:val="clear" w:color="auto" w:fill="FDFDFD"/>
         </w:rPr>
       </w:pPr>
       <w:r>
@@ -5320,7 +5441,64 @@
           <w:szCs w:val="22"/>
           <w:shd w:val="clear" w:color="auto" w:fill="FDFDFD"/>
         </w:rPr>
-        <w:t xml:space="preserve"> T. 2021: “When Will MISR Detect Rising High Clouds?” University of Washington Department of Atmospheric Sciences Physics and Chemistry Seminar</w:t>
+        <w:t xml:space="preserve"> T. 2021</w:t>
+      </w:r>
+      <w:r>
+        <w:rPr>
+          <w:color w:val="111111"/>
+          <w:sz w:val="22"/>
+          <w:szCs w:val="22"/>
+          <w:shd w:val="clear" w:color="auto" w:fill="FDFDFD"/>
+        </w:rPr>
+        <w:t>:</w:t>
+      </w:r>
+      <w:r>
+        <w:rPr>
+          <w:color w:val="111111"/>
+          <w:sz w:val="22"/>
+          <w:szCs w:val="22"/>
+          <w:shd w:val="clear" w:color="auto" w:fill="FDFDFD"/>
+        </w:rPr>
+        <w:t xml:space="preserve"> “Cloud Rapid Adjustments and </w:t>
+      </w:r>
+      <w:proofErr w:type="gramStart"/>
+      <w:r>
+        <w:rPr>
+          <w:color w:val="111111"/>
+          <w:sz w:val="22"/>
+          <w:szCs w:val="22"/>
+          <w:shd w:val="clear" w:color="auto" w:fill="FDFDFD"/>
+        </w:rPr>
+        <w:t>Feedbacks</w:t>
+      </w:r>
+      <w:proofErr w:type="gramEnd"/>
+      <w:r>
+        <w:rPr>
+          <w:color w:val="111111"/>
+          <w:sz w:val="22"/>
+          <w:szCs w:val="22"/>
+          <w:shd w:val="clear" w:color="auto" w:fill="FDFDFD"/>
+        </w:rPr>
+        <w:t xml:space="preserve"> to Abrupt Changes in Solar and CO</w:t>
+      </w:r>
+      <w:r>
+        <w:rPr>
+          <w:color w:val="111111"/>
+          <w:sz w:val="22"/>
+          <w:szCs w:val="22"/>
+          <w:shd w:val="clear" w:color="auto" w:fill="FDFDFD"/>
+          <w:vertAlign w:val="subscript"/>
+        </w:rPr>
+        <w:t>2</w:t>
+      </w:r>
+      <w:r>
+        <w:rPr>
+          <w:color w:val="111111"/>
+          <w:sz w:val="22"/>
+          <w:szCs w:val="22"/>
+          <w:shd w:val="clear" w:color="auto" w:fill="FDFDFD"/>
+        </w:rPr>
+        <w:t xml:space="preserve"> Induced Forcings” AGU Fall Meeting: Advances in Climate Engineering Research</w:t>
       </w:r>
       <w:r>
         <w:rPr>
@@ -5360,29 +5538,7 @@
           <w:szCs w:val="22"/>
           <w:shd w:val="clear" w:color="auto" w:fill="FDFDFD"/>
         </w:rPr>
-        <w:t xml:space="preserve"> </w:t>
-      </w:r>
-      <w:r>
-        <w:rPr>
-          <w:i/>
-          <w:iCs/>
-          <w:color w:val="111111"/>
-          <w:sz w:val="22"/>
-          <w:szCs w:val="22"/>
-          <w:shd w:val="clear" w:color="auto" w:fill="FDFDFD"/>
-        </w:rPr>
-        <w:t>S</w:t>
-      </w:r>
-      <w:r>
-        <w:rPr>
-          <w:i/>
-          <w:iCs/>
-          <w:color w:val="111111"/>
-          <w:sz w:val="22"/>
-          <w:szCs w:val="22"/>
-          <w:shd w:val="clear" w:color="auto" w:fill="FDFDFD"/>
-        </w:rPr>
-        <w:t>eminar</w:t>
+        <w:t xml:space="preserve"> Poster </w:t>
       </w:r>
     </w:p>
     <w:p>
@@ -5429,7 +5585,46 @@
           <w:szCs w:val="22"/>
           <w:shd w:val="clear" w:color="auto" w:fill="FDFDFD"/>
         </w:rPr>
-        <w:t xml:space="preserve"> T., R. Marchand 2021: “Time of Emergence: When Will We See High Clouds Get Higher?” AMS Annual Meeting</w:t>
+        <w:t xml:space="preserve"> T., R. Marchand 2021: “Cloud Rapid Adjustments and </w:t>
+      </w:r>
+      <w:proofErr w:type="gramStart"/>
+      <w:r>
+        <w:rPr>
+          <w:color w:val="111111"/>
+          <w:sz w:val="22"/>
+          <w:szCs w:val="22"/>
+          <w:shd w:val="clear" w:color="auto" w:fill="FDFDFD"/>
+        </w:rPr>
+        <w:t>Feedbacks</w:t>
+      </w:r>
+      <w:proofErr w:type="gramEnd"/>
+      <w:r>
+        <w:rPr>
+          <w:color w:val="111111"/>
+          <w:sz w:val="22"/>
+          <w:szCs w:val="22"/>
+          <w:shd w:val="clear" w:color="auto" w:fill="FDFDFD"/>
+        </w:rPr>
+        <w:t xml:space="preserve"> to Abrupt Changes in Solar and CO</w:t>
+      </w:r>
+      <w:r>
+        <w:rPr>
+          <w:color w:val="111111"/>
+          <w:sz w:val="22"/>
+          <w:szCs w:val="22"/>
+          <w:shd w:val="clear" w:color="auto" w:fill="FDFDFD"/>
+          <w:vertAlign w:val="subscript"/>
+        </w:rPr>
+        <w:t>2</w:t>
+      </w:r>
+      <w:r>
+        <w:rPr>
+          <w:color w:val="111111"/>
+          <w:sz w:val="22"/>
+          <w:szCs w:val="22"/>
+          <w:shd w:val="clear" w:color="auto" w:fill="FDFDFD"/>
+        </w:rPr>
+        <w:t xml:space="preserve"> Induced Forcing” CFMIP Meeting</w:t>
       </w:r>
       <w:r>
         <w:rPr>
@@ -5458,29 +5653,7 @@
           <w:szCs w:val="22"/>
           <w:shd w:val="clear" w:color="auto" w:fill="FDFDFD"/>
         </w:rPr>
-        <w:t xml:space="preserve">Remote </w:t>
-      </w:r>
-      <w:r>
-        <w:rPr>
-          <w:i/>
-          <w:iCs/>
-          <w:color w:val="111111"/>
-          <w:sz w:val="22"/>
-          <w:szCs w:val="22"/>
-          <w:shd w:val="clear" w:color="auto" w:fill="FDFDFD"/>
-        </w:rPr>
-        <w:t>oral</w:t>
-      </w:r>
-      <w:r>
-        <w:rPr>
-          <w:i/>
-          <w:iCs/>
-          <w:color w:val="111111"/>
-          <w:sz w:val="22"/>
-          <w:szCs w:val="22"/>
-          <w:shd w:val="clear" w:color="auto" w:fill="FDFDFD"/>
-        </w:rPr>
-        <w:t xml:space="preserve"> presentation and discussion session</w:t>
+        <w:t xml:space="preserve">Virtual Poster </w:t>
       </w:r>
     </w:p>
     <w:p>
@@ -5496,10 +5669,8 @@
     <w:p>
       <w:pPr>
         <w:rPr>
-          <w:color w:val="111111"/>
-          <w:sz w:val="22"/>
-          <w:szCs w:val="22"/>
-          <w:shd w:val="clear" w:color="auto" w:fill="FDFDFD"/>
+          <w:sz w:val="22"/>
+          <w:szCs w:val="22"/>
         </w:rPr>
       </w:pPr>
       <w:r>
@@ -5527,7 +5698,7 @@
           <w:szCs w:val="22"/>
           <w:shd w:val="clear" w:color="auto" w:fill="FDFDFD"/>
         </w:rPr>
-        <w:t xml:space="preserve"> T., R. Marchand, 2020: “Time of Emergence: When do Climate Models Predict Rising Cloud-Top-Height (CTH) Should be Detected by MISR?” CFMIP Meeting on Clouds, Precipitation, and Climate Sensitivity</w:t>
+        <w:t xml:space="preserve"> T. 2021: “When Will MISR Detect Rising High Clouds?” University of Washington Department of Atmospheric Sciences Physics and Chemistry Seminar</w:t>
       </w:r>
       <w:r>
         <w:rPr>
@@ -5556,7 +5727,40 @@
           <w:szCs w:val="22"/>
           <w:shd w:val="clear" w:color="auto" w:fill="FDFDFD"/>
         </w:rPr>
-        <w:t>Remote submitted slide and discussion session</w:t>
+        <w:t>Virtual</w:t>
+      </w:r>
+      <w:r>
+        <w:rPr>
+          <w:i/>
+          <w:iCs/>
+          <w:color w:val="111111"/>
+          <w:sz w:val="22"/>
+          <w:szCs w:val="22"/>
+          <w:shd w:val="clear" w:color="auto" w:fill="FDFDFD"/>
+        </w:rPr>
+        <w:t xml:space="preserve"> </w:t>
+      </w:r>
+      <w:r>
+        <w:rPr>
+          <w:i/>
+          <w:iCs/>
+          <w:color w:val="111111"/>
+          <w:sz w:val="22"/>
+          <w:szCs w:val="22"/>
+          <w:shd w:val="clear" w:color="auto" w:fill="FDFDFD"/>
+        </w:rPr>
+        <w:t>S</w:t>
+      </w:r>
+      <w:r>
+        <w:rPr>
+          <w:i/>
+          <w:iCs/>
+          <w:color w:val="111111"/>
+          <w:sz w:val="22"/>
+          <w:szCs w:val="22"/>
+          <w:shd w:val="clear" w:color="auto" w:fill="FDFDFD"/>
+        </w:rPr>
+        <w:t>eminar</w:t>
       </w:r>
     </w:p>
     <w:p>
@@ -5572,8 +5776,6 @@
     <w:p>
       <w:pPr>
         <w:rPr>
-          <w:i/>
-          <w:iCs/>
           <w:color w:val="111111"/>
           <w:sz w:val="22"/>
           <w:szCs w:val="22"/>
@@ -5605,36 +5807,58 @@
           <w:szCs w:val="22"/>
           <w:shd w:val="clear" w:color="auto" w:fill="FDFDFD"/>
         </w:rPr>
+        <w:t xml:space="preserve"> T., R. Marchand 2021: “Time of Emergence: When Will We See High Clouds Get Higher?” AMS Annual Meeting</w:t>
+      </w:r>
+      <w:r>
+        <w:rPr>
+          <w:color w:val="111111"/>
+          <w:sz w:val="22"/>
+          <w:szCs w:val="22"/>
+          <w:shd w:val="clear" w:color="auto" w:fill="FDFDFD"/>
+        </w:rPr>
+        <w:t>.</w:t>
+      </w:r>
+      <w:r>
+        <w:rPr>
+          <w:color w:val="111111"/>
+          <w:sz w:val="22"/>
+          <w:szCs w:val="22"/>
+          <w:shd w:val="clear" w:color="auto" w:fill="FDFDFD"/>
+        </w:rPr>
         <w:t xml:space="preserve"> </w:t>
       </w:r>
       <w:r>
         <w:rPr>
-          <w:color w:val="111111"/>
-          <w:sz w:val="22"/>
-          <w:szCs w:val="22"/>
-          <w:shd w:val="clear" w:color="auto" w:fill="FDFDFD"/>
-        </w:rPr>
-        <w:t>T., R. Marchand, 2020: “When will we see high clouds get higher?” MISR Science Team Meeting, Pasadena, CA.</w:t>
-      </w:r>
-      <w:r>
-        <w:rPr>
-          <w:color w:val="111111"/>
-          <w:sz w:val="22"/>
-          <w:szCs w:val="22"/>
-          <w:shd w:val="clear" w:color="auto" w:fill="FDFDFD"/>
-        </w:rPr>
-        <w:t xml:space="preserve"> </w:t>
-      </w:r>
-      <w:r>
-        <w:rPr>
-          <w:i/>
-          <w:iCs/>
-          <w:color w:val="111111"/>
-          <w:sz w:val="22"/>
-          <w:szCs w:val="22"/>
-          <w:shd w:val="clear" w:color="auto" w:fill="FDFDFD"/>
-        </w:rPr>
-        <w:t>Oral</w:t>
+          <w:i/>
+          <w:iCs/>
+          <w:color w:val="111111"/>
+          <w:sz w:val="22"/>
+          <w:szCs w:val="22"/>
+          <w:shd w:val="clear" w:color="auto" w:fill="FDFDFD"/>
+        </w:rPr>
+        <w:t xml:space="preserve">Remote </w:t>
+      </w:r>
+      <w:r>
+        <w:rPr>
+          <w:i/>
+          <w:iCs/>
+          <w:color w:val="111111"/>
+          <w:sz w:val="22"/>
+          <w:szCs w:val="22"/>
+          <w:shd w:val="clear" w:color="auto" w:fill="FDFDFD"/>
+        </w:rPr>
+        <w:t>oral</w:t>
+      </w:r>
+      <w:r>
+        <w:rPr>
+          <w:i/>
+          <w:iCs/>
+          <w:color w:val="111111"/>
+          <w:sz w:val="22"/>
+          <w:szCs w:val="22"/>
+          <w:shd w:val="clear" w:color="auto" w:fill="FDFDFD"/>
+        </w:rPr>
+        <w:t xml:space="preserve"> presentation and discussion session</w:t>
       </w:r>
     </w:p>
     <w:p>
@@ -5650,8 +5874,6 @@
     <w:p>
       <w:pPr>
         <w:rPr>
-          <w:i/>
-          <w:iCs/>
           <w:color w:val="111111"/>
           <w:sz w:val="22"/>
           <w:szCs w:val="22"/>
@@ -5683,6 +5905,162 @@
           <w:szCs w:val="22"/>
           <w:shd w:val="clear" w:color="auto" w:fill="FDFDFD"/>
         </w:rPr>
+        <w:t xml:space="preserve"> T., R. Marchand, 2020: “Time of Emergence: When do Climate Models Predict Rising Cloud-Top-Height (CTH) Should be Detected by MISR?” CFMIP Meeting on Clouds, Precipitation, and Climate Sensitivity</w:t>
+      </w:r>
+      <w:r>
+        <w:rPr>
+          <w:color w:val="111111"/>
+          <w:sz w:val="22"/>
+          <w:szCs w:val="22"/>
+          <w:shd w:val="clear" w:color="auto" w:fill="FDFDFD"/>
+        </w:rPr>
+        <w:t>.</w:t>
+      </w:r>
+      <w:r>
+        <w:rPr>
+          <w:color w:val="111111"/>
+          <w:sz w:val="22"/>
+          <w:szCs w:val="22"/>
+          <w:shd w:val="clear" w:color="auto" w:fill="FDFDFD"/>
+        </w:rPr>
+        <w:t xml:space="preserve"> </w:t>
+      </w:r>
+      <w:r>
+        <w:rPr>
+          <w:i/>
+          <w:iCs/>
+          <w:color w:val="111111"/>
+          <w:sz w:val="22"/>
+          <w:szCs w:val="22"/>
+          <w:shd w:val="clear" w:color="auto" w:fill="FDFDFD"/>
+        </w:rPr>
+        <w:t>Remote submitted slide and discussion session</w:t>
+      </w:r>
+    </w:p>
+    <w:p>
+      <w:pPr>
+        <w:rPr>
+          <w:color w:val="111111"/>
+          <w:sz w:val="10"/>
+          <w:szCs w:val="10"/>
+          <w:shd w:val="clear" w:color="auto" w:fill="FDFDFD"/>
+        </w:rPr>
+      </w:pPr>
+    </w:p>
+    <w:p>
+      <w:pPr>
+        <w:rPr>
+          <w:i/>
+          <w:iCs/>
+          <w:color w:val="111111"/>
+          <w:sz w:val="22"/>
+          <w:szCs w:val="22"/>
+          <w:shd w:val="clear" w:color="auto" w:fill="FDFDFD"/>
+        </w:rPr>
+      </w:pPr>
+      <w:r>
+        <w:rPr>
+          <w:color w:val="111111"/>
+          <w:sz w:val="22"/>
+          <w:szCs w:val="22"/>
+          <w:shd w:val="clear" w:color="auto" w:fill="FDFDFD"/>
+        </w:rPr>
+        <w:t>Aerenson</w:t>
+      </w:r>
+      <w:r>
+        <w:rPr>
+          <w:color w:val="111111"/>
+          <w:sz w:val="22"/>
+          <w:szCs w:val="22"/>
+          <w:shd w:val="clear" w:color="auto" w:fill="FDFDFD"/>
+        </w:rPr>
+        <w:t>,</w:t>
+      </w:r>
+      <w:r>
+        <w:rPr>
+          <w:color w:val="111111"/>
+          <w:sz w:val="22"/>
+          <w:szCs w:val="22"/>
+          <w:shd w:val="clear" w:color="auto" w:fill="FDFDFD"/>
+        </w:rPr>
+        <w:t xml:space="preserve"> </w:t>
+      </w:r>
+      <w:r>
+        <w:rPr>
+          <w:color w:val="111111"/>
+          <w:sz w:val="22"/>
+          <w:szCs w:val="22"/>
+          <w:shd w:val="clear" w:color="auto" w:fill="FDFDFD"/>
+        </w:rPr>
+        <w:t>T., R. Marchand, 2020: “When will we see high clouds get higher?” MISR Science Team Meeting, Pasadena, CA.</w:t>
+      </w:r>
+      <w:r>
+        <w:rPr>
+          <w:color w:val="111111"/>
+          <w:sz w:val="22"/>
+          <w:szCs w:val="22"/>
+          <w:shd w:val="clear" w:color="auto" w:fill="FDFDFD"/>
+        </w:rPr>
+        <w:t xml:space="preserve"> </w:t>
+      </w:r>
+      <w:r>
+        <w:rPr>
+          <w:i/>
+          <w:iCs/>
+          <w:color w:val="111111"/>
+          <w:sz w:val="22"/>
+          <w:szCs w:val="22"/>
+          <w:shd w:val="clear" w:color="auto" w:fill="FDFDFD"/>
+        </w:rPr>
+        <w:t>Oral</w:t>
+      </w:r>
+    </w:p>
+    <w:p>
+      <w:pPr>
+        <w:rPr>
+          <w:color w:val="111111"/>
+          <w:sz w:val="10"/>
+          <w:szCs w:val="10"/>
+          <w:shd w:val="clear" w:color="auto" w:fill="FDFDFD"/>
+        </w:rPr>
+      </w:pPr>
+    </w:p>
+    <w:p>
+      <w:pPr>
+        <w:rPr>
+          <w:i/>
+          <w:iCs/>
+          <w:color w:val="111111"/>
+          <w:sz w:val="22"/>
+          <w:szCs w:val="22"/>
+          <w:shd w:val="clear" w:color="auto" w:fill="FDFDFD"/>
+        </w:rPr>
+      </w:pPr>
+      <w:r>
+        <w:rPr>
+          <w:color w:val="111111"/>
+          <w:sz w:val="22"/>
+          <w:szCs w:val="22"/>
+          <w:shd w:val="clear" w:color="auto" w:fill="FDFDFD"/>
+        </w:rPr>
+        <w:t>Aerenson</w:t>
+      </w:r>
+      <w:r>
+        <w:rPr>
+          <w:color w:val="111111"/>
+          <w:sz w:val="22"/>
+          <w:szCs w:val="22"/>
+          <w:shd w:val="clear" w:color="auto" w:fill="FDFDFD"/>
+        </w:rPr>
+        <w:t>,</w:t>
+      </w:r>
+      <w:r>
+        <w:rPr>
+          <w:color w:val="111111"/>
+          <w:sz w:val="22"/>
+          <w:szCs w:val="22"/>
+          <w:shd w:val="clear" w:color="auto" w:fill="FDFDFD"/>
+        </w:rPr>
         <w:t xml:space="preserve"> T., 2019: “Climate Models and Climate Change </w:t>
       </w:r>
       <w:r>
@@ -5712,7 +6090,29 @@
           <w:szCs w:val="22"/>
           <w:shd w:val="clear" w:color="auto" w:fill="FDFDFD"/>
         </w:rPr>
-        <w:t xml:space="preserve"> seminar</w:t>
+        <w:t xml:space="preserve"> </w:t>
+      </w:r>
+      <w:r>
+        <w:rPr>
+          <w:i/>
+          <w:iCs/>
+          <w:color w:val="111111"/>
+          <w:sz w:val="22"/>
+          <w:szCs w:val="22"/>
+          <w:shd w:val="clear" w:color="auto" w:fill="FDFDFD"/>
+        </w:rPr>
+        <w:t>S</w:t>
+      </w:r>
+      <w:r>
+        <w:rPr>
+          <w:i/>
+          <w:iCs/>
+          <w:color w:val="111111"/>
+          <w:sz w:val="22"/>
+          <w:szCs w:val="22"/>
+          <w:shd w:val="clear" w:color="auto" w:fill="FDFDFD"/>
+        </w:rPr>
+        <w:t>eminar</w:t>
       </w:r>
     </w:p>
     <w:p>
@@ -5899,7 +6299,6 @@
           <w:b/>
           <w:bCs/>
         </w:rPr>
-        <w:lastRenderedPageBreak/>
         <w:t>Certificate of Distinguished Service</w:t>
       </w:r>
       <w:r>
@@ -8878,7 +9277,6 @@
     <w:name w:val="Placeholder Text"/>
     <w:basedOn w:val="DefaultParagraphFont"/>
     <w:uiPriority w:val="99"/>
-    <w:semiHidden/>
     <w:rsid w:val="00DC1B92"/>
     <w:rPr>
       <w:color w:val="666666"/>
@@ -8960,7 +9358,7 @@
     <w:charset w:val="00"/>
     <w:family w:val="swiss"/>
     <w:pitch w:val="variable"/>
-    <w:sig w:usb0="E0002AFF" w:usb1="C000ACFF" w:usb2="00000009" w:usb3="00000000" w:csb0="000001FF" w:csb1="00000000"/>
+    <w:sig w:usb0="E4002EFF" w:usb1="C000247B" w:usb2="00000009" w:usb3="00000000" w:csb0="000001FF" w:csb1="00000000"/>
   </w:font>
   <w:font w:name="Calibri Light">
     <w:panose1 w:val="020F0302020204030204"/>
@@ -9022,11 +9420,14 @@
     <w:rsid w:val="003C75D1"/>
     <w:rsid w:val="004472CF"/>
     <w:rsid w:val="004C0B56"/>
+    <w:rsid w:val="0051442A"/>
     <w:rsid w:val="005220A9"/>
     <w:rsid w:val="005404F9"/>
     <w:rsid w:val="005461A6"/>
     <w:rsid w:val="005E70CB"/>
     <w:rsid w:val="00655D39"/>
+    <w:rsid w:val="00676642"/>
+    <w:rsid w:val="00721B96"/>
     <w:rsid w:val="00761B7F"/>
     <w:rsid w:val="00772464"/>
     <w:rsid w:val="007C116D"/>
@@ -9036,7 +9437,9 @@
     <w:rsid w:val="0087045F"/>
     <w:rsid w:val="008942DA"/>
     <w:rsid w:val="008977AA"/>
+    <w:rsid w:val="00897AAB"/>
     <w:rsid w:val="00976733"/>
+    <w:rsid w:val="00983D99"/>
     <w:rsid w:val="009D39CB"/>
     <w:rsid w:val="009D7E29"/>
     <w:rsid w:val="00B72738"/>
